--- a/Data Analytics Python Rv Patel/Unit 4.docx
+++ b/Data Analytics Python Rv Patel/Unit 4.docx
@@ -95,6 +95,9 @@
         <w:ind w:left="360"/>
       </w:pPr>
       <w:r>
+        <w:rPr>
+          <w:noProof/>
+        </w:rPr>
         <w:drawing>
           <wp:inline distT="0" distB="0" distL="0" distR="0" wp14:anchorId="5B28CBE2" wp14:editId="44B5DA66">
             <wp:extent cx="5632450" cy="3704837"/>
@@ -134,6 +137,9 @@
     </w:p>
     <w:p>
       <w:r>
+        <w:rPr>
+          <w:noProof/>
+        </w:rPr>
         <w:lastRenderedPageBreak/>
         <w:drawing>
           <wp:inline distT="0" distB="0" distL="0" distR="0" wp14:anchorId="5D4B4840" wp14:editId="442D6BCF">
@@ -174,6 +180,9 @@
     </w:p>
     <w:p>
       <w:r>
+        <w:rPr>
+          <w:noProof/>
+        </w:rPr>
         <w:drawing>
           <wp:inline distT="0" distB="0" distL="0" distR="0" wp14:anchorId="367A8794" wp14:editId="0CD37191">
             <wp:extent cx="5731510" cy="4127500"/>
@@ -214,6 +223,9 @@
     <w:p/>
     <w:p>
       <w:r>
+        <w:rPr>
+          <w:noProof/>
+        </w:rPr>
         <w:lastRenderedPageBreak/>
         <w:drawing>
           <wp:inline distT="0" distB="0" distL="0" distR="0" wp14:anchorId="36C02F2E" wp14:editId="4518E9B1">
@@ -788,13 +800,8 @@
       </w:r>
     </w:p>
     <w:p>
-      <w:proofErr w:type="gramStart"/>
-      <w:r>
-        <w:t>Example :</w:t>
-      </w:r>
-      <w:proofErr w:type="gramEnd"/>
-      <w:r>
-        <w:t xml:space="preserve"> </w:t>
+      <w:r>
+        <w:t xml:space="preserve">Example : </w:t>
       </w:r>
     </w:p>
     <w:p>
@@ -846,11 +853,9 @@
       </w:r>
     </w:p>
     <w:p>
-      <w:proofErr w:type="gramStart"/>
       <w:r>
         <w:t>Example :</w:t>
       </w:r>
-      <w:proofErr w:type="gramEnd"/>
     </w:p>
     <w:p>
       <w:r>
@@ -901,11 +906,9 @@
       </w:r>
     </w:p>
     <w:p>
-      <w:proofErr w:type="gramStart"/>
       <w:r>
         <w:t>Example :</w:t>
       </w:r>
-      <w:proofErr w:type="gramEnd"/>
     </w:p>
     <w:p>
       <w:r>
@@ -957,11 +960,9 @@
       </w:r>
     </w:p>
     <w:p>
-      <w:proofErr w:type="gramStart"/>
       <w:r>
         <w:t>Example :</w:t>
       </w:r>
-      <w:proofErr w:type="gramEnd"/>
     </w:p>
     <w:p>
       <w:r>
@@ -1012,11 +1013,9 @@
       </w:r>
     </w:p>
     <w:p>
-      <w:proofErr w:type="gramStart"/>
       <w:r>
         <w:t>Example :</w:t>
       </w:r>
-      <w:proofErr w:type="gramEnd"/>
     </w:p>
     <w:p>
       <w:r>
@@ -2486,18 +2485,3106 @@
     </w:p>
     <w:p>
       <w:pPr>
-        <w:rPr>
+        <w:spacing w:line="240" w:lineRule="auto"/>
+        <w:rPr>
+          <w:b/>
+          <w:bCs/>
           <w:sz w:val="28"/>
           <w:szCs w:val="28"/>
         </w:rPr>
       </w:pPr>
       <w:r>
         <w:rPr>
+          <w:b/>
+          <w:bCs/>
           <w:sz w:val="28"/>
           <w:szCs w:val="28"/>
         </w:rPr>
         <w:t>importing sqlite3 module</w:t>
       </w:r>
+    </w:p>
+    <w:p>
+      <w:pPr>
+        <w:pStyle w:val="ListParagraph"/>
+        <w:numPr>
+          <w:ilvl w:val="0"/>
+          <w:numId w:val="12"/>
+        </w:numPr>
+        <w:spacing w:line="240" w:lineRule="auto"/>
+      </w:pPr>
+      <w:r>
+        <w:t>Sqlite3 module can be imported into Python.</w:t>
+      </w:r>
+    </w:p>
+    <w:p>
+      <w:pPr>
+        <w:pStyle w:val="ListParagraph"/>
+        <w:numPr>
+          <w:ilvl w:val="0"/>
+          <w:numId w:val="12"/>
+        </w:numPr>
+        <w:spacing w:line="240" w:lineRule="auto"/>
+      </w:pPr>
+      <w:r>
+        <w:t>The SQLite database can be accessed from Python language.</w:t>
+      </w:r>
+    </w:p>
+    <w:p>
+      <w:pPr>
+        <w:pStyle w:val="ListParagraph"/>
+        <w:numPr>
+          <w:ilvl w:val="0"/>
+          <w:numId w:val="12"/>
+        </w:numPr>
+        <w:spacing w:line="240" w:lineRule="auto"/>
+      </w:pPr>
+      <w:r>
+        <w:t>Database as well as tables can be created from python program.</w:t>
+      </w:r>
+    </w:p>
+    <w:p>
+      <w:pPr>
+        <w:pStyle w:val="ListParagraph"/>
+        <w:numPr>
+          <w:ilvl w:val="0"/>
+          <w:numId w:val="12"/>
+        </w:numPr>
+        <w:spacing w:line="240" w:lineRule="auto"/>
+      </w:pPr>
+      <w:r>
+        <w:t xml:space="preserve">Insert, Update, Delete, Select all these operations with this database can also be </w:t>
+      </w:r>
+      <w:r>
+        <w:t xml:space="preserve">  </w:t>
+      </w:r>
+      <w:r>
+        <w:t>allowed through python program.</w:t>
+      </w:r>
+    </w:p>
+    <w:p>
+      <w:pPr>
+        <w:pStyle w:val="ListParagraph"/>
+        <w:numPr>
+          <w:ilvl w:val="0"/>
+          <w:numId w:val="12"/>
+        </w:numPr>
+        <w:spacing w:line="240" w:lineRule="auto"/>
+      </w:pPr>
+      <w:r>
+        <w:t>To import sqlite3 module, write following:</w:t>
+      </w:r>
+    </w:p>
+    <w:p>
+      <w:pPr>
+        <w:pStyle w:val="ListParagraph"/>
+        <w:numPr>
+          <w:ilvl w:val="1"/>
+          <w:numId w:val="12"/>
+        </w:numPr>
+        <w:spacing w:line="240" w:lineRule="auto"/>
+      </w:pPr>
+      <w:r>
+        <w:t>import sqlite3</w:t>
+      </w:r>
+    </w:p>
+    <w:p>
+      <w:pPr>
+        <w:pStyle w:val="ListParagraph"/>
+        <w:numPr>
+          <w:ilvl w:val="0"/>
+          <w:numId w:val="12"/>
+        </w:numPr>
+        <w:spacing w:line="240" w:lineRule="auto"/>
+      </w:pPr>
+      <w:r>
+        <w:t>It imports the sqlite3 module into python which allows all variables as well as</w:t>
+      </w:r>
+    </w:p>
+    <w:p>
+      <w:pPr>
+        <w:pStyle w:val="ListParagraph"/>
+        <w:spacing w:line="240" w:lineRule="auto"/>
+      </w:pPr>
+      <w:r>
+        <w:t>functions of sqlite3 module to be accessed from python program.</w:t>
+      </w:r>
+    </w:p>
+    <w:p>
+      <w:pPr>
+        <w:spacing w:line="240" w:lineRule="auto"/>
+      </w:pPr>
+    </w:p>
+    <w:p>
+      <w:pPr>
+        <w:spacing w:line="240" w:lineRule="auto"/>
+        <w:rPr>
+          <w:b/>
+          <w:bCs/>
+          <w:sz w:val="28"/>
+          <w:szCs w:val="28"/>
+        </w:rPr>
+      </w:pPr>
+      <w:r>
+        <w:rPr>
+          <w:b/>
+          <w:bCs/>
+          <w:sz w:val="28"/>
+          <w:szCs w:val="28"/>
+        </w:rPr>
+        <w:t>connect() method</w:t>
+      </w:r>
+    </w:p>
+    <w:p>
+      <w:pPr>
+        <w:spacing w:line="240" w:lineRule="auto"/>
+      </w:pPr>
+      <w:r>
+        <w:tab/>
+        <w:t xml:space="preserve">To establish connection with </w:t>
+      </w:r>
+      <w:proofErr w:type="spellStart"/>
+      <w:r>
+        <w:t>sqlite</w:t>
+      </w:r>
+      <w:proofErr w:type="spellEnd"/>
+      <w:r>
+        <w:t xml:space="preserve"> database, connect() method is used.</w:t>
+      </w:r>
+    </w:p>
+    <w:p>
+      <w:pPr>
+        <w:spacing w:line="240" w:lineRule="auto"/>
+      </w:pPr>
+      <w:r>
+        <w:tab/>
+      </w:r>
+      <w:r>
+        <w:t>If database is not available then it creates new database with given name.</w:t>
+      </w:r>
+    </w:p>
+    <w:p>
+      <w:pPr>
+        <w:spacing w:line="240" w:lineRule="auto"/>
+      </w:pPr>
+      <w:r>
+        <w:tab/>
+      </w:r>
+      <w:r>
+        <w:t>Using connect() method, connection object is created</w:t>
+      </w:r>
+    </w:p>
+    <w:p>
+      <w:pPr>
+        <w:spacing w:line="240" w:lineRule="auto"/>
+      </w:pPr>
+      <w:r>
+        <w:tab/>
+      </w:r>
+      <w:r>
+        <w:t>Syntax:</w:t>
+      </w:r>
+    </w:p>
+    <w:p>
+      <w:pPr>
+        <w:spacing w:line="240" w:lineRule="auto"/>
+        <w:ind w:left="720" w:firstLine="720"/>
+      </w:pPr>
+      <w:r>
+        <w:t xml:space="preserve"> </w:t>
+      </w:r>
+      <w:proofErr w:type="spellStart"/>
+      <w:r>
+        <w:t>Var_name</w:t>
+      </w:r>
+      <w:proofErr w:type="spellEnd"/>
+      <w:r>
+        <w:t>=sqlite3.connect('</w:t>
+      </w:r>
+      <w:proofErr w:type="spellStart"/>
+      <w:r>
+        <w:t>database_name</w:t>
+      </w:r>
+      <w:proofErr w:type="spellEnd"/>
+      <w:r>
+        <w:t>')</w:t>
+      </w:r>
+    </w:p>
+    <w:p>
+      <w:pPr>
+        <w:spacing w:line="240" w:lineRule="auto"/>
+      </w:pPr>
+      <w:r>
+        <w:lastRenderedPageBreak/>
+        <w:t>Example</w:t>
+      </w:r>
+      <w:r>
+        <w:tab/>
+      </w:r>
+    </w:p>
+    <w:tbl>
+      <w:tblPr>
+        <w:tblStyle w:val="TableGrid"/>
+        <w:tblW w:w="0" w:type="auto"/>
+        <w:tblLook w:val="04A0" w:firstRow="1" w:lastRow="0" w:firstColumn="1" w:lastColumn="0" w:noHBand="0" w:noVBand="1"/>
+      </w:tblPr>
+      <w:tblGrid>
+        <w:gridCol w:w="9016"/>
+      </w:tblGrid>
+      <w:tr>
+        <w:tc>
+          <w:tcPr>
+            <w:tcW w:w="9016" w:type="dxa"/>
+          </w:tcPr>
+          <w:p/>
+          <w:p>
+            <w:r>
+              <w:t xml:space="preserve">import sqlite3 </w:t>
+            </w:r>
+          </w:p>
+          <w:p>
+            <w:r>
+              <w:t>conn=sqlite3.connect('</w:t>
+            </w:r>
+            <w:proofErr w:type="spellStart"/>
+            <w:r>
+              <w:t>emp.db</w:t>
+            </w:r>
+            <w:proofErr w:type="spellEnd"/>
+            <w:r>
+              <w:t xml:space="preserve">') </w:t>
+            </w:r>
+          </w:p>
+          <w:p>
+            <w:r>
+              <w:t xml:space="preserve">print("Successfully connected") </w:t>
+            </w:r>
+          </w:p>
+          <w:p>
+            <w:r>
+              <w:t>print(conn)</w:t>
+            </w:r>
+          </w:p>
+          <w:p/>
+          <w:p>
+            <w:pPr>
+              <w:rPr>
+                <w:b/>
+                <w:bCs/>
+              </w:rPr>
+            </w:pPr>
+            <w:r>
+              <w:rPr>
+                <w:b/>
+                <w:bCs/>
+              </w:rPr>
+              <w:t>Output</w:t>
+            </w:r>
+            <w:r>
+              <w:rPr>
+                <w:b/>
+                <w:bCs/>
+              </w:rPr>
+              <w:t xml:space="preserve"> :</w:t>
+            </w:r>
+          </w:p>
+          <w:p>
+            <w:r>
+              <w:t>Successfully connected</w:t>
+            </w:r>
+          </w:p>
+          <w:p>
+            <w:r>
+              <w:t>&lt;sqlite3.Connection object at 0x0406CA20&gt;</w:t>
+            </w:r>
+          </w:p>
+          <w:p>
+            <w:pPr>
+              <w:rPr>
+                <w:b/>
+                <w:bCs/>
+              </w:rPr>
+            </w:pPr>
+          </w:p>
+        </w:tc>
+      </w:tr>
+    </w:tbl>
+    <w:p>
+      <w:pPr>
+        <w:spacing w:line="240" w:lineRule="auto"/>
+      </w:pPr>
+    </w:p>
+    <w:p>
+      <w:pPr>
+        <w:spacing w:line="240" w:lineRule="auto"/>
+        <w:ind w:left="720"/>
+      </w:pPr>
+      <w:r>
+        <w:t xml:space="preserve">Python finds the </w:t>
+      </w:r>
+      <w:proofErr w:type="spellStart"/>
+      <w:r>
+        <w:t>emp.db</w:t>
+      </w:r>
+      <w:proofErr w:type="spellEnd"/>
+      <w:r>
+        <w:t xml:space="preserve"> database, then it opens the existing database and if it is not found then it creates new database.</w:t>
+      </w:r>
+    </w:p>
+    <w:p>
+      <w:pPr>
+        <w:spacing w:line="240" w:lineRule="auto"/>
+      </w:pPr>
+    </w:p>
+    <w:p>
+      <w:pPr>
+        <w:spacing w:line="240" w:lineRule="auto"/>
+        <w:rPr>
+          <w:b/>
+          <w:bCs/>
+          <w:sz w:val="28"/>
+          <w:szCs w:val="28"/>
+        </w:rPr>
+      </w:pPr>
+      <w:r>
+        <w:rPr>
+          <w:b/>
+          <w:bCs/>
+          <w:sz w:val="28"/>
+          <w:szCs w:val="28"/>
+        </w:rPr>
+        <w:t xml:space="preserve">cursor() method </w:t>
+      </w:r>
+    </w:p>
+    <w:p>
+      <w:pPr>
+        <w:spacing w:line="240" w:lineRule="auto"/>
+      </w:pPr>
+      <w:r>
+        <w:t xml:space="preserve">Python allows sqlite3.cursor class. </w:t>
+      </w:r>
+    </w:p>
+    <w:p>
+      <w:pPr>
+        <w:spacing w:line="240" w:lineRule="auto"/>
+      </w:pPr>
+      <w:r>
+        <w:t xml:space="preserve">This class allows to perform different operations within SQLite database. </w:t>
+      </w:r>
+    </w:p>
+    <w:p>
+      <w:pPr>
+        <w:spacing w:line="240" w:lineRule="auto"/>
+      </w:pPr>
+      <w:r>
+        <w:t xml:space="preserve">It allows multiple methods to execute SQLite statements. </w:t>
+      </w:r>
+    </w:p>
+    <w:p>
+      <w:pPr>
+        <w:spacing w:line="240" w:lineRule="auto"/>
+      </w:pPr>
+      <w:r>
+        <w:t xml:space="preserve">Cursor object is created using cursor() method. </w:t>
+      </w:r>
+    </w:p>
+    <w:p>
+      <w:pPr>
+        <w:spacing w:line="240" w:lineRule="auto"/>
+      </w:pPr>
+      <w:r>
+        <w:t xml:space="preserve">Syntax: </w:t>
+      </w:r>
+    </w:p>
+    <w:p>
+      <w:pPr>
+        <w:spacing w:line="240" w:lineRule="auto"/>
+        <w:ind w:firstLine="720"/>
+      </w:pPr>
+      <w:proofErr w:type="spellStart"/>
+      <w:r>
+        <w:t>Connection_name.cursor</w:t>
+      </w:r>
+      <w:proofErr w:type="spellEnd"/>
+      <w:r>
+        <w:t xml:space="preserve">() </w:t>
+      </w:r>
+    </w:p>
+    <w:p>
+      <w:pPr>
+        <w:spacing w:line="240" w:lineRule="auto"/>
+      </w:pPr>
+      <w:r>
+        <w:t xml:space="preserve">Example: </w:t>
+      </w:r>
+    </w:p>
+    <w:p>
+      <w:pPr>
+        <w:spacing w:line="240" w:lineRule="auto"/>
+        <w:ind w:firstLine="720"/>
+      </w:pPr>
+      <w:proofErr w:type="spellStart"/>
+      <w:r>
+        <w:t>conn.cursor</w:t>
+      </w:r>
+      <w:proofErr w:type="spellEnd"/>
+      <w:r>
+        <w:t xml:space="preserve">() </w:t>
+      </w:r>
+    </w:p>
+    <w:p>
+      <w:pPr>
+        <w:spacing w:line="240" w:lineRule="auto"/>
+      </w:pPr>
+      <w:r>
+        <w:t xml:space="preserve">It allows following methods: </w:t>
+      </w:r>
+    </w:p>
+    <w:p>
+      <w:pPr>
+        <w:spacing w:line="240" w:lineRule="auto"/>
+        <w:ind w:firstLine="720"/>
+      </w:pPr>
+      <w:r>
+        <w:t>• execute()</w:t>
+      </w:r>
+    </w:p>
+    <w:p>
+      <w:pPr>
+        <w:spacing w:line="240" w:lineRule="auto"/>
+        <w:ind w:firstLine="720"/>
+      </w:pPr>
+      <w:r>
+        <w:t xml:space="preserve"> o </w:t>
+      </w:r>
+      <w:proofErr w:type="spellStart"/>
+      <w:r>
+        <w:t>fetchone</w:t>
+      </w:r>
+      <w:proofErr w:type="spellEnd"/>
+      <w:r>
+        <w:t xml:space="preserve">() </w:t>
+      </w:r>
+    </w:p>
+    <w:p>
+      <w:pPr>
+        <w:spacing w:line="240" w:lineRule="auto"/>
+        <w:ind w:firstLine="720"/>
+      </w:pPr>
+      <w:r>
+        <w:t xml:space="preserve">o </w:t>
+      </w:r>
+      <w:proofErr w:type="spellStart"/>
+      <w:r>
+        <w:t>fetchall</w:t>
+      </w:r>
+      <w:proofErr w:type="spellEnd"/>
+      <w:r>
+        <w:t>()</w:t>
+      </w:r>
+    </w:p>
+    <w:p>
+      <w:pPr>
+        <w:spacing w:line="240" w:lineRule="auto"/>
+      </w:pPr>
+      <w:r>
+        <w:t>If user doesn't create cursor object, the python automatically creates cursor implicitly.</w:t>
+      </w:r>
+    </w:p>
+    <w:p>
+      <w:pPr>
+        <w:spacing w:line="240" w:lineRule="auto"/>
+      </w:pPr>
+      <w:r>
+        <w:t>o A=</w:t>
+      </w:r>
+      <w:proofErr w:type="spellStart"/>
+      <w:r>
+        <w:t>curs.execute</w:t>
+      </w:r>
+      <w:proofErr w:type="spellEnd"/>
+      <w:r>
+        <w:t xml:space="preserve">() #explicitly cursor is created </w:t>
+      </w:r>
+    </w:p>
+    <w:p>
+      <w:pPr>
+        <w:spacing w:line="240" w:lineRule="auto"/>
+      </w:pPr>
+      <w:r>
+        <w:t>o B=</w:t>
+      </w:r>
+      <w:proofErr w:type="spellStart"/>
+      <w:r>
+        <w:t>conn.execute</w:t>
+      </w:r>
+      <w:proofErr w:type="spellEnd"/>
+      <w:r>
+        <w:t>()</w:t>
+      </w:r>
+      <w:r>
+        <w:t xml:space="preserve"> </w:t>
+      </w:r>
+      <w:r>
+        <w:t>#automatically cursor is created</w:t>
+      </w:r>
+    </w:p>
+    <w:p>
+      <w:pPr>
+        <w:spacing w:line="240" w:lineRule="auto"/>
+      </w:pPr>
+    </w:p>
+    <w:p>
+      <w:pPr>
+        <w:spacing w:line="240" w:lineRule="auto"/>
+        <w:rPr>
+          <w:b/>
+          <w:bCs/>
+          <w:sz w:val="28"/>
+          <w:szCs w:val="28"/>
+        </w:rPr>
+      </w:pPr>
+      <w:r>
+        <w:rPr>
+          <w:b/>
+          <w:bCs/>
+          <w:sz w:val="28"/>
+          <w:szCs w:val="28"/>
+        </w:rPr>
+        <w:t>execute() method</w:t>
+      </w:r>
+    </w:p>
+    <w:p>
+      <w:pPr>
+        <w:spacing w:line="240" w:lineRule="auto"/>
+      </w:pPr>
+      <w:r>
+        <w:t xml:space="preserve">To execute the SQL statements means operations like INSERT, UPDATE, DELETE etc., execute() method of cursor object is used. </w:t>
+      </w:r>
+    </w:p>
+    <w:p>
+      <w:pPr>
+        <w:spacing w:line="240" w:lineRule="auto"/>
+      </w:pPr>
+      <w:r>
+        <w:lastRenderedPageBreak/>
+        <w:t xml:space="preserve">Syntax: </w:t>
+      </w:r>
+    </w:p>
+    <w:p>
+      <w:pPr>
+        <w:spacing w:line="240" w:lineRule="auto"/>
+        <w:ind w:firstLine="720"/>
+      </w:pPr>
+      <w:r>
+        <w:t xml:space="preserve">• Explicitly cursor is created: </w:t>
+      </w:r>
+    </w:p>
+    <w:p>
+      <w:pPr>
+        <w:spacing w:line="240" w:lineRule="auto"/>
+        <w:ind w:firstLine="720"/>
+      </w:pPr>
+      <w:proofErr w:type="spellStart"/>
+      <w:r>
+        <w:t>Var_name</w:t>
+      </w:r>
+      <w:proofErr w:type="spellEnd"/>
+      <w:r>
+        <w:t>=</w:t>
+      </w:r>
+      <w:proofErr w:type="spellStart"/>
+      <w:r>
+        <w:t>cursor_name.execute</w:t>
+      </w:r>
+      <w:proofErr w:type="spellEnd"/>
+      <w:r>
+        <w:t>("</w:t>
+      </w:r>
+      <w:proofErr w:type="spellStart"/>
+      <w:r>
+        <w:t>SQL_statement</w:t>
+      </w:r>
+      <w:proofErr w:type="spellEnd"/>
+      <w:r>
+        <w:t xml:space="preserve">") </w:t>
+      </w:r>
+    </w:p>
+    <w:p>
+      <w:pPr>
+        <w:spacing w:line="240" w:lineRule="auto"/>
+        <w:ind w:left="720"/>
+      </w:pPr>
+      <w:r>
+        <w:t xml:space="preserve">o Automatically cursor is created: </w:t>
+      </w:r>
+      <w:proofErr w:type="spellStart"/>
+      <w:r>
+        <w:t>Var_name</w:t>
+      </w:r>
+      <w:proofErr w:type="spellEnd"/>
+      <w:r>
+        <w:t>=</w:t>
+      </w:r>
+      <w:proofErr w:type="spellStart"/>
+      <w:r>
+        <w:t>connection_name.execute</w:t>
+      </w:r>
+      <w:proofErr w:type="spellEnd"/>
+      <w:r>
+        <w:t>("</w:t>
+      </w:r>
+      <w:proofErr w:type="spellStart"/>
+      <w:r>
+        <w:t>SQL_statement</w:t>
+      </w:r>
+      <w:proofErr w:type="spellEnd"/>
+      <w:r>
+        <w:t>")</w:t>
+      </w:r>
+    </w:p>
+    <w:p>
+      <w:pPr>
+        <w:spacing w:line="240" w:lineRule="auto"/>
+      </w:pPr>
+    </w:p>
+    <w:p>
+      <w:pPr>
+        <w:spacing w:line="240" w:lineRule="auto"/>
+      </w:pPr>
+    </w:p>
+    <w:p>
+      <w:pPr>
+        <w:spacing w:line="240" w:lineRule="auto"/>
+        <w:rPr>
+          <w:b/>
+          <w:bCs/>
+          <w:sz w:val="28"/>
+          <w:szCs w:val="28"/>
+        </w:rPr>
+      </w:pPr>
+      <w:proofErr w:type="spellStart"/>
+      <w:r>
+        <w:rPr>
+          <w:b/>
+          <w:bCs/>
+          <w:sz w:val="28"/>
+          <w:szCs w:val="28"/>
+        </w:rPr>
+        <w:t>fetchone</w:t>
+      </w:r>
+      <w:proofErr w:type="spellEnd"/>
+      <w:r>
+        <w:rPr>
+          <w:b/>
+          <w:bCs/>
+          <w:sz w:val="28"/>
+          <w:szCs w:val="28"/>
+        </w:rPr>
+        <w:t>() method</w:t>
+      </w:r>
+    </w:p>
+    <w:p>
+      <w:pPr>
+        <w:pStyle w:val="ListParagraph"/>
+        <w:numPr>
+          <w:ilvl w:val="0"/>
+          <w:numId w:val="14"/>
+        </w:numPr>
+        <w:spacing w:line="240" w:lineRule="auto"/>
+      </w:pPr>
+      <w:proofErr w:type="spellStart"/>
+      <w:r>
+        <w:t>fetchone</w:t>
+      </w:r>
+      <w:proofErr w:type="spellEnd"/>
+      <w:r>
+        <w:t>() method extract one record from current position.</w:t>
+      </w:r>
+    </w:p>
+    <w:p>
+      <w:pPr>
+        <w:pStyle w:val="ListParagraph"/>
+        <w:numPr>
+          <w:ilvl w:val="0"/>
+          <w:numId w:val="14"/>
+        </w:numPr>
+        <w:spacing w:line="240" w:lineRule="auto"/>
+      </w:pPr>
+      <w:r>
+        <w:t>First time it extracts first record. If again it is executed then it extracts second record.</w:t>
+      </w:r>
+    </w:p>
+    <w:p>
+      <w:pPr>
+        <w:pStyle w:val="ListParagraph"/>
+        <w:numPr>
+          <w:ilvl w:val="0"/>
+          <w:numId w:val="14"/>
+        </w:numPr>
+        <w:spacing w:line="240" w:lineRule="auto"/>
+      </w:pPr>
+      <w:r>
+        <w:t>If not a single record exists or after the last record, it is executed then it returns "None".</w:t>
+      </w:r>
+    </w:p>
+    <w:p>
+      <w:pPr>
+        <w:pStyle w:val="ListParagraph"/>
+        <w:numPr>
+          <w:ilvl w:val="0"/>
+          <w:numId w:val="14"/>
+        </w:numPr>
+        <w:spacing w:line="240" w:lineRule="auto"/>
+      </w:pPr>
+      <w:r>
+        <w:t>It generates one dimensional array.</w:t>
+      </w:r>
+    </w:p>
+    <w:p>
+      <w:pPr>
+        <w:spacing w:line="240" w:lineRule="auto"/>
+      </w:pPr>
+      <w:r>
+        <w:t>Example</w:t>
+      </w:r>
+    </w:p>
+    <w:tbl>
+      <w:tblPr>
+        <w:tblStyle w:val="TableGrid"/>
+        <w:tblW w:w="0" w:type="auto"/>
+        <w:tblLook w:val="04A0" w:firstRow="1" w:lastRow="0" w:firstColumn="1" w:lastColumn="0" w:noHBand="0" w:noVBand="1"/>
+      </w:tblPr>
+      <w:tblGrid>
+        <w:gridCol w:w="9016"/>
+      </w:tblGrid>
+      <w:tr>
+        <w:tc>
+          <w:tcPr>
+            <w:tcW w:w="9016" w:type="dxa"/>
+          </w:tcPr>
+          <w:p>
+            <w:r>
+              <w:t>import sqlite3</w:t>
+            </w:r>
+          </w:p>
+          <w:p>
+            <w:r>
+              <w:t>conn=sqlite3.connect('</w:t>
+            </w:r>
+            <w:proofErr w:type="spellStart"/>
+            <w:r>
+              <w:t>emp.db</w:t>
+            </w:r>
+            <w:proofErr w:type="spellEnd"/>
+            <w:r>
+              <w:t>')</w:t>
+            </w:r>
+          </w:p>
+          <w:p>
+            <w:r>
+              <w:t>a=</w:t>
+            </w:r>
+            <w:proofErr w:type="spellStart"/>
+            <w:r>
+              <w:t>conn.execute</w:t>
+            </w:r>
+            <w:proofErr w:type="spellEnd"/>
+            <w:r>
+              <w:t xml:space="preserve">("select * from </w:t>
+            </w:r>
+            <w:proofErr w:type="spellStart"/>
+            <w:r>
+              <w:t>tblemp</w:t>
+            </w:r>
+            <w:proofErr w:type="spellEnd"/>
+            <w:r>
+              <w:t>") #automatically cursor object is created.</w:t>
+            </w:r>
+          </w:p>
+          <w:p>
+            <w:r>
+              <w:t>b=</w:t>
+            </w:r>
+            <w:proofErr w:type="spellStart"/>
+            <w:r>
+              <w:t>a.fetchone</w:t>
+            </w:r>
+            <w:proofErr w:type="spellEnd"/>
+            <w:r>
+              <w:t>()</w:t>
+            </w:r>
+          </w:p>
+          <w:p>
+            <w:r>
+              <w:t xml:space="preserve">print(b) </w:t>
+            </w:r>
+          </w:p>
+          <w:p>
+            <w:r>
+              <w:t xml:space="preserve">print("Emp </w:t>
+            </w:r>
+            <w:proofErr w:type="spellStart"/>
+            <w:r>
+              <w:t>id:",b</w:t>
+            </w:r>
+            <w:proofErr w:type="spellEnd"/>
+            <w:r>
+              <w:t xml:space="preserve">[0]) </w:t>
+            </w:r>
+          </w:p>
+          <w:p>
+            <w:r>
+              <w:t xml:space="preserve">print("Emp. </w:t>
+            </w:r>
+            <w:proofErr w:type="spellStart"/>
+            <w:r>
+              <w:t>name:",b</w:t>
+            </w:r>
+            <w:proofErr w:type="spellEnd"/>
+            <w:r>
+              <w:t xml:space="preserve">[1]) </w:t>
+            </w:r>
+          </w:p>
+          <w:p>
+            <w:r>
+              <w:t xml:space="preserve">print("Emp. </w:t>
+            </w:r>
+            <w:proofErr w:type="spellStart"/>
+            <w:r>
+              <w:t>gender:",b</w:t>
+            </w:r>
+            <w:proofErr w:type="spellEnd"/>
+            <w:r>
+              <w:t xml:space="preserve">[2]) </w:t>
+            </w:r>
+          </w:p>
+          <w:p>
+            <w:r>
+              <w:t xml:space="preserve">print("Emp. join date:", b[3]) </w:t>
+            </w:r>
+          </w:p>
+          <w:p>
+            <w:r>
+              <w:t xml:space="preserve">print("Emp. salary:", b[4]) </w:t>
+            </w:r>
+          </w:p>
+          <w:p>
+            <w:r>
+              <w:t>print(</w:t>
+            </w:r>
+            <w:proofErr w:type="spellStart"/>
+            <w:r>
+              <w:t>a.fetchone</w:t>
+            </w:r>
+            <w:proofErr w:type="spellEnd"/>
+            <w:r>
+              <w:t xml:space="preserve">()) </w:t>
+            </w:r>
+          </w:p>
+          <w:p/>
+          <w:p>
+            <w:r>
+              <w:t xml:space="preserve">Output: </w:t>
+            </w:r>
+          </w:p>
+          <w:p>
+            <w:r>
+              <w:t xml:space="preserve">(3, 'Geeta', 'F', '2010-08-20', 25000) </w:t>
+            </w:r>
+          </w:p>
+          <w:p>
+            <w:r>
+              <w:t xml:space="preserve">Emp id: 3 </w:t>
+            </w:r>
+          </w:p>
+          <w:p>
+            <w:r>
+              <w:t xml:space="preserve">Emp. name: Geeta </w:t>
+            </w:r>
+          </w:p>
+          <w:p>
+            <w:r>
+              <w:t xml:space="preserve">Emp. gender: F </w:t>
+            </w:r>
+          </w:p>
+          <w:p>
+            <w:r>
+              <w:t xml:space="preserve">Emp. join date: 2010-08-20 </w:t>
+            </w:r>
+          </w:p>
+          <w:p>
+            <w:r>
+              <w:t>Emp. salary: 25000 (4, 'Jatin', 'M', '2011-04-12', 25000)</w:t>
+            </w:r>
+          </w:p>
+        </w:tc>
+      </w:tr>
+    </w:tbl>
+    <w:p>
+      <w:pPr>
+        <w:spacing w:line="240" w:lineRule="auto"/>
+      </w:pPr>
+    </w:p>
+    <w:p>
+      <w:pPr>
+        <w:spacing w:line="240" w:lineRule="auto"/>
+        <w:rPr>
+          <w:b/>
+          <w:bCs/>
+          <w:sz w:val="28"/>
+          <w:szCs w:val="28"/>
+        </w:rPr>
+      </w:pPr>
+      <w:proofErr w:type="spellStart"/>
+      <w:r>
+        <w:rPr>
+          <w:b/>
+          <w:bCs/>
+          <w:sz w:val="28"/>
+          <w:szCs w:val="28"/>
+        </w:rPr>
+        <w:t>fetchall</w:t>
+      </w:r>
+      <w:proofErr w:type="spellEnd"/>
+      <w:r>
+        <w:rPr>
+          <w:b/>
+          <w:bCs/>
+          <w:sz w:val="28"/>
+          <w:szCs w:val="28"/>
+        </w:rPr>
+        <w:t>() method</w:t>
+      </w:r>
+    </w:p>
+    <w:p>
+      <w:pPr>
+        <w:spacing w:line="240" w:lineRule="auto"/>
+      </w:pPr>
+      <w:r>
+        <w:tab/>
+      </w:r>
+      <w:proofErr w:type="spellStart"/>
+      <w:r>
+        <w:t>fetchall</w:t>
+      </w:r>
+      <w:proofErr w:type="spellEnd"/>
+      <w:r>
+        <w:t>() method is used to extract all records based on given query.</w:t>
+      </w:r>
+    </w:p>
+    <w:p>
+      <w:pPr>
+        <w:spacing w:line="240" w:lineRule="auto"/>
+      </w:pPr>
+      <w:r>
+        <w:tab/>
+      </w:r>
+      <w:r>
+        <w:t>It generates two dimensional array.</w:t>
+      </w:r>
+    </w:p>
+    <w:p>
+      <w:pPr>
+        <w:spacing w:line="240" w:lineRule="auto"/>
+      </w:pPr>
+      <w:r>
+        <w:t>Example</w:t>
+      </w:r>
+    </w:p>
+    <w:p>
+      <w:pPr>
+        <w:spacing w:line="240" w:lineRule="auto"/>
+      </w:pPr>
+    </w:p>
+    <w:tbl>
+      <w:tblPr>
+        <w:tblStyle w:val="TableGrid"/>
+        <w:tblW w:w="0" w:type="auto"/>
+        <w:tblLook w:val="04A0" w:firstRow="1" w:lastRow="0" w:firstColumn="1" w:lastColumn="0" w:noHBand="0" w:noVBand="1"/>
+      </w:tblPr>
+      <w:tblGrid>
+        <w:gridCol w:w="9016"/>
+      </w:tblGrid>
+      <w:tr>
+        <w:tc>
+          <w:tcPr>
+            <w:tcW w:w="9016" w:type="dxa"/>
+          </w:tcPr>
+          <w:p>
+            <w:r>
+              <w:t>import sqlite3</w:t>
+            </w:r>
+          </w:p>
+          <w:p>
+            <w:r>
+              <w:t>conn=sqlite3.connect('</w:t>
+            </w:r>
+            <w:proofErr w:type="spellStart"/>
+            <w:r>
+              <w:t>emp.db</w:t>
+            </w:r>
+            <w:proofErr w:type="spellEnd"/>
+            <w:r>
+              <w:t>')</w:t>
+            </w:r>
+          </w:p>
+          <w:p>
+            <w:r>
+              <w:t>a=</w:t>
+            </w:r>
+            <w:proofErr w:type="spellStart"/>
+            <w:r>
+              <w:t>conn.execute</w:t>
+            </w:r>
+            <w:proofErr w:type="spellEnd"/>
+            <w:r>
+              <w:t xml:space="preserve">("select * from </w:t>
+            </w:r>
+            <w:proofErr w:type="spellStart"/>
+            <w:r>
+              <w:t>tblemp</w:t>
+            </w:r>
+            <w:proofErr w:type="spellEnd"/>
+            <w:r>
+              <w:t>") #automatically cursor object is created.</w:t>
+            </w:r>
+          </w:p>
+          <w:p>
+            <w:r>
+              <w:t>b=</w:t>
+            </w:r>
+            <w:proofErr w:type="spellStart"/>
+            <w:r>
+              <w:t>a.fetchall</w:t>
+            </w:r>
+            <w:proofErr w:type="spellEnd"/>
+            <w:r>
+              <w:t>()</w:t>
+            </w:r>
+          </w:p>
+          <w:p>
+            <w:r>
+              <w:t>print(b)</w:t>
+            </w:r>
+          </w:p>
+          <w:p/>
+          <w:p>
+            <w:r>
+              <w:t xml:space="preserve">print("Emp </w:t>
+            </w:r>
+            <w:proofErr w:type="spellStart"/>
+            <w:r>
+              <w:t>id:",b</w:t>
+            </w:r>
+            <w:proofErr w:type="spellEnd"/>
+            <w:r>
+              <w:t>[0][</w:t>
+            </w:r>
+            <w:r>
+              <w:t>0])</w:t>
+            </w:r>
+          </w:p>
+          <w:p>
+            <w:r>
+              <w:t xml:space="preserve">print("Emp. </w:t>
+            </w:r>
+            <w:proofErr w:type="spellStart"/>
+            <w:r>
+              <w:t>name:",b</w:t>
+            </w:r>
+            <w:proofErr w:type="spellEnd"/>
+            <w:r>
+              <w:t>[</w:t>
+            </w:r>
+            <w:r>
+              <w:t>0</w:t>
+            </w:r>
+            <w:r>
+              <w:t xml:space="preserve">][1]) </w:t>
+            </w:r>
+          </w:p>
+          <w:p>
+            <w:r>
+              <w:t xml:space="preserve">print("Emp. </w:t>
+            </w:r>
+            <w:proofErr w:type="spellStart"/>
+            <w:r>
+              <w:t>gender:",b</w:t>
+            </w:r>
+            <w:proofErr w:type="spellEnd"/>
+            <w:r>
+              <w:t>[</w:t>
+            </w:r>
+            <w:r>
+              <w:t>0</w:t>
+            </w:r>
+            <w:r>
+              <w:t xml:space="preserve">][2]) </w:t>
+            </w:r>
+          </w:p>
+          <w:p>
+            <w:r>
+              <w:t xml:space="preserve">print("Emp. join date:", b[0][3]) </w:t>
+            </w:r>
+          </w:p>
+          <w:p>
+            <w:r>
+              <w:t>print("Emp. salary:", b[0][4],"\n")</w:t>
+            </w:r>
+          </w:p>
+          <w:p/>
+          <w:p>
+            <w:r>
+              <w:t xml:space="preserve">print("Emp </w:t>
+            </w:r>
+            <w:proofErr w:type="spellStart"/>
+            <w:r>
+              <w:t>id:",b</w:t>
+            </w:r>
+            <w:proofErr w:type="spellEnd"/>
+            <w:r>
+              <w:t xml:space="preserve">[1][0]) </w:t>
+            </w:r>
+          </w:p>
+          <w:p>
+            <w:r>
+              <w:t xml:space="preserve">print("Emp. </w:t>
+            </w:r>
+            <w:proofErr w:type="spellStart"/>
+            <w:r>
+              <w:t>name:",b</w:t>
+            </w:r>
+            <w:proofErr w:type="spellEnd"/>
+            <w:r>
+              <w:t xml:space="preserve">[1][1]) </w:t>
+            </w:r>
+          </w:p>
+          <w:p>
+            <w:r>
+              <w:t xml:space="preserve">print("Emp. </w:t>
+            </w:r>
+            <w:proofErr w:type="spellStart"/>
+            <w:r>
+              <w:t>gender:",b</w:t>
+            </w:r>
+            <w:proofErr w:type="spellEnd"/>
+            <w:r>
+              <w:t xml:space="preserve">[1][2]) </w:t>
+            </w:r>
+          </w:p>
+          <w:p>
+            <w:r>
+              <w:t xml:space="preserve">print("Emp. join date:", b[1][3]) </w:t>
+            </w:r>
+          </w:p>
+          <w:p>
+            <w:r>
+              <w:t>print("Emp. salary:", b[1][4],"\n"</w:t>
+            </w:r>
+          </w:p>
+          <w:p/>
+          <w:p>
+            <w:r>
+              <w:t>Output: [(3, 'Geeta', 'F', '2010-08-20', 25000), (4, 'Jatin', 'M', '2011-04-12', 25000), (5, 'Prashant', 'M', '2009-07-10', 25000)]</w:t>
+            </w:r>
+          </w:p>
+          <w:p>
+            <w:r>
+              <w:t xml:space="preserve">Emp id: 3 </w:t>
+            </w:r>
+          </w:p>
+          <w:p>
+            <w:r>
+              <w:t xml:space="preserve">Emp. name: Geeta </w:t>
+            </w:r>
+          </w:p>
+          <w:p>
+            <w:r>
+              <w:t xml:space="preserve">Emp. gender: F </w:t>
+            </w:r>
+          </w:p>
+          <w:p>
+            <w:r>
+              <w:t xml:space="preserve">Emp. join date: 2010-08-20 </w:t>
+            </w:r>
+          </w:p>
+          <w:p>
+            <w:r>
+              <w:t xml:space="preserve">Emp. salary: 25000 </w:t>
+            </w:r>
+          </w:p>
+          <w:p>
+            <w:r>
+              <w:t xml:space="preserve">Emp id: 4 </w:t>
+            </w:r>
+          </w:p>
+          <w:p>
+            <w:r>
+              <w:t xml:space="preserve">Emp. name: Jatin </w:t>
+            </w:r>
+          </w:p>
+          <w:p>
+            <w:r>
+              <w:t xml:space="preserve">Emp. gender: M </w:t>
+            </w:r>
+          </w:p>
+          <w:p>
+            <w:r>
+              <w:t xml:space="preserve">Emp. join date: 2011-04-12 </w:t>
+            </w:r>
+          </w:p>
+          <w:p>
+            <w:r>
+              <w:t>Emp. salary: 25000</w:t>
+            </w:r>
+          </w:p>
+          <w:p/>
+        </w:tc>
+      </w:tr>
+    </w:tbl>
+    <w:p>
+      <w:pPr>
+        <w:spacing w:line="240" w:lineRule="auto"/>
+      </w:pPr>
+    </w:p>
+    <w:p>
+      <w:pPr>
+        <w:spacing w:line="240" w:lineRule="auto"/>
+      </w:pPr>
+    </w:p>
+    <w:tbl>
+      <w:tblPr>
+        <w:tblStyle w:val="TableGrid"/>
+        <w:tblW w:w="0" w:type="auto"/>
+        <w:tblLook w:val="04A0" w:firstRow="1" w:lastRow="0" w:firstColumn="1" w:lastColumn="0" w:noHBand="0" w:noVBand="1"/>
+      </w:tblPr>
+      <w:tblGrid>
+        <w:gridCol w:w="9016"/>
+      </w:tblGrid>
+      <w:tr>
+        <w:tc>
+          <w:tcPr>
+            <w:tcW w:w="9016" w:type="dxa"/>
+          </w:tcPr>
+          <w:p>
+            <w:pPr>
+              <w:spacing w:after="160"/>
+            </w:pPr>
+            <w:r>
+              <w:t>#step 1 import library</w:t>
+            </w:r>
+          </w:p>
+          <w:p>
+            <w:pPr>
+              <w:spacing w:after="160"/>
+            </w:pPr>
+            <w:r>
+              <w:t>import sqlite3</w:t>
+            </w:r>
+          </w:p>
+          <w:p>
+            <w:pPr>
+              <w:spacing w:after="160"/>
+            </w:pPr>
+            <w:r>
+              <w:t xml:space="preserve">#step 2 connection and create </w:t>
+            </w:r>
+            <w:proofErr w:type="spellStart"/>
+            <w:r>
+              <w:t>db</w:t>
+            </w:r>
+            <w:proofErr w:type="spellEnd"/>
+          </w:p>
+          <w:p>
+            <w:pPr>
+              <w:spacing w:after="160"/>
+            </w:pPr>
+            <w:r>
+              <w:t>con = sqlite3.connect('</w:t>
+            </w:r>
+            <w:proofErr w:type="spellStart"/>
+            <w:r>
+              <w:t>test.db</w:t>
+            </w:r>
+            <w:proofErr w:type="spellEnd"/>
+            <w:r>
+              <w:t>')</w:t>
+            </w:r>
+          </w:p>
+          <w:p>
+            <w:pPr>
+              <w:spacing w:after="160"/>
+            </w:pPr>
+            <w:r>
+              <w:t>#step 3 connection with cursor</w:t>
+            </w:r>
+          </w:p>
+          <w:p>
+            <w:pPr>
+              <w:spacing w:after="160"/>
+            </w:pPr>
+            <w:r>
+              <w:t xml:space="preserve">cursor = </w:t>
+            </w:r>
+            <w:proofErr w:type="spellStart"/>
+            <w:r>
+              <w:t>con.cursor</w:t>
+            </w:r>
+            <w:proofErr w:type="spellEnd"/>
+            <w:r>
+              <w:t>()</w:t>
+            </w:r>
+          </w:p>
+          <w:p>
+            <w:pPr>
+              <w:spacing w:after="160"/>
+            </w:pPr>
+            <w:r>
+              <w:t>#----------------------Create Table------------------------------</w:t>
+            </w:r>
+          </w:p>
+          <w:p>
+            <w:pPr>
+              <w:spacing w:after="160"/>
+            </w:pPr>
+            <w:r>
+              <w:lastRenderedPageBreak/>
+              <w:t>student = """Create table Student</w:t>
+            </w:r>
+          </w:p>
+          <w:p>
+            <w:pPr>
+              <w:spacing w:after="160"/>
+            </w:pPr>
+            <w:r>
+              <w:t>(id INTEGER PRIMARY KEY ,</w:t>
+            </w:r>
+          </w:p>
+          <w:p>
+            <w:pPr>
+              <w:spacing w:after="160"/>
+            </w:pPr>
+            <w:proofErr w:type="spellStart"/>
+            <w:r>
+              <w:t>StudentName</w:t>
+            </w:r>
+            <w:proofErr w:type="spellEnd"/>
+            <w:r>
+              <w:t xml:space="preserve"> TEXT NOT NULL,</w:t>
+            </w:r>
+          </w:p>
+          <w:p>
+            <w:pPr>
+              <w:spacing w:after="160"/>
+            </w:pPr>
+            <w:r>
+              <w:t>Class Text)"""</w:t>
+            </w:r>
+          </w:p>
+          <w:p>
+            <w:pPr>
+              <w:spacing w:after="160"/>
+            </w:pPr>
+            <w:proofErr w:type="spellStart"/>
+            <w:r>
+              <w:t>cursor.execute</w:t>
+            </w:r>
+            <w:proofErr w:type="spellEnd"/>
+            <w:r>
+              <w:t>(student)</w:t>
+            </w:r>
+          </w:p>
+          <w:p>
+            <w:pPr>
+              <w:spacing w:after="160"/>
+            </w:pPr>
+            <w:proofErr w:type="spellStart"/>
+            <w:r>
+              <w:t>con.commit</w:t>
+            </w:r>
+            <w:proofErr w:type="spellEnd"/>
+            <w:r>
+              <w:t>()</w:t>
+            </w:r>
+          </w:p>
+          <w:p>
+            <w:pPr>
+              <w:spacing w:after="160"/>
+            </w:pPr>
+            <w:proofErr w:type="spellStart"/>
+            <w:r>
+              <w:t>con.close</w:t>
+            </w:r>
+            <w:proofErr w:type="spellEnd"/>
+            <w:r>
+              <w:t>()</w:t>
+            </w:r>
+          </w:p>
+          <w:p>
+            <w:pPr>
+              <w:spacing w:after="160"/>
+            </w:pPr>
+            <w:r>
+              <w:t>#----------------------Insert Data------------------------------</w:t>
+            </w:r>
+          </w:p>
+          <w:p>
+            <w:pPr>
+              <w:spacing w:after="160"/>
+            </w:pPr>
+            <w:r>
+              <w:t>con = sqlite3.connect('</w:t>
+            </w:r>
+            <w:proofErr w:type="spellStart"/>
+            <w:r>
+              <w:t>test.db</w:t>
+            </w:r>
+            <w:proofErr w:type="spellEnd"/>
+            <w:r>
+              <w:t>')</w:t>
+            </w:r>
+          </w:p>
+          <w:p>
+            <w:pPr>
+              <w:spacing w:after="160"/>
+            </w:pPr>
+            <w:r>
+              <w:t xml:space="preserve">cursor = </w:t>
+            </w:r>
+            <w:proofErr w:type="spellStart"/>
+            <w:r>
+              <w:t>con.cursor</w:t>
+            </w:r>
+            <w:proofErr w:type="spellEnd"/>
+            <w:r>
+              <w:t>()</w:t>
+            </w:r>
+          </w:p>
+          <w:p>
+            <w:pPr>
+              <w:spacing w:after="160"/>
+            </w:pPr>
+            <w:r>
+              <w:t>#insertdata = """insert into Student values(2,'Harsh','20')"""</w:t>
+            </w:r>
+          </w:p>
+          <w:p>
+            <w:pPr>
+              <w:spacing w:after="160"/>
+            </w:pPr>
+            <w:r>
+              <w:t>#cursor.execute(insertdata)</w:t>
+            </w:r>
+          </w:p>
+          <w:p>
+            <w:pPr>
+              <w:spacing w:after="160"/>
+            </w:pPr>
+            <w:r>
+              <w:t>#con.commit()</w:t>
+            </w:r>
+          </w:p>
+          <w:p>
+            <w:pPr>
+              <w:spacing w:after="160"/>
+            </w:pPr>
+            <w:r>
+              <w:t>#----------------------select Data------------------------------</w:t>
+            </w:r>
+          </w:p>
+          <w:p>
+            <w:pPr>
+              <w:spacing w:after="160"/>
+            </w:pPr>
+            <w:proofErr w:type="spellStart"/>
+            <w:r>
+              <w:t>selectquery</w:t>
+            </w:r>
+            <w:proofErr w:type="spellEnd"/>
+            <w:r>
+              <w:t xml:space="preserve"> = """select * from Student"""</w:t>
+            </w:r>
+          </w:p>
+          <w:p>
+            <w:pPr>
+              <w:spacing w:after="160"/>
+            </w:pPr>
+            <w:r>
+              <w:t xml:space="preserve">a = </w:t>
+            </w:r>
+            <w:proofErr w:type="spellStart"/>
+            <w:r>
+              <w:t>cursor.execute</w:t>
+            </w:r>
+            <w:proofErr w:type="spellEnd"/>
+            <w:r>
+              <w:t>(</w:t>
+            </w:r>
+            <w:proofErr w:type="spellStart"/>
+            <w:r>
+              <w:t>selectquery</w:t>
+            </w:r>
+            <w:proofErr w:type="spellEnd"/>
+            <w:r>
+              <w:t>)</w:t>
+            </w:r>
+          </w:p>
+          <w:p>
+            <w:pPr>
+              <w:spacing w:after="160"/>
+            </w:pPr>
+            <w:r>
+              <w:t xml:space="preserve">b = </w:t>
+            </w:r>
+            <w:proofErr w:type="spellStart"/>
+            <w:r>
+              <w:t>a.fetchall</w:t>
+            </w:r>
+            <w:proofErr w:type="spellEnd"/>
+            <w:r>
+              <w:t>()</w:t>
+            </w:r>
+          </w:p>
+          <w:p>
+            <w:pPr>
+              <w:spacing w:after="160"/>
+            </w:pPr>
+            <w:r>
+              <w:t>print(b)</w:t>
+            </w:r>
+          </w:p>
+          <w:p>
+            <w:pPr>
+              <w:spacing w:after="160"/>
+            </w:pPr>
+            <w:proofErr w:type="spellStart"/>
+            <w:r>
+              <w:t>con.close</w:t>
+            </w:r>
+            <w:proofErr w:type="spellEnd"/>
+            <w:r>
+              <w:t>()</w:t>
+            </w:r>
+          </w:p>
+          <w:p>
+            <w:pPr>
+              <w:rPr>
+                <w:b/>
+                <w:bCs/>
+              </w:rPr>
+            </w:pPr>
+          </w:p>
+        </w:tc>
+      </w:tr>
+    </w:tbl>
+    <w:p>
+      <w:pPr>
+        <w:rPr>
+          <w:sz w:val="28"/>
+          <w:szCs w:val="28"/>
+        </w:rPr>
+      </w:pPr>
+    </w:p>
+    <w:p>
+      <w:pPr>
+        <w:rPr>
+          <w:sz w:val="28"/>
+          <w:szCs w:val="28"/>
+        </w:rPr>
+      </w:pPr>
+      <w:r>
+        <w:rPr>
+          <w:sz w:val="28"/>
+          <w:szCs w:val="28"/>
+        </w:rPr>
+        <w:t>4.2 Database Dumping and Backups</w:t>
+      </w:r>
+    </w:p>
+    <w:p>
+      <w:pPr>
+        <w:rPr>
+          <w:sz w:val="28"/>
+          <w:szCs w:val="28"/>
+        </w:rPr>
+      </w:pPr>
+      <w:r>
+        <w:rPr>
+          <w:sz w:val="28"/>
+          <w:szCs w:val="28"/>
+        </w:rPr>
+        <w:tab/>
+      </w:r>
+      <w:r>
+        <w:rPr>
+          <w:sz w:val="28"/>
+          <w:szCs w:val="28"/>
+        </w:rPr>
+        <w:t>4.2.1 Exporting Table Data into Files</w:t>
+      </w:r>
+    </w:p>
+    <w:p>
+      <w:pPr>
+        <w:rPr>
+          <w:b/>
+          <w:bCs/>
+          <w:sz w:val="28"/>
+          <w:szCs w:val="28"/>
+        </w:rPr>
+      </w:pPr>
+      <w:r>
+        <w:rPr>
+          <w:b/>
+          <w:bCs/>
+          <w:sz w:val="28"/>
+          <w:szCs w:val="28"/>
+        </w:rPr>
+        <w:t>Learning Objectives</w:t>
+      </w:r>
+    </w:p>
+    <w:p>
+      <w:pPr>
+        <w:numPr>
+          <w:ilvl w:val="0"/>
+          <w:numId w:val="15"/>
+        </w:numPr>
+        <w:rPr>
+          <w:sz w:val="28"/>
+          <w:szCs w:val="28"/>
+        </w:rPr>
+      </w:pPr>
+      <w:r>
+        <w:rPr>
+          <w:sz w:val="28"/>
+          <w:szCs w:val="28"/>
+        </w:rPr>
+        <w:t xml:space="preserve">Understand </w:t>
+      </w:r>
+      <w:r>
+        <w:rPr>
+          <w:b/>
+          <w:bCs/>
+          <w:sz w:val="28"/>
+          <w:szCs w:val="28"/>
+        </w:rPr>
+        <w:t>database dumping and backups</w:t>
+      </w:r>
+      <w:r>
+        <w:rPr>
+          <w:sz w:val="28"/>
+          <w:szCs w:val="28"/>
+        </w:rPr>
+        <w:t>.</w:t>
+      </w:r>
+    </w:p>
+    <w:p>
+      <w:pPr>
+        <w:numPr>
+          <w:ilvl w:val="0"/>
+          <w:numId w:val="15"/>
+        </w:numPr>
+        <w:rPr>
+          <w:sz w:val="28"/>
+          <w:szCs w:val="28"/>
+        </w:rPr>
+      </w:pPr>
+      <w:r>
+        <w:rPr>
+          <w:sz w:val="28"/>
+          <w:szCs w:val="28"/>
+        </w:rPr>
+        <w:t xml:space="preserve">Learn how to </w:t>
+      </w:r>
+      <w:r>
+        <w:rPr>
+          <w:b/>
+          <w:bCs/>
+          <w:sz w:val="28"/>
+          <w:szCs w:val="28"/>
+        </w:rPr>
+        <w:t>export table data</w:t>
+      </w:r>
+      <w:r>
+        <w:rPr>
+          <w:sz w:val="28"/>
+          <w:szCs w:val="28"/>
+        </w:rPr>
+        <w:t xml:space="preserve"> from SQLite into files.</w:t>
+      </w:r>
+    </w:p>
+    <w:p>
+      <w:pPr>
+        <w:numPr>
+          <w:ilvl w:val="0"/>
+          <w:numId w:val="15"/>
+        </w:numPr>
+        <w:rPr>
+          <w:sz w:val="28"/>
+          <w:szCs w:val="28"/>
+        </w:rPr>
+      </w:pPr>
+      <w:r>
+        <w:rPr>
+          <w:sz w:val="28"/>
+          <w:szCs w:val="28"/>
+        </w:rPr>
+        <w:t xml:space="preserve">Use </w:t>
+      </w:r>
+      <w:r>
+        <w:rPr>
+          <w:b/>
+          <w:bCs/>
+          <w:sz w:val="28"/>
+          <w:szCs w:val="28"/>
+        </w:rPr>
+        <w:t>Python file handling</w:t>
+      </w:r>
+      <w:r>
+        <w:rPr>
+          <w:sz w:val="28"/>
+          <w:szCs w:val="28"/>
+        </w:rPr>
+        <w:t xml:space="preserve"> to create CSV, JSON, and Text backups.</w:t>
+      </w:r>
+    </w:p>
+    <w:p>
+      <w:pPr>
+        <w:rPr>
+          <w:sz w:val="28"/>
+          <w:szCs w:val="28"/>
+        </w:rPr>
+      </w:pPr>
+    </w:p>
+    <w:p>
+      <w:pPr>
+        <w:rPr>
+          <w:sz w:val="28"/>
+          <w:szCs w:val="28"/>
+        </w:rPr>
+      </w:pPr>
+    </w:p>
+    <w:p>
+      <w:pPr>
+        <w:rPr>
+          <w:sz w:val="28"/>
+          <w:szCs w:val="28"/>
+        </w:rPr>
+      </w:pPr>
+      <w:r>
+        <w:rPr>
+          <w:sz w:val="28"/>
+          <w:szCs w:val="28"/>
+        </w:rPr>
+        <w:lastRenderedPageBreak/>
+        <w:t xml:space="preserve">  </w:t>
+      </w:r>
+      <w:r>
+        <w:rPr>
+          <w:b/>
+          <w:bCs/>
+          <w:sz w:val="28"/>
+          <w:szCs w:val="28"/>
+        </w:rPr>
+        <w:t>Database Dumping</w:t>
+      </w:r>
+      <w:r>
+        <w:rPr>
+          <w:sz w:val="28"/>
+          <w:szCs w:val="28"/>
+        </w:rPr>
+        <w:t>: A snapshot of the whole database (tables + data).</w:t>
+      </w:r>
+    </w:p>
+    <w:p>
+      <w:pPr>
+        <w:rPr>
+          <w:sz w:val="28"/>
+          <w:szCs w:val="28"/>
+        </w:rPr>
+      </w:pPr>
+      <w:r>
+        <w:rPr>
+          <w:sz w:val="28"/>
+          <w:szCs w:val="28"/>
+        </w:rPr>
+        <w:t xml:space="preserve">  </w:t>
+      </w:r>
+      <w:r>
+        <w:rPr>
+          <w:b/>
+          <w:bCs/>
+          <w:sz w:val="28"/>
+          <w:szCs w:val="28"/>
+        </w:rPr>
+        <w:t>Exporting Table Data</w:t>
+      </w:r>
+      <w:r>
+        <w:rPr>
+          <w:sz w:val="28"/>
+          <w:szCs w:val="28"/>
+        </w:rPr>
+        <w:t>: Export only selected table data.</w:t>
+      </w:r>
+    </w:p>
+    <w:p>
+      <w:pPr>
+        <w:numPr>
+          <w:ilvl w:val="0"/>
+          <w:numId w:val="16"/>
+        </w:numPr>
+        <w:rPr>
+          <w:sz w:val="28"/>
+          <w:szCs w:val="28"/>
+        </w:rPr>
+      </w:pPr>
+      <w:r>
+        <w:rPr>
+          <w:sz w:val="28"/>
+          <w:szCs w:val="28"/>
+        </w:rPr>
+        <w:t>CSV → for Excel/Sheets.</w:t>
+      </w:r>
+    </w:p>
+    <w:p>
+      <w:pPr>
+        <w:numPr>
+          <w:ilvl w:val="0"/>
+          <w:numId w:val="16"/>
+        </w:numPr>
+        <w:rPr>
+          <w:sz w:val="28"/>
+          <w:szCs w:val="28"/>
+        </w:rPr>
+      </w:pPr>
+      <w:r>
+        <w:rPr>
+          <w:sz w:val="28"/>
+          <w:szCs w:val="28"/>
+        </w:rPr>
+        <w:t>JSON → for APIs.</w:t>
+      </w:r>
+    </w:p>
+    <w:p>
+      <w:pPr>
+        <w:numPr>
+          <w:ilvl w:val="0"/>
+          <w:numId w:val="16"/>
+        </w:numPr>
+        <w:rPr>
+          <w:sz w:val="28"/>
+          <w:szCs w:val="28"/>
+        </w:rPr>
+      </w:pPr>
+      <w:r>
+        <w:rPr>
+          <w:sz w:val="28"/>
+          <w:szCs w:val="28"/>
+        </w:rPr>
+        <w:t>TXT → for simple backups.</w:t>
+      </w:r>
+    </w:p>
+    <w:p>
+      <w:pPr>
+        <w:rPr>
+          <w:sz w:val="28"/>
+          <w:szCs w:val="28"/>
+        </w:rPr>
+      </w:pPr>
+    </w:p>
+    <w:tbl>
+      <w:tblPr>
+        <w:tblStyle w:val="TableGrid"/>
+        <w:tblW w:w="0" w:type="auto"/>
+        <w:tblLook w:val="04A0" w:firstRow="1" w:lastRow="0" w:firstColumn="1" w:lastColumn="0" w:noHBand="0" w:noVBand="1"/>
+      </w:tblPr>
+      <w:tblGrid>
+        <w:gridCol w:w="9016"/>
+      </w:tblGrid>
+      <w:tr>
+        <w:tc>
+          <w:tcPr>
+            <w:tcW w:w="9016" w:type="dxa"/>
+          </w:tcPr>
+          <w:p>
+            <w:pPr>
+              <w:rPr>
+                <w:sz w:val="28"/>
+                <w:szCs w:val="28"/>
+              </w:rPr>
+            </w:pPr>
+            <w:r>
+              <w:rPr>
+                <w:sz w:val="28"/>
+                <w:szCs w:val="28"/>
+              </w:rPr>
+              <w:t>conn = sqlite3.connect("</w:t>
+            </w:r>
+            <w:proofErr w:type="spellStart"/>
+            <w:r>
+              <w:rPr>
+                <w:sz w:val="28"/>
+                <w:szCs w:val="28"/>
+              </w:rPr>
+              <w:t>student.db</w:t>
+            </w:r>
+            <w:proofErr w:type="spellEnd"/>
+            <w:r>
+              <w:rPr>
+                <w:sz w:val="28"/>
+                <w:szCs w:val="28"/>
+              </w:rPr>
+              <w:t>")</w:t>
+            </w:r>
+          </w:p>
+          <w:p>
+            <w:pPr>
+              <w:rPr>
+                <w:sz w:val="28"/>
+                <w:szCs w:val="28"/>
+              </w:rPr>
+            </w:pPr>
+            <w:r>
+              <w:rPr>
+                <w:sz w:val="28"/>
+                <w:szCs w:val="28"/>
+              </w:rPr>
+              <w:t xml:space="preserve">cursor = </w:t>
+            </w:r>
+            <w:proofErr w:type="spellStart"/>
+            <w:r>
+              <w:rPr>
+                <w:sz w:val="28"/>
+                <w:szCs w:val="28"/>
+              </w:rPr>
+              <w:t>conn.cursor</w:t>
+            </w:r>
+            <w:proofErr w:type="spellEnd"/>
+            <w:r>
+              <w:rPr>
+                <w:sz w:val="28"/>
+                <w:szCs w:val="28"/>
+              </w:rPr>
+              <w:t>()</w:t>
+            </w:r>
+          </w:p>
+          <w:p>
+            <w:pPr>
+              <w:rPr>
+                <w:sz w:val="28"/>
+                <w:szCs w:val="28"/>
+              </w:rPr>
+            </w:pPr>
+          </w:p>
+          <w:p>
+            <w:pPr>
+              <w:rPr>
+                <w:sz w:val="28"/>
+                <w:szCs w:val="28"/>
+              </w:rPr>
+            </w:pPr>
+            <w:proofErr w:type="spellStart"/>
+            <w:r>
+              <w:rPr>
+                <w:sz w:val="28"/>
+                <w:szCs w:val="28"/>
+              </w:rPr>
+              <w:t>cursor.execute</w:t>
+            </w:r>
+            <w:proofErr w:type="spellEnd"/>
+            <w:r>
+              <w:rPr>
+                <w:sz w:val="28"/>
+                <w:szCs w:val="28"/>
+              </w:rPr>
+              <w:t>("""</w:t>
+            </w:r>
+          </w:p>
+          <w:p>
+            <w:pPr>
+              <w:rPr>
+                <w:sz w:val="28"/>
+                <w:szCs w:val="28"/>
+              </w:rPr>
+            </w:pPr>
+            <w:r>
+              <w:rPr>
+                <w:sz w:val="28"/>
+                <w:szCs w:val="28"/>
+              </w:rPr>
+              <w:t>CREATE TABLE IF NOT EXISTS Students(</w:t>
+            </w:r>
+          </w:p>
+          <w:p>
+            <w:pPr>
+              <w:rPr>
+                <w:sz w:val="28"/>
+                <w:szCs w:val="28"/>
+              </w:rPr>
+            </w:pPr>
+            <w:r>
+              <w:rPr>
+                <w:sz w:val="28"/>
+                <w:szCs w:val="28"/>
+              </w:rPr>
+              <w:t>id INTEGER PRIMARY KEY,</w:t>
+            </w:r>
+          </w:p>
+          <w:p>
+            <w:pPr>
+              <w:rPr>
+                <w:sz w:val="28"/>
+                <w:szCs w:val="28"/>
+              </w:rPr>
+            </w:pPr>
+            <w:r>
+              <w:rPr>
+                <w:sz w:val="28"/>
+                <w:szCs w:val="28"/>
+              </w:rPr>
+              <w:t>name TEXT,</w:t>
+            </w:r>
+          </w:p>
+          <w:p>
+            <w:pPr>
+              <w:rPr>
+                <w:sz w:val="28"/>
+                <w:szCs w:val="28"/>
+              </w:rPr>
+            </w:pPr>
+            <w:r>
+              <w:rPr>
+                <w:sz w:val="28"/>
+                <w:szCs w:val="28"/>
+              </w:rPr>
+              <w:t>age INTEGER,</w:t>
+            </w:r>
+          </w:p>
+          <w:p>
+            <w:pPr>
+              <w:rPr>
+                <w:sz w:val="28"/>
+                <w:szCs w:val="28"/>
+              </w:rPr>
+            </w:pPr>
+            <w:r>
+              <w:rPr>
+                <w:sz w:val="28"/>
+                <w:szCs w:val="28"/>
+              </w:rPr>
+              <w:t>grade TEXT</w:t>
+            </w:r>
+          </w:p>
+          <w:p>
+            <w:pPr>
+              <w:rPr>
+                <w:sz w:val="28"/>
+                <w:szCs w:val="28"/>
+              </w:rPr>
+            </w:pPr>
+            <w:r>
+              <w:rPr>
+                <w:sz w:val="28"/>
+                <w:szCs w:val="28"/>
+              </w:rPr>
+              <w:t>)</w:t>
+            </w:r>
+          </w:p>
+          <w:p>
+            <w:pPr>
+              <w:rPr>
+                <w:sz w:val="28"/>
+                <w:szCs w:val="28"/>
+              </w:rPr>
+            </w:pPr>
+            <w:r>
+              <w:rPr>
+                <w:sz w:val="28"/>
+                <w:szCs w:val="28"/>
+              </w:rPr>
+              <w:t>""")</w:t>
+            </w:r>
+          </w:p>
+          <w:p>
+            <w:pPr>
+              <w:rPr>
+                <w:sz w:val="28"/>
+                <w:szCs w:val="28"/>
+              </w:rPr>
+            </w:pPr>
+          </w:p>
+          <w:p>
+            <w:pPr>
+              <w:rPr>
+                <w:sz w:val="28"/>
+                <w:szCs w:val="28"/>
+              </w:rPr>
+            </w:pPr>
+            <w:proofErr w:type="spellStart"/>
+            <w:r>
+              <w:rPr>
+                <w:sz w:val="28"/>
+                <w:szCs w:val="28"/>
+              </w:rPr>
+              <w:t>cursor.executemany</w:t>
+            </w:r>
+            <w:proofErr w:type="spellEnd"/>
+            <w:r>
+              <w:rPr>
+                <w:sz w:val="28"/>
+                <w:szCs w:val="28"/>
+              </w:rPr>
+              <w:t>("INSERT INTO Students(name, age, grade) VALUES (?, ?, ?)", [</w:t>
+            </w:r>
+          </w:p>
+          <w:p>
+            <w:pPr>
+              <w:rPr>
+                <w:sz w:val="28"/>
+                <w:szCs w:val="28"/>
+              </w:rPr>
+            </w:pPr>
+            <w:r>
+              <w:rPr>
+                <w:sz w:val="28"/>
+                <w:szCs w:val="28"/>
+              </w:rPr>
+              <w:t>("Amit", 20, "A"),</w:t>
+            </w:r>
+          </w:p>
+          <w:p>
+            <w:pPr>
+              <w:rPr>
+                <w:sz w:val="28"/>
+                <w:szCs w:val="28"/>
+              </w:rPr>
+            </w:pPr>
+            <w:r>
+              <w:rPr>
+                <w:sz w:val="28"/>
+                <w:szCs w:val="28"/>
+              </w:rPr>
+              <w:t>("Priya", 21, "B"),</w:t>
+            </w:r>
+          </w:p>
+          <w:p>
+            <w:pPr>
+              <w:rPr>
+                <w:sz w:val="28"/>
+                <w:szCs w:val="28"/>
+              </w:rPr>
+            </w:pPr>
+            <w:r>
+              <w:rPr>
+                <w:sz w:val="28"/>
+                <w:szCs w:val="28"/>
+              </w:rPr>
+              <w:t>("Raj", 19, "A"),</w:t>
+            </w:r>
+          </w:p>
+          <w:p>
+            <w:pPr>
+              <w:rPr>
+                <w:sz w:val="28"/>
+                <w:szCs w:val="28"/>
+              </w:rPr>
+            </w:pPr>
+            <w:r>
+              <w:rPr>
+                <w:sz w:val="28"/>
+                <w:szCs w:val="28"/>
+              </w:rPr>
+              <w:t>("Neha", 22, "C")</w:t>
+            </w:r>
+          </w:p>
+          <w:p>
+            <w:pPr>
+              <w:rPr>
+                <w:sz w:val="28"/>
+                <w:szCs w:val="28"/>
+              </w:rPr>
+            </w:pPr>
+            <w:r>
+              <w:rPr>
+                <w:sz w:val="28"/>
+                <w:szCs w:val="28"/>
+              </w:rPr>
+              <w:t>])</w:t>
+            </w:r>
+          </w:p>
+          <w:p>
+            <w:pPr>
+              <w:rPr>
+                <w:sz w:val="28"/>
+                <w:szCs w:val="28"/>
+              </w:rPr>
+            </w:pPr>
+          </w:p>
+          <w:p>
+            <w:pPr>
+              <w:rPr>
+                <w:sz w:val="28"/>
+                <w:szCs w:val="28"/>
+              </w:rPr>
+            </w:pPr>
+            <w:proofErr w:type="spellStart"/>
+            <w:r>
+              <w:rPr>
+                <w:sz w:val="28"/>
+                <w:szCs w:val="28"/>
+              </w:rPr>
+              <w:t>conn.commit</w:t>
+            </w:r>
+            <w:proofErr w:type="spellEnd"/>
+            <w:r>
+              <w:rPr>
+                <w:sz w:val="28"/>
+                <w:szCs w:val="28"/>
+              </w:rPr>
+              <w:t>()</w:t>
+            </w:r>
+          </w:p>
+          <w:p>
+            <w:pPr>
+              <w:rPr>
+                <w:sz w:val="28"/>
+                <w:szCs w:val="28"/>
+              </w:rPr>
+            </w:pPr>
+          </w:p>
+        </w:tc>
+      </w:tr>
+    </w:tbl>
+    <w:p>
+      <w:pPr>
+        <w:rPr>
+          <w:sz w:val="28"/>
+          <w:szCs w:val="28"/>
+        </w:rPr>
+      </w:pPr>
+    </w:p>
+    <w:p>
+      <w:pPr>
+        <w:rPr>
+          <w:sz w:val="28"/>
+          <w:szCs w:val="28"/>
+        </w:rPr>
+      </w:pPr>
+    </w:p>
+    <w:p>
+      <w:pPr>
+        <w:rPr>
+          <w:sz w:val="28"/>
+          <w:szCs w:val="28"/>
+        </w:rPr>
+      </w:pPr>
+    </w:p>
+    <w:p>
+      <w:pPr>
+        <w:rPr>
+          <w:sz w:val="28"/>
+          <w:szCs w:val="28"/>
+        </w:rPr>
+      </w:pPr>
+    </w:p>
+    <w:p>
+      <w:pPr>
+        <w:rPr>
+          <w:sz w:val="28"/>
+          <w:szCs w:val="28"/>
+        </w:rPr>
+      </w:pPr>
+    </w:p>
+    <w:p>
+      <w:pPr>
+        <w:rPr>
+          <w:sz w:val="28"/>
+          <w:szCs w:val="28"/>
+        </w:rPr>
+      </w:pPr>
+      <w:r>
+        <w:rPr>
+          <w:sz w:val="28"/>
+          <w:szCs w:val="28"/>
+        </w:rPr>
+        <w:lastRenderedPageBreak/>
+        <w:t>Export to CSV</w:t>
+      </w:r>
+    </w:p>
+    <w:tbl>
+      <w:tblPr>
+        <w:tblStyle w:val="TableGrid"/>
+        <w:tblW w:w="0" w:type="auto"/>
+        <w:tblLook w:val="04A0" w:firstRow="1" w:lastRow="0" w:firstColumn="1" w:lastColumn="0" w:noHBand="0" w:noVBand="1"/>
+      </w:tblPr>
+      <w:tblGrid>
+        <w:gridCol w:w="9016"/>
+      </w:tblGrid>
+      <w:tr>
+        <w:tc>
+          <w:tcPr>
+            <w:tcW w:w="9016" w:type="dxa"/>
+          </w:tcPr>
+          <w:p>
+            <w:pPr>
+              <w:rPr>
+                <w:sz w:val="28"/>
+                <w:szCs w:val="28"/>
+              </w:rPr>
+            </w:pPr>
+            <w:r>
+              <w:rPr>
+                <w:sz w:val="28"/>
+                <w:szCs w:val="28"/>
+              </w:rPr>
+              <w:t>import sqlite3</w:t>
+            </w:r>
+          </w:p>
+          <w:p>
+            <w:pPr>
+              <w:rPr>
+                <w:sz w:val="28"/>
+                <w:szCs w:val="28"/>
+              </w:rPr>
+            </w:pPr>
+            <w:r>
+              <w:rPr>
+                <w:sz w:val="28"/>
+                <w:szCs w:val="28"/>
+              </w:rPr>
+              <w:t>import csv</w:t>
+            </w:r>
+          </w:p>
+          <w:p>
+            <w:pPr>
+              <w:rPr>
+                <w:sz w:val="28"/>
+                <w:szCs w:val="28"/>
+              </w:rPr>
+            </w:pPr>
+            <w:r>
+              <w:rPr>
+                <w:sz w:val="28"/>
+                <w:szCs w:val="28"/>
+              </w:rPr>
+              <w:t>conn = sqlite3.connect("</w:t>
+            </w:r>
+            <w:proofErr w:type="spellStart"/>
+            <w:r>
+              <w:rPr>
+                <w:sz w:val="28"/>
+                <w:szCs w:val="28"/>
+              </w:rPr>
+              <w:t>student.db</w:t>
+            </w:r>
+            <w:proofErr w:type="spellEnd"/>
+            <w:r>
+              <w:rPr>
+                <w:sz w:val="28"/>
+                <w:szCs w:val="28"/>
+              </w:rPr>
+              <w:t>")</w:t>
+            </w:r>
+          </w:p>
+          <w:p>
+            <w:pPr>
+              <w:rPr>
+                <w:sz w:val="28"/>
+                <w:szCs w:val="28"/>
+              </w:rPr>
+            </w:pPr>
+            <w:r>
+              <w:rPr>
+                <w:sz w:val="28"/>
+                <w:szCs w:val="28"/>
+              </w:rPr>
+              <w:t xml:space="preserve">cursor = </w:t>
+            </w:r>
+            <w:proofErr w:type="spellStart"/>
+            <w:r>
+              <w:rPr>
+                <w:sz w:val="28"/>
+                <w:szCs w:val="28"/>
+              </w:rPr>
+              <w:t>conn.cursor</w:t>
+            </w:r>
+            <w:proofErr w:type="spellEnd"/>
+            <w:r>
+              <w:rPr>
+                <w:sz w:val="28"/>
+                <w:szCs w:val="28"/>
+              </w:rPr>
+              <w:t>()</w:t>
+            </w:r>
+          </w:p>
+          <w:p>
+            <w:pPr>
+              <w:rPr>
+                <w:sz w:val="28"/>
+                <w:szCs w:val="28"/>
+              </w:rPr>
+            </w:pPr>
+          </w:p>
+          <w:p>
+            <w:pPr>
+              <w:rPr>
+                <w:sz w:val="28"/>
+                <w:szCs w:val="28"/>
+              </w:rPr>
+            </w:pPr>
+            <w:proofErr w:type="spellStart"/>
+            <w:r>
+              <w:rPr>
+                <w:sz w:val="28"/>
+                <w:szCs w:val="28"/>
+              </w:rPr>
+              <w:t>cursor.execute</w:t>
+            </w:r>
+            <w:proofErr w:type="spellEnd"/>
+            <w:r>
+              <w:rPr>
+                <w:sz w:val="28"/>
+                <w:szCs w:val="28"/>
+              </w:rPr>
+              <w:t>("SELECT * FROM Students")</w:t>
+            </w:r>
+          </w:p>
+          <w:p>
+            <w:pPr>
+              <w:rPr>
+                <w:sz w:val="28"/>
+                <w:szCs w:val="28"/>
+              </w:rPr>
+            </w:pPr>
+            <w:r>
+              <w:rPr>
+                <w:sz w:val="28"/>
+                <w:szCs w:val="28"/>
+              </w:rPr>
+              <w:t xml:space="preserve">rows = </w:t>
+            </w:r>
+            <w:proofErr w:type="spellStart"/>
+            <w:r>
+              <w:rPr>
+                <w:sz w:val="28"/>
+                <w:szCs w:val="28"/>
+              </w:rPr>
+              <w:t>cursor.fetchall</w:t>
+            </w:r>
+            <w:proofErr w:type="spellEnd"/>
+            <w:r>
+              <w:rPr>
+                <w:sz w:val="28"/>
+                <w:szCs w:val="28"/>
+              </w:rPr>
+              <w:t>()</w:t>
+            </w:r>
+          </w:p>
+          <w:p>
+            <w:pPr>
+              <w:rPr>
+                <w:sz w:val="28"/>
+                <w:szCs w:val="28"/>
+              </w:rPr>
+            </w:pPr>
+            <w:r>
+              <w:rPr>
+                <w:sz w:val="28"/>
+                <w:szCs w:val="28"/>
+              </w:rPr>
+              <w:t>with open("students.csv", "w", newline="") as file:</w:t>
+            </w:r>
+          </w:p>
+          <w:p>
+            <w:pPr>
+              <w:rPr>
+                <w:sz w:val="28"/>
+                <w:szCs w:val="28"/>
+              </w:rPr>
+            </w:pPr>
+            <w:r>
+              <w:rPr>
+                <w:sz w:val="28"/>
+                <w:szCs w:val="28"/>
+              </w:rPr>
+              <w:t xml:space="preserve">    writer = </w:t>
+            </w:r>
+            <w:proofErr w:type="spellStart"/>
+            <w:r>
+              <w:rPr>
+                <w:sz w:val="28"/>
+                <w:szCs w:val="28"/>
+              </w:rPr>
+              <w:t>csv.writer</w:t>
+            </w:r>
+            <w:proofErr w:type="spellEnd"/>
+            <w:r>
+              <w:rPr>
+                <w:sz w:val="28"/>
+                <w:szCs w:val="28"/>
+              </w:rPr>
+              <w:t>(file)</w:t>
+            </w:r>
+          </w:p>
+          <w:p>
+            <w:pPr>
+              <w:rPr>
+                <w:sz w:val="28"/>
+                <w:szCs w:val="28"/>
+              </w:rPr>
+            </w:pPr>
+            <w:r>
+              <w:rPr>
+                <w:sz w:val="28"/>
+                <w:szCs w:val="28"/>
+              </w:rPr>
+              <w:t xml:space="preserve">    </w:t>
+            </w:r>
+            <w:proofErr w:type="spellStart"/>
+            <w:r>
+              <w:rPr>
+                <w:sz w:val="28"/>
+                <w:szCs w:val="28"/>
+              </w:rPr>
+              <w:t>writer.writerow</w:t>
+            </w:r>
+            <w:proofErr w:type="spellEnd"/>
+            <w:r>
+              <w:rPr>
+                <w:sz w:val="28"/>
+                <w:szCs w:val="28"/>
+              </w:rPr>
+              <w:t>(["</w:t>
+            </w:r>
+            <w:proofErr w:type="spellStart"/>
+            <w:r>
+              <w:rPr>
+                <w:sz w:val="28"/>
+                <w:szCs w:val="28"/>
+              </w:rPr>
+              <w:t>ID","Name","Age","Grade</w:t>
+            </w:r>
+            <w:proofErr w:type="spellEnd"/>
+            <w:r>
+              <w:rPr>
+                <w:sz w:val="28"/>
+                <w:szCs w:val="28"/>
+              </w:rPr>
+              <w:t>"])</w:t>
+            </w:r>
+          </w:p>
+          <w:p>
+            <w:pPr>
+              <w:rPr>
+                <w:sz w:val="28"/>
+                <w:szCs w:val="28"/>
+              </w:rPr>
+            </w:pPr>
+            <w:r>
+              <w:rPr>
+                <w:sz w:val="28"/>
+                <w:szCs w:val="28"/>
+              </w:rPr>
+              <w:t xml:space="preserve">    </w:t>
+            </w:r>
+            <w:proofErr w:type="spellStart"/>
+            <w:r>
+              <w:rPr>
+                <w:sz w:val="28"/>
+                <w:szCs w:val="28"/>
+              </w:rPr>
+              <w:t>writer.writerows</w:t>
+            </w:r>
+            <w:proofErr w:type="spellEnd"/>
+            <w:r>
+              <w:rPr>
+                <w:sz w:val="28"/>
+                <w:szCs w:val="28"/>
+              </w:rPr>
+              <w:t>(rows)</w:t>
+            </w:r>
+          </w:p>
+          <w:p>
+            <w:pPr>
+              <w:rPr>
+                <w:sz w:val="28"/>
+                <w:szCs w:val="28"/>
+              </w:rPr>
+            </w:pPr>
+            <w:r>
+              <w:rPr>
+                <w:sz w:val="28"/>
+                <w:szCs w:val="28"/>
+              </w:rPr>
+              <w:t>print(rows)</w:t>
+            </w:r>
+          </w:p>
+          <w:p>
+            <w:pPr>
+              <w:rPr>
+                <w:sz w:val="28"/>
+                <w:szCs w:val="28"/>
+              </w:rPr>
+            </w:pPr>
+          </w:p>
+        </w:tc>
+      </w:tr>
+    </w:tbl>
+    <w:p>
+      <w:pPr>
+        <w:rPr>
+          <w:sz w:val="28"/>
+          <w:szCs w:val="28"/>
+        </w:rPr>
+      </w:pPr>
+    </w:p>
+    <w:p>
+      <w:pPr>
+        <w:rPr>
+          <w:sz w:val="28"/>
+          <w:szCs w:val="28"/>
+        </w:rPr>
+      </w:pPr>
+      <w:r>
+        <w:rPr>
+          <w:sz w:val="28"/>
+          <w:szCs w:val="28"/>
+        </w:rPr>
+        <w:t>Export to JSON</w:t>
+      </w:r>
+    </w:p>
+    <w:tbl>
+      <w:tblPr>
+        <w:tblStyle w:val="TableGrid"/>
+        <w:tblW w:w="0" w:type="auto"/>
+        <w:tblLook w:val="04A0" w:firstRow="1" w:lastRow="0" w:firstColumn="1" w:lastColumn="0" w:noHBand="0" w:noVBand="1"/>
+      </w:tblPr>
+      <w:tblGrid>
+        <w:gridCol w:w="9016"/>
+      </w:tblGrid>
+      <w:tr>
+        <w:tc>
+          <w:tcPr>
+            <w:tcW w:w="9016" w:type="dxa"/>
+          </w:tcPr>
+          <w:p>
+            <w:pPr>
+              <w:rPr>
+                <w:sz w:val="28"/>
+                <w:szCs w:val="28"/>
+              </w:rPr>
+            </w:pPr>
+            <w:r>
+              <w:rPr>
+                <w:sz w:val="28"/>
+                <w:szCs w:val="28"/>
+              </w:rPr>
+              <w:t xml:space="preserve">import </w:t>
+            </w:r>
+            <w:proofErr w:type="spellStart"/>
+            <w:r>
+              <w:rPr>
+                <w:sz w:val="28"/>
+                <w:szCs w:val="28"/>
+              </w:rPr>
+              <w:t>json</w:t>
+            </w:r>
+            <w:proofErr w:type="spellEnd"/>
+          </w:p>
+          <w:p>
+            <w:pPr>
+              <w:rPr>
+                <w:sz w:val="28"/>
+                <w:szCs w:val="28"/>
+              </w:rPr>
+            </w:pPr>
+          </w:p>
+          <w:p>
+            <w:pPr>
+              <w:rPr>
+                <w:sz w:val="28"/>
+                <w:szCs w:val="28"/>
+              </w:rPr>
+            </w:pPr>
+            <w:proofErr w:type="spellStart"/>
+            <w:r>
+              <w:rPr>
+                <w:sz w:val="28"/>
+                <w:szCs w:val="28"/>
+              </w:rPr>
+              <w:t>cursor.execute</w:t>
+            </w:r>
+            <w:proofErr w:type="spellEnd"/>
+            <w:r>
+              <w:rPr>
+                <w:sz w:val="28"/>
+                <w:szCs w:val="28"/>
+              </w:rPr>
+              <w:t>("SELECT * FROM Students")</w:t>
+            </w:r>
+          </w:p>
+          <w:p>
+            <w:pPr>
+              <w:rPr>
+                <w:sz w:val="28"/>
+                <w:szCs w:val="28"/>
+              </w:rPr>
+            </w:pPr>
+            <w:r>
+              <w:rPr>
+                <w:sz w:val="28"/>
+                <w:szCs w:val="28"/>
+              </w:rPr>
+              <w:t xml:space="preserve">rows = </w:t>
+            </w:r>
+            <w:proofErr w:type="spellStart"/>
+            <w:r>
+              <w:rPr>
+                <w:sz w:val="28"/>
+                <w:szCs w:val="28"/>
+              </w:rPr>
+              <w:t>cursor.fetchall</w:t>
+            </w:r>
+            <w:proofErr w:type="spellEnd"/>
+            <w:r>
+              <w:rPr>
+                <w:sz w:val="28"/>
+                <w:szCs w:val="28"/>
+              </w:rPr>
+              <w:t>()</w:t>
+            </w:r>
+          </w:p>
+          <w:p>
+            <w:pPr>
+              <w:rPr>
+                <w:sz w:val="28"/>
+                <w:szCs w:val="28"/>
+              </w:rPr>
+            </w:pPr>
+          </w:p>
+          <w:p>
+            <w:pPr>
+              <w:rPr>
+                <w:sz w:val="28"/>
+                <w:szCs w:val="28"/>
+              </w:rPr>
+            </w:pPr>
+            <w:r>
+              <w:rPr>
+                <w:sz w:val="28"/>
+                <w:szCs w:val="28"/>
+              </w:rPr>
+              <w:t>data = []</w:t>
+            </w:r>
+          </w:p>
+          <w:p>
+            <w:pPr>
+              <w:rPr>
+                <w:sz w:val="28"/>
+                <w:szCs w:val="28"/>
+              </w:rPr>
+            </w:pPr>
+            <w:r>
+              <w:rPr>
+                <w:sz w:val="28"/>
+                <w:szCs w:val="28"/>
+              </w:rPr>
+              <w:t>for row in rows:</w:t>
+            </w:r>
+          </w:p>
+          <w:p>
+            <w:pPr>
+              <w:rPr>
+                <w:sz w:val="28"/>
+                <w:szCs w:val="28"/>
+              </w:rPr>
+            </w:pPr>
+            <w:proofErr w:type="spellStart"/>
+            <w:r>
+              <w:rPr>
+                <w:sz w:val="28"/>
+                <w:szCs w:val="28"/>
+              </w:rPr>
+              <w:t>data.append</w:t>
+            </w:r>
+            <w:proofErr w:type="spellEnd"/>
+            <w:r>
+              <w:rPr>
+                <w:sz w:val="28"/>
+                <w:szCs w:val="28"/>
+              </w:rPr>
+              <w:t>({"ID": row[0], "Name": row[1], "Age": row[2], "Grade": row[3]})</w:t>
+            </w:r>
+          </w:p>
+          <w:p>
+            <w:pPr>
+              <w:rPr>
+                <w:sz w:val="28"/>
+                <w:szCs w:val="28"/>
+              </w:rPr>
+            </w:pPr>
+          </w:p>
+          <w:p>
+            <w:pPr>
+              <w:rPr>
+                <w:sz w:val="28"/>
+                <w:szCs w:val="28"/>
+              </w:rPr>
+            </w:pPr>
+            <w:r>
+              <w:rPr>
+                <w:sz w:val="28"/>
+                <w:szCs w:val="28"/>
+              </w:rPr>
+              <w:t>with open("</w:t>
+            </w:r>
+            <w:proofErr w:type="spellStart"/>
+            <w:r>
+              <w:rPr>
+                <w:sz w:val="28"/>
+                <w:szCs w:val="28"/>
+              </w:rPr>
+              <w:t>students.json</w:t>
+            </w:r>
+            <w:proofErr w:type="spellEnd"/>
+            <w:r>
+              <w:rPr>
+                <w:sz w:val="28"/>
+                <w:szCs w:val="28"/>
+              </w:rPr>
+              <w:t>", "w") as file:</w:t>
+            </w:r>
+          </w:p>
+          <w:p>
+            <w:pPr>
+              <w:rPr>
+                <w:sz w:val="28"/>
+                <w:szCs w:val="28"/>
+              </w:rPr>
+            </w:pPr>
+            <w:proofErr w:type="spellStart"/>
+            <w:r>
+              <w:rPr>
+                <w:sz w:val="28"/>
+                <w:szCs w:val="28"/>
+              </w:rPr>
+              <w:t>json.dump</w:t>
+            </w:r>
+            <w:proofErr w:type="spellEnd"/>
+            <w:r>
+              <w:rPr>
+                <w:sz w:val="28"/>
+                <w:szCs w:val="28"/>
+              </w:rPr>
+              <w:t>(data, file, indent=4)</w:t>
+            </w:r>
+          </w:p>
+          <w:p>
+            <w:pPr>
+              <w:rPr>
+                <w:sz w:val="28"/>
+                <w:szCs w:val="28"/>
+              </w:rPr>
+            </w:pPr>
+          </w:p>
+        </w:tc>
+      </w:tr>
+    </w:tbl>
+    <w:p>
+      <w:pPr>
+        <w:rPr>
+          <w:sz w:val="28"/>
+          <w:szCs w:val="28"/>
+        </w:rPr>
+      </w:pPr>
+    </w:p>
+    <w:p>
+      <w:pPr>
+        <w:rPr>
+          <w:sz w:val="28"/>
+          <w:szCs w:val="28"/>
+        </w:rPr>
+      </w:pPr>
+      <w:r>
+        <w:rPr>
+          <w:sz w:val="28"/>
+          <w:szCs w:val="28"/>
+        </w:rPr>
+        <w:t>Export to Text File</w:t>
+      </w:r>
+    </w:p>
+    <w:tbl>
+      <w:tblPr>
+        <w:tblStyle w:val="TableGrid"/>
+        <w:tblW w:w="0" w:type="auto"/>
+        <w:tblLook w:val="04A0" w:firstRow="1" w:lastRow="0" w:firstColumn="1" w:lastColumn="0" w:noHBand="0" w:noVBand="1"/>
+      </w:tblPr>
+      <w:tblGrid>
+        <w:gridCol w:w="9016"/>
+      </w:tblGrid>
+      <w:tr>
+        <w:tc>
+          <w:tcPr>
+            <w:tcW w:w="9016" w:type="dxa"/>
+          </w:tcPr>
+          <w:p>
+            <w:pPr>
+              <w:rPr>
+                <w:sz w:val="28"/>
+                <w:szCs w:val="28"/>
+              </w:rPr>
+            </w:pPr>
+            <w:proofErr w:type="spellStart"/>
+            <w:r>
+              <w:rPr>
+                <w:sz w:val="28"/>
+                <w:szCs w:val="28"/>
+              </w:rPr>
+              <w:t>cursor.execute</w:t>
+            </w:r>
+            <w:proofErr w:type="spellEnd"/>
+            <w:r>
+              <w:rPr>
+                <w:sz w:val="28"/>
+                <w:szCs w:val="28"/>
+              </w:rPr>
+              <w:t>("SELECT * FROM Students")</w:t>
+            </w:r>
+          </w:p>
+          <w:p>
+            <w:pPr>
+              <w:rPr>
+                <w:sz w:val="28"/>
+                <w:szCs w:val="28"/>
+              </w:rPr>
+            </w:pPr>
+            <w:r>
+              <w:rPr>
+                <w:sz w:val="28"/>
+                <w:szCs w:val="28"/>
+              </w:rPr>
+              <w:t xml:space="preserve">rows = </w:t>
+            </w:r>
+            <w:proofErr w:type="spellStart"/>
+            <w:r>
+              <w:rPr>
+                <w:sz w:val="28"/>
+                <w:szCs w:val="28"/>
+              </w:rPr>
+              <w:t>cursor.fetchall</w:t>
+            </w:r>
+            <w:proofErr w:type="spellEnd"/>
+            <w:r>
+              <w:rPr>
+                <w:sz w:val="28"/>
+                <w:szCs w:val="28"/>
+              </w:rPr>
+              <w:t>()</w:t>
+            </w:r>
+          </w:p>
+          <w:p>
+            <w:pPr>
+              <w:rPr>
+                <w:sz w:val="28"/>
+                <w:szCs w:val="28"/>
+              </w:rPr>
+            </w:pPr>
+          </w:p>
+          <w:p>
+            <w:pPr>
+              <w:rPr>
+                <w:sz w:val="28"/>
+                <w:szCs w:val="28"/>
+              </w:rPr>
+            </w:pPr>
+            <w:r>
+              <w:rPr>
+                <w:sz w:val="28"/>
+                <w:szCs w:val="28"/>
+              </w:rPr>
+              <w:t>with open("students.txt", "w") as file:</w:t>
+            </w:r>
+          </w:p>
+          <w:p>
+            <w:pPr>
+              <w:rPr>
+                <w:sz w:val="28"/>
+                <w:szCs w:val="28"/>
+              </w:rPr>
+            </w:pPr>
+            <w:r>
+              <w:rPr>
+                <w:sz w:val="28"/>
+                <w:szCs w:val="28"/>
+              </w:rPr>
+              <w:t>for row in rows:</w:t>
+            </w:r>
+          </w:p>
+          <w:p>
+            <w:pPr>
+              <w:rPr>
+                <w:sz w:val="28"/>
+                <w:szCs w:val="28"/>
+              </w:rPr>
+            </w:pPr>
+            <w:proofErr w:type="spellStart"/>
+            <w:r>
+              <w:rPr>
+                <w:sz w:val="28"/>
+                <w:szCs w:val="28"/>
+              </w:rPr>
+              <w:t>file.write</w:t>
+            </w:r>
+            <w:proofErr w:type="spellEnd"/>
+            <w:r>
+              <w:rPr>
+                <w:sz w:val="28"/>
+                <w:szCs w:val="28"/>
+              </w:rPr>
+              <w:t>(</w:t>
+            </w:r>
+            <w:proofErr w:type="spellStart"/>
+            <w:r>
+              <w:rPr>
+                <w:sz w:val="28"/>
+                <w:szCs w:val="28"/>
+              </w:rPr>
+              <w:t>f"ID</w:t>
+            </w:r>
+            <w:proofErr w:type="spellEnd"/>
+            <w:r>
+              <w:rPr>
+                <w:sz w:val="28"/>
+                <w:szCs w:val="28"/>
+              </w:rPr>
+              <w:t>: {row[0]}, Name: {row[1]}, Age: {row[2]}, Grade: {row[3]}\n")</w:t>
+            </w:r>
+          </w:p>
+          <w:p>
+            <w:pPr>
+              <w:rPr>
+                <w:sz w:val="28"/>
+                <w:szCs w:val="28"/>
+              </w:rPr>
+            </w:pPr>
+          </w:p>
+        </w:tc>
+      </w:tr>
+    </w:tbl>
+    <w:p>
+      <w:pPr>
+        <w:rPr>
+          <w:sz w:val="28"/>
+          <w:szCs w:val="28"/>
+        </w:rPr>
+      </w:pPr>
+    </w:p>
+    <w:p>
+      <w:pPr>
+        <w:ind w:left="360"/>
+        <w:rPr>
+          <w:sz w:val="28"/>
+          <w:szCs w:val="28"/>
+        </w:rPr>
+      </w:pPr>
     </w:p>
     <w:sectPr>
       <w:pgSz w:w="11906" w:h="16838"/>
@@ -2661,6 +5748,268 @@
     </w:lvl>
   </w:abstractNum>
   <w:abstractNum w:abstractNumId="1" w15:restartNumberingAfterBreak="0">
+    <w:nsid w:val="053444E6"/>
+    <w:multiLevelType w:val="hybridMultilevel"/>
+    <w:tmpl w:val="E14A9910"/>
+    <w:lvl w:ilvl="0" w:tplc="40090001">
+      <w:start w:val="1"/>
+      <w:numFmt w:val="bullet"/>
+      <w:lvlText w:val=""/>
+      <w:lvlJc w:val="left"/>
+      <w:pPr>
+        <w:ind w:left="720" w:hanging="360"/>
+      </w:pPr>
+      <w:rPr>
+        <w:rFonts w:ascii="Symbol" w:hAnsi="Symbol" w:hint="default"/>
+      </w:rPr>
+    </w:lvl>
+    <w:lvl w:ilvl="1" w:tplc="40090003">
+      <w:start w:val="1"/>
+      <w:numFmt w:val="bullet"/>
+      <w:lvlText w:val="o"/>
+      <w:lvlJc w:val="left"/>
+      <w:pPr>
+        <w:ind w:left="1440" w:hanging="360"/>
+      </w:pPr>
+      <w:rPr>
+        <w:rFonts w:ascii="Courier New" w:hAnsi="Courier New" w:cs="Courier New" w:hint="default"/>
+      </w:rPr>
+    </w:lvl>
+    <w:lvl w:ilvl="2" w:tplc="40090005" w:tentative="1">
+      <w:start w:val="1"/>
+      <w:numFmt w:val="bullet"/>
+      <w:lvlText w:val=""/>
+      <w:lvlJc w:val="left"/>
+      <w:pPr>
+        <w:ind w:left="2160" w:hanging="360"/>
+      </w:pPr>
+      <w:rPr>
+        <w:rFonts w:ascii="Wingdings" w:hAnsi="Wingdings" w:hint="default"/>
+      </w:rPr>
+    </w:lvl>
+    <w:lvl w:ilvl="3" w:tplc="40090001" w:tentative="1">
+      <w:start w:val="1"/>
+      <w:numFmt w:val="bullet"/>
+      <w:lvlText w:val=""/>
+      <w:lvlJc w:val="left"/>
+      <w:pPr>
+        <w:ind w:left="2880" w:hanging="360"/>
+      </w:pPr>
+      <w:rPr>
+        <w:rFonts w:ascii="Symbol" w:hAnsi="Symbol" w:hint="default"/>
+      </w:rPr>
+    </w:lvl>
+    <w:lvl w:ilvl="4" w:tplc="40090003" w:tentative="1">
+      <w:start w:val="1"/>
+      <w:numFmt w:val="bullet"/>
+      <w:lvlText w:val="o"/>
+      <w:lvlJc w:val="left"/>
+      <w:pPr>
+        <w:ind w:left="3600" w:hanging="360"/>
+      </w:pPr>
+      <w:rPr>
+        <w:rFonts w:ascii="Courier New" w:hAnsi="Courier New" w:cs="Courier New" w:hint="default"/>
+      </w:rPr>
+    </w:lvl>
+    <w:lvl w:ilvl="5" w:tplc="40090005" w:tentative="1">
+      <w:start w:val="1"/>
+      <w:numFmt w:val="bullet"/>
+      <w:lvlText w:val=""/>
+      <w:lvlJc w:val="left"/>
+      <w:pPr>
+        <w:ind w:left="4320" w:hanging="360"/>
+      </w:pPr>
+      <w:rPr>
+        <w:rFonts w:ascii="Wingdings" w:hAnsi="Wingdings" w:hint="default"/>
+      </w:rPr>
+    </w:lvl>
+    <w:lvl w:ilvl="6" w:tplc="40090001" w:tentative="1">
+      <w:start w:val="1"/>
+      <w:numFmt w:val="bullet"/>
+      <w:lvlText w:val=""/>
+      <w:lvlJc w:val="left"/>
+      <w:pPr>
+        <w:ind w:left="5040" w:hanging="360"/>
+      </w:pPr>
+      <w:rPr>
+        <w:rFonts w:ascii="Symbol" w:hAnsi="Symbol" w:hint="default"/>
+      </w:rPr>
+    </w:lvl>
+    <w:lvl w:ilvl="7" w:tplc="40090003" w:tentative="1">
+      <w:start w:val="1"/>
+      <w:numFmt w:val="bullet"/>
+      <w:lvlText w:val="o"/>
+      <w:lvlJc w:val="left"/>
+      <w:pPr>
+        <w:ind w:left="5760" w:hanging="360"/>
+      </w:pPr>
+      <w:rPr>
+        <w:rFonts w:ascii="Courier New" w:hAnsi="Courier New" w:cs="Courier New" w:hint="default"/>
+      </w:rPr>
+    </w:lvl>
+    <w:lvl w:ilvl="8" w:tplc="40090005" w:tentative="1">
+      <w:start w:val="1"/>
+      <w:numFmt w:val="bullet"/>
+      <w:lvlText w:val=""/>
+      <w:lvlJc w:val="left"/>
+      <w:pPr>
+        <w:ind w:left="6480" w:hanging="360"/>
+      </w:pPr>
+      <w:rPr>
+        <w:rFonts w:ascii="Wingdings" w:hAnsi="Wingdings" w:hint="default"/>
+      </w:rPr>
+    </w:lvl>
+  </w:abstractNum>
+  <w:abstractNum w:abstractNumId="2" w15:restartNumberingAfterBreak="0">
+    <w:nsid w:val="09DE4512"/>
+    <w:multiLevelType w:val="multilevel"/>
+    <w:tmpl w:val="FC1C40E8"/>
+    <w:lvl w:ilvl="0">
+      <w:start w:val="1"/>
+      <w:numFmt w:val="bullet"/>
+      <w:lvlText w:val=""/>
+      <w:lvlJc w:val="left"/>
+      <w:pPr>
+        <w:tabs>
+          <w:tab w:val="num" w:pos="720"/>
+        </w:tabs>
+        <w:ind w:left="720" w:hanging="360"/>
+      </w:pPr>
+      <w:rPr>
+        <w:rFonts w:ascii="Symbol" w:hAnsi="Symbol" w:hint="default"/>
+        <w:sz w:val="20"/>
+      </w:rPr>
+    </w:lvl>
+    <w:lvl w:ilvl="1" w:tentative="1">
+      <w:start w:val="1"/>
+      <w:numFmt w:val="bullet"/>
+      <w:lvlText w:val="o"/>
+      <w:lvlJc w:val="left"/>
+      <w:pPr>
+        <w:tabs>
+          <w:tab w:val="num" w:pos="1440"/>
+        </w:tabs>
+        <w:ind w:left="1440" w:hanging="360"/>
+      </w:pPr>
+      <w:rPr>
+        <w:rFonts w:ascii="Courier New" w:hAnsi="Courier New" w:hint="default"/>
+        <w:sz w:val="20"/>
+      </w:rPr>
+    </w:lvl>
+    <w:lvl w:ilvl="2" w:tentative="1">
+      <w:start w:val="1"/>
+      <w:numFmt w:val="bullet"/>
+      <w:lvlText w:val=""/>
+      <w:lvlJc w:val="left"/>
+      <w:pPr>
+        <w:tabs>
+          <w:tab w:val="num" w:pos="2160"/>
+        </w:tabs>
+        <w:ind w:left="2160" w:hanging="360"/>
+      </w:pPr>
+      <w:rPr>
+        <w:rFonts w:ascii="Wingdings" w:hAnsi="Wingdings" w:hint="default"/>
+        <w:sz w:val="20"/>
+      </w:rPr>
+    </w:lvl>
+    <w:lvl w:ilvl="3" w:tentative="1">
+      <w:start w:val="1"/>
+      <w:numFmt w:val="bullet"/>
+      <w:lvlText w:val=""/>
+      <w:lvlJc w:val="left"/>
+      <w:pPr>
+        <w:tabs>
+          <w:tab w:val="num" w:pos="2880"/>
+        </w:tabs>
+        <w:ind w:left="2880" w:hanging="360"/>
+      </w:pPr>
+      <w:rPr>
+        <w:rFonts w:ascii="Wingdings" w:hAnsi="Wingdings" w:hint="default"/>
+        <w:sz w:val="20"/>
+      </w:rPr>
+    </w:lvl>
+    <w:lvl w:ilvl="4" w:tentative="1">
+      <w:start w:val="1"/>
+      <w:numFmt w:val="bullet"/>
+      <w:lvlText w:val=""/>
+      <w:lvlJc w:val="left"/>
+      <w:pPr>
+        <w:tabs>
+          <w:tab w:val="num" w:pos="3600"/>
+        </w:tabs>
+        <w:ind w:left="3600" w:hanging="360"/>
+      </w:pPr>
+      <w:rPr>
+        <w:rFonts w:ascii="Wingdings" w:hAnsi="Wingdings" w:hint="default"/>
+        <w:sz w:val="20"/>
+      </w:rPr>
+    </w:lvl>
+    <w:lvl w:ilvl="5" w:tentative="1">
+      <w:start w:val="1"/>
+      <w:numFmt w:val="bullet"/>
+      <w:lvlText w:val=""/>
+      <w:lvlJc w:val="left"/>
+      <w:pPr>
+        <w:tabs>
+          <w:tab w:val="num" w:pos="4320"/>
+        </w:tabs>
+        <w:ind w:left="4320" w:hanging="360"/>
+      </w:pPr>
+      <w:rPr>
+        <w:rFonts w:ascii="Wingdings" w:hAnsi="Wingdings" w:hint="default"/>
+        <w:sz w:val="20"/>
+      </w:rPr>
+    </w:lvl>
+    <w:lvl w:ilvl="6" w:tentative="1">
+      <w:start w:val="1"/>
+      <w:numFmt w:val="bullet"/>
+      <w:lvlText w:val=""/>
+      <w:lvlJc w:val="left"/>
+      <w:pPr>
+        <w:tabs>
+          <w:tab w:val="num" w:pos="5040"/>
+        </w:tabs>
+        <w:ind w:left="5040" w:hanging="360"/>
+      </w:pPr>
+      <w:rPr>
+        <w:rFonts w:ascii="Wingdings" w:hAnsi="Wingdings" w:hint="default"/>
+        <w:sz w:val="20"/>
+      </w:rPr>
+    </w:lvl>
+    <w:lvl w:ilvl="7" w:tentative="1">
+      <w:start w:val="1"/>
+      <w:numFmt w:val="bullet"/>
+      <w:lvlText w:val=""/>
+      <w:lvlJc w:val="left"/>
+      <w:pPr>
+        <w:tabs>
+          <w:tab w:val="num" w:pos="5760"/>
+        </w:tabs>
+        <w:ind w:left="5760" w:hanging="360"/>
+      </w:pPr>
+      <w:rPr>
+        <w:rFonts w:ascii="Wingdings" w:hAnsi="Wingdings" w:hint="default"/>
+        <w:sz w:val="20"/>
+      </w:rPr>
+    </w:lvl>
+    <w:lvl w:ilvl="8" w:tentative="1">
+      <w:start w:val="1"/>
+      <w:numFmt w:val="bullet"/>
+      <w:lvlText w:val=""/>
+      <w:lvlJc w:val="left"/>
+      <w:pPr>
+        <w:tabs>
+          <w:tab w:val="num" w:pos="6480"/>
+        </w:tabs>
+        <w:ind w:left="6480" w:hanging="360"/>
+      </w:pPr>
+      <w:rPr>
+        <w:rFonts w:ascii="Wingdings" w:hAnsi="Wingdings" w:hint="default"/>
+        <w:sz w:val="20"/>
+      </w:rPr>
+    </w:lvl>
+  </w:abstractNum>
+  <w:abstractNum w:abstractNumId="3" w15:restartNumberingAfterBreak="0">
     <w:nsid w:val="10D02850"/>
     <w:multiLevelType w:val="hybridMultilevel"/>
     <w:tmpl w:val="F9D05F42"/>
@@ -2772,7 +6121,96 @@
       </w:rPr>
     </w:lvl>
   </w:abstractNum>
-  <w:abstractNum w:abstractNumId="2" w15:restartNumberingAfterBreak="0">
+  <w:abstractNum w:abstractNumId="4" w15:restartNumberingAfterBreak="0">
+    <w:nsid w:val="12307542"/>
+    <w:multiLevelType w:val="hybridMultilevel"/>
+    <w:tmpl w:val="2C0EA3FA"/>
+    <w:lvl w:ilvl="0" w:tplc="80C6AEEC">
+      <w:start w:val="1"/>
+      <w:numFmt w:val="upperLetter"/>
+      <w:lvlText w:val="%1)"/>
+      <w:lvlJc w:val="left"/>
+      <w:pPr>
+        <w:ind w:left="720" w:hanging="360"/>
+      </w:pPr>
+      <w:rPr>
+        <w:rFonts w:hint="default"/>
+      </w:rPr>
+    </w:lvl>
+    <w:lvl w:ilvl="1" w:tplc="40090019" w:tentative="1">
+      <w:start w:val="1"/>
+      <w:numFmt w:val="lowerLetter"/>
+      <w:lvlText w:val="%2."/>
+      <w:lvlJc w:val="left"/>
+      <w:pPr>
+        <w:ind w:left="1440" w:hanging="360"/>
+      </w:pPr>
+    </w:lvl>
+    <w:lvl w:ilvl="2" w:tplc="4009001B" w:tentative="1">
+      <w:start w:val="1"/>
+      <w:numFmt w:val="lowerRoman"/>
+      <w:lvlText w:val="%3."/>
+      <w:lvlJc w:val="right"/>
+      <w:pPr>
+        <w:ind w:left="2160" w:hanging="180"/>
+      </w:pPr>
+    </w:lvl>
+    <w:lvl w:ilvl="3" w:tplc="4009000F" w:tentative="1">
+      <w:start w:val="1"/>
+      <w:numFmt w:val="decimal"/>
+      <w:lvlText w:val="%4."/>
+      <w:lvlJc w:val="left"/>
+      <w:pPr>
+        <w:ind w:left="2880" w:hanging="360"/>
+      </w:pPr>
+    </w:lvl>
+    <w:lvl w:ilvl="4" w:tplc="40090019" w:tentative="1">
+      <w:start w:val="1"/>
+      <w:numFmt w:val="lowerLetter"/>
+      <w:lvlText w:val="%5."/>
+      <w:lvlJc w:val="left"/>
+      <w:pPr>
+        <w:ind w:left="3600" w:hanging="360"/>
+      </w:pPr>
+    </w:lvl>
+    <w:lvl w:ilvl="5" w:tplc="4009001B" w:tentative="1">
+      <w:start w:val="1"/>
+      <w:numFmt w:val="lowerRoman"/>
+      <w:lvlText w:val="%6."/>
+      <w:lvlJc w:val="right"/>
+      <w:pPr>
+        <w:ind w:left="4320" w:hanging="180"/>
+      </w:pPr>
+    </w:lvl>
+    <w:lvl w:ilvl="6" w:tplc="4009000F" w:tentative="1">
+      <w:start w:val="1"/>
+      <w:numFmt w:val="decimal"/>
+      <w:lvlText w:val="%7."/>
+      <w:lvlJc w:val="left"/>
+      <w:pPr>
+        <w:ind w:left="5040" w:hanging="360"/>
+      </w:pPr>
+    </w:lvl>
+    <w:lvl w:ilvl="7" w:tplc="40090019" w:tentative="1">
+      <w:start w:val="1"/>
+      <w:numFmt w:val="lowerLetter"/>
+      <w:lvlText w:val="%8."/>
+      <w:lvlJc w:val="left"/>
+      <w:pPr>
+        <w:ind w:left="5760" w:hanging="360"/>
+      </w:pPr>
+    </w:lvl>
+    <w:lvl w:ilvl="8" w:tplc="4009001B" w:tentative="1">
+      <w:start w:val="1"/>
+      <w:numFmt w:val="lowerRoman"/>
+      <w:lvlText w:val="%9."/>
+      <w:lvlJc w:val="right"/>
+      <w:pPr>
+        <w:ind w:left="6480" w:hanging="180"/>
+      </w:pPr>
+    </w:lvl>
+  </w:abstractNum>
+  <w:abstractNum w:abstractNumId="5" w15:restartNumberingAfterBreak="0">
     <w:nsid w:val="1D6602B0"/>
     <w:multiLevelType w:val="multilevel"/>
     <w:tmpl w:val="86C010C2"/>
@@ -2889,7 +6327,120 @@
       </w:pPr>
     </w:lvl>
   </w:abstractNum>
-  <w:abstractNum w:abstractNumId="3" w15:restartNumberingAfterBreak="0">
+  <w:abstractNum w:abstractNumId="6" w15:restartNumberingAfterBreak="0">
+    <w:nsid w:val="21F019D2"/>
+    <w:multiLevelType w:val="hybridMultilevel"/>
+    <w:tmpl w:val="8B1293FA"/>
+    <w:lvl w:ilvl="0" w:tplc="40090001">
+      <w:start w:val="1"/>
+      <w:numFmt w:val="bullet"/>
+      <w:lvlText w:val=""/>
+      <w:lvlJc w:val="left"/>
+      <w:pPr>
+        <w:ind w:left="720" w:hanging="360"/>
+      </w:pPr>
+      <w:rPr>
+        <w:rFonts w:ascii="Symbol" w:hAnsi="Symbol" w:hint="default"/>
+      </w:rPr>
+    </w:lvl>
+    <w:lvl w:ilvl="1" w:tplc="40090003">
+      <w:start w:val="1"/>
+      <w:numFmt w:val="bullet"/>
+      <w:lvlText w:val="o"/>
+      <w:lvlJc w:val="left"/>
+      <w:pPr>
+        <w:ind w:left="1440" w:hanging="360"/>
+      </w:pPr>
+      <w:rPr>
+        <w:rFonts w:ascii="Courier New" w:hAnsi="Courier New" w:cs="Courier New" w:hint="default"/>
+      </w:rPr>
+    </w:lvl>
+    <w:lvl w:ilvl="2" w:tplc="40090005" w:tentative="1">
+      <w:start w:val="1"/>
+      <w:numFmt w:val="bullet"/>
+      <w:lvlText w:val=""/>
+      <w:lvlJc w:val="left"/>
+      <w:pPr>
+        <w:ind w:left="2160" w:hanging="360"/>
+      </w:pPr>
+      <w:rPr>
+        <w:rFonts w:ascii="Wingdings" w:hAnsi="Wingdings" w:hint="default"/>
+      </w:rPr>
+    </w:lvl>
+    <w:lvl w:ilvl="3" w:tplc="40090001" w:tentative="1">
+      <w:start w:val="1"/>
+      <w:numFmt w:val="bullet"/>
+      <w:lvlText w:val=""/>
+      <w:lvlJc w:val="left"/>
+      <w:pPr>
+        <w:ind w:left="2880" w:hanging="360"/>
+      </w:pPr>
+      <w:rPr>
+        <w:rFonts w:ascii="Symbol" w:hAnsi="Symbol" w:hint="default"/>
+      </w:rPr>
+    </w:lvl>
+    <w:lvl w:ilvl="4" w:tplc="40090003" w:tentative="1">
+      <w:start w:val="1"/>
+      <w:numFmt w:val="bullet"/>
+      <w:lvlText w:val="o"/>
+      <w:lvlJc w:val="left"/>
+      <w:pPr>
+        <w:ind w:left="3600" w:hanging="360"/>
+      </w:pPr>
+      <w:rPr>
+        <w:rFonts w:ascii="Courier New" w:hAnsi="Courier New" w:cs="Courier New" w:hint="default"/>
+      </w:rPr>
+    </w:lvl>
+    <w:lvl w:ilvl="5" w:tplc="40090005" w:tentative="1">
+      <w:start w:val="1"/>
+      <w:numFmt w:val="bullet"/>
+      <w:lvlText w:val=""/>
+      <w:lvlJc w:val="left"/>
+      <w:pPr>
+        <w:ind w:left="4320" w:hanging="360"/>
+      </w:pPr>
+      <w:rPr>
+        <w:rFonts w:ascii="Wingdings" w:hAnsi="Wingdings" w:hint="default"/>
+      </w:rPr>
+    </w:lvl>
+    <w:lvl w:ilvl="6" w:tplc="40090001" w:tentative="1">
+      <w:start w:val="1"/>
+      <w:numFmt w:val="bullet"/>
+      <w:lvlText w:val=""/>
+      <w:lvlJc w:val="left"/>
+      <w:pPr>
+        <w:ind w:left="5040" w:hanging="360"/>
+      </w:pPr>
+      <w:rPr>
+        <w:rFonts w:ascii="Symbol" w:hAnsi="Symbol" w:hint="default"/>
+      </w:rPr>
+    </w:lvl>
+    <w:lvl w:ilvl="7" w:tplc="40090003" w:tentative="1">
+      <w:start w:val="1"/>
+      <w:numFmt w:val="bullet"/>
+      <w:lvlText w:val="o"/>
+      <w:lvlJc w:val="left"/>
+      <w:pPr>
+        <w:ind w:left="5760" w:hanging="360"/>
+      </w:pPr>
+      <w:rPr>
+        <w:rFonts w:ascii="Courier New" w:hAnsi="Courier New" w:cs="Courier New" w:hint="default"/>
+      </w:rPr>
+    </w:lvl>
+    <w:lvl w:ilvl="8" w:tplc="40090005" w:tentative="1">
+      <w:start w:val="1"/>
+      <w:numFmt w:val="bullet"/>
+      <w:lvlText w:val=""/>
+      <w:lvlJc w:val="left"/>
+      <w:pPr>
+        <w:ind w:left="6480" w:hanging="360"/>
+      </w:pPr>
+      <w:rPr>
+        <w:rFonts w:ascii="Wingdings" w:hAnsi="Wingdings" w:hint="default"/>
+      </w:rPr>
+    </w:lvl>
+  </w:abstractNum>
+  <w:abstractNum w:abstractNumId="7" w15:restartNumberingAfterBreak="0">
     <w:nsid w:val="23EE07D8"/>
     <w:multiLevelType w:val="hybridMultilevel"/>
     <w:tmpl w:val="268C12A4"/>
@@ -3001,7 +6552,7 @@
       </w:rPr>
     </w:lvl>
   </w:abstractNum>
-  <w:abstractNum w:abstractNumId="4" w15:restartNumberingAfterBreak="0">
+  <w:abstractNum w:abstractNumId="8" w15:restartNumberingAfterBreak="0">
     <w:nsid w:val="2664764D"/>
     <w:multiLevelType w:val="multilevel"/>
     <w:tmpl w:val="8BDCF71E"/>
@@ -3150,7 +6701,156 @@
       </w:rPr>
     </w:lvl>
   </w:abstractNum>
-  <w:abstractNum w:abstractNumId="5" w15:restartNumberingAfterBreak="0">
+  <w:abstractNum w:abstractNumId="9" w15:restartNumberingAfterBreak="0">
+    <w:nsid w:val="2AE42C60"/>
+    <w:multiLevelType w:val="multilevel"/>
+    <w:tmpl w:val="241A3D38"/>
+    <w:lvl w:ilvl="0">
+      <w:start w:val="1"/>
+      <w:numFmt w:val="bullet"/>
+      <w:lvlText w:val=""/>
+      <w:lvlJc w:val="left"/>
+      <w:pPr>
+        <w:tabs>
+          <w:tab w:val="num" w:pos="720"/>
+        </w:tabs>
+        <w:ind w:left="720" w:hanging="360"/>
+      </w:pPr>
+      <w:rPr>
+        <w:rFonts w:ascii="Symbol" w:hAnsi="Symbol" w:hint="default"/>
+        <w:sz w:val="20"/>
+      </w:rPr>
+    </w:lvl>
+    <w:lvl w:ilvl="1" w:tentative="1">
+      <w:start w:val="1"/>
+      <w:numFmt w:val="bullet"/>
+      <w:lvlText w:val="o"/>
+      <w:lvlJc w:val="left"/>
+      <w:pPr>
+        <w:tabs>
+          <w:tab w:val="num" w:pos="1440"/>
+        </w:tabs>
+        <w:ind w:left="1440" w:hanging="360"/>
+      </w:pPr>
+      <w:rPr>
+        <w:rFonts w:ascii="Courier New" w:hAnsi="Courier New" w:hint="default"/>
+        <w:sz w:val="20"/>
+      </w:rPr>
+    </w:lvl>
+    <w:lvl w:ilvl="2" w:tentative="1">
+      <w:start w:val="1"/>
+      <w:numFmt w:val="bullet"/>
+      <w:lvlText w:val=""/>
+      <w:lvlJc w:val="left"/>
+      <w:pPr>
+        <w:tabs>
+          <w:tab w:val="num" w:pos="2160"/>
+        </w:tabs>
+        <w:ind w:left="2160" w:hanging="360"/>
+      </w:pPr>
+      <w:rPr>
+        <w:rFonts w:ascii="Wingdings" w:hAnsi="Wingdings" w:hint="default"/>
+        <w:sz w:val="20"/>
+      </w:rPr>
+    </w:lvl>
+    <w:lvl w:ilvl="3" w:tentative="1">
+      <w:start w:val="1"/>
+      <w:numFmt w:val="bullet"/>
+      <w:lvlText w:val=""/>
+      <w:lvlJc w:val="left"/>
+      <w:pPr>
+        <w:tabs>
+          <w:tab w:val="num" w:pos="2880"/>
+        </w:tabs>
+        <w:ind w:left="2880" w:hanging="360"/>
+      </w:pPr>
+      <w:rPr>
+        <w:rFonts w:ascii="Wingdings" w:hAnsi="Wingdings" w:hint="default"/>
+        <w:sz w:val="20"/>
+      </w:rPr>
+    </w:lvl>
+    <w:lvl w:ilvl="4" w:tentative="1">
+      <w:start w:val="1"/>
+      <w:numFmt w:val="bullet"/>
+      <w:lvlText w:val=""/>
+      <w:lvlJc w:val="left"/>
+      <w:pPr>
+        <w:tabs>
+          <w:tab w:val="num" w:pos="3600"/>
+        </w:tabs>
+        <w:ind w:left="3600" w:hanging="360"/>
+      </w:pPr>
+      <w:rPr>
+        <w:rFonts w:ascii="Wingdings" w:hAnsi="Wingdings" w:hint="default"/>
+        <w:sz w:val="20"/>
+      </w:rPr>
+    </w:lvl>
+    <w:lvl w:ilvl="5" w:tentative="1">
+      <w:start w:val="1"/>
+      <w:numFmt w:val="bullet"/>
+      <w:lvlText w:val=""/>
+      <w:lvlJc w:val="left"/>
+      <w:pPr>
+        <w:tabs>
+          <w:tab w:val="num" w:pos="4320"/>
+        </w:tabs>
+        <w:ind w:left="4320" w:hanging="360"/>
+      </w:pPr>
+      <w:rPr>
+        <w:rFonts w:ascii="Wingdings" w:hAnsi="Wingdings" w:hint="default"/>
+        <w:sz w:val="20"/>
+      </w:rPr>
+    </w:lvl>
+    <w:lvl w:ilvl="6" w:tentative="1">
+      <w:start w:val="1"/>
+      <w:numFmt w:val="bullet"/>
+      <w:lvlText w:val=""/>
+      <w:lvlJc w:val="left"/>
+      <w:pPr>
+        <w:tabs>
+          <w:tab w:val="num" w:pos="5040"/>
+        </w:tabs>
+        <w:ind w:left="5040" w:hanging="360"/>
+      </w:pPr>
+      <w:rPr>
+        <w:rFonts w:ascii="Wingdings" w:hAnsi="Wingdings" w:hint="default"/>
+        <w:sz w:val="20"/>
+      </w:rPr>
+    </w:lvl>
+    <w:lvl w:ilvl="7" w:tentative="1">
+      <w:start w:val="1"/>
+      <w:numFmt w:val="bullet"/>
+      <w:lvlText w:val=""/>
+      <w:lvlJc w:val="left"/>
+      <w:pPr>
+        <w:tabs>
+          <w:tab w:val="num" w:pos="5760"/>
+        </w:tabs>
+        <w:ind w:left="5760" w:hanging="360"/>
+      </w:pPr>
+      <w:rPr>
+        <w:rFonts w:ascii="Wingdings" w:hAnsi="Wingdings" w:hint="default"/>
+        <w:sz w:val="20"/>
+      </w:rPr>
+    </w:lvl>
+    <w:lvl w:ilvl="8" w:tentative="1">
+      <w:start w:val="1"/>
+      <w:numFmt w:val="bullet"/>
+      <w:lvlText w:val=""/>
+      <w:lvlJc w:val="left"/>
+      <w:pPr>
+        <w:tabs>
+          <w:tab w:val="num" w:pos="6480"/>
+        </w:tabs>
+        <w:ind w:left="6480" w:hanging="360"/>
+      </w:pPr>
+      <w:rPr>
+        <w:rFonts w:ascii="Wingdings" w:hAnsi="Wingdings" w:hint="default"/>
+        <w:sz w:val="20"/>
+      </w:rPr>
+    </w:lvl>
+  </w:abstractNum>
+  <w:abstractNum w:abstractNumId="10" w15:restartNumberingAfterBreak="0">
     <w:nsid w:val="2E425CCA"/>
     <w:multiLevelType w:val="hybridMultilevel"/>
     <w:tmpl w:val="D8446760"/>
@@ -3236,7 +6936,7 @@
       </w:pPr>
     </w:lvl>
   </w:abstractNum>
-  <w:abstractNum w:abstractNumId="6" w15:restartNumberingAfterBreak="0">
+  <w:abstractNum w:abstractNumId="11" w15:restartNumberingAfterBreak="0">
     <w:nsid w:val="3FC80A4D"/>
     <w:multiLevelType w:val="hybridMultilevel"/>
     <w:tmpl w:val="DB2479A8"/>
@@ -3322,7 +7022,7 @@
       </w:pPr>
     </w:lvl>
   </w:abstractNum>
-  <w:abstractNum w:abstractNumId="7" w15:restartNumberingAfterBreak="0">
+  <w:abstractNum w:abstractNumId="12" w15:restartNumberingAfterBreak="0">
     <w:nsid w:val="49446F50"/>
     <w:multiLevelType w:val="multilevel"/>
     <w:tmpl w:val="37484588"/>
@@ -3471,7 +7171,120 @@
       </w:rPr>
     </w:lvl>
   </w:abstractNum>
-  <w:abstractNum w:abstractNumId="8" w15:restartNumberingAfterBreak="0">
+  <w:abstractNum w:abstractNumId="13" w15:restartNumberingAfterBreak="0">
+    <w:nsid w:val="5AB7692A"/>
+    <w:multiLevelType w:val="hybridMultilevel"/>
+    <w:tmpl w:val="56EE4ED4"/>
+    <w:lvl w:ilvl="0" w:tplc="40090001">
+      <w:start w:val="1"/>
+      <w:numFmt w:val="bullet"/>
+      <w:lvlText w:val=""/>
+      <w:lvlJc w:val="left"/>
+      <w:pPr>
+        <w:ind w:left="1800" w:hanging="360"/>
+      </w:pPr>
+      <w:rPr>
+        <w:rFonts w:ascii="Symbol" w:hAnsi="Symbol" w:hint="default"/>
+      </w:rPr>
+    </w:lvl>
+    <w:lvl w:ilvl="1" w:tplc="40090003" w:tentative="1">
+      <w:start w:val="1"/>
+      <w:numFmt w:val="bullet"/>
+      <w:lvlText w:val="o"/>
+      <w:lvlJc w:val="left"/>
+      <w:pPr>
+        <w:ind w:left="2520" w:hanging="360"/>
+      </w:pPr>
+      <w:rPr>
+        <w:rFonts w:ascii="Courier New" w:hAnsi="Courier New" w:cs="Courier New" w:hint="default"/>
+      </w:rPr>
+    </w:lvl>
+    <w:lvl w:ilvl="2" w:tplc="40090005" w:tentative="1">
+      <w:start w:val="1"/>
+      <w:numFmt w:val="bullet"/>
+      <w:lvlText w:val=""/>
+      <w:lvlJc w:val="left"/>
+      <w:pPr>
+        <w:ind w:left="3240" w:hanging="360"/>
+      </w:pPr>
+      <w:rPr>
+        <w:rFonts w:ascii="Wingdings" w:hAnsi="Wingdings" w:hint="default"/>
+      </w:rPr>
+    </w:lvl>
+    <w:lvl w:ilvl="3" w:tplc="40090001" w:tentative="1">
+      <w:start w:val="1"/>
+      <w:numFmt w:val="bullet"/>
+      <w:lvlText w:val=""/>
+      <w:lvlJc w:val="left"/>
+      <w:pPr>
+        <w:ind w:left="3960" w:hanging="360"/>
+      </w:pPr>
+      <w:rPr>
+        <w:rFonts w:ascii="Symbol" w:hAnsi="Symbol" w:hint="default"/>
+      </w:rPr>
+    </w:lvl>
+    <w:lvl w:ilvl="4" w:tplc="40090003" w:tentative="1">
+      <w:start w:val="1"/>
+      <w:numFmt w:val="bullet"/>
+      <w:lvlText w:val="o"/>
+      <w:lvlJc w:val="left"/>
+      <w:pPr>
+        <w:ind w:left="4680" w:hanging="360"/>
+      </w:pPr>
+      <w:rPr>
+        <w:rFonts w:ascii="Courier New" w:hAnsi="Courier New" w:cs="Courier New" w:hint="default"/>
+      </w:rPr>
+    </w:lvl>
+    <w:lvl w:ilvl="5" w:tplc="40090005" w:tentative="1">
+      <w:start w:val="1"/>
+      <w:numFmt w:val="bullet"/>
+      <w:lvlText w:val=""/>
+      <w:lvlJc w:val="left"/>
+      <w:pPr>
+        <w:ind w:left="5400" w:hanging="360"/>
+      </w:pPr>
+      <w:rPr>
+        <w:rFonts w:ascii="Wingdings" w:hAnsi="Wingdings" w:hint="default"/>
+      </w:rPr>
+    </w:lvl>
+    <w:lvl w:ilvl="6" w:tplc="40090001" w:tentative="1">
+      <w:start w:val="1"/>
+      <w:numFmt w:val="bullet"/>
+      <w:lvlText w:val=""/>
+      <w:lvlJc w:val="left"/>
+      <w:pPr>
+        <w:ind w:left="6120" w:hanging="360"/>
+      </w:pPr>
+      <w:rPr>
+        <w:rFonts w:ascii="Symbol" w:hAnsi="Symbol" w:hint="default"/>
+      </w:rPr>
+    </w:lvl>
+    <w:lvl w:ilvl="7" w:tplc="40090003" w:tentative="1">
+      <w:start w:val="1"/>
+      <w:numFmt w:val="bullet"/>
+      <w:lvlText w:val="o"/>
+      <w:lvlJc w:val="left"/>
+      <w:pPr>
+        <w:ind w:left="6840" w:hanging="360"/>
+      </w:pPr>
+      <w:rPr>
+        <w:rFonts w:ascii="Courier New" w:hAnsi="Courier New" w:cs="Courier New" w:hint="default"/>
+      </w:rPr>
+    </w:lvl>
+    <w:lvl w:ilvl="8" w:tplc="40090005" w:tentative="1">
+      <w:start w:val="1"/>
+      <w:numFmt w:val="bullet"/>
+      <w:lvlText w:val=""/>
+      <w:lvlJc w:val="left"/>
+      <w:pPr>
+        <w:ind w:left="7560" w:hanging="360"/>
+      </w:pPr>
+      <w:rPr>
+        <w:rFonts w:ascii="Wingdings" w:hAnsi="Wingdings" w:hint="default"/>
+      </w:rPr>
+    </w:lvl>
+  </w:abstractNum>
+  <w:abstractNum w:abstractNumId="14" w15:restartNumberingAfterBreak="0">
     <w:nsid w:val="667551ED"/>
     <w:multiLevelType w:val="multilevel"/>
     <w:tmpl w:val="85FC8020"/>
@@ -3584,7 +7397,7 @@
       </w:pPr>
     </w:lvl>
   </w:abstractNum>
-  <w:abstractNum w:abstractNumId="9" w15:restartNumberingAfterBreak="0">
+  <w:abstractNum w:abstractNumId="15" w15:restartNumberingAfterBreak="0">
     <w:nsid w:val="6E712858"/>
     <w:multiLevelType w:val="hybridMultilevel"/>
     <w:tmpl w:val="ED92BA3E"/>
@@ -3697,7 +7510,7 @@
       </w:rPr>
     </w:lvl>
   </w:abstractNum>
-  <w:abstractNum w:abstractNumId="10" w15:restartNumberingAfterBreak="0">
+  <w:abstractNum w:abstractNumId="16" w15:restartNumberingAfterBreak="0">
     <w:nsid w:val="76492119"/>
     <w:multiLevelType w:val="multilevel"/>
     <w:tmpl w:val="EB78E420"/>
@@ -3847,37 +7660,55 @@
     </w:lvl>
   </w:abstractNum>
   <w:num w:numId="1" w16cid:durableId="1968198454">
-    <w:abstractNumId w:val="4"/>
+    <w:abstractNumId w:val="8"/>
   </w:num>
   <w:num w:numId="2" w16cid:durableId="2012024033">
-    <w:abstractNumId w:val="8"/>
+    <w:abstractNumId w:val="14"/>
   </w:num>
   <w:num w:numId="3" w16cid:durableId="1962572885">
     <w:abstractNumId w:val="0"/>
   </w:num>
   <w:num w:numId="4" w16cid:durableId="580800023">
+    <w:abstractNumId w:val="5"/>
+  </w:num>
+  <w:num w:numId="5" w16cid:durableId="1753159644">
+    <w:abstractNumId w:val="12"/>
+  </w:num>
+  <w:num w:numId="6" w16cid:durableId="270629183">
+    <w:abstractNumId w:val="10"/>
+  </w:num>
+  <w:num w:numId="7" w16cid:durableId="1182934409">
+    <w:abstractNumId w:val="11"/>
+  </w:num>
+  <w:num w:numId="8" w16cid:durableId="1578319114">
+    <w:abstractNumId w:val="15"/>
+  </w:num>
+  <w:num w:numId="9" w16cid:durableId="1361273920">
+    <w:abstractNumId w:val="3"/>
+  </w:num>
+  <w:num w:numId="10" w16cid:durableId="474689253">
+    <w:abstractNumId w:val="16"/>
+  </w:num>
+  <w:num w:numId="11" w16cid:durableId="2067333460">
+    <w:abstractNumId w:val="7"/>
+  </w:num>
+  <w:num w:numId="12" w16cid:durableId="781607905">
+    <w:abstractNumId w:val="1"/>
+  </w:num>
+  <w:num w:numId="13" w16cid:durableId="1190948575">
+    <w:abstractNumId w:val="6"/>
+  </w:num>
+  <w:num w:numId="14" w16cid:durableId="1570531150">
+    <w:abstractNumId w:val="13"/>
+  </w:num>
+  <w:num w:numId="15" w16cid:durableId="1837837704">
+    <w:abstractNumId w:val="9"/>
+  </w:num>
+  <w:num w:numId="16" w16cid:durableId="1291979006">
     <w:abstractNumId w:val="2"/>
   </w:num>
-  <w:num w:numId="5" w16cid:durableId="1753159644">
-    <w:abstractNumId w:val="7"/>
-  </w:num>
-  <w:num w:numId="6" w16cid:durableId="270629183">
-    <w:abstractNumId w:val="5"/>
-  </w:num>
-  <w:num w:numId="7" w16cid:durableId="1182934409">
-    <w:abstractNumId w:val="6"/>
-  </w:num>
-  <w:num w:numId="8" w16cid:durableId="1578319114">
-    <w:abstractNumId w:val="9"/>
-  </w:num>
-  <w:num w:numId="9" w16cid:durableId="1361273920">
-    <w:abstractNumId w:val="1"/>
-  </w:num>
-  <w:num w:numId="10" w16cid:durableId="474689253">
-    <w:abstractNumId w:val="10"/>
-  </w:num>
-  <w:num w:numId="11" w16cid:durableId="2067333460">
-    <w:abstractNumId w:val="3"/>
+  <w:num w:numId="17" w16cid:durableId="434592014">
+    <w:abstractNumId w:val="4"/>
   </w:num>
 </w:numbering>
 </file>

--- a/Data Analytics Python Rv Patel/Unit 4.docx
+++ b/Data Analytics Python Rv Patel/Unit 4.docx
@@ -71,23 +71,7 @@
         </w:numPr>
       </w:pPr>
       <w:r>
-        <w:t xml:space="preserve">Data is stored in a single file (e.g., </w:t>
-      </w:r>
-      <w:proofErr w:type="spellStart"/>
-      <w:r>
-        <w:t>mydb.sqlite</w:t>
-      </w:r>
-      <w:proofErr w:type="spellEnd"/>
-      <w:r>
-        <w:t xml:space="preserve"> or </w:t>
-      </w:r>
-      <w:proofErr w:type="spellStart"/>
-      <w:r>
-        <w:t>mydb.db</w:t>
-      </w:r>
-      <w:proofErr w:type="spellEnd"/>
-      <w:r>
-        <w:t>).</w:t>
+        <w:t>Data is stored in a single file (e.g., mydb.sqlite or mydb.db).</w:t>
       </w:r>
     </w:p>
     <w:p>
@@ -381,23 +365,7 @@
           </w:tcPr>
           <w:p>
             <w:r>
-              <w:t>all data in one .</w:t>
-            </w:r>
-            <w:proofErr w:type="spellStart"/>
-            <w:r>
-              <w:t>db</w:t>
-            </w:r>
-            <w:proofErr w:type="spellEnd"/>
-            <w:r>
-              <w:t xml:space="preserve"> or .</w:t>
-            </w:r>
-            <w:proofErr w:type="spellStart"/>
-            <w:r>
-              <w:t>sqlite</w:t>
-            </w:r>
-            <w:proofErr w:type="spellEnd"/>
-            <w:r>
-              <w:t xml:space="preserve"> file.</w:t>
+              <w:t>all data in one .db or .sqlite file.</w:t>
             </w:r>
           </w:p>
         </w:tc>
@@ -800,8 +768,13 @@
       </w:r>
     </w:p>
     <w:p>
-      <w:r>
-        <w:t xml:space="preserve">Example : </w:t>
+      <w:proofErr w:type="gramStart"/>
+      <w:r>
+        <w:t>Example :</w:t>
+      </w:r>
+      <w:proofErr w:type="gramEnd"/>
+      <w:r>
+        <w:t xml:space="preserve"> </w:t>
       </w:r>
     </w:p>
     <w:p>
@@ -853,9 +826,11 @@
       </w:r>
     </w:p>
     <w:p>
+      <w:proofErr w:type="gramStart"/>
       <w:r>
         <w:t>Example :</w:t>
       </w:r>
+      <w:proofErr w:type="gramEnd"/>
     </w:p>
     <w:p>
       <w:r>
@@ -906,9 +881,11 @@
       </w:r>
     </w:p>
     <w:p>
+      <w:proofErr w:type="gramStart"/>
       <w:r>
         <w:t>Example :</w:t>
       </w:r>
+      <w:proofErr w:type="gramEnd"/>
     </w:p>
     <w:p>
       <w:r>
@@ -960,9 +937,11 @@
       </w:r>
     </w:p>
     <w:p>
+      <w:proofErr w:type="gramStart"/>
       <w:r>
         <w:t>Example :</w:t>
       </w:r>
+      <w:proofErr w:type="gramEnd"/>
     </w:p>
     <w:p>
       <w:r>
@@ -1013,21 +992,15 @@
       </w:r>
     </w:p>
     <w:p>
+      <w:proofErr w:type="gramStart"/>
       <w:r>
         <w:t>Example :</w:t>
       </w:r>
-    </w:p>
-    <w:p>
-      <w:r>
-        <w:t xml:space="preserve">INSERT INTO Files (id, </w:t>
-      </w:r>
-      <w:proofErr w:type="spellStart"/>
-      <w:r>
-        <w:t>file_data</w:t>
-      </w:r>
-      <w:proofErr w:type="spellEnd"/>
-      <w:r>
-        <w:t>)</w:t>
+      <w:proofErr w:type="gramEnd"/>
+    </w:p>
+    <w:p>
+      <w:r>
+        <w:t>INSERT INTO Files (id, file_data)</w:t>
       </w:r>
     </w:p>
     <w:p>
@@ -1137,23 +1110,7 @@
                 <w:sz w:val="28"/>
                 <w:szCs w:val="28"/>
               </w:rPr>
-              <w:t xml:space="preserve">    </w:t>
-            </w:r>
-            <w:proofErr w:type="spellStart"/>
-            <w:r>
-              <w:rPr>
-                <w:sz w:val="28"/>
-                <w:szCs w:val="28"/>
-              </w:rPr>
-              <w:t>gpa</w:t>
-            </w:r>
-            <w:proofErr w:type="spellEnd"/>
-            <w:r>
-              <w:rPr>
-                <w:sz w:val="28"/>
-                <w:szCs w:val="28"/>
-              </w:rPr>
-              <w:t xml:space="preserve"> REAL,</w:t>
+              <w:t xml:space="preserve">    gpa REAL,</w:t>
             </w:r>
           </w:p>
           <w:p>
@@ -1784,7 +1741,6 @@
                 <w14:ligatures w14:val="none"/>
               </w:rPr>
             </w:pPr>
-            <w:proofErr w:type="spellStart"/>
             <w:r>
               <w:rPr>
                 <w:rFonts w:ascii="Consolas" w:eastAsia="Times New Roman" w:hAnsi="Consolas" w:cs="Courier New"/>
@@ -1799,7 +1755,6 @@
               <w:lastRenderedPageBreak/>
               <w:t>gpa</w:t>
             </w:r>
-            <w:proofErr w:type="spellEnd"/>
           </w:p>
         </w:tc>
         <w:tc>
@@ -2122,10 +2077,11 @@
           <w:lang w:eastAsia="en-IN"/>
           <w14:ligatures w14:val="none"/>
         </w:rPr>
-        <w:t xml:space="preserve"> students (id, name, age, </w:t>
-      </w:r>
-      <w:proofErr w:type="spellStart"/>
-      <w:r>
+        <w:t xml:space="preserve"> students (id, name, age, gpa)</w:t>
+      </w:r>
+    </w:p>
+    <w:p>
+      <w:pPr>
         <w:rPr>
           <w:rFonts w:ascii="Consolas" w:eastAsia="Times New Roman" w:hAnsi="Consolas" w:cs="Times New Roman"/>
           <w:color w:val="383A42"/>
@@ -2136,9 +2092,20 @@
           <w:lang w:eastAsia="en-IN"/>
           <w14:ligatures w14:val="none"/>
         </w:rPr>
-        <w:t>gpa</w:t>
-      </w:r>
-      <w:proofErr w:type="spellEnd"/>
+      </w:pPr>
+      <w:r>
+        <w:rPr>
+          <w:rFonts w:ascii="Consolas" w:eastAsia="Times New Roman" w:hAnsi="Consolas" w:cs="Times New Roman"/>
+          <w:color w:val="A626A4"/>
+          <w:kern w:val="0"/>
+          <w:sz w:val="21"/>
+          <w:szCs w:val="21"/>
+          <w:shd w:val="clear" w:color="auto" w:fill="F9F9F9"/>
+          <w:lang w:eastAsia="en-IN"/>
+          <w14:ligatures w14:val="none"/>
+        </w:rPr>
+        <w:t>VALUES</w:t>
+      </w:r>
       <w:r>
         <w:rPr>
           <w:rFonts w:ascii="Consolas" w:eastAsia="Times New Roman" w:hAnsi="Consolas" w:cs="Times New Roman"/>
@@ -2150,11 +2117,22 @@
           <w:lang w:eastAsia="en-IN"/>
           <w14:ligatures w14:val="none"/>
         </w:rPr>
-        <w:t>)</w:t>
-      </w:r>
-    </w:p>
-    <w:p>
-      <w:pPr>
+        <w:t xml:space="preserve"> (</w:t>
+      </w:r>
+      <w:r>
+        <w:rPr>
+          <w:rFonts w:ascii="Consolas" w:eastAsia="Times New Roman" w:hAnsi="Consolas" w:cs="Times New Roman"/>
+          <w:color w:val="986801"/>
+          <w:kern w:val="0"/>
+          <w:sz w:val="21"/>
+          <w:szCs w:val="21"/>
+          <w:shd w:val="clear" w:color="auto" w:fill="F9F9F9"/>
+          <w:lang w:eastAsia="en-IN"/>
+          <w14:ligatures w14:val="none"/>
+        </w:rPr>
+        <w:t>1</w:t>
+      </w:r>
+      <w:r>
         <w:rPr>
           <w:rFonts w:ascii="Consolas" w:eastAsia="Times New Roman" w:hAnsi="Consolas" w:cs="Times New Roman"/>
           <w:color w:val="383A42"/>
@@ -2165,11 +2143,12 @@
           <w:lang w:eastAsia="en-IN"/>
           <w14:ligatures w14:val="none"/>
         </w:rPr>
-      </w:pPr>
+        <w:t xml:space="preserve">, </w:t>
+      </w:r>
       <w:r>
         <w:rPr>
           <w:rFonts w:ascii="Consolas" w:eastAsia="Times New Roman" w:hAnsi="Consolas" w:cs="Times New Roman"/>
-          <w:color w:val="A626A4"/>
+          <w:color w:val="50A14F"/>
           <w:kern w:val="0"/>
           <w:sz w:val="21"/>
           <w:szCs w:val="21"/>
@@ -2177,7 +2156,7 @@
           <w:lang w:eastAsia="en-IN"/>
           <w14:ligatures w14:val="none"/>
         </w:rPr>
-        <w:t>VALUES</w:t>
+        <w:t>'Alice'</w:t>
       </w:r>
       <w:r>
         <w:rPr>
@@ -2190,7 +2169,7 @@
           <w:lang w:eastAsia="en-IN"/>
           <w14:ligatures w14:val="none"/>
         </w:rPr>
-        <w:t xml:space="preserve"> (</w:t>
+        <w:t xml:space="preserve">, </w:t>
       </w:r>
       <w:r>
         <w:rPr>
@@ -2203,7 +2182,7 @@
           <w:lang w:eastAsia="en-IN"/>
           <w14:ligatures w14:val="none"/>
         </w:rPr>
-        <w:t>1</w:t>
+        <w:t>20</w:t>
       </w:r>
       <w:r>
         <w:rPr>
@@ -2221,7 +2200,7 @@
       <w:r>
         <w:rPr>
           <w:rFonts w:ascii="Consolas" w:eastAsia="Times New Roman" w:hAnsi="Consolas" w:cs="Times New Roman"/>
-          <w:color w:val="50A14F"/>
+          <w:color w:val="986801"/>
           <w:kern w:val="0"/>
           <w:sz w:val="21"/>
           <w:szCs w:val="21"/>
@@ -2229,7 +2208,7 @@
           <w:lang w:eastAsia="en-IN"/>
           <w14:ligatures w14:val="none"/>
         </w:rPr>
-        <w:t>'Alice'</w:t>
+        <w:t>3.8</w:t>
       </w:r>
       <w:r>
         <w:rPr>
@@ -2242,22 +2221,11 @@
           <w:lang w:eastAsia="en-IN"/>
           <w14:ligatures w14:val="none"/>
         </w:rPr>
-        <w:t xml:space="preserve">, </w:t>
-      </w:r>
-      <w:r>
-        <w:rPr>
-          <w:rFonts w:ascii="Consolas" w:eastAsia="Times New Roman" w:hAnsi="Consolas" w:cs="Times New Roman"/>
-          <w:color w:val="986801"/>
-          <w:kern w:val="0"/>
-          <w:sz w:val="21"/>
-          <w:szCs w:val="21"/>
-          <w:shd w:val="clear" w:color="auto" w:fill="F9F9F9"/>
-          <w:lang w:eastAsia="en-IN"/>
-          <w14:ligatures w14:val="none"/>
-        </w:rPr>
-        <w:t>20</w:t>
-      </w:r>
-      <w:r>
+        <w:t>);</w:t>
+      </w:r>
+    </w:p>
+    <w:p>
+      <w:pPr>
         <w:rPr>
           <w:rFonts w:ascii="Consolas" w:eastAsia="Times New Roman" w:hAnsi="Consolas" w:cs="Times New Roman"/>
           <w:color w:val="383A42"/>
@@ -2268,47 +2236,6 @@
           <w:lang w:eastAsia="en-IN"/>
           <w14:ligatures w14:val="none"/>
         </w:rPr>
-        <w:t xml:space="preserve">, </w:t>
-      </w:r>
-      <w:r>
-        <w:rPr>
-          <w:rFonts w:ascii="Consolas" w:eastAsia="Times New Roman" w:hAnsi="Consolas" w:cs="Times New Roman"/>
-          <w:color w:val="986801"/>
-          <w:kern w:val="0"/>
-          <w:sz w:val="21"/>
-          <w:szCs w:val="21"/>
-          <w:shd w:val="clear" w:color="auto" w:fill="F9F9F9"/>
-          <w:lang w:eastAsia="en-IN"/>
-          <w14:ligatures w14:val="none"/>
-        </w:rPr>
-        <w:t>3.8</w:t>
-      </w:r>
-      <w:r>
-        <w:rPr>
-          <w:rFonts w:ascii="Consolas" w:eastAsia="Times New Roman" w:hAnsi="Consolas" w:cs="Times New Roman"/>
-          <w:color w:val="383A42"/>
-          <w:kern w:val="0"/>
-          <w:sz w:val="21"/>
-          <w:szCs w:val="21"/>
-          <w:shd w:val="clear" w:color="auto" w:fill="F9F9F9"/>
-          <w:lang w:eastAsia="en-IN"/>
-          <w14:ligatures w14:val="none"/>
-        </w:rPr>
-        <w:t>);</w:t>
-      </w:r>
-    </w:p>
-    <w:p>
-      <w:pPr>
-        <w:rPr>
-          <w:rFonts w:ascii="Consolas" w:eastAsia="Times New Roman" w:hAnsi="Consolas" w:cs="Times New Roman"/>
-          <w:color w:val="383A42"/>
-          <w:kern w:val="0"/>
-          <w:sz w:val="21"/>
-          <w:szCs w:val="21"/>
-          <w:shd w:val="clear" w:color="auto" w:fill="F9F9F9"/>
-          <w:lang w:eastAsia="en-IN"/>
-          <w14:ligatures w14:val="none"/>
-        </w:rPr>
       </w:pPr>
     </w:p>
     <w:p>
@@ -2552,7 +2479,15 @@
         <w:spacing w:line="240" w:lineRule="auto"/>
       </w:pPr>
       <w:r>
-        <w:t xml:space="preserve">Insert, Update, Delete, Select all these operations with this database can also be </w:t>
+        <w:t xml:space="preserve">Insert, Update, Delete, </w:t>
+      </w:r>
+      <w:proofErr w:type="gramStart"/>
+      <w:r>
+        <w:t>Select</w:t>
+      </w:r>
+      <w:proofErr w:type="gramEnd"/>
+      <w:r>
+        <w:t xml:space="preserve"> all these operations with this database can also be </w:t>
       </w:r>
       <w:r>
         <w:t xml:space="preserve">  </w:t>
@@ -2624,6 +2559,7 @@
           <w:szCs w:val="28"/>
         </w:rPr>
       </w:pPr>
+      <w:proofErr w:type="gramStart"/>
       <w:r>
         <w:rPr>
           <w:b/>
@@ -2631,7 +2567,17 @@
           <w:sz w:val="28"/>
           <w:szCs w:val="28"/>
         </w:rPr>
-        <w:t>connect() method</w:t>
+        <w:t>connect(</w:t>
+      </w:r>
+      <w:proofErr w:type="gramEnd"/>
+      <w:r>
+        <w:rPr>
+          <w:b/>
+          <w:bCs/>
+          <w:sz w:val="28"/>
+          <w:szCs w:val="28"/>
+        </w:rPr>
+        <w:t>) method</w:t>
       </w:r>
     </w:p>
     <w:p>
@@ -2640,15 +2586,15 @@
       </w:pPr>
       <w:r>
         <w:tab/>
-        <w:t xml:space="preserve">To establish connection with </w:t>
-      </w:r>
-      <w:proofErr w:type="spellStart"/>
-      <w:r>
-        <w:t>sqlite</w:t>
-      </w:r>
-      <w:proofErr w:type="spellEnd"/>
-      <w:r>
-        <w:t xml:space="preserve"> database, connect() method is used.</w:t>
+        <w:t xml:space="preserve">To establish connection with sqlite database, </w:t>
+      </w:r>
+      <w:proofErr w:type="gramStart"/>
+      <w:r>
+        <w:t>connect(</w:t>
+      </w:r>
+      <w:proofErr w:type="gramEnd"/>
+      <w:r>
+        <w:t>) method is used.</w:t>
       </w:r>
     </w:p>
     <w:p>
@@ -2670,7 +2616,15 @@
         <w:tab/>
       </w:r>
       <w:r>
-        <w:t>Using connect() method, connection object is created</w:t>
+        <w:t xml:space="preserve">Using </w:t>
+      </w:r>
+      <w:proofErr w:type="gramStart"/>
+      <w:r>
+        <w:t>connect(</w:t>
+      </w:r>
+      <w:proofErr w:type="gramEnd"/>
+      <w:r>
+        <w:t>) method, connection object is created</w:t>
       </w:r>
     </w:p>
     <w:p>
@@ -2690,23 +2644,7 @@
         <w:ind w:left="720" w:firstLine="720"/>
       </w:pPr>
       <w:r>
-        <w:t xml:space="preserve"> </w:t>
-      </w:r>
-      <w:proofErr w:type="spellStart"/>
-      <w:r>
-        <w:t>Var_name</w:t>
-      </w:r>
-      <w:proofErr w:type="spellEnd"/>
-      <w:r>
-        <w:t>=sqlite3.connect('</w:t>
-      </w:r>
-      <w:proofErr w:type="spellStart"/>
-      <w:r>
-        <w:t>database_name</w:t>
-      </w:r>
-      <w:proofErr w:type="spellEnd"/>
-      <w:r>
-        <w:t>')</w:t>
+        <w:t xml:space="preserve"> Var_name=sqlite3.connect('database_name')</w:t>
       </w:r>
     </w:p>
     <w:p>
@@ -2743,20 +2681,17 @@
           </w:p>
           <w:p>
             <w:r>
-              <w:t>conn=sqlite3.connect('</w:t>
-            </w:r>
-            <w:proofErr w:type="spellStart"/>
-            <w:r>
-              <w:t>emp.db</w:t>
-            </w:r>
-            <w:proofErr w:type="spellEnd"/>
-            <w:r>
-              <w:t xml:space="preserve">') </w:t>
-            </w:r>
-          </w:p>
-          <w:p>
-            <w:r>
-              <w:t xml:space="preserve">print("Successfully connected") </w:t>
+              <w:t xml:space="preserve">conn=sqlite3.connect('emp.db') </w:t>
+            </w:r>
+          </w:p>
+          <w:p>
+            <w:proofErr w:type="gramStart"/>
+            <w:r>
+              <w:t>print(</w:t>
+            </w:r>
+            <w:proofErr w:type="gramEnd"/>
+            <w:r>
+              <w:t xml:space="preserve">"Successfully connected") </w:t>
             </w:r>
           </w:p>
           <w:p>
@@ -2772,6 +2707,7 @@
                 <w:bCs/>
               </w:rPr>
             </w:pPr>
+            <w:proofErr w:type="gramStart"/>
             <w:r>
               <w:rPr>
                 <w:b/>
@@ -2786,6 +2722,7 @@
               </w:rPr>
               <w:t xml:space="preserve"> :</w:t>
             </w:r>
+            <w:proofErr w:type="gramEnd"/>
           </w:p>
           <w:p>
             <w:r>
@@ -2819,15 +2756,7 @@
         <w:ind w:left="720"/>
       </w:pPr>
       <w:r>
-        <w:t xml:space="preserve">Python finds the </w:t>
-      </w:r>
-      <w:proofErr w:type="spellStart"/>
-      <w:r>
-        <w:t>emp.db</w:t>
-      </w:r>
-      <w:proofErr w:type="spellEnd"/>
-      <w:r>
-        <w:t xml:space="preserve"> database, then it opens the existing database and if it is not found then it creates new database.</w:t>
+        <w:t>Python finds the emp.db database, then it opens the existing database and if it is not found then it creates new database.</w:t>
       </w:r>
     </w:p>
     <w:p>
@@ -2845,6 +2774,7 @@
           <w:szCs w:val="28"/>
         </w:rPr>
       </w:pPr>
+      <w:proofErr w:type="gramStart"/>
       <w:r>
         <w:rPr>
           <w:b/>
@@ -2852,7 +2782,17 @@
           <w:sz w:val="28"/>
           <w:szCs w:val="28"/>
         </w:rPr>
-        <w:t xml:space="preserve">cursor() method </w:t>
+        <w:t>cursor(</w:t>
+      </w:r>
+      <w:proofErr w:type="gramEnd"/>
+      <w:r>
+        <w:rPr>
+          <w:b/>
+          <w:bCs/>
+          <w:sz w:val="28"/>
+          <w:szCs w:val="28"/>
+        </w:rPr>
+        <w:t xml:space="preserve">) method </w:t>
       </w:r>
     </w:p>
     <w:p>
@@ -2884,7 +2824,15 @@
         <w:spacing w:line="240" w:lineRule="auto"/>
       </w:pPr>
       <w:r>
-        <w:t xml:space="preserve">Cursor object is created using cursor() method. </w:t>
+        <w:t xml:space="preserve">Cursor object is created using </w:t>
+      </w:r>
+      <w:proofErr w:type="gramStart"/>
+      <w:r>
+        <w:t>cursor(</w:t>
+      </w:r>
+      <w:proofErr w:type="gramEnd"/>
+      <w:r>
+        <w:t xml:space="preserve">) method. </w:t>
       </w:r>
     </w:p>
     <w:p>
@@ -2900,11 +2848,14 @@
         <w:spacing w:line="240" w:lineRule="auto"/>
         <w:ind w:firstLine="720"/>
       </w:pPr>
-      <w:proofErr w:type="spellStart"/>
-      <w:r>
-        <w:t>Connection_name.cursor</w:t>
-      </w:r>
-      <w:proofErr w:type="spellEnd"/>
+      <w:r>
+        <w:t>Connection_</w:t>
+      </w:r>
+      <w:proofErr w:type="gramStart"/>
+      <w:r>
+        <w:t>name.cursor</w:t>
+      </w:r>
+      <w:proofErr w:type="gramEnd"/>
       <w:r>
         <w:t xml:space="preserve">() </w:t>
       </w:r>
@@ -2922,11 +2873,11 @@
         <w:spacing w:line="240" w:lineRule="auto"/>
         <w:ind w:firstLine="720"/>
       </w:pPr>
-      <w:proofErr w:type="spellStart"/>
+      <w:proofErr w:type="gramStart"/>
       <w:r>
         <w:t>conn.cursor</w:t>
       </w:r>
-      <w:proofErr w:type="spellEnd"/>
+      <w:proofErr w:type="gramEnd"/>
       <w:r>
         <w:t xml:space="preserve">() </w:t>
       </w:r>
@@ -2945,7 +2896,15 @@
         <w:ind w:firstLine="720"/>
       </w:pPr>
       <w:r>
-        <w:t>• execute()</w:t>
+        <w:t xml:space="preserve">• </w:t>
+      </w:r>
+      <w:proofErr w:type="gramStart"/>
+      <w:r>
+        <w:t>execute(</w:t>
+      </w:r>
+      <w:proofErr w:type="gramEnd"/>
+      <w:r>
+        <w:t>)</w:t>
       </w:r>
     </w:p>
     <w:p>
@@ -2956,13 +2915,13 @@
       <w:r>
         <w:t xml:space="preserve"> o </w:t>
       </w:r>
-      <w:proofErr w:type="spellStart"/>
-      <w:r>
-        <w:t>fetchone</w:t>
-      </w:r>
-      <w:proofErr w:type="spellEnd"/>
-      <w:r>
-        <w:t xml:space="preserve">() </w:t>
+      <w:proofErr w:type="gramStart"/>
+      <w:r>
+        <w:t>fetchone(</w:t>
+      </w:r>
+      <w:proofErr w:type="gramEnd"/>
+      <w:r>
+        <w:t xml:space="preserve">) </w:t>
       </w:r>
     </w:p>
     <w:p>
@@ -2973,13 +2932,13 @@
       <w:r>
         <w:t xml:space="preserve">o </w:t>
       </w:r>
-      <w:proofErr w:type="spellStart"/>
-      <w:r>
-        <w:t>fetchall</w:t>
-      </w:r>
-      <w:proofErr w:type="spellEnd"/>
-      <w:r>
-        <w:t>()</w:t>
+      <w:proofErr w:type="gramStart"/>
+      <w:r>
+        <w:t>fetchall(</w:t>
+      </w:r>
+      <w:proofErr w:type="gramEnd"/>
+      <w:r>
+        <w:t>)</w:t>
       </w:r>
     </w:p>
     <w:p>
@@ -2995,15 +2954,7 @@
         <w:spacing w:line="240" w:lineRule="auto"/>
       </w:pPr>
       <w:r>
-        <w:t>o A=</w:t>
-      </w:r>
-      <w:proofErr w:type="spellStart"/>
-      <w:r>
-        <w:t>curs.execute</w:t>
-      </w:r>
-      <w:proofErr w:type="spellEnd"/>
-      <w:r>
-        <w:t xml:space="preserve">() #explicitly cursor is created </w:t>
+        <w:t xml:space="preserve">o A=curs.execute() #explicitly cursor is created </w:t>
       </w:r>
     </w:p>
     <w:p>
@@ -3011,15 +2962,7 @@
         <w:spacing w:line="240" w:lineRule="auto"/>
       </w:pPr>
       <w:r>
-        <w:t>o B=</w:t>
-      </w:r>
-      <w:proofErr w:type="spellStart"/>
-      <w:r>
-        <w:t>conn.execute</w:t>
-      </w:r>
-      <w:proofErr w:type="spellEnd"/>
-      <w:r>
-        <w:t>()</w:t>
+        <w:t>o B=conn.execute()</w:t>
       </w:r>
       <w:r>
         <w:t xml:space="preserve"> </w:t>
@@ -3043,6 +2986,7 @@
           <w:szCs w:val="28"/>
         </w:rPr>
       </w:pPr>
+      <w:proofErr w:type="gramStart"/>
       <w:r>
         <w:rPr>
           <w:b/>
@@ -3050,7 +2994,17 @@
           <w:sz w:val="28"/>
           <w:szCs w:val="28"/>
         </w:rPr>
-        <w:t>execute() method</w:t>
+        <w:t>execute(</w:t>
+      </w:r>
+      <w:proofErr w:type="gramEnd"/>
+      <w:r>
+        <w:rPr>
+          <w:b/>
+          <w:bCs/>
+          <w:sz w:val="28"/>
+          <w:szCs w:val="28"/>
+        </w:rPr>
+        <w:t>) method</w:t>
       </w:r>
     </w:p>
     <w:p>
@@ -3058,7 +3012,15 @@
         <w:spacing w:line="240" w:lineRule="auto"/>
       </w:pPr>
       <w:r>
-        <w:t xml:space="preserve">To execute the SQL statements means operations like INSERT, UPDATE, DELETE etc., execute() method of cursor object is used. </w:t>
+        <w:t xml:space="preserve">To execute the SQL statements means operations like INSERT, UPDATE, DELETE etc., </w:t>
+      </w:r>
+      <w:proofErr w:type="gramStart"/>
+      <w:r>
+        <w:t>execute(</w:t>
+      </w:r>
+      <w:proofErr w:type="gramEnd"/>
+      <w:r>
+        <w:t xml:space="preserve">) method of cursor object is used. </w:t>
       </w:r>
     </w:p>
     <w:p>
@@ -3084,29 +3046,16 @@
         <w:spacing w:line="240" w:lineRule="auto"/>
         <w:ind w:firstLine="720"/>
       </w:pPr>
-      <w:proofErr w:type="spellStart"/>
-      <w:r>
-        <w:t>Var_name</w:t>
-      </w:r>
-      <w:proofErr w:type="spellEnd"/>
-      <w:r>
-        <w:t>=</w:t>
-      </w:r>
-      <w:proofErr w:type="spellStart"/>
-      <w:r>
-        <w:t>cursor_name.execute</w:t>
-      </w:r>
-      <w:proofErr w:type="spellEnd"/>
-      <w:r>
-        <w:t>("</w:t>
-      </w:r>
-      <w:proofErr w:type="spellStart"/>
-      <w:r>
-        <w:t>SQL_statement</w:t>
-      </w:r>
-      <w:proofErr w:type="spellEnd"/>
-      <w:r>
-        <w:t xml:space="preserve">") </w:t>
+      <w:r>
+        <w:t>Var_name=cursor_</w:t>
+      </w:r>
+      <w:proofErr w:type="gramStart"/>
+      <w:r>
+        <w:t>name.execute</w:t>
+      </w:r>
+      <w:proofErr w:type="gramEnd"/>
+      <w:r>
+        <w:t xml:space="preserve">("SQL_statement") </w:t>
       </w:r>
     </w:p>
     <w:p>
@@ -3115,31 +3064,15 @@
         <w:ind w:left="720"/>
       </w:pPr>
       <w:r>
-        <w:t xml:space="preserve">o Automatically cursor is created: </w:t>
-      </w:r>
-      <w:proofErr w:type="spellStart"/>
-      <w:r>
-        <w:t>Var_name</w:t>
-      </w:r>
-      <w:proofErr w:type="spellEnd"/>
-      <w:r>
-        <w:t>=</w:t>
-      </w:r>
-      <w:proofErr w:type="spellStart"/>
-      <w:r>
-        <w:t>connection_name.execute</w:t>
-      </w:r>
-      <w:proofErr w:type="spellEnd"/>
-      <w:r>
-        <w:t>("</w:t>
-      </w:r>
-      <w:proofErr w:type="spellStart"/>
-      <w:r>
-        <w:t>SQL_statement</w:t>
-      </w:r>
-      <w:proofErr w:type="spellEnd"/>
-      <w:r>
-        <w:t>")</w:t>
+        <w:t>o Automatically cursor is created: Var_name=connection_</w:t>
+      </w:r>
+      <w:proofErr w:type="gramStart"/>
+      <w:r>
+        <w:t>name.execute</w:t>
+      </w:r>
+      <w:proofErr w:type="gramEnd"/>
+      <w:r>
+        <w:t>("SQL_statement")</w:t>
       </w:r>
     </w:p>
     <w:p>
@@ -3162,7 +3095,7 @@
           <w:szCs w:val="28"/>
         </w:rPr>
       </w:pPr>
-      <w:proofErr w:type="spellStart"/>
+      <w:proofErr w:type="gramStart"/>
       <w:r>
         <w:rPr>
           <w:b/>
@@ -3170,9 +3103,9 @@
           <w:sz w:val="28"/>
           <w:szCs w:val="28"/>
         </w:rPr>
-        <w:t>fetchone</w:t>
-      </w:r>
-      <w:proofErr w:type="spellEnd"/>
+        <w:t>fetchone(</w:t>
+      </w:r>
+      <w:proofErr w:type="gramEnd"/>
       <w:r>
         <w:rPr>
           <w:b/>
@@ -3180,7 +3113,7 @@
           <w:sz w:val="28"/>
           <w:szCs w:val="28"/>
         </w:rPr>
-        <w:t>() method</w:t>
+        <w:t>) method</w:t>
       </w:r>
     </w:p>
     <w:p>
@@ -3192,13 +3125,13 @@
         </w:numPr>
         <w:spacing w:line="240" w:lineRule="auto"/>
       </w:pPr>
-      <w:proofErr w:type="spellStart"/>
-      <w:r>
-        <w:t>fetchone</w:t>
-      </w:r>
-      <w:proofErr w:type="spellEnd"/>
-      <w:r>
-        <w:t>() method extract one record from current position.</w:t>
+      <w:proofErr w:type="gramStart"/>
+      <w:r>
+        <w:t>fetchone(</w:t>
+      </w:r>
+      <w:proofErr w:type="gramEnd"/>
+      <w:r>
+        <w:t>) method extract one record from current position.</w:t>
       </w:r>
     </w:p>
     <w:p>
@@ -3224,7 +3157,15 @@
         <w:spacing w:line="240" w:lineRule="auto"/>
       </w:pPr>
       <w:r>
-        <w:t>If not a single record exists or after the last record, it is executed then it returns "None".</w:t>
+        <w:t xml:space="preserve">If </w:t>
+      </w:r>
+      <w:proofErr w:type="gramStart"/>
+      <w:r>
+        <w:t>not</w:t>
+      </w:r>
+      <w:proofErr w:type="gramEnd"/>
+      <w:r>
+        <w:t xml:space="preserve"> a single record exists or after the last record, it is executed then it returns "None".</w:t>
       </w:r>
     </w:p>
     <w:p>
@@ -3269,47 +3210,31 @@
           </w:p>
           <w:p>
             <w:r>
-              <w:t>conn=sqlite3.connect('</w:t>
-            </w:r>
-            <w:proofErr w:type="spellStart"/>
-            <w:r>
-              <w:t>emp.db</w:t>
-            </w:r>
-            <w:proofErr w:type="spellEnd"/>
-            <w:r>
-              <w:t>')</w:t>
+              <w:t>conn=sqlite3.connect('emp.db')</w:t>
             </w:r>
           </w:p>
           <w:p>
             <w:r>
               <w:t>a=</w:t>
             </w:r>
-            <w:proofErr w:type="spellStart"/>
+            <w:proofErr w:type="gramStart"/>
             <w:r>
               <w:t>conn.execute</w:t>
             </w:r>
-            <w:proofErr w:type="spellEnd"/>
-            <w:r>
-              <w:t xml:space="preserve">("select * from </w:t>
-            </w:r>
-            <w:proofErr w:type="spellStart"/>
-            <w:r>
-              <w:t>tblemp</w:t>
-            </w:r>
-            <w:proofErr w:type="spellEnd"/>
-            <w:r>
-              <w:t>") #automatically cursor object is created.</w:t>
+            <w:proofErr w:type="gramEnd"/>
+            <w:r>
+              <w:t>("select * from tblemp") #automatically cursor object is created.</w:t>
             </w:r>
           </w:p>
           <w:p>
             <w:r>
               <w:t>b=</w:t>
             </w:r>
-            <w:proofErr w:type="spellStart"/>
+            <w:proofErr w:type="gramStart"/>
             <w:r>
               <w:t>a.fetchone</w:t>
             </w:r>
-            <w:proofErr w:type="spellEnd"/>
+            <w:proofErr w:type="gramEnd"/>
             <w:r>
               <w:t>()</w:t>
             </w:r>
@@ -3320,63 +3245,104 @@
             </w:r>
           </w:p>
           <w:p>
-            <w:r>
-              <w:t xml:space="preserve">print("Emp </w:t>
-            </w:r>
-            <w:proofErr w:type="spellStart"/>
-            <w:r>
-              <w:t>id:",b</w:t>
-            </w:r>
-            <w:proofErr w:type="spellEnd"/>
+            <w:proofErr w:type="gramStart"/>
+            <w:r>
+              <w:t>print(</w:t>
+            </w:r>
+            <w:proofErr w:type="gramEnd"/>
+            <w:r>
+              <w:t>"Emp id:</w:t>
+            </w:r>
+            <w:proofErr w:type="gramStart"/>
+            <w:r>
+              <w:t>",b</w:t>
+            </w:r>
+            <w:proofErr w:type="gramEnd"/>
             <w:r>
               <w:t xml:space="preserve">[0]) </w:t>
             </w:r>
           </w:p>
           <w:p>
-            <w:r>
-              <w:t xml:space="preserve">print("Emp. </w:t>
-            </w:r>
-            <w:proofErr w:type="spellStart"/>
-            <w:r>
-              <w:t>name:",b</w:t>
-            </w:r>
-            <w:proofErr w:type="spellEnd"/>
+            <w:proofErr w:type="gramStart"/>
+            <w:r>
+              <w:t>print(</w:t>
+            </w:r>
+            <w:proofErr w:type="gramEnd"/>
+            <w:r>
+              <w:t>"Emp. name:</w:t>
+            </w:r>
+            <w:proofErr w:type="gramStart"/>
+            <w:r>
+              <w:t>",b</w:t>
+            </w:r>
+            <w:proofErr w:type="gramEnd"/>
             <w:r>
               <w:t xml:space="preserve">[1]) </w:t>
             </w:r>
           </w:p>
           <w:p>
-            <w:r>
-              <w:t xml:space="preserve">print("Emp. </w:t>
-            </w:r>
-            <w:proofErr w:type="spellStart"/>
-            <w:r>
-              <w:t>gender:",b</w:t>
-            </w:r>
-            <w:proofErr w:type="spellEnd"/>
+            <w:proofErr w:type="gramStart"/>
+            <w:r>
+              <w:t>print(</w:t>
+            </w:r>
+            <w:proofErr w:type="gramEnd"/>
+            <w:r>
+              <w:t>"Emp. gender:</w:t>
+            </w:r>
+            <w:proofErr w:type="gramStart"/>
+            <w:r>
+              <w:t>",b</w:t>
+            </w:r>
+            <w:proofErr w:type="gramEnd"/>
             <w:r>
               <w:t xml:space="preserve">[2]) </w:t>
             </w:r>
           </w:p>
           <w:p>
-            <w:r>
-              <w:t xml:space="preserve">print("Emp. join date:", b[3]) </w:t>
-            </w:r>
-          </w:p>
-          <w:p>
-            <w:r>
-              <w:t xml:space="preserve">print("Emp. salary:", b[4]) </w:t>
-            </w:r>
-          </w:p>
-          <w:p>
+            <w:proofErr w:type="gramStart"/>
             <w:r>
               <w:t>print(</w:t>
             </w:r>
-            <w:proofErr w:type="spellStart"/>
+            <w:proofErr w:type="gramEnd"/>
+            <w:r>
+              <w:t xml:space="preserve">"Emp. join date:", </w:t>
+            </w:r>
+            <w:proofErr w:type="gramStart"/>
+            <w:r>
+              <w:t>b[</w:t>
+            </w:r>
+            <w:proofErr w:type="gramEnd"/>
+            <w:r>
+              <w:t xml:space="preserve">3]) </w:t>
+            </w:r>
+          </w:p>
+          <w:p>
+            <w:proofErr w:type="gramStart"/>
+            <w:r>
+              <w:t>print(</w:t>
+            </w:r>
+            <w:proofErr w:type="gramEnd"/>
+            <w:r>
+              <w:t xml:space="preserve">"Emp. salary:", </w:t>
+            </w:r>
+            <w:proofErr w:type="gramStart"/>
+            <w:r>
+              <w:t>b[</w:t>
+            </w:r>
+            <w:proofErr w:type="gramEnd"/>
+            <w:r>
+              <w:t xml:space="preserve">4]) </w:t>
+            </w:r>
+          </w:p>
+          <w:p>
+            <w:r>
+              <w:t>print(</w:t>
+            </w:r>
+            <w:proofErr w:type="gramStart"/>
             <w:r>
               <w:t>a.fetchone</w:t>
             </w:r>
-            <w:proofErr w:type="spellEnd"/>
+            <w:proofErr w:type="gramEnd"/>
             <w:r>
               <w:t xml:space="preserve">()) </w:t>
             </w:r>
@@ -3435,7 +3401,7 @@
           <w:szCs w:val="28"/>
         </w:rPr>
       </w:pPr>
-      <w:proofErr w:type="spellStart"/>
+      <w:proofErr w:type="gramStart"/>
       <w:r>
         <w:rPr>
           <w:b/>
@@ -3443,9 +3409,9 @@
           <w:sz w:val="28"/>
           <w:szCs w:val="28"/>
         </w:rPr>
-        <w:t>fetchall</w:t>
-      </w:r>
-      <w:proofErr w:type="spellEnd"/>
+        <w:t>fetchall(</w:t>
+      </w:r>
+      <w:proofErr w:type="gramEnd"/>
       <w:r>
         <w:rPr>
           <w:b/>
@@ -3453,7 +3419,7 @@
           <w:sz w:val="28"/>
           <w:szCs w:val="28"/>
         </w:rPr>
-        <w:t>() method</w:t>
+        <w:t>) method</w:t>
       </w:r>
     </w:p>
     <w:p>
@@ -3463,13 +3429,13 @@
       <w:r>
         <w:tab/>
       </w:r>
-      <w:proofErr w:type="spellStart"/>
-      <w:r>
-        <w:t>fetchall</w:t>
-      </w:r>
-      <w:proofErr w:type="spellEnd"/>
-      <w:r>
-        <w:t>() method is used to extract all records based on given query.</w:t>
+      <w:proofErr w:type="gramStart"/>
+      <w:r>
+        <w:t>fetchall(</w:t>
+      </w:r>
+      <w:proofErr w:type="gramEnd"/>
+      <w:r>
+        <w:t>) method is used to extract all records based on given query.</w:t>
       </w:r>
     </w:p>
     <w:p>
@@ -3480,7 +3446,15 @@
         <w:tab/>
       </w:r>
       <w:r>
-        <w:t>It generates two dimensional array.</w:t>
+        <w:t xml:space="preserve">It generates </w:t>
+      </w:r>
+      <w:proofErr w:type="gramStart"/>
+      <w:r>
+        <w:t>two dimensional</w:t>
+      </w:r>
+      <w:proofErr w:type="gramEnd"/>
+      <w:r>
+        <w:t xml:space="preserve"> array.</w:t>
       </w:r>
     </w:p>
     <w:p>
@@ -3517,47 +3491,31 @@
           </w:p>
           <w:p>
             <w:r>
-              <w:t>conn=sqlite3.connect('</w:t>
-            </w:r>
-            <w:proofErr w:type="spellStart"/>
-            <w:r>
-              <w:t>emp.db</w:t>
-            </w:r>
-            <w:proofErr w:type="spellEnd"/>
-            <w:r>
-              <w:t>')</w:t>
+              <w:t>conn=sqlite3.connect('emp.db')</w:t>
             </w:r>
           </w:p>
           <w:p>
             <w:r>
               <w:t>a=</w:t>
             </w:r>
-            <w:proofErr w:type="spellStart"/>
+            <w:proofErr w:type="gramStart"/>
             <w:r>
               <w:t>conn.execute</w:t>
             </w:r>
-            <w:proofErr w:type="spellEnd"/>
-            <w:r>
-              <w:t xml:space="preserve">("select * from </w:t>
-            </w:r>
-            <w:proofErr w:type="spellStart"/>
-            <w:r>
-              <w:t>tblemp</w:t>
-            </w:r>
-            <w:proofErr w:type="spellEnd"/>
-            <w:r>
-              <w:t>") #automatically cursor object is created.</w:t>
+            <w:proofErr w:type="gramEnd"/>
+            <w:r>
+              <w:t>("select * from tblemp") #automatically cursor object is created.</w:t>
             </w:r>
           </w:p>
           <w:p>
             <w:r>
               <w:t>b=</w:t>
             </w:r>
-            <w:proofErr w:type="spellStart"/>
+            <w:proofErr w:type="gramStart"/>
             <w:r>
               <w:t>a.fetchall</w:t>
             </w:r>
-            <w:proofErr w:type="spellEnd"/>
+            <w:proofErr w:type="gramEnd"/>
             <w:r>
               <w:t>()</w:t>
             </w:r>
@@ -3569,14 +3527,19 @@
           </w:p>
           <w:p/>
           <w:p>
-            <w:r>
-              <w:t xml:space="preserve">print("Emp </w:t>
-            </w:r>
-            <w:proofErr w:type="spellStart"/>
-            <w:r>
-              <w:t>id:",b</w:t>
-            </w:r>
-            <w:proofErr w:type="spellEnd"/>
+            <w:proofErr w:type="gramStart"/>
+            <w:r>
+              <w:t>print(</w:t>
+            </w:r>
+            <w:proofErr w:type="gramEnd"/>
+            <w:r>
+              <w:t>"Emp id:</w:t>
+            </w:r>
+            <w:proofErr w:type="gramStart"/>
+            <w:r>
+              <w:t>",b</w:t>
+            </w:r>
+            <w:proofErr w:type="gramEnd"/>
             <w:r>
               <w:t>[0][</w:t>
             </w:r>
@@ -3585,14 +3548,19 @@
             </w:r>
           </w:p>
           <w:p>
-            <w:r>
-              <w:t xml:space="preserve">print("Emp. </w:t>
-            </w:r>
-            <w:proofErr w:type="spellStart"/>
-            <w:r>
-              <w:t>name:",b</w:t>
-            </w:r>
-            <w:proofErr w:type="spellEnd"/>
+            <w:proofErr w:type="gramStart"/>
+            <w:r>
+              <w:t>print(</w:t>
+            </w:r>
+            <w:proofErr w:type="gramEnd"/>
+            <w:r>
+              <w:t>"Emp. name:</w:t>
+            </w:r>
+            <w:proofErr w:type="gramStart"/>
+            <w:r>
+              <w:t>",b</w:t>
+            </w:r>
+            <w:proofErr w:type="gramEnd"/>
             <w:r>
               <w:t>[</w:t>
             </w:r>
@@ -3604,14 +3572,19 @@
             </w:r>
           </w:p>
           <w:p>
-            <w:r>
-              <w:t xml:space="preserve">print("Emp. </w:t>
-            </w:r>
-            <w:proofErr w:type="spellStart"/>
-            <w:r>
-              <w:t>gender:",b</w:t>
-            </w:r>
-            <w:proofErr w:type="spellEnd"/>
+            <w:proofErr w:type="gramStart"/>
+            <w:r>
+              <w:t>print(</w:t>
+            </w:r>
+            <w:proofErr w:type="gramEnd"/>
+            <w:r>
+              <w:t>"Emp. gender:</w:t>
+            </w:r>
+            <w:proofErr w:type="gramStart"/>
+            <w:r>
+              <w:t>",b</w:t>
+            </w:r>
+            <w:proofErr w:type="gramEnd"/>
             <w:r>
               <w:t>[</w:t>
             </w:r>
@@ -3623,63 +3596,122 @@
             </w:r>
           </w:p>
           <w:p>
-            <w:r>
-              <w:t xml:space="preserve">print("Emp. join date:", b[0][3]) </w:t>
-            </w:r>
-          </w:p>
-          <w:p>
-            <w:r>
-              <w:t>print("Emp. salary:", b[0][4],"\n")</w:t>
+            <w:proofErr w:type="gramStart"/>
+            <w:r>
+              <w:t>print(</w:t>
+            </w:r>
+            <w:proofErr w:type="gramEnd"/>
+            <w:r>
+              <w:t xml:space="preserve">"Emp. join date:", </w:t>
+            </w:r>
+            <w:proofErr w:type="gramStart"/>
+            <w:r>
+              <w:t>b[</w:t>
+            </w:r>
+            <w:proofErr w:type="gramEnd"/>
+            <w:r>
+              <w:t xml:space="preserve">0][3]) </w:t>
+            </w:r>
+          </w:p>
+          <w:p>
+            <w:proofErr w:type="gramStart"/>
+            <w:r>
+              <w:t>print(</w:t>
+            </w:r>
+            <w:proofErr w:type="gramEnd"/>
+            <w:r>
+              <w:t>"Emp. salary:", b[0][4],"\n")</w:t>
             </w:r>
           </w:p>
           <w:p/>
           <w:p>
-            <w:r>
-              <w:t xml:space="preserve">print("Emp </w:t>
-            </w:r>
-            <w:proofErr w:type="spellStart"/>
-            <w:r>
-              <w:t>id:",b</w:t>
-            </w:r>
-            <w:proofErr w:type="spellEnd"/>
+            <w:proofErr w:type="gramStart"/>
+            <w:r>
+              <w:t>print(</w:t>
+            </w:r>
+            <w:proofErr w:type="gramEnd"/>
+            <w:r>
+              <w:t>"Emp id:</w:t>
+            </w:r>
+            <w:proofErr w:type="gramStart"/>
+            <w:r>
+              <w:t>",b</w:t>
+            </w:r>
+            <w:proofErr w:type="gramEnd"/>
             <w:r>
               <w:t xml:space="preserve">[1][0]) </w:t>
             </w:r>
           </w:p>
           <w:p>
-            <w:r>
-              <w:t xml:space="preserve">print("Emp. </w:t>
-            </w:r>
-            <w:proofErr w:type="spellStart"/>
-            <w:r>
-              <w:t>name:",b</w:t>
-            </w:r>
-            <w:proofErr w:type="spellEnd"/>
+            <w:proofErr w:type="gramStart"/>
+            <w:r>
+              <w:t>print(</w:t>
+            </w:r>
+            <w:proofErr w:type="gramEnd"/>
+            <w:r>
+              <w:t>"Emp. name:</w:t>
+            </w:r>
+            <w:proofErr w:type="gramStart"/>
+            <w:r>
+              <w:t>",b</w:t>
+            </w:r>
+            <w:proofErr w:type="gramEnd"/>
             <w:r>
               <w:t xml:space="preserve">[1][1]) </w:t>
             </w:r>
           </w:p>
           <w:p>
-            <w:r>
-              <w:t xml:space="preserve">print("Emp. </w:t>
-            </w:r>
-            <w:proofErr w:type="spellStart"/>
-            <w:r>
-              <w:t>gender:",b</w:t>
-            </w:r>
-            <w:proofErr w:type="spellEnd"/>
+            <w:proofErr w:type="gramStart"/>
+            <w:r>
+              <w:t>print(</w:t>
+            </w:r>
+            <w:proofErr w:type="gramEnd"/>
+            <w:r>
+              <w:t>"Emp. gender:</w:t>
+            </w:r>
+            <w:proofErr w:type="gramStart"/>
+            <w:r>
+              <w:t>",b</w:t>
+            </w:r>
+            <w:proofErr w:type="gramEnd"/>
             <w:r>
               <w:t xml:space="preserve">[1][2]) </w:t>
             </w:r>
           </w:p>
           <w:p>
-            <w:r>
-              <w:t xml:space="preserve">print("Emp. join date:", b[1][3]) </w:t>
-            </w:r>
-          </w:p>
-          <w:p>
-            <w:r>
-              <w:t>print("Emp. salary:", b[1][4],"\n"</w:t>
+            <w:proofErr w:type="gramStart"/>
+            <w:r>
+              <w:t>print(</w:t>
+            </w:r>
+            <w:proofErr w:type="gramEnd"/>
+            <w:r>
+              <w:t xml:space="preserve">"Emp. join date:", </w:t>
+            </w:r>
+            <w:proofErr w:type="gramStart"/>
+            <w:r>
+              <w:t>b[</w:t>
+            </w:r>
+            <w:proofErr w:type="gramEnd"/>
+            <w:r>
+              <w:t xml:space="preserve">1][3]) </w:t>
+            </w:r>
+          </w:p>
+          <w:p>
+            <w:proofErr w:type="gramStart"/>
+            <w:r>
+              <w:t>print(</w:t>
+            </w:r>
+            <w:proofErr w:type="gramEnd"/>
+            <w:r>
+              <w:t xml:space="preserve">"Emp. salary:", </w:t>
+            </w:r>
+            <w:proofErr w:type="gramStart"/>
+            <w:r>
+              <w:t>b[</w:t>
+            </w:r>
+            <w:proofErr w:type="gramEnd"/>
+            <w:r>
+              <w:t>1][4],"\n"</w:t>
             </w:r>
           </w:p>
           <w:p/>
@@ -3787,28 +3819,15 @@
               <w:spacing w:after="160"/>
             </w:pPr>
             <w:r>
-              <w:t xml:space="preserve">#step 2 connection and create </w:t>
-            </w:r>
-            <w:proofErr w:type="spellStart"/>
-            <w:r>
-              <w:t>db</w:t>
-            </w:r>
-            <w:proofErr w:type="spellEnd"/>
+              <w:t>#step 2 connection and create db</w:t>
+            </w:r>
           </w:p>
           <w:p>
             <w:pPr>
               <w:spacing w:after="160"/>
             </w:pPr>
             <w:r>
-              <w:t>con = sqlite3.connect('</w:t>
-            </w:r>
-            <w:proofErr w:type="spellStart"/>
-            <w:r>
-              <w:t>test.db</w:t>
-            </w:r>
-            <w:proofErr w:type="spellEnd"/>
-            <w:r>
-              <w:t>')</w:t>
+              <w:t>con = sqlite3.connect('test.db')</w:t>
             </w:r>
           </w:p>
           <w:p>
@@ -3826,11 +3845,11 @@
             <w:r>
               <w:t xml:space="preserve">cursor = </w:t>
             </w:r>
-            <w:proofErr w:type="spellStart"/>
+            <w:proofErr w:type="gramStart"/>
             <w:r>
               <w:t>con.cursor</w:t>
             </w:r>
-            <w:proofErr w:type="spellEnd"/>
+            <w:proofErr w:type="gramEnd"/>
             <w:r>
               <w:t>()</w:t>
             </w:r>
@@ -3857,20 +3876,28 @@
               <w:spacing w:after="160"/>
             </w:pPr>
             <w:r>
-              <w:t>(id INTEGER PRIMARY KEY ,</w:t>
-            </w:r>
+              <w:t>(</w:t>
+            </w:r>
+            <w:proofErr w:type="gramStart"/>
+            <w:r>
+              <w:t>id</w:t>
+            </w:r>
+            <w:proofErr w:type="gramEnd"/>
+            <w:r>
+              <w:t xml:space="preserve"> INTEGER PRIMARY </w:t>
+            </w:r>
+            <w:proofErr w:type="gramStart"/>
+            <w:r>
+              <w:t>KEY ,</w:t>
+            </w:r>
+            <w:proofErr w:type="gramEnd"/>
           </w:p>
           <w:p>
             <w:pPr>
               <w:spacing w:after="160"/>
             </w:pPr>
-            <w:proofErr w:type="spellStart"/>
-            <w:r>
-              <w:t>StudentName</w:t>
-            </w:r>
-            <w:proofErr w:type="spellEnd"/>
-            <w:r>
-              <w:t xml:space="preserve"> TEXT NOT NULL,</w:t>
+            <w:r>
+              <w:t>StudentName TEXT NOT NULL,</w:t>
             </w:r>
           </w:p>
           <w:p>
@@ -3885,11 +3912,11 @@
             <w:pPr>
               <w:spacing w:after="160"/>
             </w:pPr>
-            <w:proofErr w:type="spellStart"/>
+            <w:proofErr w:type="gramStart"/>
             <w:r>
               <w:t>cursor.execute</w:t>
             </w:r>
-            <w:proofErr w:type="spellEnd"/>
+            <w:proofErr w:type="gramEnd"/>
             <w:r>
               <w:t>(student)</w:t>
             </w:r>
@@ -3898,11 +3925,11 @@
             <w:pPr>
               <w:spacing w:after="160"/>
             </w:pPr>
-            <w:proofErr w:type="spellStart"/>
+            <w:proofErr w:type="gramStart"/>
             <w:r>
               <w:t>con.commit</w:t>
             </w:r>
-            <w:proofErr w:type="spellEnd"/>
+            <w:proofErr w:type="gramEnd"/>
             <w:r>
               <w:t>()</w:t>
             </w:r>
@@ -3911,11 +3938,11 @@
             <w:pPr>
               <w:spacing w:after="160"/>
             </w:pPr>
-            <w:proofErr w:type="spellStart"/>
+            <w:proofErr w:type="gramStart"/>
             <w:r>
               <w:t>con.close</w:t>
             </w:r>
-            <w:proofErr w:type="spellEnd"/>
+            <w:proofErr w:type="gramEnd"/>
             <w:r>
               <w:t>()</w:t>
             </w:r>
@@ -3933,15 +3960,7 @@
               <w:spacing w:after="160"/>
             </w:pPr>
             <w:r>
-              <w:t>con = sqlite3.connect('</w:t>
-            </w:r>
-            <w:proofErr w:type="spellStart"/>
-            <w:r>
-              <w:t>test.db</w:t>
-            </w:r>
-            <w:proofErr w:type="spellEnd"/>
-            <w:r>
-              <w:t>')</w:t>
+              <w:t>con = sqlite3.connect('test.db')</w:t>
             </w:r>
           </w:p>
           <w:p>
@@ -3951,11 +3970,11 @@
             <w:r>
               <w:t xml:space="preserve">cursor = </w:t>
             </w:r>
-            <w:proofErr w:type="spellStart"/>
+            <w:proofErr w:type="gramStart"/>
             <w:r>
               <w:t>con.cursor</w:t>
             </w:r>
-            <w:proofErr w:type="spellEnd"/>
+            <w:proofErr w:type="gramEnd"/>
             <w:r>
               <w:t>()</w:t>
             </w:r>
@@ -3973,7 +3992,15 @@
               <w:spacing w:after="160"/>
             </w:pPr>
             <w:r>
-              <w:t>#cursor.execute(insertdata)</w:t>
+              <w:t>#</w:t>
+            </w:r>
+            <w:proofErr w:type="gramStart"/>
+            <w:r>
+              <w:t>cursor.execute</w:t>
+            </w:r>
+            <w:proofErr w:type="gramEnd"/>
+            <w:r>
+              <w:t>(insertdata)</w:t>
             </w:r>
           </w:p>
           <w:p>
@@ -3981,7 +4008,15 @@
               <w:spacing w:after="160"/>
             </w:pPr>
             <w:r>
-              <w:t>#con.commit()</w:t>
+              <w:t>#</w:t>
+            </w:r>
+            <w:proofErr w:type="gramStart"/>
+            <w:r>
+              <w:t>con.commit</w:t>
+            </w:r>
+            <w:proofErr w:type="gramEnd"/>
+            <w:r>
+              <w:t>()</w:t>
             </w:r>
           </w:p>
           <w:p>
@@ -3996,13 +4031,8 @@
             <w:pPr>
               <w:spacing w:after="160"/>
             </w:pPr>
-            <w:proofErr w:type="spellStart"/>
-            <w:r>
-              <w:t>selectquery</w:t>
-            </w:r>
-            <w:proofErr w:type="spellEnd"/>
-            <w:r>
-              <w:t xml:space="preserve"> = """select * from Student"""</w:t>
+            <w:r>
+              <w:t>selectquery = """select * from Student"""</w:t>
             </w:r>
           </w:p>
           <w:p>
@@ -4012,21 +4042,13 @@
             <w:r>
               <w:t xml:space="preserve">a = </w:t>
             </w:r>
-            <w:proofErr w:type="spellStart"/>
+            <w:proofErr w:type="gramStart"/>
             <w:r>
               <w:t>cursor.execute</w:t>
             </w:r>
-            <w:proofErr w:type="spellEnd"/>
-            <w:r>
-              <w:t>(</w:t>
-            </w:r>
-            <w:proofErr w:type="spellStart"/>
-            <w:r>
-              <w:t>selectquery</w:t>
-            </w:r>
-            <w:proofErr w:type="spellEnd"/>
-            <w:r>
-              <w:t>)</w:t>
+            <w:proofErr w:type="gramEnd"/>
+            <w:r>
+              <w:t>(selectquery)</w:t>
             </w:r>
           </w:p>
           <w:p>
@@ -4036,11 +4058,11 @@
             <w:r>
               <w:t xml:space="preserve">b = </w:t>
             </w:r>
-            <w:proofErr w:type="spellStart"/>
+            <w:proofErr w:type="gramStart"/>
             <w:r>
               <w:t>a.fetchall</w:t>
             </w:r>
-            <w:proofErr w:type="spellEnd"/>
+            <w:proofErr w:type="gramEnd"/>
             <w:r>
               <w:t>()</w:t>
             </w:r>
@@ -4057,11 +4079,11 @@
             <w:pPr>
               <w:spacing w:after="160"/>
             </w:pPr>
-            <w:proofErr w:type="spellStart"/>
+            <w:proofErr w:type="gramStart"/>
             <w:r>
               <w:t>con.close</w:t>
             </w:r>
-            <w:proofErr w:type="spellEnd"/>
+            <w:proofErr w:type="gramEnd"/>
             <w:r>
               <w:t>()</w:t>
             </w:r>
@@ -4416,23 +4438,7 @@
                 <w:sz w:val="28"/>
                 <w:szCs w:val="28"/>
               </w:rPr>
-              <w:t>conn = sqlite3.connect("</w:t>
-            </w:r>
-            <w:proofErr w:type="spellStart"/>
-            <w:r>
-              <w:rPr>
-                <w:sz w:val="28"/>
-                <w:szCs w:val="28"/>
-              </w:rPr>
-              <w:t>student.db</w:t>
-            </w:r>
-            <w:proofErr w:type="spellEnd"/>
-            <w:r>
-              <w:rPr>
-                <w:sz w:val="28"/>
-                <w:szCs w:val="28"/>
-              </w:rPr>
-              <w:t>")</w:t>
+              <w:t>conn = sqlite3.connect("student.db")</w:t>
             </w:r>
           </w:p>
           <w:p>
@@ -4449,7 +4455,7 @@
               </w:rPr>
               <w:t xml:space="preserve">cursor = </w:t>
             </w:r>
-            <w:proofErr w:type="spellStart"/>
+            <w:proofErr w:type="gramStart"/>
             <w:r>
               <w:rPr>
                 <w:sz w:val="28"/>
@@ -4457,7 +4463,7 @@
               </w:rPr>
               <w:t>conn.cursor</w:t>
             </w:r>
-            <w:proofErr w:type="spellEnd"/>
+            <w:proofErr w:type="gramEnd"/>
             <w:r>
               <w:rPr>
                 <w:sz w:val="28"/>
@@ -4481,7 +4487,7 @@
                 <w:szCs w:val="28"/>
               </w:rPr>
             </w:pPr>
-            <w:proofErr w:type="spellStart"/>
+            <w:proofErr w:type="gramStart"/>
             <w:r>
               <w:rPr>
                 <w:sz w:val="28"/>
@@ -4489,7 +4495,7 @@
               </w:rPr>
               <w:t>cursor.execute</w:t>
             </w:r>
-            <w:proofErr w:type="spellEnd"/>
+            <w:proofErr w:type="gramEnd"/>
             <w:r>
               <w:rPr>
                 <w:sz w:val="28"/>
@@ -4510,8 +4516,17 @@
                 <w:sz w:val="28"/>
                 <w:szCs w:val="28"/>
               </w:rPr>
-              <w:t>CREATE TABLE IF NOT EXISTS Students(</w:t>
-            </w:r>
+              <w:t xml:space="preserve">CREATE TABLE IF NOT EXISTS </w:t>
+            </w:r>
+            <w:proofErr w:type="gramStart"/>
+            <w:r>
+              <w:rPr>
+                <w:sz w:val="28"/>
+                <w:szCs w:val="28"/>
+              </w:rPr>
+              <w:t>Students(</w:t>
+            </w:r>
+            <w:proofErr w:type="gramEnd"/>
           </w:p>
           <w:p>
             <w:pPr>
@@ -4618,7 +4633,7 @@
                 <w:szCs w:val="28"/>
               </w:rPr>
             </w:pPr>
-            <w:proofErr w:type="spellStart"/>
+            <w:proofErr w:type="gramStart"/>
             <w:r>
               <w:rPr>
                 <w:sz w:val="28"/>
@@ -4626,13 +4641,45 @@
               </w:rPr>
               <w:t>cursor.executemany</w:t>
             </w:r>
-            <w:proofErr w:type="spellEnd"/>
-            <w:r>
-              <w:rPr>
-                <w:sz w:val="28"/>
-                <w:szCs w:val="28"/>
-              </w:rPr>
-              <w:t>("INSERT INTO Students(name, age, grade) VALUES (?, ?, ?)", [</w:t>
+            <w:proofErr w:type="gramEnd"/>
+            <w:r>
+              <w:rPr>
+                <w:sz w:val="28"/>
+                <w:szCs w:val="28"/>
+              </w:rPr>
+              <w:t xml:space="preserve">("INSERT INTO </w:t>
+            </w:r>
+            <w:proofErr w:type="gramStart"/>
+            <w:r>
+              <w:rPr>
+                <w:sz w:val="28"/>
+                <w:szCs w:val="28"/>
+              </w:rPr>
+              <w:t>Students(</w:t>
+            </w:r>
+            <w:proofErr w:type="gramEnd"/>
+            <w:r>
+              <w:rPr>
+                <w:sz w:val="28"/>
+                <w:szCs w:val="28"/>
+              </w:rPr>
+              <w:t xml:space="preserve">name, age, grade) VALUES </w:t>
+            </w:r>
+            <w:proofErr w:type="gramStart"/>
+            <w:r>
+              <w:rPr>
+                <w:sz w:val="28"/>
+                <w:szCs w:val="28"/>
+              </w:rPr>
+              <w:t>(?,</w:t>
+            </w:r>
+            <w:proofErr w:type="gramEnd"/>
+            <w:r>
+              <w:rPr>
+                <w:sz w:val="28"/>
+                <w:szCs w:val="28"/>
+              </w:rPr>
+              <w:t xml:space="preserve"> ?, ?)", [</w:t>
             </w:r>
           </w:p>
           <w:p>
@@ -4725,7 +4772,7 @@
                 <w:szCs w:val="28"/>
               </w:rPr>
             </w:pPr>
-            <w:proofErr w:type="spellStart"/>
+            <w:proofErr w:type="gramStart"/>
             <w:r>
               <w:rPr>
                 <w:sz w:val="28"/>
@@ -4733,7 +4780,7 @@
               </w:rPr>
               <w:t>conn.commit</w:t>
             </w:r>
-            <w:proofErr w:type="spellEnd"/>
+            <w:proofErr w:type="gramEnd"/>
             <w:r>
               <w:rPr>
                 <w:sz w:val="28"/>
@@ -4865,23 +4912,7 @@
                 <w:sz w:val="28"/>
                 <w:szCs w:val="28"/>
               </w:rPr>
-              <w:t>conn = sqlite3.connect("</w:t>
-            </w:r>
-            <w:proofErr w:type="spellStart"/>
-            <w:r>
-              <w:rPr>
-                <w:sz w:val="28"/>
-                <w:szCs w:val="28"/>
-              </w:rPr>
-              <w:t>student.db</w:t>
-            </w:r>
-            <w:proofErr w:type="spellEnd"/>
-            <w:r>
-              <w:rPr>
-                <w:sz w:val="28"/>
-                <w:szCs w:val="28"/>
-              </w:rPr>
-              <w:t>")</w:t>
+              <w:t>conn = sqlite3.connect("student.db")</w:t>
             </w:r>
           </w:p>
           <w:p>
@@ -4898,7 +4929,7 @@
               </w:rPr>
               <w:t xml:space="preserve">cursor = </w:t>
             </w:r>
-            <w:proofErr w:type="spellStart"/>
+            <w:proofErr w:type="gramStart"/>
             <w:r>
               <w:rPr>
                 <w:sz w:val="28"/>
@@ -4906,7 +4937,7 @@
               </w:rPr>
               <w:t>conn.cursor</w:t>
             </w:r>
-            <w:proofErr w:type="spellEnd"/>
+            <w:proofErr w:type="gramEnd"/>
             <w:r>
               <w:rPr>
                 <w:sz w:val="28"/>
@@ -4930,7 +4961,7 @@
                 <w:szCs w:val="28"/>
               </w:rPr>
             </w:pPr>
-            <w:proofErr w:type="spellStart"/>
+            <w:proofErr w:type="gramStart"/>
             <w:r>
               <w:rPr>
                 <w:sz w:val="28"/>
@@ -4938,7 +4969,7 @@
               </w:rPr>
               <w:t>cursor.execute</w:t>
             </w:r>
-            <w:proofErr w:type="spellEnd"/>
+            <w:proofErr w:type="gramEnd"/>
             <w:r>
               <w:rPr>
                 <w:sz w:val="28"/>
@@ -4961,7 +4992,7 @@
               </w:rPr>
               <w:t xml:space="preserve">rows = </w:t>
             </w:r>
-            <w:proofErr w:type="spellStart"/>
+            <w:proofErr w:type="gramStart"/>
             <w:r>
               <w:rPr>
                 <w:sz w:val="28"/>
@@ -4969,7 +5000,7 @@
               </w:rPr>
               <w:t>cursor.fetchall</w:t>
             </w:r>
-            <w:proofErr w:type="spellEnd"/>
+            <w:proofErr w:type="gramEnd"/>
             <w:r>
               <w:rPr>
                 <w:sz w:val="28"/>
@@ -4990,7 +5021,23 @@
                 <w:sz w:val="28"/>
                 <w:szCs w:val="28"/>
               </w:rPr>
-              <w:t>with open("students.csv", "w", newline="") as file:</w:t>
+              <w:t xml:space="preserve">with </w:t>
+            </w:r>
+            <w:proofErr w:type="gramStart"/>
+            <w:r>
+              <w:rPr>
+                <w:sz w:val="28"/>
+                <w:szCs w:val="28"/>
+              </w:rPr>
+              <w:t>open(</w:t>
+            </w:r>
+            <w:proofErr w:type="gramEnd"/>
+            <w:r>
+              <w:rPr>
+                <w:sz w:val="28"/>
+                <w:szCs w:val="28"/>
+              </w:rPr>
+              <w:t>"students.csv", "w", newline="") as file:</w:t>
             </w:r>
           </w:p>
           <w:p>
@@ -5007,7 +5054,7 @@
               </w:rPr>
               <w:t xml:space="preserve">    writer = </w:t>
             </w:r>
-            <w:proofErr w:type="spellStart"/>
+            <w:proofErr w:type="gramStart"/>
             <w:r>
               <w:rPr>
                 <w:sz w:val="28"/>
@@ -5015,7 +5062,7 @@
               </w:rPr>
               <w:t>csv.writer</w:t>
             </w:r>
-            <w:proofErr w:type="spellEnd"/>
+            <w:proofErr w:type="gramEnd"/>
             <w:r>
               <w:rPr>
                 <w:sz w:val="28"/>
@@ -5038,7 +5085,7 @@
               </w:rPr>
               <w:t xml:space="preserve">    </w:t>
             </w:r>
-            <w:proofErr w:type="spellStart"/>
+            <w:proofErr w:type="gramStart"/>
             <w:r>
               <w:rPr>
                 <w:sz w:val="28"/>
@@ -5046,29 +5093,13 @@
               </w:rPr>
               <w:t>writer.writerow</w:t>
             </w:r>
-            <w:proofErr w:type="spellEnd"/>
-            <w:r>
-              <w:rPr>
-                <w:sz w:val="28"/>
-                <w:szCs w:val="28"/>
-              </w:rPr>
-              <w:t>(["</w:t>
-            </w:r>
-            <w:proofErr w:type="spellStart"/>
-            <w:r>
-              <w:rPr>
-                <w:sz w:val="28"/>
-                <w:szCs w:val="28"/>
-              </w:rPr>
-              <w:t>ID","Name","Age","Grade</w:t>
-            </w:r>
-            <w:proofErr w:type="spellEnd"/>
-            <w:r>
-              <w:rPr>
-                <w:sz w:val="28"/>
-                <w:szCs w:val="28"/>
-              </w:rPr>
-              <w:t>"])</w:t>
+            <w:proofErr w:type="gramEnd"/>
+            <w:r>
+              <w:rPr>
+                <w:sz w:val="28"/>
+                <w:szCs w:val="28"/>
+              </w:rPr>
+              <w:t>(["ID","Name","Age","Grade"])</w:t>
             </w:r>
           </w:p>
           <w:p>
@@ -5085,7 +5116,7 @@
               </w:rPr>
               <w:t xml:space="preserve">    </w:t>
             </w:r>
-            <w:proofErr w:type="spellStart"/>
+            <w:proofErr w:type="gramStart"/>
             <w:r>
               <w:rPr>
                 <w:sz w:val="28"/>
@@ -5093,7 +5124,7 @@
               </w:rPr>
               <w:t>writer.writerows</w:t>
             </w:r>
-            <w:proofErr w:type="spellEnd"/>
+            <w:proofErr w:type="gramEnd"/>
             <w:r>
               <w:rPr>
                 <w:sz w:val="28"/>
@@ -5177,34 +5208,25 @@
                 <w:sz w:val="28"/>
                 <w:szCs w:val="28"/>
               </w:rPr>
-              <w:t xml:space="preserve">import </w:t>
-            </w:r>
-            <w:proofErr w:type="spellStart"/>
-            <w:r>
-              <w:rPr>
-                <w:sz w:val="28"/>
-                <w:szCs w:val="28"/>
-              </w:rPr>
-              <w:t>json</w:t>
-            </w:r>
-            <w:proofErr w:type="spellEnd"/>
-          </w:p>
-          <w:p>
-            <w:pPr>
-              <w:rPr>
-                <w:sz w:val="28"/>
-                <w:szCs w:val="28"/>
-              </w:rPr>
-            </w:pPr>
-          </w:p>
-          <w:p>
-            <w:pPr>
-              <w:rPr>
-                <w:sz w:val="28"/>
-                <w:szCs w:val="28"/>
-              </w:rPr>
-            </w:pPr>
-            <w:proofErr w:type="spellStart"/>
+              <w:t>import json</w:t>
+            </w:r>
+          </w:p>
+          <w:p>
+            <w:pPr>
+              <w:rPr>
+                <w:sz w:val="28"/>
+                <w:szCs w:val="28"/>
+              </w:rPr>
+            </w:pPr>
+          </w:p>
+          <w:p>
+            <w:pPr>
+              <w:rPr>
+                <w:sz w:val="28"/>
+                <w:szCs w:val="28"/>
+              </w:rPr>
+            </w:pPr>
+            <w:proofErr w:type="gramStart"/>
             <w:r>
               <w:rPr>
                 <w:sz w:val="28"/>
@@ -5212,7 +5234,7 @@
               </w:rPr>
               <w:t>cursor.execute</w:t>
             </w:r>
-            <w:proofErr w:type="spellEnd"/>
+            <w:proofErr w:type="gramEnd"/>
             <w:r>
               <w:rPr>
                 <w:sz w:val="28"/>
@@ -5235,7 +5257,7 @@
               </w:rPr>
               <w:t xml:space="preserve">rows = </w:t>
             </w:r>
-            <w:proofErr w:type="spellStart"/>
+            <w:proofErr w:type="gramStart"/>
             <w:r>
               <w:rPr>
                 <w:sz w:val="28"/>
@@ -5243,7 +5265,7 @@
               </w:rPr>
               <w:t>cursor.fetchall</w:t>
             </w:r>
-            <w:proofErr w:type="spellEnd"/>
+            <w:proofErr w:type="gramEnd"/>
             <w:r>
               <w:rPr>
                 <w:sz w:val="28"/>
@@ -5297,7 +5319,7 @@
                 <w:szCs w:val="28"/>
               </w:rPr>
             </w:pPr>
-            <w:proofErr w:type="spellStart"/>
+            <w:proofErr w:type="gramStart"/>
             <w:r>
               <w:rPr>
                 <w:sz w:val="28"/>
@@ -5305,38 +5327,118 @@
               </w:rPr>
               <w:t>data.append</w:t>
             </w:r>
-            <w:proofErr w:type="spellEnd"/>
-            <w:r>
-              <w:rPr>
-                <w:sz w:val="28"/>
-                <w:szCs w:val="28"/>
-              </w:rPr>
-              <w:t>({"ID": row[0], "Name": row[1], "Age": row[2], "Grade": row[3]})</w:t>
-            </w:r>
-          </w:p>
-          <w:p>
-            <w:pPr>
-              <w:rPr>
-                <w:sz w:val="28"/>
-                <w:szCs w:val="28"/>
-              </w:rPr>
-            </w:pPr>
-          </w:p>
-          <w:p>
-            <w:pPr>
-              <w:rPr>
-                <w:sz w:val="28"/>
-                <w:szCs w:val="28"/>
-              </w:rPr>
-            </w:pPr>
-            <w:r>
-              <w:rPr>
-                <w:sz w:val="28"/>
-                <w:szCs w:val="28"/>
-              </w:rPr>
-              <w:t>with open("</w:t>
-            </w:r>
-            <w:proofErr w:type="spellStart"/>
+            <w:proofErr w:type="gramEnd"/>
+            <w:r>
+              <w:rPr>
+                <w:sz w:val="28"/>
+                <w:szCs w:val="28"/>
+              </w:rPr>
+              <w:t xml:space="preserve">({"ID": </w:t>
+            </w:r>
+            <w:proofErr w:type="gramStart"/>
+            <w:r>
+              <w:rPr>
+                <w:sz w:val="28"/>
+                <w:szCs w:val="28"/>
+              </w:rPr>
+              <w:t>row[</w:t>
+            </w:r>
+            <w:proofErr w:type="gramEnd"/>
+            <w:r>
+              <w:rPr>
+                <w:sz w:val="28"/>
+                <w:szCs w:val="28"/>
+              </w:rPr>
+              <w:t xml:space="preserve">0], "Name": </w:t>
+            </w:r>
+            <w:proofErr w:type="gramStart"/>
+            <w:r>
+              <w:rPr>
+                <w:sz w:val="28"/>
+                <w:szCs w:val="28"/>
+              </w:rPr>
+              <w:t>row[</w:t>
+            </w:r>
+            <w:proofErr w:type="gramEnd"/>
+            <w:r>
+              <w:rPr>
+                <w:sz w:val="28"/>
+                <w:szCs w:val="28"/>
+              </w:rPr>
+              <w:t xml:space="preserve">1], "Age": </w:t>
+            </w:r>
+            <w:proofErr w:type="gramStart"/>
+            <w:r>
+              <w:rPr>
+                <w:sz w:val="28"/>
+                <w:szCs w:val="28"/>
+              </w:rPr>
+              <w:t>row[</w:t>
+            </w:r>
+            <w:proofErr w:type="gramEnd"/>
+            <w:r>
+              <w:rPr>
+                <w:sz w:val="28"/>
+                <w:szCs w:val="28"/>
+              </w:rPr>
+              <w:t xml:space="preserve">2], "Grade": </w:t>
+            </w:r>
+            <w:proofErr w:type="gramStart"/>
+            <w:r>
+              <w:rPr>
+                <w:sz w:val="28"/>
+                <w:szCs w:val="28"/>
+              </w:rPr>
+              <w:t>row[</w:t>
+            </w:r>
+            <w:proofErr w:type="gramEnd"/>
+            <w:r>
+              <w:rPr>
+                <w:sz w:val="28"/>
+                <w:szCs w:val="28"/>
+              </w:rPr>
+              <w:t>3]})</w:t>
+            </w:r>
+          </w:p>
+          <w:p>
+            <w:pPr>
+              <w:rPr>
+                <w:sz w:val="28"/>
+                <w:szCs w:val="28"/>
+              </w:rPr>
+            </w:pPr>
+          </w:p>
+          <w:p>
+            <w:pPr>
+              <w:rPr>
+                <w:sz w:val="28"/>
+                <w:szCs w:val="28"/>
+              </w:rPr>
+            </w:pPr>
+            <w:r>
+              <w:rPr>
+                <w:sz w:val="28"/>
+                <w:szCs w:val="28"/>
+              </w:rPr>
+              <w:t xml:space="preserve">with </w:t>
+            </w:r>
+            <w:proofErr w:type="gramStart"/>
+            <w:r>
+              <w:rPr>
+                <w:sz w:val="28"/>
+                <w:szCs w:val="28"/>
+              </w:rPr>
+              <w:t>open(</w:t>
+            </w:r>
+            <w:proofErr w:type="gramEnd"/>
+            <w:r>
+              <w:rPr>
+                <w:sz w:val="28"/>
+                <w:szCs w:val="28"/>
+              </w:rPr>
+              <w:t>"</w:t>
+            </w:r>
+            <w:proofErr w:type="gramStart"/>
             <w:r>
               <w:rPr>
                 <w:sz w:val="28"/>
@@ -5344,7 +5446,7 @@
               </w:rPr>
               <w:t>students.json</w:t>
             </w:r>
-            <w:proofErr w:type="spellEnd"/>
+            <w:proofErr w:type="gramEnd"/>
             <w:r>
               <w:rPr>
                 <w:sz w:val="28"/>
@@ -5360,7 +5462,7 @@
                 <w:szCs w:val="28"/>
               </w:rPr>
             </w:pPr>
-            <w:proofErr w:type="spellStart"/>
+            <w:proofErr w:type="gramStart"/>
             <w:r>
               <w:rPr>
                 <w:sz w:val="28"/>
@@ -5368,7 +5470,7 @@
               </w:rPr>
               <w:t>json.dump</w:t>
             </w:r>
-            <w:proofErr w:type="spellEnd"/>
+            <w:proofErr w:type="gramEnd"/>
             <w:r>
               <w:rPr>
                 <w:sz w:val="28"/>
@@ -5432,7 +5534,7 @@
                 <w:szCs w:val="28"/>
               </w:rPr>
             </w:pPr>
-            <w:proofErr w:type="spellStart"/>
+            <w:proofErr w:type="gramStart"/>
             <w:r>
               <w:rPr>
                 <w:sz w:val="28"/>
@@ -5440,7 +5542,7 @@
               </w:rPr>
               <w:t>cursor.execute</w:t>
             </w:r>
-            <w:proofErr w:type="spellEnd"/>
+            <w:proofErr w:type="gramEnd"/>
             <w:r>
               <w:rPr>
                 <w:sz w:val="28"/>
@@ -5463,7 +5565,7 @@
               </w:rPr>
               <w:t xml:space="preserve">rows = </w:t>
             </w:r>
-            <w:proofErr w:type="spellStart"/>
+            <w:proofErr w:type="gramStart"/>
             <w:r>
               <w:rPr>
                 <w:sz w:val="28"/>
@@ -5471,7 +5573,7 @@
               </w:rPr>
               <w:t>cursor.fetchall</w:t>
             </w:r>
-            <w:proofErr w:type="spellEnd"/>
+            <w:proofErr w:type="gramEnd"/>
             <w:r>
               <w:rPr>
                 <w:sz w:val="28"/>
@@ -5500,7 +5602,23 @@
                 <w:sz w:val="28"/>
                 <w:szCs w:val="28"/>
               </w:rPr>
-              <w:t>with open("students.txt", "w") as file:</w:t>
+              <w:t xml:space="preserve">with </w:t>
+            </w:r>
+            <w:proofErr w:type="gramStart"/>
+            <w:r>
+              <w:rPr>
+                <w:sz w:val="28"/>
+                <w:szCs w:val="28"/>
+              </w:rPr>
+              <w:t>open(</w:t>
+            </w:r>
+            <w:proofErr w:type="gramEnd"/>
+            <w:r>
+              <w:rPr>
+                <w:sz w:val="28"/>
+                <w:szCs w:val="28"/>
+              </w:rPr>
+              <w:t>"students.txt", "w") as file:</w:t>
             </w:r>
           </w:p>
           <w:p>
@@ -5525,7 +5643,7 @@
                 <w:szCs w:val="28"/>
               </w:rPr>
             </w:pPr>
-            <w:proofErr w:type="spellStart"/>
+            <w:proofErr w:type="gramStart"/>
             <w:r>
               <w:rPr>
                 <w:sz w:val="28"/>
@@ -5533,29 +5651,77 @@
               </w:rPr>
               <w:t>file.write</w:t>
             </w:r>
-            <w:proofErr w:type="spellEnd"/>
-            <w:r>
-              <w:rPr>
-                <w:sz w:val="28"/>
-                <w:szCs w:val="28"/>
-              </w:rPr>
-              <w:t>(</w:t>
-            </w:r>
-            <w:proofErr w:type="spellStart"/>
-            <w:r>
-              <w:rPr>
-                <w:sz w:val="28"/>
-                <w:szCs w:val="28"/>
-              </w:rPr>
-              <w:t>f"ID</w:t>
-            </w:r>
-            <w:proofErr w:type="spellEnd"/>
-            <w:r>
-              <w:rPr>
-                <w:sz w:val="28"/>
-                <w:szCs w:val="28"/>
-              </w:rPr>
-              <w:t>: {row[0]}, Name: {row[1]}, Age: {row[2]}, Grade: {row[3]}\n")</w:t>
+            <w:proofErr w:type="gramEnd"/>
+            <w:r>
+              <w:rPr>
+                <w:sz w:val="28"/>
+                <w:szCs w:val="28"/>
+              </w:rPr>
+              <w:t>(f"ID: {</w:t>
+            </w:r>
+            <w:proofErr w:type="gramStart"/>
+            <w:r>
+              <w:rPr>
+                <w:sz w:val="28"/>
+                <w:szCs w:val="28"/>
+              </w:rPr>
+              <w:t>row[</w:t>
+            </w:r>
+            <w:proofErr w:type="gramEnd"/>
+            <w:r>
+              <w:rPr>
+                <w:sz w:val="28"/>
+                <w:szCs w:val="28"/>
+              </w:rPr>
+              <w:t>0]}, Name: {</w:t>
+            </w:r>
+            <w:proofErr w:type="gramStart"/>
+            <w:r>
+              <w:rPr>
+                <w:sz w:val="28"/>
+                <w:szCs w:val="28"/>
+              </w:rPr>
+              <w:t>row[</w:t>
+            </w:r>
+            <w:proofErr w:type="gramEnd"/>
+            <w:r>
+              <w:rPr>
+                <w:sz w:val="28"/>
+                <w:szCs w:val="28"/>
+              </w:rPr>
+              <w:t>1]}, Age: {</w:t>
+            </w:r>
+            <w:proofErr w:type="gramStart"/>
+            <w:r>
+              <w:rPr>
+                <w:sz w:val="28"/>
+                <w:szCs w:val="28"/>
+              </w:rPr>
+              <w:t>row[</w:t>
+            </w:r>
+            <w:proofErr w:type="gramEnd"/>
+            <w:r>
+              <w:rPr>
+                <w:sz w:val="28"/>
+                <w:szCs w:val="28"/>
+              </w:rPr>
+              <w:t>2]}, Grade: {row[3</w:t>
+            </w:r>
+            <w:proofErr w:type="gramStart"/>
+            <w:r>
+              <w:rPr>
+                <w:sz w:val="28"/>
+                <w:szCs w:val="28"/>
+              </w:rPr>
+              <w:t>]}\</w:t>
+            </w:r>
+            <w:proofErr w:type="gramEnd"/>
+            <w:r>
+              <w:rPr>
+                <w:sz w:val="28"/>
+                <w:szCs w:val="28"/>
+              </w:rPr>
+              <w:t>n")</w:t>
             </w:r>
           </w:p>
           <w:p>
@@ -5572,14 +5738,1065 @@
     <w:p>
       <w:pPr>
         <w:rPr>
-          <w:sz w:val="28"/>
-          <w:szCs w:val="28"/>
-        </w:rPr>
-      </w:pPr>
-    </w:p>
-    <w:p>
-      <w:pPr>
-        <w:ind w:left="360"/>
+          <w:b/>
+          <w:bCs/>
+          <w:sz w:val="32"/>
+          <w:szCs w:val="32"/>
+        </w:rPr>
+      </w:pPr>
+      <w:r>
+        <w:rPr>
+          <w:b/>
+          <w:bCs/>
+          <w:sz w:val="32"/>
+          <w:szCs w:val="32"/>
+        </w:rPr>
+        <w:lastRenderedPageBreak/>
+        <w:t>4.2.2 Dumping Entire Database Structures or Specific Tables</w:t>
+      </w:r>
+    </w:p>
+    <w:p>
+      <w:pPr>
+        <w:rPr>
+          <w:sz w:val="28"/>
+          <w:szCs w:val="28"/>
+        </w:rPr>
+      </w:pPr>
+    </w:p>
+    <w:p>
+      <w:pPr>
+        <w:rPr>
+          <w:sz w:val="28"/>
+          <w:szCs w:val="28"/>
+        </w:rPr>
+      </w:pPr>
+      <w:r>
+        <w:rPr>
+          <w:sz w:val="28"/>
+          <w:szCs w:val="28"/>
+          <w:highlight w:val="yellow"/>
+        </w:rPr>
+        <w:t xml:space="preserve">Backup a Single Table using </w:t>
+      </w:r>
+      <w:r>
+        <w:rPr>
+          <w:b/>
+          <w:bCs/>
+          <w:sz w:val="28"/>
+          <w:szCs w:val="28"/>
+          <w:highlight w:val="yellow"/>
+        </w:rPr>
+        <w:t>Pandas</w:t>
+      </w:r>
+    </w:p>
+    <w:p>
+      <w:pPr>
+        <w:rPr>
+          <w:sz w:val="28"/>
+          <w:szCs w:val="28"/>
+        </w:rPr>
+      </w:pPr>
+      <w:r>
+        <w:rPr>
+          <w:sz w:val="28"/>
+          <w:szCs w:val="28"/>
+        </w:rPr>
+        <w:t xml:space="preserve">This is useful for exporting table data (e.g., Students) into </w:t>
+      </w:r>
+      <w:r>
+        <w:rPr>
+          <w:b/>
+          <w:bCs/>
+          <w:sz w:val="28"/>
+          <w:szCs w:val="28"/>
+        </w:rPr>
+        <w:t>CSV</w:t>
+      </w:r>
+      <w:r>
+        <w:rPr>
+          <w:sz w:val="28"/>
+          <w:szCs w:val="28"/>
+        </w:rPr>
+        <w:t xml:space="preserve">, </w:t>
+      </w:r>
+      <w:r>
+        <w:rPr>
+          <w:b/>
+          <w:bCs/>
+          <w:sz w:val="28"/>
+          <w:szCs w:val="28"/>
+        </w:rPr>
+        <w:t>Excel</w:t>
+      </w:r>
+      <w:r>
+        <w:rPr>
+          <w:sz w:val="28"/>
+          <w:szCs w:val="28"/>
+        </w:rPr>
+        <w:t xml:space="preserve">, or </w:t>
+      </w:r>
+      <w:r>
+        <w:rPr>
+          <w:b/>
+          <w:bCs/>
+          <w:sz w:val="28"/>
+          <w:szCs w:val="28"/>
+        </w:rPr>
+        <w:t>JSON</w:t>
+      </w:r>
+      <w:r>
+        <w:rPr>
+          <w:sz w:val="28"/>
+          <w:szCs w:val="28"/>
+        </w:rPr>
+        <w:t>.</w:t>
+      </w:r>
+    </w:p>
+    <w:p>
+      <w:pPr>
+        <w:rPr>
+          <w:sz w:val="28"/>
+          <w:szCs w:val="28"/>
+        </w:rPr>
+      </w:pPr>
+    </w:p>
+    <w:tbl>
+      <w:tblPr>
+        <w:tblStyle w:val="TableGrid"/>
+        <w:tblW w:w="0" w:type="auto"/>
+        <w:tblLook w:val="04A0" w:firstRow="1" w:lastRow="0" w:firstColumn="1" w:lastColumn="0" w:noHBand="0" w:noVBand="1"/>
+      </w:tblPr>
+      <w:tblGrid>
+        <w:gridCol w:w="9016"/>
+      </w:tblGrid>
+      <w:tr>
+        <w:tc>
+          <w:tcPr>
+            <w:tcW w:w="9016" w:type="dxa"/>
+          </w:tcPr>
+          <w:p>
+            <w:pPr>
+              <w:rPr>
+                <w:sz w:val="28"/>
+                <w:szCs w:val="28"/>
+              </w:rPr>
+            </w:pPr>
+            <w:r>
+              <w:rPr>
+                <w:sz w:val="28"/>
+                <w:szCs w:val="28"/>
+              </w:rPr>
+              <w:t>import sqlite3</w:t>
+            </w:r>
+          </w:p>
+          <w:p>
+            <w:pPr>
+              <w:rPr>
+                <w:sz w:val="28"/>
+                <w:szCs w:val="28"/>
+              </w:rPr>
+            </w:pPr>
+            <w:r>
+              <w:rPr>
+                <w:sz w:val="28"/>
+                <w:szCs w:val="28"/>
+              </w:rPr>
+              <w:t>import pandas as pd</w:t>
+            </w:r>
+          </w:p>
+          <w:p>
+            <w:pPr>
+              <w:rPr>
+                <w:sz w:val="28"/>
+                <w:szCs w:val="28"/>
+              </w:rPr>
+            </w:pPr>
+          </w:p>
+          <w:p>
+            <w:pPr>
+              <w:rPr>
+                <w:sz w:val="28"/>
+                <w:szCs w:val="28"/>
+              </w:rPr>
+            </w:pPr>
+            <w:r>
+              <w:rPr>
+                <w:sz w:val="28"/>
+                <w:szCs w:val="28"/>
+              </w:rPr>
+              <w:t># Connect to your existing database</w:t>
+            </w:r>
+          </w:p>
+          <w:p>
+            <w:pPr>
+              <w:rPr>
+                <w:sz w:val="28"/>
+                <w:szCs w:val="28"/>
+              </w:rPr>
+            </w:pPr>
+            <w:r>
+              <w:rPr>
+                <w:sz w:val="28"/>
+                <w:szCs w:val="28"/>
+              </w:rPr>
+              <w:t>conn = sqlite3.connect('student.db')</w:t>
+            </w:r>
+          </w:p>
+          <w:p>
+            <w:pPr>
+              <w:rPr>
+                <w:sz w:val="28"/>
+                <w:szCs w:val="28"/>
+              </w:rPr>
+            </w:pPr>
+          </w:p>
+          <w:p>
+            <w:pPr>
+              <w:rPr>
+                <w:sz w:val="28"/>
+                <w:szCs w:val="28"/>
+              </w:rPr>
+            </w:pPr>
+            <w:r>
+              <w:rPr>
+                <w:sz w:val="28"/>
+                <w:szCs w:val="28"/>
+              </w:rPr>
+              <w:t># Read a single table into a DataFrame</w:t>
+            </w:r>
+          </w:p>
+          <w:p>
+            <w:pPr>
+              <w:rPr>
+                <w:sz w:val="28"/>
+                <w:szCs w:val="28"/>
+              </w:rPr>
+            </w:pPr>
+            <w:r>
+              <w:rPr>
+                <w:sz w:val="28"/>
+                <w:szCs w:val="28"/>
+              </w:rPr>
+              <w:t xml:space="preserve">df = </w:t>
+            </w:r>
+            <w:proofErr w:type="gramStart"/>
+            <w:r>
+              <w:rPr>
+                <w:sz w:val="28"/>
+                <w:szCs w:val="28"/>
+              </w:rPr>
+              <w:t>pd.read</w:t>
+            </w:r>
+            <w:proofErr w:type="gramEnd"/>
+            <w:r>
+              <w:rPr>
+                <w:sz w:val="28"/>
+                <w:szCs w:val="28"/>
+              </w:rPr>
+              <w:t>_sql_</w:t>
+            </w:r>
+            <w:proofErr w:type="gramStart"/>
+            <w:r>
+              <w:rPr>
+                <w:sz w:val="28"/>
+                <w:szCs w:val="28"/>
+              </w:rPr>
+              <w:t>query(</w:t>
+            </w:r>
+            <w:proofErr w:type="gramEnd"/>
+            <w:r>
+              <w:rPr>
+                <w:sz w:val="28"/>
+                <w:szCs w:val="28"/>
+              </w:rPr>
+              <w:t>"SELECT * FROM Students", conn)</w:t>
+            </w:r>
+          </w:p>
+          <w:p>
+            <w:pPr>
+              <w:rPr>
+                <w:sz w:val="28"/>
+                <w:szCs w:val="28"/>
+              </w:rPr>
+            </w:pPr>
+          </w:p>
+          <w:p>
+            <w:pPr>
+              <w:rPr>
+                <w:sz w:val="28"/>
+                <w:szCs w:val="28"/>
+              </w:rPr>
+            </w:pPr>
+            <w:r>
+              <w:rPr>
+                <w:sz w:val="28"/>
+                <w:szCs w:val="28"/>
+              </w:rPr>
+              <w:t># Export to CSV</w:t>
+            </w:r>
+          </w:p>
+          <w:p>
+            <w:pPr>
+              <w:rPr>
+                <w:sz w:val="28"/>
+                <w:szCs w:val="28"/>
+              </w:rPr>
+            </w:pPr>
+            <w:r>
+              <w:rPr>
+                <w:sz w:val="28"/>
+                <w:szCs w:val="28"/>
+              </w:rPr>
+              <w:t>df.to_</w:t>
+            </w:r>
+            <w:proofErr w:type="gramStart"/>
+            <w:r>
+              <w:rPr>
+                <w:sz w:val="28"/>
+                <w:szCs w:val="28"/>
+              </w:rPr>
+              <w:t>csv(</w:t>
+            </w:r>
+            <w:proofErr w:type="gramEnd"/>
+            <w:r>
+              <w:rPr>
+                <w:sz w:val="28"/>
+                <w:szCs w:val="28"/>
+              </w:rPr>
+              <w:t>'backup_Students.csv', index=False)</w:t>
+            </w:r>
+          </w:p>
+          <w:p>
+            <w:pPr>
+              <w:rPr>
+                <w:sz w:val="28"/>
+                <w:szCs w:val="28"/>
+              </w:rPr>
+            </w:pPr>
+          </w:p>
+          <w:p>
+            <w:pPr>
+              <w:rPr>
+                <w:sz w:val="28"/>
+                <w:szCs w:val="28"/>
+              </w:rPr>
+            </w:pPr>
+            <w:proofErr w:type="gramStart"/>
+            <w:r>
+              <w:rPr>
+                <w:sz w:val="28"/>
+                <w:szCs w:val="28"/>
+              </w:rPr>
+              <w:t>conn.close</w:t>
+            </w:r>
+            <w:proofErr w:type="gramEnd"/>
+            <w:r>
+              <w:rPr>
+                <w:sz w:val="28"/>
+                <w:szCs w:val="28"/>
+              </w:rPr>
+              <w:t>()</w:t>
+            </w:r>
+          </w:p>
+        </w:tc>
+      </w:tr>
+    </w:tbl>
+    <w:p>
+      <w:pPr>
+        <w:rPr>
+          <w:sz w:val="28"/>
+          <w:szCs w:val="28"/>
+        </w:rPr>
+      </w:pPr>
+    </w:p>
+    <w:p>
+      <w:pPr>
+        <w:rPr>
+          <w:sz w:val="28"/>
+          <w:szCs w:val="28"/>
+        </w:rPr>
+      </w:pPr>
+      <w:r>
+        <w:rPr>
+          <w:sz w:val="28"/>
+          <w:szCs w:val="28"/>
+          <w:highlight w:val="yellow"/>
+        </w:rPr>
+        <w:t xml:space="preserve">Dump the Entire Database using </w:t>
+      </w:r>
+      <w:proofErr w:type="gramStart"/>
+      <w:r>
+        <w:rPr>
+          <w:sz w:val="28"/>
+          <w:szCs w:val="28"/>
+          <w:highlight w:val="yellow"/>
+        </w:rPr>
+        <w:t>SQLite .dump</w:t>
+      </w:r>
+      <w:proofErr w:type="gramEnd"/>
+    </w:p>
+    <w:tbl>
+      <w:tblPr>
+        <w:tblStyle w:val="TableGrid"/>
+        <w:tblW w:w="0" w:type="auto"/>
+        <w:tblInd w:w="-5" w:type="dxa"/>
+        <w:tblLook w:val="04A0" w:firstRow="1" w:lastRow="0" w:firstColumn="1" w:lastColumn="0" w:noHBand="0" w:noVBand="1"/>
+      </w:tblPr>
+      <w:tblGrid>
+        <w:gridCol w:w="8656"/>
+      </w:tblGrid>
+      <w:tr>
+        <w:tc>
+          <w:tcPr>
+            <w:tcW w:w="8656" w:type="dxa"/>
+          </w:tcPr>
+          <w:p>
+            <w:pPr>
+              <w:rPr>
+                <w:sz w:val="28"/>
+                <w:szCs w:val="28"/>
+              </w:rPr>
+            </w:pPr>
+            <w:r>
+              <w:rPr>
+                <w:sz w:val="28"/>
+                <w:szCs w:val="28"/>
+              </w:rPr>
+              <w:t>import sqlite3</w:t>
+            </w:r>
+          </w:p>
+          <w:p>
+            <w:pPr>
+              <w:rPr>
+                <w:sz w:val="28"/>
+                <w:szCs w:val="28"/>
+              </w:rPr>
+            </w:pPr>
+          </w:p>
+          <w:p>
+            <w:pPr>
+              <w:rPr>
+                <w:sz w:val="28"/>
+                <w:szCs w:val="28"/>
+              </w:rPr>
+            </w:pPr>
+            <w:r>
+              <w:rPr>
+                <w:sz w:val="28"/>
+                <w:szCs w:val="28"/>
+              </w:rPr>
+              <w:t>conn = sqlite3.connect('student.db')</w:t>
+            </w:r>
+          </w:p>
+          <w:p>
+            <w:pPr>
+              <w:rPr>
+                <w:sz w:val="28"/>
+                <w:szCs w:val="28"/>
+              </w:rPr>
+            </w:pPr>
+          </w:p>
+          <w:p>
+            <w:pPr>
+              <w:rPr>
+                <w:sz w:val="28"/>
+                <w:szCs w:val="28"/>
+              </w:rPr>
+            </w:pPr>
+            <w:r>
+              <w:rPr>
+                <w:sz w:val="28"/>
+                <w:szCs w:val="28"/>
+              </w:rPr>
+              <w:t xml:space="preserve">with </w:t>
+            </w:r>
+            <w:proofErr w:type="gramStart"/>
+            <w:r>
+              <w:rPr>
+                <w:sz w:val="28"/>
+                <w:szCs w:val="28"/>
+              </w:rPr>
+              <w:t>open(</w:t>
+            </w:r>
+            <w:proofErr w:type="gramEnd"/>
+            <w:r>
+              <w:rPr>
+                <w:sz w:val="28"/>
+                <w:szCs w:val="28"/>
+              </w:rPr>
+              <w:t>'backup_full_dump.sql', 'w') as f:</w:t>
+            </w:r>
+          </w:p>
+          <w:p>
+            <w:pPr>
+              <w:rPr>
+                <w:sz w:val="28"/>
+                <w:szCs w:val="28"/>
+              </w:rPr>
+            </w:pPr>
+            <w:r>
+              <w:rPr>
+                <w:sz w:val="28"/>
+                <w:szCs w:val="28"/>
+              </w:rPr>
+              <w:t xml:space="preserve">    for line in </w:t>
+            </w:r>
+            <w:proofErr w:type="gramStart"/>
+            <w:r>
+              <w:rPr>
+                <w:sz w:val="28"/>
+                <w:szCs w:val="28"/>
+              </w:rPr>
+              <w:t>conn.iterdump</w:t>
+            </w:r>
+            <w:proofErr w:type="gramEnd"/>
+            <w:r>
+              <w:rPr>
+                <w:sz w:val="28"/>
+                <w:szCs w:val="28"/>
+              </w:rPr>
+              <w:t>():</w:t>
+            </w:r>
+          </w:p>
+          <w:p>
+            <w:pPr>
+              <w:rPr>
+                <w:sz w:val="28"/>
+                <w:szCs w:val="28"/>
+              </w:rPr>
+            </w:pPr>
+            <w:r>
+              <w:rPr>
+                <w:sz w:val="28"/>
+                <w:szCs w:val="28"/>
+              </w:rPr>
+              <w:t xml:space="preserve">        </w:t>
+            </w:r>
+            <w:proofErr w:type="gramStart"/>
+            <w:r>
+              <w:rPr>
+                <w:sz w:val="28"/>
+                <w:szCs w:val="28"/>
+              </w:rPr>
+              <w:t>f.write</w:t>
+            </w:r>
+            <w:proofErr w:type="gramEnd"/>
+            <w:r>
+              <w:rPr>
+                <w:sz w:val="28"/>
+                <w:szCs w:val="28"/>
+              </w:rPr>
+              <w:t>('%s\n' % line)</w:t>
+            </w:r>
+            <w:r>
+              <w:rPr>
+                <w:sz w:val="28"/>
+                <w:szCs w:val="28"/>
+              </w:rPr>
+              <w:t xml:space="preserve"> # or use </w:t>
+            </w:r>
+            <w:proofErr w:type="gramStart"/>
+            <w:r>
+              <w:rPr>
+                <w:sz w:val="28"/>
+                <w:szCs w:val="28"/>
+              </w:rPr>
+              <w:t>f.write</w:t>
+            </w:r>
+            <w:proofErr w:type="gramEnd"/>
+            <w:r>
+              <w:rPr>
+                <w:sz w:val="28"/>
+                <w:szCs w:val="28"/>
+              </w:rPr>
+              <w:t>(f"{line}\n")</w:t>
+            </w:r>
+            <w:r>
+              <w:rPr>
+                <w:sz w:val="28"/>
+                <w:szCs w:val="28"/>
+              </w:rPr>
+              <w:t xml:space="preserve"> version Python 3.6+</w:t>
+            </w:r>
+          </w:p>
+          <w:p>
+            <w:pPr>
+              <w:rPr>
+                <w:sz w:val="28"/>
+                <w:szCs w:val="28"/>
+              </w:rPr>
+            </w:pPr>
+          </w:p>
+          <w:p>
+            <w:pPr>
+              <w:rPr>
+                <w:sz w:val="28"/>
+                <w:szCs w:val="28"/>
+              </w:rPr>
+            </w:pPr>
+            <w:proofErr w:type="gramStart"/>
+            <w:r>
+              <w:rPr>
+                <w:sz w:val="28"/>
+                <w:szCs w:val="28"/>
+              </w:rPr>
+              <w:t>conn.close</w:t>
+            </w:r>
+            <w:proofErr w:type="gramEnd"/>
+            <w:r>
+              <w:rPr>
+                <w:sz w:val="28"/>
+                <w:szCs w:val="28"/>
+              </w:rPr>
+              <w:t>()</w:t>
+            </w:r>
+          </w:p>
+        </w:tc>
+      </w:tr>
+    </w:tbl>
+    <w:p>
+      <w:pPr>
+        <w:rPr>
+          <w:sz w:val="28"/>
+          <w:szCs w:val="28"/>
+        </w:rPr>
+      </w:pPr>
+    </w:p>
+    <w:p>
+      <w:pPr>
+        <w:rPr>
+          <w:sz w:val="28"/>
+          <w:szCs w:val="28"/>
+        </w:rPr>
+      </w:pPr>
+    </w:p>
+    <w:p>
+      <w:pPr>
+        <w:rPr>
+          <w:sz w:val="28"/>
+          <w:szCs w:val="28"/>
+        </w:rPr>
+      </w:pPr>
+    </w:p>
+    <w:p>
+      <w:pPr>
+        <w:rPr>
+          <w:sz w:val="28"/>
+          <w:szCs w:val="28"/>
+        </w:rPr>
+      </w:pPr>
+    </w:p>
+    <w:tbl>
+      <w:tblPr>
+        <w:tblStyle w:val="TableGrid"/>
+        <w:tblW w:w="0" w:type="auto"/>
+        <w:tblLook w:val="04A0" w:firstRow="1" w:lastRow="0" w:firstColumn="1" w:lastColumn="0" w:noHBand="0" w:noVBand="1"/>
+      </w:tblPr>
+      <w:tblGrid>
+        <w:gridCol w:w="4508"/>
+        <w:gridCol w:w="4508"/>
+      </w:tblGrid>
+      <w:tr>
+        <w:trPr>
+          <w:trHeight w:val="558"/>
+        </w:trPr>
+        <w:tc>
+          <w:tcPr>
+            <w:tcW w:w="4508" w:type="dxa"/>
+          </w:tcPr>
+          <w:p>
+            <w:pPr>
+              <w:rPr>
+                <w:sz w:val="28"/>
+                <w:szCs w:val="28"/>
+              </w:rPr>
+            </w:pPr>
+            <w:r>
+              <w:rPr>
+                <w:sz w:val="28"/>
+                <w:szCs w:val="28"/>
+              </w:rPr>
+              <w:lastRenderedPageBreak/>
+              <w:t>Part</w:t>
+            </w:r>
+          </w:p>
+        </w:tc>
+        <w:tc>
+          <w:tcPr>
+            <w:tcW w:w="4508" w:type="dxa"/>
+          </w:tcPr>
+          <w:p>
+            <w:pPr>
+              <w:rPr>
+                <w:sz w:val="28"/>
+                <w:szCs w:val="28"/>
+              </w:rPr>
+            </w:pPr>
+            <w:r>
+              <w:rPr>
+                <w:sz w:val="28"/>
+                <w:szCs w:val="28"/>
+              </w:rPr>
+              <w:t>Meaning</w:t>
+            </w:r>
+          </w:p>
+        </w:tc>
+      </w:tr>
+      <w:tr>
+        <w:tc>
+          <w:tcPr>
+            <w:tcW w:w="4508" w:type="dxa"/>
+          </w:tcPr>
+          <w:tbl>
+            <w:tblPr>
+              <w:tblW w:w="0" w:type="auto"/>
+              <w:tblCellSpacing w:w="15" w:type="dxa"/>
+              <w:tblCellMar>
+                <w:top w:w="15" w:type="dxa"/>
+                <w:left w:w="15" w:type="dxa"/>
+                <w:bottom w:w="15" w:type="dxa"/>
+                <w:right w:w="15" w:type="dxa"/>
+              </w:tblCellMar>
+              <w:tblLook w:val="04A0" w:firstRow="1" w:lastRow="0" w:firstColumn="1" w:lastColumn="0" w:noHBand="0" w:noVBand="1"/>
+            </w:tblPr>
+            <w:tblGrid>
+              <w:gridCol w:w="400"/>
+            </w:tblGrid>
+            <w:tr>
+              <w:trPr>
+                <w:tblCellSpacing w:w="15" w:type="dxa"/>
+              </w:trPr>
+              <w:tc>
+                <w:tcPr>
+                  <w:tcW w:w="0" w:type="auto"/>
+                  <w:vAlign w:val="center"/>
+                  <w:hideMark/>
+                </w:tcPr>
+                <w:p>
+                  <w:pPr>
+                    <w:spacing w:after="0" w:line="240" w:lineRule="auto"/>
+                    <w:rPr>
+                      <w:sz w:val="28"/>
+                      <w:szCs w:val="28"/>
+                    </w:rPr>
+                  </w:pPr>
+                  <w:r>
+                    <w:rPr>
+                      <w:sz w:val="28"/>
+                      <w:szCs w:val="28"/>
+                    </w:rPr>
+                    <w:t>%s</w:t>
+                  </w:r>
+                </w:p>
+              </w:tc>
+            </w:tr>
+          </w:tbl>
+          <w:p>
+            <w:pPr>
+              <w:rPr>
+                <w:vanish/>
+                <w:sz w:val="28"/>
+                <w:szCs w:val="28"/>
+              </w:rPr>
+            </w:pPr>
+          </w:p>
+          <w:tbl>
+            <w:tblPr>
+              <w:tblW w:w="0" w:type="auto"/>
+              <w:tblCellSpacing w:w="15" w:type="dxa"/>
+              <w:tblCellMar>
+                <w:top w:w="15" w:type="dxa"/>
+                <w:left w:w="15" w:type="dxa"/>
+                <w:bottom w:w="15" w:type="dxa"/>
+                <w:right w:w="15" w:type="dxa"/>
+              </w:tblCellMar>
+              <w:tblLook w:val="04A0" w:firstRow="1" w:lastRow="0" w:firstColumn="1" w:lastColumn="0" w:noHBand="0" w:noVBand="1"/>
+            </w:tblPr>
+            <w:tblGrid>
+              <w:gridCol w:w="96"/>
+            </w:tblGrid>
+            <w:tr>
+              <w:trPr>
+                <w:tblCellSpacing w:w="15" w:type="dxa"/>
+              </w:trPr>
+              <w:tc>
+                <w:tcPr>
+                  <w:tcW w:w="0" w:type="auto"/>
+                  <w:vAlign w:val="center"/>
+                  <w:hideMark/>
+                </w:tcPr>
+                <w:p>
+                  <w:pPr>
+                    <w:spacing w:after="0" w:line="240" w:lineRule="auto"/>
+                    <w:rPr>
+                      <w:sz w:val="28"/>
+                      <w:szCs w:val="28"/>
+                    </w:rPr>
+                  </w:pPr>
+                </w:p>
+              </w:tc>
+            </w:tr>
+          </w:tbl>
+          <w:p>
+            <w:pPr>
+              <w:rPr>
+                <w:sz w:val="28"/>
+                <w:szCs w:val="28"/>
+              </w:rPr>
+            </w:pPr>
+          </w:p>
+        </w:tc>
+        <w:tc>
+          <w:tcPr>
+            <w:tcW w:w="4508" w:type="dxa"/>
+          </w:tcPr>
+          <w:tbl>
+            <w:tblPr>
+              <w:tblW w:w="0" w:type="auto"/>
+              <w:tblCellSpacing w:w="15" w:type="dxa"/>
+              <w:tblCellMar>
+                <w:top w:w="15" w:type="dxa"/>
+                <w:left w:w="15" w:type="dxa"/>
+                <w:bottom w:w="15" w:type="dxa"/>
+                <w:right w:w="15" w:type="dxa"/>
+              </w:tblCellMar>
+              <w:tblLook w:val="04A0" w:firstRow="1" w:lastRow="0" w:firstColumn="1" w:lastColumn="0" w:noHBand="0" w:noVBand="1"/>
+            </w:tblPr>
+            <w:tblGrid>
+              <w:gridCol w:w="2163"/>
+            </w:tblGrid>
+            <w:tr>
+              <w:trPr>
+                <w:tblCellSpacing w:w="15" w:type="dxa"/>
+              </w:trPr>
+              <w:tc>
+                <w:tcPr>
+                  <w:tcW w:w="0" w:type="auto"/>
+                  <w:vAlign w:val="center"/>
+                  <w:hideMark/>
+                </w:tcPr>
+                <w:p>
+                  <w:pPr>
+                    <w:spacing w:after="0" w:line="240" w:lineRule="auto"/>
+                    <w:rPr>
+                      <w:sz w:val="28"/>
+                      <w:szCs w:val="28"/>
+                    </w:rPr>
+                  </w:pPr>
+                  <w:r>
+                    <w:rPr>
+                      <w:sz w:val="28"/>
+                      <w:szCs w:val="28"/>
+                    </w:rPr>
+                    <w:t>String placeholder</w:t>
+                  </w:r>
+                </w:p>
+              </w:tc>
+            </w:tr>
+          </w:tbl>
+          <w:p>
+            <w:pPr>
+              <w:rPr>
+                <w:vanish/>
+                <w:sz w:val="28"/>
+                <w:szCs w:val="28"/>
+              </w:rPr>
+            </w:pPr>
+          </w:p>
+          <w:tbl>
+            <w:tblPr>
+              <w:tblW w:w="0" w:type="auto"/>
+              <w:tblCellSpacing w:w="15" w:type="dxa"/>
+              <w:tblCellMar>
+                <w:top w:w="15" w:type="dxa"/>
+                <w:left w:w="15" w:type="dxa"/>
+                <w:bottom w:w="15" w:type="dxa"/>
+                <w:right w:w="15" w:type="dxa"/>
+              </w:tblCellMar>
+              <w:tblLook w:val="04A0" w:firstRow="1" w:lastRow="0" w:firstColumn="1" w:lastColumn="0" w:noHBand="0" w:noVBand="1"/>
+            </w:tblPr>
+            <w:tblGrid>
+              <w:gridCol w:w="96"/>
+            </w:tblGrid>
+            <w:tr>
+              <w:trPr>
+                <w:tblCellSpacing w:w="15" w:type="dxa"/>
+              </w:trPr>
+              <w:tc>
+                <w:tcPr>
+                  <w:tcW w:w="0" w:type="auto"/>
+                  <w:vAlign w:val="center"/>
+                  <w:hideMark/>
+                </w:tcPr>
+                <w:p>
+                  <w:pPr>
+                    <w:spacing w:after="0" w:line="240" w:lineRule="auto"/>
+                    <w:rPr>
+                      <w:sz w:val="28"/>
+                      <w:szCs w:val="28"/>
+                    </w:rPr>
+                  </w:pPr>
+                </w:p>
+              </w:tc>
+            </w:tr>
+          </w:tbl>
+          <w:p>
+            <w:pPr>
+              <w:rPr>
+                <w:sz w:val="28"/>
+                <w:szCs w:val="28"/>
+              </w:rPr>
+            </w:pPr>
+          </w:p>
+        </w:tc>
+      </w:tr>
+      <w:tr>
+        <w:trPr>
+          <w:trHeight w:val="514"/>
+        </w:trPr>
+        <w:tc>
+          <w:tcPr>
+            <w:tcW w:w="4508" w:type="dxa"/>
+          </w:tcPr>
+          <w:p>
+            <w:pPr>
+              <w:rPr>
+                <w:sz w:val="28"/>
+                <w:szCs w:val="28"/>
+              </w:rPr>
+            </w:pPr>
+            <w:r>
+              <w:rPr>
+                <w:sz w:val="28"/>
+                <w:szCs w:val="28"/>
+              </w:rPr>
+              <w:t>\n</w:t>
+            </w:r>
+          </w:p>
+        </w:tc>
+        <w:tc>
+          <w:tcPr>
+            <w:tcW w:w="4508" w:type="dxa"/>
+          </w:tcPr>
+          <w:p>
+            <w:pPr>
+              <w:rPr>
+                <w:sz w:val="28"/>
+                <w:szCs w:val="28"/>
+              </w:rPr>
+            </w:pPr>
+            <w:r>
+              <w:rPr>
+                <w:sz w:val="28"/>
+                <w:szCs w:val="28"/>
+              </w:rPr>
+              <w:t>Newline (moves to next line)</w:t>
+            </w:r>
+          </w:p>
+        </w:tc>
+      </w:tr>
+      <w:tr>
+        <w:trPr>
+          <w:trHeight w:val="435"/>
+        </w:trPr>
+        <w:tc>
+          <w:tcPr>
+            <w:tcW w:w="4508" w:type="dxa"/>
+          </w:tcPr>
+          <w:p>
+            <w:pPr>
+              <w:rPr>
+                <w:sz w:val="28"/>
+                <w:szCs w:val="28"/>
+              </w:rPr>
+            </w:pPr>
+            <w:r>
+              <w:rPr>
+                <w:sz w:val="28"/>
+                <w:szCs w:val="28"/>
+              </w:rPr>
+              <w:t>'%s\n' % line</w:t>
+            </w:r>
+          </w:p>
+        </w:tc>
+        <w:tc>
+          <w:tcPr>
+            <w:tcW w:w="4508" w:type="dxa"/>
+          </w:tcPr>
+          <w:p>
+            <w:pPr>
+              <w:rPr>
+                <w:sz w:val="28"/>
+                <w:szCs w:val="28"/>
+              </w:rPr>
+            </w:pPr>
+            <w:r>
+              <w:rPr>
+                <w:sz w:val="28"/>
+                <w:szCs w:val="28"/>
+              </w:rPr>
+              <w:t>Formats line with newline</w:t>
+            </w:r>
+          </w:p>
+        </w:tc>
+      </w:tr>
+      <w:tr>
+        <w:trPr>
+          <w:trHeight w:val="412"/>
+        </w:trPr>
+        <w:tc>
+          <w:tcPr>
+            <w:tcW w:w="4508" w:type="dxa"/>
+          </w:tcPr>
+          <w:p>
+            <w:pPr>
+              <w:rPr>
+                <w:sz w:val="28"/>
+                <w:szCs w:val="28"/>
+              </w:rPr>
+            </w:pPr>
+            <w:proofErr w:type="gramStart"/>
+            <w:r>
+              <w:rPr>
+                <w:sz w:val="28"/>
+                <w:szCs w:val="28"/>
+              </w:rPr>
+              <w:t>f.write</w:t>
+            </w:r>
+            <w:proofErr w:type="gramEnd"/>
+            <w:r>
+              <w:rPr>
+                <w:sz w:val="28"/>
+                <w:szCs w:val="28"/>
+              </w:rPr>
+              <w:t>(...)</w:t>
+            </w:r>
+          </w:p>
+        </w:tc>
+        <w:tc>
+          <w:tcPr>
+            <w:tcW w:w="4508" w:type="dxa"/>
+          </w:tcPr>
+          <w:p>
+            <w:pPr>
+              <w:rPr>
+                <w:sz w:val="28"/>
+                <w:szCs w:val="28"/>
+              </w:rPr>
+            </w:pPr>
+            <w:r>
+              <w:rPr>
+                <w:sz w:val="28"/>
+                <w:szCs w:val="28"/>
+              </w:rPr>
+              <w:t>Writes the formatted string to file</w:t>
+            </w:r>
+          </w:p>
+        </w:tc>
+      </w:tr>
+    </w:tbl>
+    <w:p>
+      <w:pPr>
         <w:rPr>
           <w:sz w:val="28"/>
           <w:szCs w:val="28"/>

--- a/Data Analytics Python Rv Patel/Unit 4.docx
+++ b/Data Analytics Python Rv Patel/Unit 4.docx
@@ -71,7 +71,23 @@
         </w:numPr>
       </w:pPr>
       <w:r>
-        <w:t>Data is stored in a single file (e.g., mydb.sqlite or mydb.db).</w:t>
+        <w:t xml:space="preserve">Data is stored in a single file (e.g., </w:t>
+      </w:r>
+      <w:proofErr w:type="spellStart"/>
+      <w:r>
+        <w:t>mydb.sqlite</w:t>
+      </w:r>
+      <w:proofErr w:type="spellEnd"/>
+      <w:r>
+        <w:t xml:space="preserve"> or </w:t>
+      </w:r>
+      <w:proofErr w:type="spellStart"/>
+      <w:r>
+        <w:t>mydb.db</w:t>
+      </w:r>
+      <w:proofErr w:type="spellEnd"/>
+      <w:r>
+        <w:t>).</w:t>
       </w:r>
     </w:p>
     <w:p>
@@ -365,7 +381,23 @@
           </w:tcPr>
           <w:p>
             <w:r>
-              <w:t>all data in one .db or .sqlite file.</w:t>
+              <w:t>all data in one .</w:t>
+            </w:r>
+            <w:proofErr w:type="spellStart"/>
+            <w:r>
+              <w:t>db</w:t>
+            </w:r>
+            <w:proofErr w:type="spellEnd"/>
+            <w:r>
+              <w:t xml:space="preserve"> or .</w:t>
+            </w:r>
+            <w:proofErr w:type="spellStart"/>
+            <w:r>
+              <w:t>sqlite</w:t>
+            </w:r>
+            <w:proofErr w:type="spellEnd"/>
+            <w:r>
+              <w:t xml:space="preserve"> file.</w:t>
             </w:r>
           </w:p>
         </w:tc>
@@ -1000,7 +1032,15 @@
     </w:p>
     <w:p>
       <w:r>
-        <w:t>INSERT INTO Files (id, file_data)</w:t>
+        <w:t xml:space="preserve">INSERT INTO Files (id, </w:t>
+      </w:r>
+      <w:proofErr w:type="spellStart"/>
+      <w:r>
+        <w:t>file_data</w:t>
+      </w:r>
+      <w:proofErr w:type="spellEnd"/>
+      <w:r>
+        <w:t>)</w:t>
       </w:r>
     </w:p>
     <w:p>
@@ -1110,7 +1150,23 @@
                 <w:sz w:val="28"/>
                 <w:szCs w:val="28"/>
               </w:rPr>
-              <w:t xml:space="preserve">    gpa REAL,</w:t>
+              <w:t xml:space="preserve">    </w:t>
+            </w:r>
+            <w:proofErr w:type="spellStart"/>
+            <w:r>
+              <w:rPr>
+                <w:sz w:val="28"/>
+                <w:szCs w:val="28"/>
+              </w:rPr>
+              <w:t>gpa</w:t>
+            </w:r>
+            <w:proofErr w:type="spellEnd"/>
+            <w:r>
+              <w:rPr>
+                <w:sz w:val="28"/>
+                <w:szCs w:val="28"/>
+              </w:rPr>
+              <w:t xml:space="preserve"> REAL,</w:t>
             </w:r>
           </w:p>
           <w:p>
@@ -1741,6 +1797,7 @@
                 <w14:ligatures w14:val="none"/>
               </w:rPr>
             </w:pPr>
+            <w:proofErr w:type="spellStart"/>
             <w:r>
               <w:rPr>
                 <w:rFonts w:ascii="Consolas" w:eastAsia="Times New Roman" w:hAnsi="Consolas" w:cs="Courier New"/>
@@ -1755,6 +1812,7 @@
               <w:lastRenderedPageBreak/>
               <w:t>gpa</w:t>
             </w:r>
+            <w:proofErr w:type="spellEnd"/>
           </w:p>
         </w:tc>
         <w:tc>
@@ -2077,11 +2135,10 @@
           <w:lang w:eastAsia="en-IN"/>
           <w14:ligatures w14:val="none"/>
         </w:rPr>
-        <w:t xml:space="preserve"> students (id, name, age, gpa)</w:t>
-      </w:r>
-    </w:p>
-    <w:p>
-      <w:pPr>
+        <w:t xml:space="preserve"> students (id, name, age, </w:t>
+      </w:r>
+      <w:proofErr w:type="spellStart"/>
+      <w:r>
         <w:rPr>
           <w:rFonts w:ascii="Consolas" w:eastAsia="Times New Roman" w:hAnsi="Consolas" w:cs="Times New Roman"/>
           <w:color w:val="383A42"/>
@@ -2092,6 +2149,35 @@
           <w:lang w:eastAsia="en-IN"/>
           <w14:ligatures w14:val="none"/>
         </w:rPr>
+        <w:t>gpa</w:t>
+      </w:r>
+      <w:proofErr w:type="spellEnd"/>
+      <w:r>
+        <w:rPr>
+          <w:rFonts w:ascii="Consolas" w:eastAsia="Times New Roman" w:hAnsi="Consolas" w:cs="Times New Roman"/>
+          <w:color w:val="383A42"/>
+          <w:kern w:val="0"/>
+          <w:sz w:val="21"/>
+          <w:szCs w:val="21"/>
+          <w:shd w:val="clear" w:color="auto" w:fill="F9F9F9"/>
+          <w:lang w:eastAsia="en-IN"/>
+          <w14:ligatures w14:val="none"/>
+        </w:rPr>
+        <w:t>)</w:t>
+      </w:r>
+    </w:p>
+    <w:p>
+      <w:pPr>
+        <w:rPr>
+          <w:rFonts w:ascii="Consolas" w:eastAsia="Times New Roman" w:hAnsi="Consolas" w:cs="Times New Roman"/>
+          <w:color w:val="383A42"/>
+          <w:kern w:val="0"/>
+          <w:sz w:val="21"/>
+          <w:szCs w:val="21"/>
+          <w:shd w:val="clear" w:color="auto" w:fill="F9F9F9"/>
+          <w:lang w:eastAsia="en-IN"/>
+          <w14:ligatures w14:val="none"/>
+        </w:rPr>
       </w:pPr>
       <w:r>
         <w:rPr>
@@ -2586,7 +2672,15 @@
       </w:pPr>
       <w:r>
         <w:tab/>
-        <w:t xml:space="preserve">To establish connection with sqlite database, </w:t>
+        <w:t xml:space="preserve">To establish connection with </w:t>
+      </w:r>
+      <w:proofErr w:type="spellStart"/>
+      <w:r>
+        <w:t>sqlite</w:t>
+      </w:r>
+      <w:proofErr w:type="spellEnd"/>
+      <w:r>
+        <w:t xml:space="preserve"> database, </w:t>
       </w:r>
       <w:proofErr w:type="gramStart"/>
       <w:r>
@@ -2644,7 +2738,23 @@
         <w:ind w:left="720" w:firstLine="720"/>
       </w:pPr>
       <w:r>
-        <w:t xml:space="preserve"> Var_name=sqlite3.connect('database_name')</w:t>
+        <w:t xml:space="preserve"> </w:t>
+      </w:r>
+      <w:proofErr w:type="spellStart"/>
+      <w:r>
+        <w:t>Var_name</w:t>
+      </w:r>
+      <w:proofErr w:type="spellEnd"/>
+      <w:r>
+        <w:t>=sqlite3.connect('</w:t>
+      </w:r>
+      <w:proofErr w:type="spellStart"/>
+      <w:r>
+        <w:t>database_name</w:t>
+      </w:r>
+      <w:proofErr w:type="spellEnd"/>
+      <w:r>
+        <w:t>')</w:t>
       </w:r>
     </w:p>
     <w:p>
@@ -2681,7 +2791,15 @@
           </w:p>
           <w:p>
             <w:r>
-              <w:t xml:space="preserve">conn=sqlite3.connect('emp.db') </w:t>
+              <w:t>conn=sqlite3.connect('</w:t>
+            </w:r>
+            <w:proofErr w:type="spellStart"/>
+            <w:r>
+              <w:t>emp.db</w:t>
+            </w:r>
+            <w:proofErr w:type="spellEnd"/>
+            <w:r>
+              <w:t xml:space="preserve">') </w:t>
             </w:r>
           </w:p>
           <w:p>
@@ -2756,7 +2874,15 @@
         <w:ind w:left="720"/>
       </w:pPr>
       <w:r>
-        <w:t>Python finds the emp.db database, then it opens the existing database and if it is not found then it creates new database.</w:t>
+        <w:t xml:space="preserve">Python finds the </w:t>
+      </w:r>
+      <w:proofErr w:type="spellStart"/>
+      <w:r>
+        <w:t>emp.db</w:t>
+      </w:r>
+      <w:proofErr w:type="spellEnd"/>
+      <w:r>
+        <w:t xml:space="preserve"> database, then it opens the existing database and if it is not found then it creates new database.</w:t>
       </w:r>
     </w:p>
     <w:p>
@@ -2848,6 +2974,7 @@
         <w:spacing w:line="240" w:lineRule="auto"/>
         <w:ind w:firstLine="720"/>
       </w:pPr>
+      <w:proofErr w:type="spellStart"/>
       <w:r>
         <w:t>Connection_</w:t>
       </w:r>
@@ -2855,6 +2982,7 @@
       <w:r>
         <w:t>name.cursor</w:t>
       </w:r>
+      <w:proofErr w:type="spellEnd"/>
       <w:proofErr w:type="gramEnd"/>
       <w:r>
         <w:t xml:space="preserve">() </w:t>
@@ -2873,10 +3001,12 @@
         <w:spacing w:line="240" w:lineRule="auto"/>
         <w:ind w:firstLine="720"/>
       </w:pPr>
+      <w:proofErr w:type="spellStart"/>
       <w:proofErr w:type="gramStart"/>
       <w:r>
         <w:t>conn.cursor</w:t>
       </w:r>
+      <w:proofErr w:type="spellEnd"/>
       <w:proofErr w:type="gramEnd"/>
       <w:r>
         <w:t xml:space="preserve">() </w:t>
@@ -2915,9 +3045,14 @@
       <w:r>
         <w:t xml:space="preserve"> o </w:t>
       </w:r>
+      <w:proofErr w:type="spellStart"/>
       <w:proofErr w:type="gramStart"/>
       <w:r>
-        <w:t>fetchone(</w:t>
+        <w:t>fetchone</w:t>
+      </w:r>
+      <w:proofErr w:type="spellEnd"/>
+      <w:r>
+        <w:t>(</w:t>
       </w:r>
       <w:proofErr w:type="gramEnd"/>
       <w:r>
@@ -2932,9 +3067,14 @@
       <w:r>
         <w:t xml:space="preserve">o </w:t>
       </w:r>
+      <w:proofErr w:type="spellStart"/>
       <w:proofErr w:type="gramStart"/>
       <w:r>
-        <w:t>fetchall(</w:t>
+        <w:t>fetchall</w:t>
+      </w:r>
+      <w:proofErr w:type="spellEnd"/>
+      <w:r>
+        <w:t>(</w:t>
       </w:r>
       <w:proofErr w:type="gramEnd"/>
       <w:r>
@@ -2954,7 +3094,15 @@
         <w:spacing w:line="240" w:lineRule="auto"/>
       </w:pPr>
       <w:r>
-        <w:t xml:space="preserve">o A=curs.execute() #explicitly cursor is created </w:t>
+        <w:t>o A=</w:t>
+      </w:r>
+      <w:proofErr w:type="spellStart"/>
+      <w:r>
+        <w:t>curs.execute</w:t>
+      </w:r>
+      <w:proofErr w:type="spellEnd"/>
+      <w:r>
+        <w:t xml:space="preserve">() #explicitly cursor is created </w:t>
       </w:r>
     </w:p>
     <w:p>
@@ -2962,7 +3110,15 @@
         <w:spacing w:line="240" w:lineRule="auto"/>
       </w:pPr>
       <w:r>
-        <w:t>o B=conn.execute()</w:t>
+        <w:t>o B=</w:t>
+      </w:r>
+      <w:proofErr w:type="spellStart"/>
+      <w:r>
+        <w:t>conn.execute</w:t>
+      </w:r>
+      <w:proofErr w:type="spellEnd"/>
+      <w:r>
+        <w:t>()</w:t>
       </w:r>
       <w:r>
         <w:t xml:space="preserve"> </w:t>
@@ -3046,16 +3202,34 @@
         <w:spacing w:line="240" w:lineRule="auto"/>
         <w:ind w:firstLine="720"/>
       </w:pPr>
-      <w:r>
-        <w:t>Var_name=cursor_</w:t>
+      <w:proofErr w:type="spellStart"/>
+      <w:r>
+        <w:t>Var_name</w:t>
+      </w:r>
+      <w:proofErr w:type="spellEnd"/>
+      <w:r>
+        <w:t>=</w:t>
+      </w:r>
+      <w:proofErr w:type="spellStart"/>
+      <w:r>
+        <w:t>cursor_</w:t>
       </w:r>
       <w:proofErr w:type="gramStart"/>
       <w:r>
         <w:t>name.execute</w:t>
       </w:r>
+      <w:proofErr w:type="spellEnd"/>
       <w:proofErr w:type="gramEnd"/>
       <w:r>
-        <w:t xml:space="preserve">("SQL_statement") </w:t>
+        <w:t>("</w:t>
+      </w:r>
+      <w:proofErr w:type="spellStart"/>
+      <w:r>
+        <w:t>SQL_statement</w:t>
+      </w:r>
+      <w:proofErr w:type="spellEnd"/>
+      <w:r>
+        <w:t xml:space="preserve">") </w:t>
       </w:r>
     </w:p>
     <w:p>
@@ -3064,15 +3238,36 @@
         <w:ind w:left="720"/>
       </w:pPr>
       <w:r>
-        <w:t>o Automatically cursor is created: Var_name=connection_</w:t>
+        <w:t xml:space="preserve">o Automatically cursor is created: </w:t>
+      </w:r>
+      <w:proofErr w:type="spellStart"/>
+      <w:r>
+        <w:t>Var_name</w:t>
+      </w:r>
+      <w:proofErr w:type="spellEnd"/>
+      <w:r>
+        <w:t>=</w:t>
+      </w:r>
+      <w:proofErr w:type="spellStart"/>
+      <w:r>
+        <w:t>connection_</w:t>
       </w:r>
       <w:proofErr w:type="gramStart"/>
       <w:r>
         <w:t>name.execute</w:t>
       </w:r>
+      <w:proofErr w:type="spellEnd"/>
       <w:proofErr w:type="gramEnd"/>
       <w:r>
-        <w:t>("SQL_statement")</w:t>
+        <w:t>("</w:t>
+      </w:r>
+      <w:proofErr w:type="spellStart"/>
+      <w:r>
+        <w:t>SQL_statement</w:t>
+      </w:r>
+      <w:proofErr w:type="spellEnd"/>
+      <w:r>
+        <w:t>")</w:t>
       </w:r>
     </w:p>
     <w:p>
@@ -3095,6 +3290,7 @@
           <w:szCs w:val="28"/>
         </w:rPr>
       </w:pPr>
+      <w:proofErr w:type="spellStart"/>
       <w:proofErr w:type="gramStart"/>
       <w:r>
         <w:rPr>
@@ -3103,7 +3299,17 @@
           <w:sz w:val="28"/>
           <w:szCs w:val="28"/>
         </w:rPr>
-        <w:t>fetchone(</w:t>
+        <w:t>fetchone</w:t>
+      </w:r>
+      <w:proofErr w:type="spellEnd"/>
+      <w:r>
+        <w:rPr>
+          <w:b/>
+          <w:bCs/>
+          <w:sz w:val="28"/>
+          <w:szCs w:val="28"/>
+        </w:rPr>
+        <w:t>(</w:t>
       </w:r>
       <w:proofErr w:type="gramEnd"/>
       <w:r>
@@ -3125,9 +3331,14 @@
         </w:numPr>
         <w:spacing w:line="240" w:lineRule="auto"/>
       </w:pPr>
+      <w:proofErr w:type="spellStart"/>
       <w:proofErr w:type="gramStart"/>
       <w:r>
-        <w:t>fetchone(</w:t>
+        <w:t>fetchone</w:t>
+      </w:r>
+      <w:proofErr w:type="spellEnd"/>
+      <w:r>
+        <w:t>(</w:t>
       </w:r>
       <w:proofErr w:type="gramEnd"/>
       <w:r>
@@ -3210,30 +3421,50 @@
           </w:p>
           <w:p>
             <w:r>
-              <w:t>conn=sqlite3.connect('emp.db')</w:t>
+              <w:t>conn=sqlite3.connect('</w:t>
+            </w:r>
+            <w:proofErr w:type="spellStart"/>
+            <w:r>
+              <w:t>emp.db</w:t>
+            </w:r>
+            <w:proofErr w:type="spellEnd"/>
+            <w:r>
+              <w:t>')</w:t>
             </w:r>
           </w:p>
           <w:p>
             <w:r>
               <w:t>a=</w:t>
             </w:r>
+            <w:proofErr w:type="spellStart"/>
             <w:proofErr w:type="gramStart"/>
             <w:r>
               <w:t>conn.execute</w:t>
             </w:r>
+            <w:proofErr w:type="spellEnd"/>
             <w:proofErr w:type="gramEnd"/>
             <w:r>
-              <w:t>("select * from tblemp") #automatically cursor object is created.</w:t>
+              <w:t xml:space="preserve">("select * from </w:t>
+            </w:r>
+            <w:proofErr w:type="spellStart"/>
+            <w:r>
+              <w:t>tblemp</w:t>
+            </w:r>
+            <w:proofErr w:type="spellEnd"/>
+            <w:r>
+              <w:t>") #automatically cursor object is created.</w:t>
             </w:r>
           </w:p>
           <w:p>
             <w:r>
               <w:t>b=</w:t>
             </w:r>
+            <w:proofErr w:type="spellStart"/>
             <w:proofErr w:type="gramStart"/>
             <w:r>
               <w:t>a.fetchone</w:t>
             </w:r>
+            <w:proofErr w:type="spellEnd"/>
             <w:proofErr w:type="gramEnd"/>
             <w:r>
               <w:t>()</w:t>
@@ -3251,12 +3482,17 @@
             </w:r>
             <w:proofErr w:type="gramEnd"/>
             <w:r>
-              <w:t>"Emp id:</w:t>
+              <w:t xml:space="preserve">"Emp </w:t>
+            </w:r>
+            <w:proofErr w:type="spellStart"/>
+            <w:r>
+              <w:t>id:</w:t>
             </w:r>
             <w:proofErr w:type="gramStart"/>
             <w:r>
               <w:t>",b</w:t>
             </w:r>
+            <w:proofErr w:type="spellEnd"/>
             <w:proofErr w:type="gramEnd"/>
             <w:r>
               <w:t xml:space="preserve">[0]) </w:t>
@@ -3269,12 +3505,17 @@
             </w:r>
             <w:proofErr w:type="gramEnd"/>
             <w:r>
-              <w:t>"Emp. name:</w:t>
+              <w:t xml:space="preserve">"Emp. </w:t>
+            </w:r>
+            <w:proofErr w:type="spellStart"/>
+            <w:r>
+              <w:t>name:</w:t>
             </w:r>
             <w:proofErr w:type="gramStart"/>
             <w:r>
               <w:t>",b</w:t>
             </w:r>
+            <w:proofErr w:type="spellEnd"/>
             <w:proofErr w:type="gramEnd"/>
             <w:r>
               <w:t xml:space="preserve">[1]) </w:t>
@@ -3287,12 +3528,17 @@
             </w:r>
             <w:proofErr w:type="gramEnd"/>
             <w:r>
-              <w:t>"Emp. gender:</w:t>
+              <w:t xml:space="preserve">"Emp. </w:t>
+            </w:r>
+            <w:proofErr w:type="spellStart"/>
+            <w:r>
+              <w:t>gender:</w:t>
             </w:r>
             <w:proofErr w:type="gramStart"/>
             <w:r>
               <w:t>",b</w:t>
             </w:r>
+            <w:proofErr w:type="spellEnd"/>
             <w:proofErr w:type="gramEnd"/>
             <w:r>
               <w:t xml:space="preserve">[2]) </w:t>
@@ -3338,10 +3584,12 @@
             <w:r>
               <w:t>print(</w:t>
             </w:r>
+            <w:proofErr w:type="spellStart"/>
             <w:proofErr w:type="gramStart"/>
             <w:r>
               <w:t>a.fetchone</w:t>
             </w:r>
+            <w:proofErr w:type="spellEnd"/>
             <w:proofErr w:type="gramEnd"/>
             <w:r>
               <w:t xml:space="preserve">()) </w:t>
@@ -3401,6 +3649,7 @@
           <w:szCs w:val="28"/>
         </w:rPr>
       </w:pPr>
+      <w:proofErr w:type="spellStart"/>
       <w:proofErr w:type="gramStart"/>
       <w:r>
         <w:rPr>
@@ -3409,9 +3658,9 @@
           <w:sz w:val="28"/>
           <w:szCs w:val="28"/>
         </w:rPr>
-        <w:t>fetchall(</w:t>
-      </w:r>
-      <w:proofErr w:type="gramEnd"/>
+        <w:t>fetchall</w:t>
+      </w:r>
+      <w:proofErr w:type="spellEnd"/>
       <w:r>
         <w:rPr>
           <w:b/>
@@ -3419,6 +3668,16 @@
           <w:sz w:val="28"/>
           <w:szCs w:val="28"/>
         </w:rPr>
+        <w:t>(</w:t>
+      </w:r>
+      <w:proofErr w:type="gramEnd"/>
+      <w:r>
+        <w:rPr>
+          <w:b/>
+          <w:bCs/>
+          <w:sz w:val="28"/>
+          <w:szCs w:val="28"/>
+        </w:rPr>
         <w:t>) method</w:t>
       </w:r>
     </w:p>
@@ -3429,9 +3688,14 @@
       <w:r>
         <w:tab/>
       </w:r>
+      <w:proofErr w:type="spellStart"/>
       <w:proofErr w:type="gramStart"/>
       <w:r>
-        <w:t>fetchall(</w:t>
+        <w:t>fetchall</w:t>
+      </w:r>
+      <w:proofErr w:type="spellEnd"/>
+      <w:r>
+        <w:t>(</w:t>
       </w:r>
       <w:proofErr w:type="gramEnd"/>
       <w:r>
@@ -3491,30 +3755,50 @@
           </w:p>
           <w:p>
             <w:r>
-              <w:t>conn=sqlite3.connect('emp.db')</w:t>
+              <w:t>conn=sqlite3.connect('</w:t>
+            </w:r>
+            <w:proofErr w:type="spellStart"/>
+            <w:r>
+              <w:t>emp.db</w:t>
+            </w:r>
+            <w:proofErr w:type="spellEnd"/>
+            <w:r>
+              <w:t>')</w:t>
             </w:r>
           </w:p>
           <w:p>
             <w:r>
               <w:t>a=</w:t>
             </w:r>
+            <w:proofErr w:type="spellStart"/>
             <w:proofErr w:type="gramStart"/>
             <w:r>
               <w:t>conn.execute</w:t>
             </w:r>
+            <w:proofErr w:type="spellEnd"/>
             <w:proofErr w:type="gramEnd"/>
             <w:r>
-              <w:t>("select * from tblemp") #automatically cursor object is created.</w:t>
+              <w:t xml:space="preserve">("select * from </w:t>
+            </w:r>
+            <w:proofErr w:type="spellStart"/>
+            <w:r>
+              <w:t>tblemp</w:t>
+            </w:r>
+            <w:proofErr w:type="spellEnd"/>
+            <w:r>
+              <w:t>") #automatically cursor object is created.</w:t>
             </w:r>
           </w:p>
           <w:p>
             <w:r>
               <w:t>b=</w:t>
             </w:r>
+            <w:proofErr w:type="spellStart"/>
             <w:proofErr w:type="gramStart"/>
             <w:r>
               <w:t>a.fetchall</w:t>
             </w:r>
+            <w:proofErr w:type="spellEnd"/>
             <w:proofErr w:type="gramEnd"/>
             <w:r>
               <w:t>()</w:t>
@@ -3533,12 +3817,17 @@
             </w:r>
             <w:proofErr w:type="gramEnd"/>
             <w:r>
-              <w:t>"Emp id:</w:t>
+              <w:t xml:space="preserve">"Emp </w:t>
+            </w:r>
+            <w:proofErr w:type="spellStart"/>
+            <w:r>
+              <w:t>id:</w:t>
             </w:r>
             <w:proofErr w:type="gramStart"/>
             <w:r>
               <w:t>",b</w:t>
             </w:r>
+            <w:proofErr w:type="spellEnd"/>
             <w:proofErr w:type="gramEnd"/>
             <w:r>
               <w:t>[0][</w:t>
@@ -3554,12 +3843,17 @@
             </w:r>
             <w:proofErr w:type="gramEnd"/>
             <w:r>
-              <w:t>"Emp. name:</w:t>
+              <w:t xml:space="preserve">"Emp. </w:t>
+            </w:r>
+            <w:proofErr w:type="spellStart"/>
+            <w:r>
+              <w:t>name:</w:t>
             </w:r>
             <w:proofErr w:type="gramStart"/>
             <w:r>
               <w:t>",b</w:t>
             </w:r>
+            <w:proofErr w:type="spellEnd"/>
             <w:proofErr w:type="gramEnd"/>
             <w:r>
               <w:t>[</w:t>
@@ -3578,12 +3872,17 @@
             </w:r>
             <w:proofErr w:type="gramEnd"/>
             <w:r>
-              <w:t>"Emp. gender:</w:t>
+              <w:t xml:space="preserve">"Emp. </w:t>
+            </w:r>
+            <w:proofErr w:type="spellStart"/>
+            <w:r>
+              <w:t>gender:</w:t>
             </w:r>
             <w:proofErr w:type="gramStart"/>
             <w:r>
               <w:t>",b</w:t>
             </w:r>
+            <w:proofErr w:type="spellEnd"/>
             <w:proofErr w:type="gramEnd"/>
             <w:r>
               <w:t>[</w:t>
@@ -3631,12 +3930,17 @@
             </w:r>
             <w:proofErr w:type="gramEnd"/>
             <w:r>
-              <w:t>"Emp id:</w:t>
+              <w:t xml:space="preserve">"Emp </w:t>
+            </w:r>
+            <w:proofErr w:type="spellStart"/>
+            <w:r>
+              <w:t>id:</w:t>
             </w:r>
             <w:proofErr w:type="gramStart"/>
             <w:r>
               <w:t>",b</w:t>
             </w:r>
+            <w:proofErr w:type="spellEnd"/>
             <w:proofErr w:type="gramEnd"/>
             <w:r>
               <w:t xml:space="preserve">[1][0]) </w:t>
@@ -3649,12 +3953,17 @@
             </w:r>
             <w:proofErr w:type="gramEnd"/>
             <w:r>
-              <w:t>"Emp. name:</w:t>
+              <w:t xml:space="preserve">"Emp. </w:t>
+            </w:r>
+            <w:proofErr w:type="spellStart"/>
+            <w:r>
+              <w:t>name:</w:t>
             </w:r>
             <w:proofErr w:type="gramStart"/>
             <w:r>
               <w:t>",b</w:t>
             </w:r>
+            <w:proofErr w:type="spellEnd"/>
             <w:proofErr w:type="gramEnd"/>
             <w:r>
               <w:t xml:space="preserve">[1][1]) </w:t>
@@ -3667,12 +3976,17 @@
             </w:r>
             <w:proofErr w:type="gramEnd"/>
             <w:r>
-              <w:t>"Emp. gender:</w:t>
+              <w:t xml:space="preserve">"Emp. </w:t>
+            </w:r>
+            <w:proofErr w:type="spellStart"/>
+            <w:r>
+              <w:t>gender:</w:t>
             </w:r>
             <w:proofErr w:type="gramStart"/>
             <w:r>
               <w:t>",b</w:t>
             </w:r>
+            <w:proofErr w:type="spellEnd"/>
             <w:proofErr w:type="gramEnd"/>
             <w:r>
               <w:t xml:space="preserve">[1][2]) </w:t>
@@ -3819,15 +4133,28 @@
               <w:spacing w:after="160"/>
             </w:pPr>
             <w:r>
-              <w:t>#step 2 connection and create db</w:t>
-            </w:r>
+              <w:t xml:space="preserve">#step 2 connection and create </w:t>
+            </w:r>
+            <w:proofErr w:type="spellStart"/>
+            <w:r>
+              <w:t>db</w:t>
+            </w:r>
+            <w:proofErr w:type="spellEnd"/>
           </w:p>
           <w:p>
             <w:pPr>
               <w:spacing w:after="160"/>
             </w:pPr>
             <w:r>
-              <w:t>con = sqlite3.connect('test.db')</w:t>
+              <w:t>con = sqlite3.connect('</w:t>
+            </w:r>
+            <w:proofErr w:type="spellStart"/>
+            <w:r>
+              <w:t>test.db</w:t>
+            </w:r>
+            <w:proofErr w:type="spellEnd"/>
+            <w:r>
+              <w:t>')</w:t>
             </w:r>
           </w:p>
           <w:p>
@@ -3845,10 +4172,12 @@
             <w:r>
               <w:t xml:space="preserve">cursor = </w:t>
             </w:r>
+            <w:proofErr w:type="spellStart"/>
             <w:proofErr w:type="gramStart"/>
             <w:r>
               <w:t>con.cursor</w:t>
             </w:r>
+            <w:proofErr w:type="spellEnd"/>
             <w:proofErr w:type="gramEnd"/>
             <w:r>
               <w:t>()</w:t>
@@ -3896,8 +4225,13 @@
             <w:pPr>
               <w:spacing w:after="160"/>
             </w:pPr>
-            <w:r>
-              <w:t>StudentName TEXT NOT NULL,</w:t>
+            <w:proofErr w:type="spellStart"/>
+            <w:r>
+              <w:t>StudentName</w:t>
+            </w:r>
+            <w:proofErr w:type="spellEnd"/>
+            <w:r>
+              <w:t xml:space="preserve"> TEXT NOT NULL,</w:t>
             </w:r>
           </w:p>
           <w:p>
@@ -3912,10 +4246,12 @@
             <w:pPr>
               <w:spacing w:after="160"/>
             </w:pPr>
+            <w:proofErr w:type="spellStart"/>
             <w:proofErr w:type="gramStart"/>
             <w:r>
               <w:t>cursor.execute</w:t>
             </w:r>
+            <w:proofErr w:type="spellEnd"/>
             <w:proofErr w:type="gramEnd"/>
             <w:r>
               <w:t>(student)</w:t>
@@ -3925,10 +4261,12 @@
             <w:pPr>
               <w:spacing w:after="160"/>
             </w:pPr>
+            <w:proofErr w:type="spellStart"/>
             <w:proofErr w:type="gramStart"/>
             <w:r>
               <w:t>con.commit</w:t>
             </w:r>
+            <w:proofErr w:type="spellEnd"/>
             <w:proofErr w:type="gramEnd"/>
             <w:r>
               <w:t>()</w:t>
@@ -3938,10 +4276,12 @@
             <w:pPr>
               <w:spacing w:after="160"/>
             </w:pPr>
+            <w:proofErr w:type="spellStart"/>
             <w:proofErr w:type="gramStart"/>
             <w:r>
               <w:t>con.close</w:t>
             </w:r>
+            <w:proofErr w:type="spellEnd"/>
             <w:proofErr w:type="gramEnd"/>
             <w:r>
               <w:t>()</w:t>
@@ -3960,7 +4300,15 @@
               <w:spacing w:after="160"/>
             </w:pPr>
             <w:r>
-              <w:t>con = sqlite3.connect('test.db')</w:t>
+              <w:t>con = sqlite3.connect('</w:t>
+            </w:r>
+            <w:proofErr w:type="spellStart"/>
+            <w:r>
+              <w:t>test.db</w:t>
+            </w:r>
+            <w:proofErr w:type="spellEnd"/>
+            <w:r>
+              <w:t>')</w:t>
             </w:r>
           </w:p>
           <w:p>
@@ -3970,10 +4318,12 @@
             <w:r>
               <w:t xml:space="preserve">cursor = </w:t>
             </w:r>
+            <w:proofErr w:type="spellStart"/>
             <w:proofErr w:type="gramStart"/>
             <w:r>
               <w:t>con.cursor</w:t>
             </w:r>
+            <w:proofErr w:type="spellEnd"/>
             <w:proofErr w:type="gramEnd"/>
             <w:r>
               <w:t>()</w:t>
@@ -4031,8 +4381,13 @@
             <w:pPr>
               <w:spacing w:after="160"/>
             </w:pPr>
-            <w:r>
-              <w:t>selectquery = """select * from Student"""</w:t>
+            <w:proofErr w:type="spellStart"/>
+            <w:r>
+              <w:t>selectquery</w:t>
+            </w:r>
+            <w:proofErr w:type="spellEnd"/>
+            <w:r>
+              <w:t xml:space="preserve"> = """select * from Student"""</w:t>
             </w:r>
           </w:p>
           <w:p>
@@ -4042,13 +4397,23 @@
             <w:r>
               <w:t xml:space="preserve">a = </w:t>
             </w:r>
+            <w:proofErr w:type="spellStart"/>
             <w:proofErr w:type="gramStart"/>
             <w:r>
               <w:t>cursor.execute</w:t>
             </w:r>
+            <w:proofErr w:type="spellEnd"/>
             <w:proofErr w:type="gramEnd"/>
             <w:r>
-              <w:t>(selectquery)</w:t>
+              <w:t>(</w:t>
+            </w:r>
+            <w:proofErr w:type="spellStart"/>
+            <w:r>
+              <w:t>selectquery</w:t>
+            </w:r>
+            <w:proofErr w:type="spellEnd"/>
+            <w:r>
+              <w:t>)</w:t>
             </w:r>
           </w:p>
           <w:p>
@@ -4058,10 +4423,12 @@
             <w:r>
               <w:t xml:space="preserve">b = </w:t>
             </w:r>
+            <w:proofErr w:type="spellStart"/>
             <w:proofErr w:type="gramStart"/>
             <w:r>
               <w:t>a.fetchall</w:t>
             </w:r>
+            <w:proofErr w:type="spellEnd"/>
             <w:proofErr w:type="gramEnd"/>
             <w:r>
               <w:t>()</w:t>
@@ -4079,10 +4446,12 @@
             <w:pPr>
               <w:spacing w:after="160"/>
             </w:pPr>
+            <w:proofErr w:type="spellStart"/>
             <w:proofErr w:type="gramStart"/>
             <w:r>
               <w:t>con.close</w:t>
             </w:r>
+            <w:proofErr w:type="spellEnd"/>
             <w:proofErr w:type="gramEnd"/>
             <w:r>
               <w:t>()</w:t>
@@ -4438,7 +4807,23 @@
                 <w:sz w:val="28"/>
                 <w:szCs w:val="28"/>
               </w:rPr>
-              <w:t>conn = sqlite3.connect("student.db")</w:t>
+              <w:t>conn = sqlite3.connect("</w:t>
+            </w:r>
+            <w:proofErr w:type="spellStart"/>
+            <w:r>
+              <w:rPr>
+                <w:sz w:val="28"/>
+                <w:szCs w:val="28"/>
+              </w:rPr>
+              <w:t>student.db</w:t>
+            </w:r>
+            <w:proofErr w:type="spellEnd"/>
+            <w:r>
+              <w:rPr>
+                <w:sz w:val="28"/>
+                <w:szCs w:val="28"/>
+              </w:rPr>
+              <w:t>")</w:t>
             </w:r>
           </w:p>
           <w:p>
@@ -4455,6 +4840,7 @@
               </w:rPr>
               <w:t xml:space="preserve">cursor = </w:t>
             </w:r>
+            <w:proofErr w:type="spellStart"/>
             <w:proofErr w:type="gramStart"/>
             <w:r>
               <w:rPr>
@@ -4463,6 +4849,7 @@
               </w:rPr>
               <w:t>conn.cursor</w:t>
             </w:r>
+            <w:proofErr w:type="spellEnd"/>
             <w:proofErr w:type="gramEnd"/>
             <w:r>
               <w:rPr>
@@ -4487,6 +4874,7 @@
                 <w:szCs w:val="28"/>
               </w:rPr>
             </w:pPr>
+            <w:proofErr w:type="spellStart"/>
             <w:proofErr w:type="gramStart"/>
             <w:r>
               <w:rPr>
@@ -4495,6 +4883,7 @@
               </w:rPr>
               <w:t>cursor.execute</w:t>
             </w:r>
+            <w:proofErr w:type="spellEnd"/>
             <w:proofErr w:type="gramEnd"/>
             <w:r>
               <w:rPr>
@@ -4633,6 +5022,7 @@
                 <w:szCs w:val="28"/>
               </w:rPr>
             </w:pPr>
+            <w:proofErr w:type="spellStart"/>
             <w:proofErr w:type="gramStart"/>
             <w:r>
               <w:rPr>
@@ -4641,6 +5031,7 @@
               </w:rPr>
               <w:t>cursor.executemany</w:t>
             </w:r>
+            <w:proofErr w:type="spellEnd"/>
             <w:proofErr w:type="gramEnd"/>
             <w:r>
               <w:rPr>
@@ -4772,6 +5163,7 @@
                 <w:szCs w:val="28"/>
               </w:rPr>
             </w:pPr>
+            <w:proofErr w:type="spellStart"/>
             <w:proofErr w:type="gramStart"/>
             <w:r>
               <w:rPr>
@@ -4780,6 +5172,7 @@
               </w:rPr>
               <w:t>conn.commit</w:t>
             </w:r>
+            <w:proofErr w:type="spellEnd"/>
             <w:proofErr w:type="gramEnd"/>
             <w:r>
               <w:rPr>
@@ -4912,7 +5305,23 @@
                 <w:sz w:val="28"/>
                 <w:szCs w:val="28"/>
               </w:rPr>
-              <w:t>conn = sqlite3.connect("student.db")</w:t>
+              <w:t>conn = sqlite3.connect("</w:t>
+            </w:r>
+            <w:proofErr w:type="spellStart"/>
+            <w:r>
+              <w:rPr>
+                <w:sz w:val="28"/>
+                <w:szCs w:val="28"/>
+              </w:rPr>
+              <w:t>student.db</w:t>
+            </w:r>
+            <w:proofErr w:type="spellEnd"/>
+            <w:r>
+              <w:rPr>
+                <w:sz w:val="28"/>
+                <w:szCs w:val="28"/>
+              </w:rPr>
+              <w:t>")</w:t>
             </w:r>
           </w:p>
           <w:p>
@@ -4929,6 +5338,7 @@
               </w:rPr>
               <w:t xml:space="preserve">cursor = </w:t>
             </w:r>
+            <w:proofErr w:type="spellStart"/>
             <w:proofErr w:type="gramStart"/>
             <w:r>
               <w:rPr>
@@ -4937,6 +5347,7 @@
               </w:rPr>
               <w:t>conn.cursor</w:t>
             </w:r>
+            <w:proofErr w:type="spellEnd"/>
             <w:proofErr w:type="gramEnd"/>
             <w:r>
               <w:rPr>
@@ -4961,6 +5372,7 @@
                 <w:szCs w:val="28"/>
               </w:rPr>
             </w:pPr>
+            <w:proofErr w:type="spellStart"/>
             <w:proofErr w:type="gramStart"/>
             <w:r>
               <w:rPr>
@@ -4969,6 +5381,7 @@
               </w:rPr>
               <w:t>cursor.execute</w:t>
             </w:r>
+            <w:proofErr w:type="spellEnd"/>
             <w:proofErr w:type="gramEnd"/>
             <w:r>
               <w:rPr>
@@ -4992,6 +5405,7 @@
               </w:rPr>
               <w:t xml:space="preserve">rows = </w:t>
             </w:r>
+            <w:proofErr w:type="spellStart"/>
             <w:proofErr w:type="gramStart"/>
             <w:r>
               <w:rPr>
@@ -5000,6 +5414,7 @@
               </w:rPr>
               <w:t>cursor.fetchall</w:t>
             </w:r>
+            <w:proofErr w:type="spellEnd"/>
             <w:proofErr w:type="gramEnd"/>
             <w:r>
               <w:rPr>
@@ -5054,6 +5469,7 @@
               </w:rPr>
               <w:t xml:space="preserve">    writer = </w:t>
             </w:r>
+            <w:proofErr w:type="spellStart"/>
             <w:proofErr w:type="gramStart"/>
             <w:r>
               <w:rPr>
@@ -5062,6 +5478,7 @@
               </w:rPr>
               <w:t>csv.writer</w:t>
             </w:r>
+            <w:proofErr w:type="spellEnd"/>
             <w:proofErr w:type="gramEnd"/>
             <w:r>
               <w:rPr>
@@ -5085,6 +5502,7 @@
               </w:rPr>
               <w:t xml:space="preserve">    </w:t>
             </w:r>
+            <w:proofErr w:type="spellStart"/>
             <w:proofErr w:type="gramStart"/>
             <w:r>
               <w:rPr>
@@ -5093,13 +5511,30 @@
               </w:rPr>
               <w:t>writer.writerow</w:t>
             </w:r>
+            <w:proofErr w:type="spellEnd"/>
             <w:proofErr w:type="gramEnd"/>
             <w:r>
               <w:rPr>
                 <w:sz w:val="28"/>
                 <w:szCs w:val="28"/>
               </w:rPr>
-              <w:t>(["ID","Name","Age","Grade"])</w:t>
+              <w:t>(["</w:t>
+            </w:r>
+            <w:proofErr w:type="spellStart"/>
+            <w:r>
+              <w:rPr>
+                <w:sz w:val="28"/>
+                <w:szCs w:val="28"/>
+              </w:rPr>
+              <w:t>ID","Name","Age","Grade</w:t>
+            </w:r>
+            <w:proofErr w:type="spellEnd"/>
+            <w:r>
+              <w:rPr>
+                <w:sz w:val="28"/>
+                <w:szCs w:val="28"/>
+              </w:rPr>
+              <w:t>"])</w:t>
             </w:r>
           </w:p>
           <w:p>
@@ -5116,6 +5551,7 @@
               </w:rPr>
               <w:t xml:space="preserve">    </w:t>
             </w:r>
+            <w:proofErr w:type="spellStart"/>
             <w:proofErr w:type="gramStart"/>
             <w:r>
               <w:rPr>
@@ -5124,6 +5560,7 @@
               </w:rPr>
               <w:t>writer.writerows</w:t>
             </w:r>
+            <w:proofErr w:type="spellEnd"/>
             <w:proofErr w:type="gramEnd"/>
             <w:r>
               <w:rPr>
@@ -5208,24 +5645,34 @@
                 <w:sz w:val="28"/>
                 <w:szCs w:val="28"/>
               </w:rPr>
-              <w:t>import json</w:t>
-            </w:r>
-          </w:p>
-          <w:p>
-            <w:pPr>
-              <w:rPr>
-                <w:sz w:val="28"/>
-                <w:szCs w:val="28"/>
-              </w:rPr>
-            </w:pPr>
-          </w:p>
-          <w:p>
-            <w:pPr>
-              <w:rPr>
-                <w:sz w:val="28"/>
-                <w:szCs w:val="28"/>
-              </w:rPr>
-            </w:pPr>
+              <w:t xml:space="preserve">import </w:t>
+            </w:r>
+            <w:proofErr w:type="spellStart"/>
+            <w:r>
+              <w:rPr>
+                <w:sz w:val="28"/>
+                <w:szCs w:val="28"/>
+              </w:rPr>
+              <w:t>json</w:t>
+            </w:r>
+            <w:proofErr w:type="spellEnd"/>
+          </w:p>
+          <w:p>
+            <w:pPr>
+              <w:rPr>
+                <w:sz w:val="28"/>
+                <w:szCs w:val="28"/>
+              </w:rPr>
+            </w:pPr>
+          </w:p>
+          <w:p>
+            <w:pPr>
+              <w:rPr>
+                <w:sz w:val="28"/>
+                <w:szCs w:val="28"/>
+              </w:rPr>
+            </w:pPr>
+            <w:proofErr w:type="spellStart"/>
             <w:proofErr w:type="gramStart"/>
             <w:r>
               <w:rPr>
@@ -5234,6 +5681,7 @@
               </w:rPr>
               <w:t>cursor.execute</w:t>
             </w:r>
+            <w:proofErr w:type="spellEnd"/>
             <w:proofErr w:type="gramEnd"/>
             <w:r>
               <w:rPr>
@@ -5257,6 +5705,7 @@
               </w:rPr>
               <w:t xml:space="preserve">rows = </w:t>
             </w:r>
+            <w:proofErr w:type="spellStart"/>
             <w:proofErr w:type="gramStart"/>
             <w:r>
               <w:rPr>
@@ -5265,6 +5714,7 @@
               </w:rPr>
               <w:t>cursor.fetchall</w:t>
             </w:r>
+            <w:proofErr w:type="spellEnd"/>
             <w:proofErr w:type="gramEnd"/>
             <w:r>
               <w:rPr>
@@ -5319,6 +5769,7 @@
                 <w:szCs w:val="28"/>
               </w:rPr>
             </w:pPr>
+            <w:proofErr w:type="spellStart"/>
             <w:proofErr w:type="gramStart"/>
             <w:r>
               <w:rPr>
@@ -5327,6 +5778,7 @@
               </w:rPr>
               <w:t>data.append</w:t>
             </w:r>
+            <w:proofErr w:type="spellEnd"/>
             <w:proofErr w:type="gramEnd"/>
             <w:r>
               <w:rPr>
@@ -5438,6 +5890,7 @@
               </w:rPr>
               <w:t>"</w:t>
             </w:r>
+            <w:proofErr w:type="spellStart"/>
             <w:proofErr w:type="gramStart"/>
             <w:r>
               <w:rPr>
@@ -5446,6 +5899,7 @@
               </w:rPr>
               <w:t>students.json</w:t>
             </w:r>
+            <w:proofErr w:type="spellEnd"/>
             <w:proofErr w:type="gramEnd"/>
             <w:r>
               <w:rPr>
@@ -5462,6 +5916,7 @@
                 <w:szCs w:val="28"/>
               </w:rPr>
             </w:pPr>
+            <w:proofErr w:type="spellStart"/>
             <w:proofErr w:type="gramStart"/>
             <w:r>
               <w:rPr>
@@ -5470,6 +5925,7 @@
               </w:rPr>
               <w:t>json.dump</w:t>
             </w:r>
+            <w:proofErr w:type="spellEnd"/>
             <w:proofErr w:type="gramEnd"/>
             <w:r>
               <w:rPr>
@@ -5534,6 +5990,7 @@
                 <w:szCs w:val="28"/>
               </w:rPr>
             </w:pPr>
+            <w:proofErr w:type="spellStart"/>
             <w:proofErr w:type="gramStart"/>
             <w:r>
               <w:rPr>
@@ -5542,6 +5999,7 @@
               </w:rPr>
               <w:t>cursor.execute</w:t>
             </w:r>
+            <w:proofErr w:type="spellEnd"/>
             <w:proofErr w:type="gramEnd"/>
             <w:r>
               <w:rPr>
@@ -5565,6 +6023,7 @@
               </w:rPr>
               <w:t xml:space="preserve">rows = </w:t>
             </w:r>
+            <w:proofErr w:type="spellStart"/>
             <w:proofErr w:type="gramStart"/>
             <w:r>
               <w:rPr>
@@ -5573,6 +6032,7 @@
               </w:rPr>
               <w:t>cursor.fetchall</w:t>
             </w:r>
+            <w:proofErr w:type="spellEnd"/>
             <w:proofErr w:type="gramEnd"/>
             <w:r>
               <w:rPr>
@@ -5643,6 +6103,7 @@
                 <w:szCs w:val="28"/>
               </w:rPr>
             </w:pPr>
+            <w:proofErr w:type="spellStart"/>
             <w:proofErr w:type="gramStart"/>
             <w:r>
               <w:rPr>
@@ -5651,13 +6112,30 @@
               </w:rPr>
               <w:t>file.write</w:t>
             </w:r>
+            <w:proofErr w:type="spellEnd"/>
             <w:proofErr w:type="gramEnd"/>
             <w:r>
               <w:rPr>
                 <w:sz w:val="28"/>
                 <w:szCs w:val="28"/>
               </w:rPr>
-              <w:t>(f"ID: {</w:t>
+              <w:t>(</w:t>
+            </w:r>
+            <w:proofErr w:type="spellStart"/>
+            <w:r>
+              <w:rPr>
+                <w:sz w:val="28"/>
+                <w:szCs w:val="28"/>
+              </w:rPr>
+              <w:t>f"ID</w:t>
+            </w:r>
+            <w:proofErr w:type="spellEnd"/>
+            <w:r>
+              <w:rPr>
+                <w:sz w:val="28"/>
+                <w:szCs w:val="28"/>
+              </w:rPr>
+              <w:t>: {</w:t>
             </w:r>
             <w:proofErr w:type="gramStart"/>
             <w:r>
@@ -5762,21 +6240,19 @@
           <w:szCs w:val="28"/>
         </w:rPr>
       </w:pPr>
-    </w:p>
-    <w:p>
-      <w:pPr>
-        <w:rPr>
-          <w:sz w:val="28"/>
-          <w:szCs w:val="28"/>
-        </w:rPr>
-      </w:pPr>
-      <w:r>
-        <w:rPr>
-          <w:sz w:val="28"/>
-          <w:szCs w:val="28"/>
-          <w:highlight w:val="yellow"/>
-        </w:rPr>
-        <w:t xml:space="preserve">Backup a Single Table using </w:t>
+      <w:r>
+        <w:rPr>
+          <w:sz w:val="28"/>
+          <w:szCs w:val="28"/>
+        </w:rPr>
+        <w:t>for</w:t>
+      </w:r>
+      <w:r>
+        <w:rPr>
+          <w:sz w:val="28"/>
+          <w:szCs w:val="28"/>
+        </w:rPr>
+        <w:t xml:space="preserve"> create a </w:t>
       </w:r>
       <w:r>
         <w:rPr>
@@ -5784,25 +6260,100 @@
           <w:bCs/>
           <w:sz w:val="28"/>
           <w:szCs w:val="28"/>
+        </w:rPr>
+        <w:t>full backup</w:t>
+      </w:r>
+      <w:r>
+        <w:rPr>
+          <w:sz w:val="28"/>
+          <w:szCs w:val="28"/>
+        </w:rPr>
+        <w:t xml:space="preserve"> of an SQLite database by exporting it to </w:t>
+      </w:r>
+      <w:r>
+        <w:rPr>
+          <w:sz w:val="28"/>
+          <w:szCs w:val="28"/>
           <w:highlight w:val="yellow"/>
         </w:rPr>
-        <w:t>Pandas</w:t>
-      </w:r>
-    </w:p>
-    <w:p>
-      <w:pPr>
-        <w:rPr>
-          <w:sz w:val="28"/>
-          <w:szCs w:val="28"/>
-        </w:rPr>
-      </w:pPr>
-      <w:r>
-        <w:rPr>
-          <w:sz w:val="28"/>
-          <w:szCs w:val="28"/>
-        </w:rPr>
-        <w:t xml:space="preserve">This is useful for exporting table data (e.g., Students) into </w:t>
-      </w:r>
+        <w:t>a .</w:t>
+      </w:r>
+      <w:proofErr w:type="spellStart"/>
+      <w:r>
+        <w:rPr>
+          <w:sz w:val="28"/>
+          <w:szCs w:val="28"/>
+          <w:highlight w:val="yellow"/>
+        </w:rPr>
+        <w:t>sql</w:t>
+      </w:r>
+      <w:proofErr w:type="spellEnd"/>
+      <w:r>
+        <w:rPr>
+          <w:sz w:val="28"/>
+          <w:szCs w:val="28"/>
+          <w:highlight w:val="yellow"/>
+        </w:rPr>
+        <w:t xml:space="preserve"> file</w:t>
+      </w:r>
+      <w:r>
+        <w:rPr>
+          <w:sz w:val="28"/>
+          <w:szCs w:val="28"/>
+        </w:rPr>
+        <w:t>.</w:t>
+      </w:r>
+    </w:p>
+    <w:p>
+      <w:pPr>
+        <w:rPr>
+          <w:sz w:val="28"/>
+          <w:szCs w:val="28"/>
+        </w:rPr>
+      </w:pPr>
+      <w:proofErr w:type="spellStart"/>
+      <w:proofErr w:type="gramStart"/>
+      <w:r>
+        <w:rPr>
+          <w:sz w:val="28"/>
+          <w:szCs w:val="28"/>
+          <w:highlight w:val="yellow"/>
+        </w:rPr>
+        <w:t>iterdump</w:t>
+      </w:r>
+      <w:proofErr w:type="spellEnd"/>
+      <w:r>
+        <w:rPr>
+          <w:sz w:val="28"/>
+          <w:szCs w:val="28"/>
+          <w:highlight w:val="yellow"/>
+        </w:rPr>
+        <w:t>(</w:t>
+      </w:r>
+      <w:proofErr w:type="gramEnd"/>
+      <w:r>
+        <w:rPr>
+          <w:sz w:val="28"/>
+          <w:szCs w:val="28"/>
+          <w:highlight w:val="yellow"/>
+        </w:rPr>
+        <w:t>)</w:t>
+      </w:r>
+      <w:r>
+        <w:rPr>
+          <w:sz w:val="28"/>
+          <w:szCs w:val="28"/>
+        </w:rPr>
+        <w:t xml:space="preserve"> is a method in Python's sqlite3 module that is used to:</w:t>
+      </w:r>
+    </w:p>
+    <w:p>
+      <w:pPr>
+        <w:rPr>
+          <w:sz w:val="28"/>
+          <w:szCs w:val="28"/>
+        </w:rPr>
+      </w:pPr>
       <w:r>
         <w:rPr>
           <w:b/>
@@ -5810,297 +6361,76 @@
           <w:sz w:val="28"/>
           <w:szCs w:val="28"/>
         </w:rPr>
-        <w:t>CSV</w:t>
-      </w:r>
-      <w:r>
-        <w:rPr>
-          <w:sz w:val="28"/>
-          <w:szCs w:val="28"/>
-        </w:rPr>
-        <w:t xml:space="preserve">, </w:t>
-      </w:r>
-      <w:r>
-        <w:rPr>
-          <w:b/>
-          <w:bCs/>
-          <w:sz w:val="28"/>
-          <w:szCs w:val="28"/>
-        </w:rPr>
-        <w:t>Excel</w:t>
-      </w:r>
-      <w:r>
-        <w:rPr>
-          <w:sz w:val="28"/>
-          <w:szCs w:val="28"/>
-        </w:rPr>
-        <w:t xml:space="preserve">, or </w:t>
-      </w:r>
-      <w:r>
-        <w:rPr>
-          <w:b/>
-          <w:bCs/>
-          <w:sz w:val="28"/>
-          <w:szCs w:val="28"/>
-        </w:rPr>
-        <w:t>JSON</w:t>
-      </w:r>
-      <w:r>
-        <w:rPr>
-          <w:sz w:val="28"/>
-          <w:szCs w:val="28"/>
-        </w:rPr>
-        <w:t>.</w:t>
-      </w:r>
-    </w:p>
-    <w:p>
-      <w:pPr>
-        <w:rPr>
-          <w:sz w:val="28"/>
-          <w:szCs w:val="28"/>
-        </w:rPr>
-      </w:pPr>
-    </w:p>
-    <w:tbl>
-      <w:tblPr>
-        <w:tblStyle w:val="TableGrid"/>
-        <w:tblW w:w="0" w:type="auto"/>
-        <w:tblLook w:val="04A0" w:firstRow="1" w:lastRow="0" w:firstColumn="1" w:lastColumn="0" w:noHBand="0" w:noVBand="1"/>
-      </w:tblPr>
-      <w:tblGrid>
-        <w:gridCol w:w="9016"/>
-      </w:tblGrid>
-      <w:tr>
-        <w:tc>
-          <w:tcPr>
-            <w:tcW w:w="9016" w:type="dxa"/>
-          </w:tcPr>
-          <w:p>
-            <w:pPr>
-              <w:rPr>
-                <w:sz w:val="28"/>
-                <w:szCs w:val="28"/>
-              </w:rPr>
-            </w:pPr>
-            <w:r>
-              <w:rPr>
-                <w:sz w:val="28"/>
-                <w:szCs w:val="28"/>
-              </w:rPr>
-              <w:t>import sqlite3</w:t>
-            </w:r>
-          </w:p>
-          <w:p>
-            <w:pPr>
-              <w:rPr>
-                <w:sz w:val="28"/>
-                <w:szCs w:val="28"/>
-              </w:rPr>
-            </w:pPr>
-            <w:r>
-              <w:rPr>
-                <w:sz w:val="28"/>
-                <w:szCs w:val="28"/>
-              </w:rPr>
-              <w:t>import pandas as pd</w:t>
-            </w:r>
-          </w:p>
-          <w:p>
-            <w:pPr>
-              <w:rPr>
-                <w:sz w:val="28"/>
-                <w:szCs w:val="28"/>
-              </w:rPr>
-            </w:pPr>
-          </w:p>
-          <w:p>
-            <w:pPr>
-              <w:rPr>
-                <w:sz w:val="28"/>
-                <w:szCs w:val="28"/>
-              </w:rPr>
-            </w:pPr>
-            <w:r>
-              <w:rPr>
-                <w:sz w:val="28"/>
-                <w:szCs w:val="28"/>
-              </w:rPr>
-              <w:t># Connect to your existing database</w:t>
-            </w:r>
-          </w:p>
-          <w:p>
-            <w:pPr>
-              <w:rPr>
-                <w:sz w:val="28"/>
-                <w:szCs w:val="28"/>
-              </w:rPr>
-            </w:pPr>
-            <w:r>
-              <w:rPr>
-                <w:sz w:val="28"/>
-                <w:szCs w:val="28"/>
-              </w:rPr>
-              <w:t>conn = sqlite3.connect('student.db')</w:t>
-            </w:r>
-          </w:p>
-          <w:p>
-            <w:pPr>
-              <w:rPr>
-                <w:sz w:val="28"/>
-                <w:szCs w:val="28"/>
-              </w:rPr>
-            </w:pPr>
-          </w:p>
-          <w:p>
-            <w:pPr>
-              <w:rPr>
-                <w:sz w:val="28"/>
-                <w:szCs w:val="28"/>
-              </w:rPr>
-            </w:pPr>
-            <w:r>
-              <w:rPr>
-                <w:sz w:val="28"/>
-                <w:szCs w:val="28"/>
-              </w:rPr>
-              <w:t># Read a single table into a DataFrame</w:t>
-            </w:r>
-          </w:p>
-          <w:p>
-            <w:pPr>
-              <w:rPr>
-                <w:sz w:val="28"/>
-                <w:szCs w:val="28"/>
-              </w:rPr>
-            </w:pPr>
-            <w:r>
-              <w:rPr>
-                <w:sz w:val="28"/>
-                <w:szCs w:val="28"/>
-              </w:rPr>
-              <w:t xml:space="preserve">df = </w:t>
-            </w:r>
-            <w:proofErr w:type="gramStart"/>
-            <w:r>
-              <w:rPr>
-                <w:sz w:val="28"/>
-                <w:szCs w:val="28"/>
-              </w:rPr>
-              <w:t>pd.read</w:t>
-            </w:r>
-            <w:proofErr w:type="gramEnd"/>
-            <w:r>
-              <w:rPr>
-                <w:sz w:val="28"/>
-                <w:szCs w:val="28"/>
-              </w:rPr>
-              <w:t>_sql_</w:t>
-            </w:r>
-            <w:proofErr w:type="gramStart"/>
-            <w:r>
-              <w:rPr>
-                <w:sz w:val="28"/>
-                <w:szCs w:val="28"/>
-              </w:rPr>
-              <w:t>query(</w:t>
-            </w:r>
-            <w:proofErr w:type="gramEnd"/>
-            <w:r>
-              <w:rPr>
-                <w:sz w:val="28"/>
-                <w:szCs w:val="28"/>
-              </w:rPr>
-              <w:t>"SELECT * FROM Students", conn)</w:t>
-            </w:r>
-          </w:p>
-          <w:p>
-            <w:pPr>
-              <w:rPr>
-                <w:sz w:val="28"/>
-                <w:szCs w:val="28"/>
-              </w:rPr>
-            </w:pPr>
-          </w:p>
-          <w:p>
-            <w:pPr>
-              <w:rPr>
-                <w:sz w:val="28"/>
-                <w:szCs w:val="28"/>
-              </w:rPr>
-            </w:pPr>
-            <w:r>
-              <w:rPr>
-                <w:sz w:val="28"/>
-                <w:szCs w:val="28"/>
-              </w:rPr>
-              <w:t># Export to CSV</w:t>
-            </w:r>
-          </w:p>
-          <w:p>
-            <w:pPr>
-              <w:rPr>
-                <w:sz w:val="28"/>
-                <w:szCs w:val="28"/>
-              </w:rPr>
-            </w:pPr>
-            <w:r>
-              <w:rPr>
-                <w:sz w:val="28"/>
-                <w:szCs w:val="28"/>
-              </w:rPr>
-              <w:t>df.to_</w:t>
-            </w:r>
-            <w:proofErr w:type="gramStart"/>
-            <w:r>
-              <w:rPr>
-                <w:sz w:val="28"/>
-                <w:szCs w:val="28"/>
-              </w:rPr>
-              <w:t>csv(</w:t>
-            </w:r>
-            <w:proofErr w:type="gramEnd"/>
-            <w:r>
-              <w:rPr>
-                <w:sz w:val="28"/>
-                <w:szCs w:val="28"/>
-              </w:rPr>
-              <w:t>'backup_Students.csv', index=False)</w:t>
-            </w:r>
-          </w:p>
-          <w:p>
-            <w:pPr>
-              <w:rPr>
-                <w:sz w:val="28"/>
-                <w:szCs w:val="28"/>
-              </w:rPr>
-            </w:pPr>
-          </w:p>
-          <w:p>
-            <w:pPr>
-              <w:rPr>
-                <w:sz w:val="28"/>
-                <w:szCs w:val="28"/>
-              </w:rPr>
-            </w:pPr>
-            <w:proofErr w:type="gramStart"/>
-            <w:r>
-              <w:rPr>
-                <w:sz w:val="28"/>
-                <w:szCs w:val="28"/>
-              </w:rPr>
-              <w:t>conn.close</w:t>
-            </w:r>
-            <w:proofErr w:type="gramEnd"/>
-            <w:r>
-              <w:rPr>
-                <w:sz w:val="28"/>
-                <w:szCs w:val="28"/>
-              </w:rPr>
-              <w:t>()</w:t>
-            </w:r>
-          </w:p>
-        </w:tc>
-      </w:tr>
-    </w:tbl>
+        <w:t>Generate a complete SQL dump of an SQLite database</w:t>
+      </w:r>
+      <w:r>
+        <w:rPr>
+          <w:sz w:val="28"/>
+          <w:szCs w:val="28"/>
+        </w:rPr>
+        <w:t>, including all:</w:t>
+      </w:r>
+    </w:p>
+    <w:p>
+      <w:pPr>
+        <w:pStyle w:val="ListParagraph"/>
+        <w:numPr>
+          <w:ilvl w:val="0"/>
+          <w:numId w:val="25"/>
+        </w:numPr>
+        <w:rPr>
+          <w:sz w:val="28"/>
+          <w:szCs w:val="28"/>
+        </w:rPr>
+      </w:pPr>
+      <w:r>
+        <w:rPr>
+          <w:sz w:val="28"/>
+          <w:szCs w:val="28"/>
+        </w:rPr>
+        <w:t>Schema (tables, indexes, etc.)</w:t>
+      </w:r>
+    </w:p>
+    <w:p>
+      <w:pPr>
+        <w:pStyle w:val="ListParagraph"/>
+        <w:numPr>
+          <w:ilvl w:val="0"/>
+          <w:numId w:val="25"/>
+        </w:numPr>
+        <w:rPr>
+          <w:sz w:val="28"/>
+          <w:szCs w:val="28"/>
+        </w:rPr>
+      </w:pPr>
+      <w:r>
+        <w:rPr>
+          <w:sz w:val="28"/>
+          <w:szCs w:val="28"/>
+        </w:rPr>
+        <w:t>Data (INSERT statements)</w:t>
+      </w:r>
+    </w:p>
+    <w:p>
+      <w:pPr>
+        <w:pStyle w:val="ListParagraph"/>
+        <w:numPr>
+          <w:ilvl w:val="0"/>
+          <w:numId w:val="25"/>
+        </w:numPr>
+        <w:rPr>
+          <w:sz w:val="28"/>
+          <w:szCs w:val="28"/>
+        </w:rPr>
+      </w:pPr>
+      <w:r>
+        <w:rPr>
+          <w:sz w:val="28"/>
+          <w:szCs w:val="28"/>
+        </w:rPr>
+        <w:t>Transactions</w:t>
+      </w:r>
+    </w:p>
     <w:p>
       <w:pPr>
         <w:rPr>
@@ -6185,7 +6515,23 @@
                 <w:sz w:val="28"/>
                 <w:szCs w:val="28"/>
               </w:rPr>
-              <w:t>conn = sqlite3.connect('student.db')</w:t>
+              <w:t>conn = sqlite3.connect('</w:t>
+            </w:r>
+            <w:proofErr w:type="spellStart"/>
+            <w:r>
+              <w:rPr>
+                <w:sz w:val="28"/>
+                <w:szCs w:val="28"/>
+              </w:rPr>
+              <w:t>student.db</w:t>
+            </w:r>
+            <w:proofErr w:type="spellEnd"/>
+            <w:r>
+              <w:rPr>
+                <w:sz w:val="28"/>
+                <w:szCs w:val="28"/>
+              </w:rPr>
+              <w:t>')</w:t>
             </w:r>
           </w:p>
           <w:p>
@@ -6224,7 +6570,23 @@
                 <w:sz w:val="28"/>
                 <w:szCs w:val="28"/>
               </w:rPr>
-              <w:t>'backup_full_dump.sql', 'w') as f:</w:t>
+              <w:t>'</w:t>
+            </w:r>
+            <w:proofErr w:type="spellStart"/>
+            <w:r>
+              <w:rPr>
+                <w:sz w:val="28"/>
+                <w:szCs w:val="28"/>
+              </w:rPr>
+              <w:t>backup_full_dump.sql</w:t>
+            </w:r>
+            <w:proofErr w:type="spellEnd"/>
+            <w:r>
+              <w:rPr>
+                <w:sz w:val="28"/>
+                <w:szCs w:val="28"/>
+              </w:rPr>
+              <w:t>', 'w') as f:</w:t>
             </w:r>
           </w:p>
           <w:p>
@@ -6241,6 +6603,7 @@
               </w:rPr>
               <w:t xml:space="preserve">    for line in </w:t>
             </w:r>
+            <w:proofErr w:type="spellStart"/>
             <w:proofErr w:type="gramStart"/>
             <w:r>
               <w:rPr>
@@ -6249,6 +6612,7 @@
               </w:rPr>
               <w:t>conn.iterdump</w:t>
             </w:r>
+            <w:proofErr w:type="spellEnd"/>
             <w:proofErr w:type="gramEnd"/>
             <w:r>
               <w:rPr>
@@ -6272,6 +6636,7 @@
               </w:rPr>
               <w:t xml:space="preserve">        </w:t>
             </w:r>
+            <w:proofErr w:type="spellStart"/>
             <w:proofErr w:type="gramStart"/>
             <w:r>
               <w:rPr>
@@ -6280,68 +6645,62 @@
               </w:rPr>
               <w:t>f.write</w:t>
             </w:r>
+            <w:proofErr w:type="spellEnd"/>
             <w:proofErr w:type="gramEnd"/>
             <w:r>
               <w:rPr>
                 <w:sz w:val="28"/>
                 <w:szCs w:val="28"/>
               </w:rPr>
-              <w:t>('%s\n' % line)</w:t>
-            </w:r>
-            <w:r>
-              <w:rPr>
-                <w:sz w:val="28"/>
-                <w:szCs w:val="28"/>
-              </w:rPr>
-              <w:t xml:space="preserve"> # or use </w:t>
-            </w:r>
+              <w:t>(f"{line}\n")</w:t>
+            </w:r>
+            <w:r>
+              <w:rPr>
+                <w:sz w:val="28"/>
+                <w:szCs w:val="28"/>
+              </w:rPr>
+              <w:t xml:space="preserve"> </w:t>
+            </w:r>
+            <w:r>
+              <w:rPr>
+                <w:sz w:val="28"/>
+                <w:szCs w:val="28"/>
+              </w:rPr>
+              <w:t>#</w:t>
+            </w:r>
+            <w:r>
+              <w:rPr>
+                <w:sz w:val="28"/>
+                <w:szCs w:val="28"/>
+              </w:rPr>
+              <w:t xml:space="preserve"> version Python 3.6+</w:t>
+            </w:r>
+          </w:p>
+          <w:p>
+            <w:pPr>
+              <w:rPr>
+                <w:sz w:val="28"/>
+                <w:szCs w:val="28"/>
+              </w:rPr>
+            </w:pPr>
+          </w:p>
+          <w:p>
+            <w:pPr>
+              <w:rPr>
+                <w:sz w:val="28"/>
+                <w:szCs w:val="28"/>
+              </w:rPr>
+            </w:pPr>
+            <w:proofErr w:type="spellStart"/>
             <w:proofErr w:type="gramStart"/>
             <w:r>
               <w:rPr>
                 <w:sz w:val="28"/>
                 <w:szCs w:val="28"/>
               </w:rPr>
-              <w:t>f.write</w:t>
-            </w:r>
-            <w:proofErr w:type="gramEnd"/>
-            <w:r>
-              <w:rPr>
-                <w:sz w:val="28"/>
-                <w:szCs w:val="28"/>
-              </w:rPr>
-              <w:t>(f"{line}\n")</w:t>
-            </w:r>
-            <w:r>
-              <w:rPr>
-                <w:sz w:val="28"/>
-                <w:szCs w:val="28"/>
-              </w:rPr>
-              <w:t xml:space="preserve"> version Python 3.6+</w:t>
-            </w:r>
-          </w:p>
-          <w:p>
-            <w:pPr>
-              <w:rPr>
-                <w:sz w:val="28"/>
-                <w:szCs w:val="28"/>
-              </w:rPr>
-            </w:pPr>
-          </w:p>
-          <w:p>
-            <w:pPr>
-              <w:rPr>
-                <w:sz w:val="28"/>
-                <w:szCs w:val="28"/>
-              </w:rPr>
-            </w:pPr>
-            <w:proofErr w:type="gramStart"/>
-            <w:r>
-              <w:rPr>
-                <w:sz w:val="28"/>
-                <w:szCs w:val="28"/>
-              </w:rPr>
               <w:t>conn.close</w:t>
             </w:r>
+            <w:proofErr w:type="spellEnd"/>
             <w:proofErr w:type="gramEnd"/>
             <w:r>
               <w:rPr>
@@ -6361,22 +6720,13 @@
           <w:szCs w:val="28"/>
         </w:rPr>
       </w:pPr>
-    </w:p>
-    <w:p>
-      <w:pPr>
-        <w:rPr>
-          <w:sz w:val="28"/>
-          <w:szCs w:val="28"/>
-        </w:rPr>
-      </w:pPr>
-    </w:p>
-    <w:p>
-      <w:pPr>
-        <w:rPr>
-          <w:sz w:val="28"/>
-          <w:szCs w:val="28"/>
-        </w:rPr>
-      </w:pPr>
+      <w:r>
+        <w:rPr>
+          <w:sz w:val="28"/>
+          <w:szCs w:val="28"/>
+        </w:rPr>
+        <w:t xml:space="preserve"> </w:t>
+      </w:r>
     </w:p>
     <w:p>
       <w:pPr>
@@ -6403,41 +6753,42 @@
         <w:tc>
           <w:tcPr>
             <w:tcW w:w="4508" w:type="dxa"/>
+            <w:vAlign w:val="center"/>
           </w:tcPr>
           <w:p>
             <w:pPr>
               <w:rPr>
-                <w:sz w:val="28"/>
-                <w:szCs w:val="28"/>
-              </w:rPr>
-            </w:pPr>
-            <w:r>
-              <w:rPr>
-                <w:sz w:val="28"/>
-                <w:szCs w:val="28"/>
-              </w:rPr>
-              <w:lastRenderedPageBreak/>
-              <w:t>Part</w:t>
+                <w:rFonts w:cstheme="minorHAnsi"/>
+              </w:rPr>
+            </w:pPr>
+            <w:r>
+              <w:rPr>
+                <w:rFonts w:cstheme="minorHAnsi"/>
+                <w:b/>
+                <w:bCs/>
+              </w:rPr>
+              <w:t>Step</w:t>
             </w:r>
           </w:p>
         </w:tc>
         <w:tc>
           <w:tcPr>
             <w:tcW w:w="4508" w:type="dxa"/>
+            <w:vAlign w:val="center"/>
           </w:tcPr>
           <w:p>
             <w:pPr>
               <w:rPr>
-                <w:sz w:val="28"/>
-                <w:szCs w:val="28"/>
-              </w:rPr>
-            </w:pPr>
-            <w:r>
-              <w:rPr>
-                <w:sz w:val="28"/>
-                <w:szCs w:val="28"/>
-              </w:rPr>
-              <w:t>Meaning</w:t>
+                <w:rFonts w:cstheme="minorHAnsi"/>
+              </w:rPr>
+            </w:pPr>
+            <w:r>
+              <w:rPr>
+                <w:rFonts w:cstheme="minorHAnsi"/>
+                <w:b/>
+                <w:bCs/>
+              </w:rPr>
+              <w:t>Description</w:t>
             </w:r>
           </w:p>
         </w:tc>
@@ -6446,207 +6797,62 @@
         <w:tc>
           <w:tcPr>
             <w:tcW w:w="4508" w:type="dxa"/>
+            <w:vAlign w:val="center"/>
           </w:tcPr>
-          <w:tbl>
-            <w:tblPr>
-              <w:tblW w:w="0" w:type="auto"/>
-              <w:tblCellSpacing w:w="15" w:type="dxa"/>
-              <w:tblCellMar>
-                <w:top w:w="15" w:type="dxa"/>
-                <w:left w:w="15" w:type="dxa"/>
-                <w:bottom w:w="15" w:type="dxa"/>
-                <w:right w:w="15" w:type="dxa"/>
-              </w:tblCellMar>
-              <w:tblLook w:val="04A0" w:firstRow="1" w:lastRow="0" w:firstColumn="1" w:lastColumn="0" w:noHBand="0" w:noVBand="1"/>
-            </w:tblPr>
-            <w:tblGrid>
-              <w:gridCol w:w="400"/>
-            </w:tblGrid>
-            <w:tr>
-              <w:trPr>
-                <w:tblCellSpacing w:w="15" w:type="dxa"/>
-              </w:trPr>
-              <w:tc>
-                <w:tcPr>
-                  <w:tcW w:w="0" w:type="auto"/>
-                  <w:vAlign w:val="center"/>
-                  <w:hideMark/>
-                </w:tcPr>
-                <w:p>
-                  <w:pPr>
-                    <w:spacing w:after="0" w:line="240" w:lineRule="auto"/>
-                    <w:rPr>
-                      <w:sz w:val="28"/>
-                      <w:szCs w:val="28"/>
-                    </w:rPr>
-                  </w:pPr>
-                  <w:r>
-                    <w:rPr>
-                      <w:sz w:val="28"/>
-                      <w:szCs w:val="28"/>
-                    </w:rPr>
-                    <w:t>%s</w:t>
-                  </w:r>
-                </w:p>
-              </w:tc>
-            </w:tr>
-          </w:tbl>
-          <w:p>
-            <w:pPr>
-              <w:rPr>
-                <w:vanish/>
-                <w:sz w:val="28"/>
-                <w:szCs w:val="28"/>
-              </w:rPr>
-            </w:pPr>
-          </w:p>
-          <w:tbl>
-            <w:tblPr>
-              <w:tblW w:w="0" w:type="auto"/>
-              <w:tblCellSpacing w:w="15" w:type="dxa"/>
-              <w:tblCellMar>
-                <w:top w:w="15" w:type="dxa"/>
-                <w:left w:w="15" w:type="dxa"/>
-                <w:bottom w:w="15" w:type="dxa"/>
-                <w:right w:w="15" w:type="dxa"/>
-              </w:tblCellMar>
-              <w:tblLook w:val="04A0" w:firstRow="1" w:lastRow="0" w:firstColumn="1" w:lastColumn="0" w:noHBand="0" w:noVBand="1"/>
-            </w:tblPr>
-            <w:tblGrid>
-              <w:gridCol w:w="96"/>
-            </w:tblGrid>
-            <w:tr>
-              <w:trPr>
-                <w:tblCellSpacing w:w="15" w:type="dxa"/>
-              </w:trPr>
-              <w:tc>
-                <w:tcPr>
-                  <w:tcW w:w="0" w:type="auto"/>
-                  <w:vAlign w:val="center"/>
-                  <w:hideMark/>
-                </w:tcPr>
-                <w:p>
-                  <w:pPr>
-                    <w:spacing w:after="0" w:line="240" w:lineRule="auto"/>
-                    <w:rPr>
-                      <w:sz w:val="28"/>
-                      <w:szCs w:val="28"/>
-                    </w:rPr>
-                  </w:pPr>
-                </w:p>
-              </w:tc>
-            </w:tr>
-          </w:tbl>
-          <w:p>
-            <w:pPr>
-              <w:rPr>
-                <w:sz w:val="28"/>
-                <w:szCs w:val="28"/>
-              </w:rPr>
-            </w:pPr>
+          <w:p>
+            <w:pPr>
+              <w:rPr>
+                <w:rFonts w:cstheme="minorHAnsi"/>
+              </w:rPr>
+            </w:pPr>
+            <w:r>
+              <w:rPr>
+                <w:rFonts w:cstheme="minorHAnsi"/>
+              </w:rPr>
+              <w:t>Connect to DB</w:t>
+            </w:r>
           </w:p>
         </w:tc>
         <w:tc>
           <w:tcPr>
             <w:tcW w:w="4508" w:type="dxa"/>
+            <w:vAlign w:val="center"/>
           </w:tcPr>
-          <w:tbl>
-            <w:tblPr>
-              <w:tblW w:w="0" w:type="auto"/>
-              <w:tblCellSpacing w:w="15" w:type="dxa"/>
-              <w:tblCellMar>
-                <w:top w:w="15" w:type="dxa"/>
-                <w:left w:w="15" w:type="dxa"/>
-                <w:bottom w:w="15" w:type="dxa"/>
-                <w:right w:w="15" w:type="dxa"/>
-              </w:tblCellMar>
-              <w:tblLook w:val="04A0" w:firstRow="1" w:lastRow="0" w:firstColumn="1" w:lastColumn="0" w:noHBand="0" w:noVBand="1"/>
-            </w:tblPr>
-            <w:tblGrid>
-              <w:gridCol w:w="2163"/>
-            </w:tblGrid>
-            <w:tr>
-              <w:trPr>
-                <w:tblCellSpacing w:w="15" w:type="dxa"/>
-              </w:trPr>
-              <w:tc>
-                <w:tcPr>
-                  <w:tcW w:w="0" w:type="auto"/>
-                  <w:vAlign w:val="center"/>
-                  <w:hideMark/>
-                </w:tcPr>
-                <w:p>
-                  <w:pPr>
-                    <w:spacing w:after="0" w:line="240" w:lineRule="auto"/>
-                    <w:rPr>
-                      <w:sz w:val="28"/>
-                      <w:szCs w:val="28"/>
-                    </w:rPr>
-                  </w:pPr>
-                  <w:r>
-                    <w:rPr>
-                      <w:sz w:val="28"/>
-                      <w:szCs w:val="28"/>
-                    </w:rPr>
-                    <w:t>String placeholder</w:t>
-                  </w:r>
-                </w:p>
-              </w:tc>
-            </w:tr>
-          </w:tbl>
-          <w:p>
-            <w:pPr>
-              <w:rPr>
-                <w:vanish/>
-                <w:sz w:val="28"/>
-                <w:szCs w:val="28"/>
-              </w:rPr>
-            </w:pPr>
-          </w:p>
-          <w:tbl>
-            <w:tblPr>
-              <w:tblW w:w="0" w:type="auto"/>
-              <w:tblCellSpacing w:w="15" w:type="dxa"/>
-              <w:tblCellMar>
-                <w:top w:w="15" w:type="dxa"/>
-                <w:left w:w="15" w:type="dxa"/>
-                <w:bottom w:w="15" w:type="dxa"/>
-                <w:right w:w="15" w:type="dxa"/>
-              </w:tblCellMar>
-              <w:tblLook w:val="04A0" w:firstRow="1" w:lastRow="0" w:firstColumn="1" w:lastColumn="0" w:noHBand="0" w:noVBand="1"/>
-            </w:tblPr>
-            <w:tblGrid>
-              <w:gridCol w:w="96"/>
-            </w:tblGrid>
-            <w:tr>
-              <w:trPr>
-                <w:tblCellSpacing w:w="15" w:type="dxa"/>
-              </w:trPr>
-              <w:tc>
-                <w:tcPr>
-                  <w:tcW w:w="0" w:type="auto"/>
-                  <w:vAlign w:val="center"/>
-                  <w:hideMark/>
-                </w:tcPr>
-                <w:p>
-                  <w:pPr>
-                    <w:spacing w:after="0" w:line="240" w:lineRule="auto"/>
-                    <w:rPr>
-                      <w:sz w:val="28"/>
-                      <w:szCs w:val="28"/>
-                    </w:rPr>
-                  </w:pPr>
-                </w:p>
-              </w:tc>
-            </w:tr>
-          </w:tbl>
-          <w:p>
-            <w:pPr>
-              <w:rPr>
-                <w:sz w:val="28"/>
-                <w:szCs w:val="28"/>
-              </w:rPr>
-            </w:pPr>
+          <w:p>
+            <w:pPr>
+              <w:rPr>
+                <w:rFonts w:cstheme="minorHAnsi"/>
+              </w:rPr>
+            </w:pPr>
+            <w:r>
+              <w:rPr>
+                <w:rStyle w:val="HTMLCode"/>
+                <w:rFonts w:asciiTheme="minorHAnsi" w:eastAsiaTheme="majorEastAsia" w:hAnsiTheme="minorHAnsi" w:cstheme="minorHAnsi"/>
+                <w:sz w:val="24"/>
+                <w:szCs w:val="24"/>
+              </w:rPr>
+              <w:t>sqlite3.connect('</w:t>
+            </w:r>
+            <w:proofErr w:type="spellStart"/>
+            <w:r>
+              <w:rPr>
+                <w:rStyle w:val="HTMLCode"/>
+                <w:rFonts w:asciiTheme="minorHAnsi" w:eastAsiaTheme="majorEastAsia" w:hAnsiTheme="minorHAnsi" w:cstheme="minorHAnsi"/>
+                <w:sz w:val="24"/>
+                <w:szCs w:val="24"/>
+              </w:rPr>
+              <w:t>student.db</w:t>
+            </w:r>
+            <w:proofErr w:type="spellEnd"/>
+            <w:r>
+              <w:rPr>
+                <w:rStyle w:val="HTMLCode"/>
+                <w:rFonts w:asciiTheme="minorHAnsi" w:eastAsiaTheme="majorEastAsia" w:hAnsiTheme="minorHAnsi" w:cstheme="minorHAnsi"/>
+                <w:sz w:val="24"/>
+                <w:szCs w:val="24"/>
+              </w:rPr>
+              <w:t>')</w:t>
+            </w:r>
           </w:p>
         </w:tc>
       </w:tr>
@@ -6657,40 +6863,54 @@
         <w:tc>
           <w:tcPr>
             <w:tcW w:w="4508" w:type="dxa"/>
+            <w:vAlign w:val="center"/>
           </w:tcPr>
           <w:p>
             <w:pPr>
               <w:rPr>
-                <w:sz w:val="28"/>
-                <w:szCs w:val="28"/>
-              </w:rPr>
-            </w:pPr>
-            <w:r>
-              <w:rPr>
-                <w:sz w:val="28"/>
-                <w:szCs w:val="28"/>
-              </w:rPr>
-              <w:t>\n</w:t>
+                <w:rFonts w:cstheme="minorHAnsi"/>
+              </w:rPr>
+            </w:pPr>
+            <w:r>
+              <w:rPr>
+                <w:rFonts w:cstheme="minorHAnsi"/>
+              </w:rPr>
+              <w:t>Dump database</w:t>
             </w:r>
           </w:p>
         </w:tc>
         <w:tc>
           <w:tcPr>
             <w:tcW w:w="4508" w:type="dxa"/>
+            <w:vAlign w:val="center"/>
           </w:tcPr>
           <w:p>
             <w:pPr>
               <w:rPr>
-                <w:sz w:val="28"/>
-                <w:szCs w:val="28"/>
-              </w:rPr>
-            </w:pPr>
-            <w:r>
-              <w:rPr>
-                <w:sz w:val="28"/>
-                <w:szCs w:val="28"/>
-              </w:rPr>
-              <w:t>Newline (moves to next line)</w:t>
+                <w:rFonts w:cstheme="minorHAnsi"/>
+              </w:rPr>
+            </w:pPr>
+            <w:proofErr w:type="spellStart"/>
+            <w:proofErr w:type="gramStart"/>
+            <w:r>
+              <w:rPr>
+                <w:rStyle w:val="HTMLCode"/>
+                <w:rFonts w:asciiTheme="minorHAnsi" w:eastAsiaTheme="majorEastAsia" w:hAnsiTheme="minorHAnsi" w:cstheme="minorHAnsi"/>
+                <w:sz w:val="24"/>
+                <w:szCs w:val="24"/>
+              </w:rPr>
+              <w:t>conn.iterdump</w:t>
+            </w:r>
+            <w:proofErr w:type="spellEnd"/>
+            <w:proofErr w:type="gramEnd"/>
+            <w:r>
+              <w:rPr>
+                <w:rStyle w:val="HTMLCode"/>
+                <w:rFonts w:asciiTheme="minorHAnsi" w:eastAsiaTheme="majorEastAsia" w:hAnsiTheme="minorHAnsi" w:cstheme="minorHAnsi"/>
+                <w:sz w:val="24"/>
+                <w:szCs w:val="24"/>
+              </w:rPr>
+              <w:t>()</w:t>
             </w:r>
           </w:p>
         </w:tc>
@@ -6702,40 +6922,90 @@
         <w:tc>
           <w:tcPr>
             <w:tcW w:w="4508" w:type="dxa"/>
+            <w:vAlign w:val="center"/>
           </w:tcPr>
           <w:p>
             <w:pPr>
               <w:rPr>
-                <w:sz w:val="28"/>
-                <w:szCs w:val="28"/>
-              </w:rPr>
-            </w:pPr>
-            <w:r>
-              <w:rPr>
-                <w:sz w:val="28"/>
-                <w:szCs w:val="28"/>
-              </w:rPr>
-              <w:t>'%s\n' % line</w:t>
+                <w:rFonts w:cstheme="minorHAnsi"/>
+              </w:rPr>
+            </w:pPr>
+            <w:r>
+              <w:rPr>
+                <w:rFonts w:cstheme="minorHAnsi"/>
+              </w:rPr>
+              <w:t xml:space="preserve">Save to </w:t>
+            </w:r>
+            <w:r>
+              <w:rPr>
+                <w:rStyle w:val="HTMLCode"/>
+                <w:rFonts w:asciiTheme="minorHAnsi" w:eastAsiaTheme="majorEastAsia" w:hAnsiTheme="minorHAnsi" w:cstheme="minorHAnsi"/>
+                <w:sz w:val="24"/>
+                <w:szCs w:val="24"/>
+              </w:rPr>
+              <w:t>.</w:t>
+            </w:r>
+            <w:proofErr w:type="spellStart"/>
+            <w:r>
+              <w:rPr>
+                <w:rStyle w:val="HTMLCode"/>
+                <w:rFonts w:asciiTheme="minorHAnsi" w:eastAsiaTheme="majorEastAsia" w:hAnsiTheme="minorHAnsi" w:cstheme="minorHAnsi"/>
+                <w:sz w:val="24"/>
+                <w:szCs w:val="24"/>
+              </w:rPr>
+              <w:t>sql</w:t>
+            </w:r>
+            <w:proofErr w:type="spellEnd"/>
+            <w:r>
+              <w:rPr>
+                <w:rFonts w:cstheme="minorHAnsi"/>
+              </w:rPr>
+              <w:t xml:space="preserve"> file</w:t>
             </w:r>
           </w:p>
         </w:tc>
         <w:tc>
           <w:tcPr>
             <w:tcW w:w="4508" w:type="dxa"/>
+            <w:vAlign w:val="center"/>
           </w:tcPr>
           <w:p>
             <w:pPr>
               <w:rPr>
-                <w:sz w:val="28"/>
-                <w:szCs w:val="28"/>
-              </w:rPr>
-            </w:pPr>
-            <w:r>
-              <w:rPr>
-                <w:sz w:val="28"/>
-                <w:szCs w:val="28"/>
-              </w:rPr>
-              <w:t>Formats line with newline</w:t>
+                <w:rFonts w:cstheme="minorHAnsi"/>
+              </w:rPr>
+            </w:pPr>
+            <w:r>
+              <w:rPr>
+                <w:rFonts w:cstheme="minorHAnsi"/>
+              </w:rPr>
+              <w:t xml:space="preserve">Use </w:t>
+            </w:r>
+            <w:proofErr w:type="gramStart"/>
+            <w:r>
+              <w:rPr>
+                <w:rStyle w:val="HTMLCode"/>
+                <w:rFonts w:asciiTheme="minorHAnsi" w:eastAsiaTheme="majorEastAsia" w:hAnsiTheme="minorHAnsi" w:cstheme="minorHAnsi"/>
+                <w:sz w:val="24"/>
+                <w:szCs w:val="24"/>
+              </w:rPr>
+              <w:t>write(</w:t>
+            </w:r>
+            <w:proofErr w:type="gramEnd"/>
+            <w:r>
+              <w:rPr>
+                <w:rStyle w:val="HTMLCode"/>
+                <w:rFonts w:asciiTheme="minorHAnsi" w:eastAsiaTheme="majorEastAsia" w:hAnsiTheme="minorHAnsi" w:cstheme="minorHAnsi"/>
+                <w:sz w:val="24"/>
+                <w:szCs w:val="24"/>
+              </w:rPr>
+              <w:t>)</w:t>
+            </w:r>
+            <w:r>
+              <w:rPr>
+                <w:rFonts w:cstheme="minorHAnsi"/>
+              </w:rPr>
+              <w:t xml:space="preserve"> in a file loop</w:t>
             </w:r>
           </w:p>
         </w:tc>
@@ -6747,54 +7017,1034 @@
         <w:tc>
           <w:tcPr>
             <w:tcW w:w="4508" w:type="dxa"/>
+            <w:vAlign w:val="center"/>
           </w:tcPr>
           <w:p>
             <w:pPr>
               <w:rPr>
-                <w:sz w:val="28"/>
-                <w:szCs w:val="28"/>
-              </w:rPr>
-            </w:pPr>
-            <w:proofErr w:type="gramStart"/>
-            <w:r>
-              <w:rPr>
-                <w:sz w:val="28"/>
-                <w:szCs w:val="28"/>
-              </w:rPr>
-              <w:t>f.write</w:t>
-            </w:r>
-            <w:proofErr w:type="gramEnd"/>
-            <w:r>
-              <w:rPr>
-                <w:sz w:val="28"/>
-                <w:szCs w:val="28"/>
-              </w:rPr>
-              <w:t>(...)</w:t>
+                <w:rFonts w:cstheme="minorHAnsi"/>
+              </w:rPr>
+            </w:pPr>
+            <w:r>
+              <w:rPr>
+                <w:rFonts w:cstheme="minorHAnsi"/>
+              </w:rPr>
+              <w:t>Close connection</w:t>
             </w:r>
           </w:p>
         </w:tc>
         <w:tc>
           <w:tcPr>
             <w:tcW w:w="4508" w:type="dxa"/>
+            <w:vAlign w:val="center"/>
           </w:tcPr>
           <w:p>
             <w:pPr>
               <w:rPr>
-                <w:sz w:val="28"/>
-                <w:szCs w:val="28"/>
-              </w:rPr>
-            </w:pPr>
-            <w:r>
-              <w:rPr>
-                <w:sz w:val="28"/>
-                <w:szCs w:val="28"/>
-              </w:rPr>
-              <w:t>Writes the formatted string to file</w:t>
-            </w:r>
+                <w:rStyle w:val="HTMLCode"/>
+                <w:rFonts w:asciiTheme="minorHAnsi" w:eastAsiaTheme="majorEastAsia" w:hAnsiTheme="minorHAnsi" w:cstheme="minorHAnsi"/>
+                <w:sz w:val="24"/>
+                <w:szCs w:val="24"/>
+              </w:rPr>
+            </w:pPr>
+            <w:proofErr w:type="spellStart"/>
+            <w:proofErr w:type="gramStart"/>
+            <w:r>
+              <w:rPr>
+                <w:rStyle w:val="HTMLCode"/>
+                <w:rFonts w:asciiTheme="minorHAnsi" w:eastAsiaTheme="majorEastAsia" w:hAnsiTheme="minorHAnsi" w:cstheme="minorHAnsi"/>
+                <w:sz w:val="24"/>
+                <w:szCs w:val="24"/>
+              </w:rPr>
+              <w:t>conn.close</w:t>
+            </w:r>
+            <w:proofErr w:type="spellEnd"/>
+            <w:proofErr w:type="gramEnd"/>
+            <w:r>
+              <w:rPr>
+                <w:rStyle w:val="HTMLCode"/>
+                <w:rFonts w:asciiTheme="minorHAnsi" w:eastAsiaTheme="majorEastAsia" w:hAnsiTheme="minorHAnsi" w:cstheme="minorHAnsi"/>
+                <w:sz w:val="24"/>
+                <w:szCs w:val="24"/>
+              </w:rPr>
+              <w:t>()</w:t>
+            </w:r>
+          </w:p>
+        </w:tc>
+      </w:tr>
+      <w:tr>
+        <w:trPr>
+          <w:trHeight w:val="412"/>
+        </w:trPr>
+        <w:tc>
+          <w:tcPr>
+            <w:tcW w:w="4508" w:type="dxa"/>
+            <w:vAlign w:val="center"/>
+          </w:tcPr>
+          <w:p>
+            <w:pPr>
+              <w:rPr>
+                <w:rFonts w:cstheme="minorHAnsi"/>
+              </w:rPr>
+            </w:pPr>
+            <w:r>
+              <w:rPr>
+                <w:rFonts w:cstheme="minorHAnsi"/>
+              </w:rPr>
+              <w:t>Restore (optional)</w:t>
+            </w:r>
+          </w:p>
+        </w:tc>
+        <w:tc>
+          <w:tcPr>
+            <w:tcW w:w="4508" w:type="dxa"/>
+            <w:vAlign w:val="center"/>
+          </w:tcPr>
+          <w:p>
+            <w:pPr>
+              <w:rPr>
+                <w:rFonts w:cstheme="minorHAnsi"/>
+              </w:rPr>
+            </w:pPr>
+            <w:r>
+              <w:rPr>
+                <w:rStyle w:val="HTMLCode"/>
+                <w:rFonts w:asciiTheme="minorHAnsi" w:eastAsiaTheme="majorEastAsia" w:hAnsiTheme="minorHAnsi" w:cstheme="minorHAnsi"/>
+                <w:sz w:val="24"/>
+                <w:szCs w:val="24"/>
+              </w:rPr>
+              <w:t xml:space="preserve">sqlite3 </w:t>
+            </w:r>
+            <w:proofErr w:type="spellStart"/>
+            <w:r>
+              <w:rPr>
+                <w:rStyle w:val="HTMLCode"/>
+                <w:rFonts w:asciiTheme="minorHAnsi" w:eastAsiaTheme="majorEastAsia" w:hAnsiTheme="minorHAnsi" w:cstheme="minorHAnsi"/>
+                <w:sz w:val="24"/>
+                <w:szCs w:val="24"/>
+              </w:rPr>
+              <w:t>new.db</w:t>
+            </w:r>
+            <w:proofErr w:type="spellEnd"/>
+            <w:r>
+              <w:rPr>
+                <w:rStyle w:val="HTMLCode"/>
+                <w:rFonts w:asciiTheme="minorHAnsi" w:eastAsiaTheme="majorEastAsia" w:hAnsiTheme="minorHAnsi" w:cstheme="minorHAnsi"/>
+                <w:sz w:val="24"/>
+                <w:szCs w:val="24"/>
+              </w:rPr>
+              <w:t xml:space="preserve"> &lt; </w:t>
+            </w:r>
+            <w:proofErr w:type="spellStart"/>
+            <w:r>
+              <w:rPr>
+                <w:rStyle w:val="HTMLCode"/>
+                <w:rFonts w:asciiTheme="minorHAnsi" w:eastAsiaTheme="majorEastAsia" w:hAnsiTheme="minorHAnsi" w:cstheme="minorHAnsi"/>
+                <w:sz w:val="24"/>
+                <w:szCs w:val="24"/>
+              </w:rPr>
+              <w:t>dump.sql</w:t>
+            </w:r>
+            <w:proofErr w:type="spellEnd"/>
           </w:p>
         </w:tc>
       </w:tr>
     </w:tbl>
+    <w:p>
+      <w:pPr>
+        <w:rPr>
+          <w:sz w:val="28"/>
+          <w:szCs w:val="28"/>
+        </w:rPr>
+      </w:pPr>
+    </w:p>
+    <w:p>
+      <w:pPr>
+        <w:rPr>
+          <w:sz w:val="28"/>
+          <w:szCs w:val="28"/>
+        </w:rPr>
+      </w:pPr>
+      <w:r>
+        <w:rPr>
+          <w:sz w:val="28"/>
+          <w:szCs w:val="28"/>
+        </w:rPr>
+        <w:t>Explanation of Dumping Database</w:t>
+      </w:r>
+    </w:p>
+    <w:p>
+      <w:pPr>
+        <w:rPr>
+          <w:b/>
+          <w:bCs/>
+          <w:sz w:val="28"/>
+          <w:szCs w:val="28"/>
+        </w:rPr>
+      </w:pPr>
+      <w:r>
+        <w:rPr>
+          <w:b/>
+          <w:bCs/>
+          <w:sz w:val="28"/>
+          <w:szCs w:val="28"/>
+        </w:rPr>
+        <w:t>import sqlite3</w:t>
+      </w:r>
+    </w:p>
+    <w:p>
+      <w:pPr>
+        <w:numPr>
+          <w:ilvl w:val="0"/>
+          <w:numId w:val="18"/>
+        </w:numPr>
+        <w:rPr>
+          <w:sz w:val="28"/>
+          <w:szCs w:val="28"/>
+        </w:rPr>
+      </w:pPr>
+      <w:r>
+        <w:rPr>
+          <w:sz w:val="28"/>
+          <w:szCs w:val="28"/>
+        </w:rPr>
+        <w:lastRenderedPageBreak/>
+        <w:t>Imports the sqlite3 module, which allows Python to work with SQLite databases.</w:t>
+      </w:r>
+    </w:p>
+    <w:p>
+      <w:pPr>
+        <w:rPr>
+          <w:sz w:val="28"/>
+          <w:szCs w:val="28"/>
+        </w:rPr>
+      </w:pPr>
+    </w:p>
+    <w:p>
+      <w:pPr>
+        <w:rPr>
+          <w:b/>
+          <w:bCs/>
+          <w:sz w:val="28"/>
+          <w:szCs w:val="28"/>
+        </w:rPr>
+      </w:pPr>
+      <w:r>
+        <w:rPr>
+          <w:b/>
+          <w:bCs/>
+          <w:sz w:val="28"/>
+          <w:szCs w:val="28"/>
+        </w:rPr>
+        <w:t>conn = sqlite3.connect('</w:t>
+      </w:r>
+      <w:proofErr w:type="spellStart"/>
+      <w:r>
+        <w:rPr>
+          <w:b/>
+          <w:bCs/>
+          <w:sz w:val="28"/>
+          <w:szCs w:val="28"/>
+        </w:rPr>
+        <w:t>student.db</w:t>
+      </w:r>
+      <w:proofErr w:type="spellEnd"/>
+      <w:r>
+        <w:rPr>
+          <w:b/>
+          <w:bCs/>
+          <w:sz w:val="28"/>
+          <w:szCs w:val="28"/>
+        </w:rPr>
+        <w:t>')</w:t>
+      </w:r>
+    </w:p>
+    <w:p>
+      <w:pPr>
+        <w:numPr>
+          <w:ilvl w:val="0"/>
+          <w:numId w:val="19"/>
+        </w:numPr>
+        <w:rPr>
+          <w:sz w:val="28"/>
+          <w:szCs w:val="28"/>
+        </w:rPr>
+      </w:pPr>
+      <w:r>
+        <w:rPr>
+          <w:sz w:val="28"/>
+          <w:szCs w:val="28"/>
+        </w:rPr>
+        <w:t xml:space="preserve">Opens a connection to the SQLite database file named </w:t>
+      </w:r>
+      <w:proofErr w:type="spellStart"/>
+      <w:r>
+        <w:rPr>
+          <w:sz w:val="28"/>
+          <w:szCs w:val="28"/>
+        </w:rPr>
+        <w:t>student.db</w:t>
+      </w:r>
+      <w:proofErr w:type="spellEnd"/>
+      <w:r>
+        <w:rPr>
+          <w:sz w:val="28"/>
+          <w:szCs w:val="28"/>
+        </w:rPr>
+        <w:t>.</w:t>
+      </w:r>
+    </w:p>
+    <w:p>
+      <w:pPr>
+        <w:numPr>
+          <w:ilvl w:val="0"/>
+          <w:numId w:val="19"/>
+        </w:numPr>
+        <w:rPr>
+          <w:sz w:val="28"/>
+          <w:szCs w:val="28"/>
+        </w:rPr>
+      </w:pPr>
+      <w:r>
+        <w:rPr>
+          <w:sz w:val="28"/>
+          <w:szCs w:val="28"/>
+        </w:rPr>
+        <w:t>If the file doesn't exist, it will be created.</w:t>
+      </w:r>
+    </w:p>
+    <w:p>
+      <w:pPr>
+        <w:numPr>
+          <w:ilvl w:val="0"/>
+          <w:numId w:val="19"/>
+        </w:numPr>
+        <w:rPr>
+          <w:sz w:val="28"/>
+          <w:szCs w:val="28"/>
+        </w:rPr>
+      </w:pPr>
+      <w:r>
+        <w:rPr>
+          <w:sz w:val="28"/>
+          <w:szCs w:val="28"/>
+        </w:rPr>
+        <w:t>conn is the connection object used to interact with the database.</w:t>
+      </w:r>
+    </w:p>
+    <w:p>
+      <w:pPr>
+        <w:rPr>
+          <w:sz w:val="28"/>
+          <w:szCs w:val="28"/>
+        </w:rPr>
+      </w:pPr>
+    </w:p>
+    <w:p>
+      <w:pPr>
+        <w:rPr>
+          <w:b/>
+          <w:bCs/>
+          <w:sz w:val="28"/>
+          <w:szCs w:val="28"/>
+        </w:rPr>
+      </w:pPr>
+      <w:r>
+        <w:rPr>
+          <w:b/>
+          <w:bCs/>
+          <w:sz w:val="28"/>
+          <w:szCs w:val="28"/>
+        </w:rPr>
+        <w:t xml:space="preserve">with </w:t>
+      </w:r>
+      <w:proofErr w:type="gramStart"/>
+      <w:r>
+        <w:rPr>
+          <w:b/>
+          <w:bCs/>
+          <w:sz w:val="28"/>
+          <w:szCs w:val="28"/>
+        </w:rPr>
+        <w:t>open(</w:t>
+      </w:r>
+      <w:proofErr w:type="gramEnd"/>
+      <w:r>
+        <w:rPr>
+          <w:b/>
+          <w:bCs/>
+          <w:sz w:val="28"/>
+          <w:szCs w:val="28"/>
+        </w:rPr>
+        <w:t>'</w:t>
+      </w:r>
+      <w:proofErr w:type="spellStart"/>
+      <w:r>
+        <w:rPr>
+          <w:b/>
+          <w:bCs/>
+          <w:sz w:val="28"/>
+          <w:szCs w:val="28"/>
+        </w:rPr>
+        <w:t>backup_full_dump.sql</w:t>
+      </w:r>
+      <w:proofErr w:type="spellEnd"/>
+      <w:r>
+        <w:rPr>
+          <w:b/>
+          <w:bCs/>
+          <w:sz w:val="28"/>
+          <w:szCs w:val="28"/>
+        </w:rPr>
+        <w:t>', 'w') as f:</w:t>
+      </w:r>
+    </w:p>
+    <w:p>
+      <w:pPr>
+        <w:numPr>
+          <w:ilvl w:val="0"/>
+          <w:numId w:val="20"/>
+        </w:numPr>
+        <w:rPr>
+          <w:sz w:val="28"/>
+          <w:szCs w:val="28"/>
+        </w:rPr>
+      </w:pPr>
+      <w:r>
+        <w:rPr>
+          <w:sz w:val="28"/>
+          <w:szCs w:val="28"/>
+        </w:rPr>
+        <w:t xml:space="preserve">Opens (or creates) a file named </w:t>
+      </w:r>
+      <w:proofErr w:type="spellStart"/>
+      <w:r>
+        <w:rPr>
+          <w:sz w:val="28"/>
+          <w:szCs w:val="28"/>
+        </w:rPr>
+        <w:t>backup_full_dump.sql</w:t>
+      </w:r>
+      <w:proofErr w:type="spellEnd"/>
+      <w:r>
+        <w:rPr>
+          <w:sz w:val="28"/>
+          <w:szCs w:val="28"/>
+        </w:rPr>
+        <w:t xml:space="preserve"> in </w:t>
+      </w:r>
+      <w:r>
+        <w:rPr>
+          <w:b/>
+          <w:bCs/>
+          <w:sz w:val="28"/>
+          <w:szCs w:val="28"/>
+        </w:rPr>
+        <w:t>write mode</w:t>
+      </w:r>
+      <w:r>
+        <w:rPr>
+          <w:sz w:val="28"/>
+          <w:szCs w:val="28"/>
+        </w:rPr>
+        <w:t>.</w:t>
+      </w:r>
+    </w:p>
+    <w:p>
+      <w:pPr>
+        <w:numPr>
+          <w:ilvl w:val="0"/>
+          <w:numId w:val="20"/>
+        </w:numPr>
+        <w:rPr>
+          <w:sz w:val="28"/>
+          <w:szCs w:val="28"/>
+        </w:rPr>
+      </w:pPr>
+      <w:r>
+        <w:rPr>
+          <w:sz w:val="28"/>
+          <w:szCs w:val="28"/>
+        </w:rPr>
+        <w:t>The with statement ensures the file is properly closed after the block is executed.</w:t>
+      </w:r>
+    </w:p>
+    <w:p>
+      <w:pPr>
+        <w:numPr>
+          <w:ilvl w:val="0"/>
+          <w:numId w:val="20"/>
+        </w:numPr>
+        <w:rPr>
+          <w:sz w:val="28"/>
+          <w:szCs w:val="28"/>
+        </w:rPr>
+      </w:pPr>
+      <w:r>
+        <w:rPr>
+          <w:sz w:val="28"/>
+          <w:szCs w:val="28"/>
+        </w:rPr>
+        <w:t>f is the file object used for writing.</w:t>
+      </w:r>
+    </w:p>
+    <w:p>
+      <w:pPr>
+        <w:rPr>
+          <w:sz w:val="28"/>
+          <w:szCs w:val="28"/>
+        </w:rPr>
+      </w:pPr>
+    </w:p>
+    <w:p>
+      <w:pPr>
+        <w:rPr>
+          <w:b/>
+          <w:bCs/>
+          <w:sz w:val="28"/>
+          <w:szCs w:val="28"/>
+        </w:rPr>
+      </w:pPr>
+      <w:r>
+        <w:rPr>
+          <w:b/>
+          <w:bCs/>
+          <w:sz w:val="28"/>
+          <w:szCs w:val="28"/>
+        </w:rPr>
+        <w:t xml:space="preserve">for line in </w:t>
+      </w:r>
+      <w:proofErr w:type="spellStart"/>
+      <w:proofErr w:type="gramStart"/>
+      <w:r>
+        <w:rPr>
+          <w:b/>
+          <w:bCs/>
+          <w:sz w:val="28"/>
+          <w:szCs w:val="28"/>
+        </w:rPr>
+        <w:t>conn.iterdump</w:t>
+      </w:r>
+      <w:proofErr w:type="spellEnd"/>
+      <w:proofErr w:type="gramEnd"/>
+      <w:r>
+        <w:rPr>
+          <w:b/>
+          <w:bCs/>
+          <w:sz w:val="28"/>
+          <w:szCs w:val="28"/>
+        </w:rPr>
+        <w:t>():</w:t>
+      </w:r>
+    </w:p>
+    <w:p>
+      <w:pPr>
+        <w:numPr>
+          <w:ilvl w:val="0"/>
+          <w:numId w:val="21"/>
+        </w:numPr>
+        <w:rPr>
+          <w:sz w:val="28"/>
+          <w:szCs w:val="28"/>
+        </w:rPr>
+      </w:pPr>
+      <w:r>
+        <w:rPr>
+          <w:sz w:val="28"/>
+          <w:szCs w:val="28"/>
+        </w:rPr>
+        <w:t>Iterates over all SQL statements needed to recreate the entire database.</w:t>
+      </w:r>
+    </w:p>
+    <w:p>
+      <w:pPr>
+        <w:numPr>
+          <w:ilvl w:val="0"/>
+          <w:numId w:val="21"/>
+        </w:numPr>
+        <w:rPr>
+          <w:sz w:val="28"/>
+          <w:szCs w:val="28"/>
+        </w:rPr>
+      </w:pPr>
+      <w:proofErr w:type="spellStart"/>
+      <w:proofErr w:type="gramStart"/>
+      <w:r>
+        <w:rPr>
+          <w:sz w:val="28"/>
+          <w:szCs w:val="28"/>
+        </w:rPr>
+        <w:t>conn.iterdump</w:t>
+      </w:r>
+      <w:proofErr w:type="spellEnd"/>
+      <w:proofErr w:type="gramEnd"/>
+      <w:r>
+        <w:rPr>
+          <w:sz w:val="28"/>
+          <w:szCs w:val="28"/>
+        </w:rPr>
+        <w:t>() generates SQL commands like:</w:t>
+      </w:r>
+    </w:p>
+    <w:tbl>
+      <w:tblPr>
+        <w:tblStyle w:val="TableGrid"/>
+        <w:tblW w:w="0" w:type="auto"/>
+        <w:tblLook w:val="04A0" w:firstRow="1" w:lastRow="0" w:firstColumn="1" w:lastColumn="0" w:noHBand="0" w:noVBand="1"/>
+      </w:tblPr>
+      <w:tblGrid>
+        <w:gridCol w:w="9016"/>
+      </w:tblGrid>
+      <w:tr>
+        <w:tc>
+          <w:tcPr>
+            <w:tcW w:w="9016" w:type="dxa"/>
+          </w:tcPr>
+          <w:p>
+            <w:pPr>
+              <w:ind w:left="360"/>
+              <w:rPr>
+                <w:sz w:val="28"/>
+                <w:szCs w:val="28"/>
+              </w:rPr>
+            </w:pPr>
+            <w:r>
+              <w:rPr>
+                <w:sz w:val="28"/>
+                <w:szCs w:val="28"/>
+              </w:rPr>
+              <w:t>BEGIN TRANSACTION;</w:t>
+            </w:r>
+          </w:p>
+          <w:p>
+            <w:pPr>
+              <w:ind w:left="360"/>
+              <w:rPr>
+                <w:sz w:val="28"/>
+                <w:szCs w:val="28"/>
+              </w:rPr>
+            </w:pPr>
+            <w:r>
+              <w:rPr>
+                <w:sz w:val="28"/>
+                <w:szCs w:val="28"/>
+              </w:rPr>
+              <w:t>CREATE TABLE students (...);</w:t>
+            </w:r>
+          </w:p>
+          <w:p>
+            <w:pPr>
+              <w:ind w:left="360"/>
+              <w:rPr>
+                <w:sz w:val="28"/>
+                <w:szCs w:val="28"/>
+              </w:rPr>
+            </w:pPr>
+            <w:r>
+              <w:rPr>
+                <w:sz w:val="28"/>
+                <w:szCs w:val="28"/>
+              </w:rPr>
+              <w:t>INSERT INTO students VALUES (...);</w:t>
+            </w:r>
+          </w:p>
+          <w:p>
+            <w:pPr>
+              <w:ind w:left="360"/>
+              <w:rPr>
+                <w:sz w:val="28"/>
+                <w:szCs w:val="28"/>
+              </w:rPr>
+            </w:pPr>
+            <w:r>
+              <w:rPr>
+                <w:sz w:val="28"/>
+                <w:szCs w:val="28"/>
+              </w:rPr>
+              <w:t>COMMIT;</w:t>
+            </w:r>
+          </w:p>
+        </w:tc>
+      </w:tr>
+    </w:tbl>
+    <w:p>
+      <w:pPr>
+        <w:rPr>
+          <w:sz w:val="28"/>
+          <w:szCs w:val="28"/>
+        </w:rPr>
+      </w:pPr>
+    </w:p>
+    <w:p>
+      <w:pPr>
+        <w:rPr>
+          <w:b/>
+          <w:bCs/>
+          <w:sz w:val="28"/>
+          <w:szCs w:val="28"/>
+        </w:rPr>
+      </w:pPr>
+      <w:proofErr w:type="spellStart"/>
+      <w:proofErr w:type="gramStart"/>
+      <w:r>
+        <w:rPr>
+          <w:b/>
+          <w:bCs/>
+          <w:sz w:val="28"/>
+          <w:szCs w:val="28"/>
+        </w:rPr>
+        <w:t>f.write</w:t>
+      </w:r>
+      <w:proofErr w:type="spellEnd"/>
+      <w:proofErr w:type="gramEnd"/>
+      <w:r>
+        <w:rPr>
+          <w:b/>
+          <w:bCs/>
+          <w:sz w:val="28"/>
+          <w:szCs w:val="28"/>
+        </w:rPr>
+        <w:t>('%s\n' % line)</w:t>
+      </w:r>
+    </w:p>
+    <w:p>
+      <w:pPr>
+        <w:numPr>
+          <w:ilvl w:val="0"/>
+          <w:numId w:val="22"/>
+        </w:numPr>
+        <w:rPr>
+          <w:sz w:val="28"/>
+          <w:szCs w:val="28"/>
+        </w:rPr>
+      </w:pPr>
+      <w:r>
+        <w:rPr>
+          <w:sz w:val="28"/>
+          <w:szCs w:val="28"/>
+        </w:rPr>
+        <w:t>Writes each SQL line from the dump to the file, followed by a newline.</w:t>
+      </w:r>
+    </w:p>
+    <w:p>
+      <w:pPr>
+        <w:numPr>
+          <w:ilvl w:val="0"/>
+          <w:numId w:val="22"/>
+        </w:numPr>
+        <w:rPr>
+          <w:sz w:val="28"/>
+          <w:szCs w:val="28"/>
+        </w:rPr>
+      </w:pPr>
+      <w:r>
+        <w:rPr>
+          <w:sz w:val="28"/>
+          <w:szCs w:val="28"/>
+        </w:rPr>
+        <w:t xml:space="preserve">Alternative syntax (Python 3.6+): </w:t>
+      </w:r>
+      <w:proofErr w:type="spellStart"/>
+      <w:proofErr w:type="gramStart"/>
+      <w:r>
+        <w:rPr>
+          <w:sz w:val="28"/>
+          <w:szCs w:val="28"/>
+        </w:rPr>
+        <w:t>f.write</w:t>
+      </w:r>
+      <w:proofErr w:type="spellEnd"/>
+      <w:proofErr w:type="gramEnd"/>
+      <w:r>
+        <w:rPr>
+          <w:sz w:val="28"/>
+          <w:szCs w:val="28"/>
+        </w:rPr>
+        <w:t>(f"{line}\n")</w:t>
+      </w:r>
+    </w:p>
+    <w:p>
+      <w:pPr>
+        <w:rPr>
+          <w:sz w:val="28"/>
+          <w:szCs w:val="28"/>
+        </w:rPr>
+      </w:pPr>
+    </w:p>
+    <w:p>
+      <w:pPr>
+        <w:rPr>
+          <w:b/>
+          <w:bCs/>
+          <w:sz w:val="28"/>
+          <w:szCs w:val="28"/>
+        </w:rPr>
+      </w:pPr>
+      <w:proofErr w:type="spellStart"/>
+      <w:proofErr w:type="gramStart"/>
+      <w:r>
+        <w:rPr>
+          <w:b/>
+          <w:bCs/>
+          <w:sz w:val="28"/>
+          <w:szCs w:val="28"/>
+        </w:rPr>
+        <w:t>conn.close</w:t>
+      </w:r>
+      <w:proofErr w:type="spellEnd"/>
+      <w:proofErr w:type="gramEnd"/>
+      <w:r>
+        <w:rPr>
+          <w:b/>
+          <w:bCs/>
+          <w:sz w:val="28"/>
+          <w:szCs w:val="28"/>
+        </w:rPr>
+        <w:t>()</w:t>
+      </w:r>
+    </w:p>
+    <w:p>
+      <w:pPr>
+        <w:numPr>
+          <w:ilvl w:val="0"/>
+          <w:numId w:val="23"/>
+        </w:numPr>
+        <w:rPr>
+          <w:sz w:val="28"/>
+          <w:szCs w:val="28"/>
+        </w:rPr>
+      </w:pPr>
+      <w:r>
+        <w:rPr>
+          <w:sz w:val="28"/>
+          <w:szCs w:val="28"/>
+        </w:rPr>
+        <w:lastRenderedPageBreak/>
+        <w:t>Closes the database connection.</w:t>
+      </w:r>
+    </w:p>
+    <w:p>
+      <w:pPr>
+        <w:numPr>
+          <w:ilvl w:val="0"/>
+          <w:numId w:val="23"/>
+        </w:numPr>
+        <w:rPr>
+          <w:sz w:val="28"/>
+          <w:szCs w:val="28"/>
+        </w:rPr>
+      </w:pPr>
+      <w:r>
+        <w:rPr>
+          <w:sz w:val="28"/>
+          <w:szCs w:val="28"/>
+        </w:rPr>
+        <w:t>Always close the connection after database operations to free resources.</w:t>
+      </w:r>
+    </w:p>
+    <w:p>
+      <w:pPr>
+        <w:rPr>
+          <w:sz w:val="28"/>
+          <w:szCs w:val="28"/>
+        </w:rPr>
+      </w:pPr>
+    </w:p>
+    <w:p>
+      <w:pPr>
+        <w:rPr>
+          <w:b/>
+          <w:bCs/>
+          <w:sz w:val="28"/>
+          <w:szCs w:val="28"/>
+        </w:rPr>
+      </w:pPr>
+      <w:r>
+        <w:rPr>
+          <w:b/>
+          <w:bCs/>
+          <w:sz w:val="28"/>
+          <w:szCs w:val="28"/>
+        </w:rPr>
+        <w:t>O</w:t>
+      </w:r>
+      <w:r>
+        <w:rPr>
+          <w:b/>
+          <w:bCs/>
+          <w:sz w:val="28"/>
+          <w:szCs w:val="28"/>
+        </w:rPr>
+        <w:t>utput Example (</w:t>
+      </w:r>
+      <w:proofErr w:type="spellStart"/>
+      <w:r>
+        <w:rPr>
+          <w:b/>
+          <w:bCs/>
+          <w:sz w:val="28"/>
+          <w:szCs w:val="28"/>
+        </w:rPr>
+        <w:t>backup_full_dump.sql</w:t>
+      </w:r>
+      <w:proofErr w:type="spellEnd"/>
+      <w:r>
+        <w:rPr>
+          <w:b/>
+          <w:bCs/>
+          <w:sz w:val="28"/>
+          <w:szCs w:val="28"/>
+        </w:rPr>
+        <w:t>)</w:t>
+      </w:r>
+    </w:p>
+    <w:p>
+      <w:pPr>
+        <w:rPr>
+          <w:sz w:val="28"/>
+          <w:szCs w:val="28"/>
+        </w:rPr>
+      </w:pPr>
+      <w:r>
+        <w:rPr>
+          <w:sz w:val="28"/>
+          <w:szCs w:val="28"/>
+        </w:rPr>
+        <w:t>The file might contain content like:</w:t>
+      </w:r>
+    </w:p>
+    <w:tbl>
+      <w:tblPr>
+        <w:tblStyle w:val="TableGrid"/>
+        <w:tblW w:w="0" w:type="auto"/>
+        <w:tblLook w:val="04A0" w:firstRow="1" w:lastRow="0" w:firstColumn="1" w:lastColumn="0" w:noHBand="0" w:noVBand="1"/>
+      </w:tblPr>
+      <w:tblGrid>
+        <w:gridCol w:w="9016"/>
+      </w:tblGrid>
+      <w:tr>
+        <w:tc>
+          <w:tcPr>
+            <w:tcW w:w="9016" w:type="dxa"/>
+          </w:tcPr>
+          <w:p>
+            <w:pPr>
+              <w:rPr>
+                <w:sz w:val="28"/>
+                <w:szCs w:val="28"/>
+              </w:rPr>
+            </w:pPr>
+            <w:r>
+              <w:rPr>
+                <w:sz w:val="28"/>
+                <w:szCs w:val="28"/>
+              </w:rPr>
+              <w:t>BEGIN TRANSACTION;</w:t>
+            </w:r>
+          </w:p>
+          <w:p>
+            <w:pPr>
+              <w:rPr>
+                <w:sz w:val="28"/>
+                <w:szCs w:val="28"/>
+              </w:rPr>
+            </w:pPr>
+            <w:r>
+              <w:rPr>
+                <w:sz w:val="28"/>
+                <w:szCs w:val="28"/>
+              </w:rPr>
+              <w:t>CREATE TABLE students (id INTEGER PRIMARY KEY, name TEXT);</w:t>
+            </w:r>
+          </w:p>
+          <w:p>
+            <w:pPr>
+              <w:rPr>
+                <w:sz w:val="28"/>
+                <w:szCs w:val="28"/>
+              </w:rPr>
+            </w:pPr>
+            <w:r>
+              <w:rPr>
+                <w:sz w:val="28"/>
+                <w:szCs w:val="28"/>
+              </w:rPr>
+              <w:t xml:space="preserve">INSERT INTO students </w:t>
+            </w:r>
+            <w:proofErr w:type="gramStart"/>
+            <w:r>
+              <w:rPr>
+                <w:sz w:val="28"/>
+                <w:szCs w:val="28"/>
+              </w:rPr>
+              <w:t>VALUES(</w:t>
+            </w:r>
+            <w:proofErr w:type="gramEnd"/>
+            <w:r>
+              <w:rPr>
+                <w:sz w:val="28"/>
+                <w:szCs w:val="28"/>
+              </w:rPr>
+              <w:t>1, 'Alice');</w:t>
+            </w:r>
+          </w:p>
+          <w:p>
+            <w:pPr>
+              <w:rPr>
+                <w:sz w:val="28"/>
+                <w:szCs w:val="28"/>
+              </w:rPr>
+            </w:pPr>
+            <w:r>
+              <w:rPr>
+                <w:sz w:val="28"/>
+                <w:szCs w:val="28"/>
+              </w:rPr>
+              <w:t xml:space="preserve">INSERT INTO students </w:t>
+            </w:r>
+            <w:proofErr w:type="gramStart"/>
+            <w:r>
+              <w:rPr>
+                <w:sz w:val="28"/>
+                <w:szCs w:val="28"/>
+              </w:rPr>
+              <w:t>VALUES(</w:t>
+            </w:r>
+            <w:proofErr w:type="gramEnd"/>
+            <w:r>
+              <w:rPr>
+                <w:sz w:val="28"/>
+                <w:szCs w:val="28"/>
+              </w:rPr>
+              <w:t>2, 'Bob');</w:t>
+            </w:r>
+          </w:p>
+          <w:p>
+            <w:pPr>
+              <w:rPr>
+                <w:sz w:val="28"/>
+                <w:szCs w:val="28"/>
+              </w:rPr>
+            </w:pPr>
+            <w:r>
+              <w:rPr>
+                <w:sz w:val="28"/>
+                <w:szCs w:val="28"/>
+              </w:rPr>
+              <w:t>COMMIT;</w:t>
+            </w:r>
+          </w:p>
+        </w:tc>
+      </w:tr>
+    </w:tbl>
+    <w:p>
+      <w:pPr>
+        <w:rPr>
+          <w:sz w:val="28"/>
+          <w:szCs w:val="28"/>
+        </w:rPr>
+      </w:pPr>
+    </w:p>
     <w:p>
       <w:pPr>
         <w:rPr>
@@ -7428,6 +8678,417 @@
     </w:lvl>
   </w:abstractNum>
   <w:abstractNum w:abstractNumId="5" w15:restartNumberingAfterBreak="0">
+    <w:nsid w:val="14844F1F"/>
+    <w:multiLevelType w:val="multilevel"/>
+    <w:tmpl w:val="347000C0"/>
+    <w:lvl w:ilvl="0">
+      <w:start w:val="1"/>
+      <w:numFmt w:val="bullet"/>
+      <w:lvlText w:val=""/>
+      <w:lvlJc w:val="left"/>
+      <w:pPr>
+        <w:tabs>
+          <w:tab w:val="num" w:pos="720"/>
+        </w:tabs>
+        <w:ind w:left="720" w:hanging="360"/>
+      </w:pPr>
+      <w:rPr>
+        <w:rFonts w:ascii="Symbol" w:hAnsi="Symbol" w:hint="default"/>
+        <w:sz w:val="20"/>
+      </w:rPr>
+    </w:lvl>
+    <w:lvl w:ilvl="1" w:tentative="1">
+      <w:start w:val="1"/>
+      <w:numFmt w:val="bullet"/>
+      <w:lvlText w:val="o"/>
+      <w:lvlJc w:val="left"/>
+      <w:pPr>
+        <w:tabs>
+          <w:tab w:val="num" w:pos="1440"/>
+        </w:tabs>
+        <w:ind w:left="1440" w:hanging="360"/>
+      </w:pPr>
+      <w:rPr>
+        <w:rFonts w:ascii="Courier New" w:hAnsi="Courier New" w:hint="default"/>
+        <w:sz w:val="20"/>
+      </w:rPr>
+    </w:lvl>
+    <w:lvl w:ilvl="2" w:tentative="1">
+      <w:start w:val="1"/>
+      <w:numFmt w:val="bullet"/>
+      <w:lvlText w:val=""/>
+      <w:lvlJc w:val="left"/>
+      <w:pPr>
+        <w:tabs>
+          <w:tab w:val="num" w:pos="2160"/>
+        </w:tabs>
+        <w:ind w:left="2160" w:hanging="360"/>
+      </w:pPr>
+      <w:rPr>
+        <w:rFonts w:ascii="Wingdings" w:hAnsi="Wingdings" w:hint="default"/>
+        <w:sz w:val="20"/>
+      </w:rPr>
+    </w:lvl>
+    <w:lvl w:ilvl="3" w:tentative="1">
+      <w:start w:val="1"/>
+      <w:numFmt w:val="bullet"/>
+      <w:lvlText w:val=""/>
+      <w:lvlJc w:val="left"/>
+      <w:pPr>
+        <w:tabs>
+          <w:tab w:val="num" w:pos="2880"/>
+        </w:tabs>
+        <w:ind w:left="2880" w:hanging="360"/>
+      </w:pPr>
+      <w:rPr>
+        <w:rFonts w:ascii="Wingdings" w:hAnsi="Wingdings" w:hint="default"/>
+        <w:sz w:val="20"/>
+      </w:rPr>
+    </w:lvl>
+    <w:lvl w:ilvl="4" w:tentative="1">
+      <w:start w:val="1"/>
+      <w:numFmt w:val="bullet"/>
+      <w:lvlText w:val=""/>
+      <w:lvlJc w:val="left"/>
+      <w:pPr>
+        <w:tabs>
+          <w:tab w:val="num" w:pos="3600"/>
+        </w:tabs>
+        <w:ind w:left="3600" w:hanging="360"/>
+      </w:pPr>
+      <w:rPr>
+        <w:rFonts w:ascii="Wingdings" w:hAnsi="Wingdings" w:hint="default"/>
+        <w:sz w:val="20"/>
+      </w:rPr>
+    </w:lvl>
+    <w:lvl w:ilvl="5" w:tentative="1">
+      <w:start w:val="1"/>
+      <w:numFmt w:val="bullet"/>
+      <w:lvlText w:val=""/>
+      <w:lvlJc w:val="left"/>
+      <w:pPr>
+        <w:tabs>
+          <w:tab w:val="num" w:pos="4320"/>
+        </w:tabs>
+        <w:ind w:left="4320" w:hanging="360"/>
+      </w:pPr>
+      <w:rPr>
+        <w:rFonts w:ascii="Wingdings" w:hAnsi="Wingdings" w:hint="default"/>
+        <w:sz w:val="20"/>
+      </w:rPr>
+    </w:lvl>
+    <w:lvl w:ilvl="6" w:tentative="1">
+      <w:start w:val="1"/>
+      <w:numFmt w:val="bullet"/>
+      <w:lvlText w:val=""/>
+      <w:lvlJc w:val="left"/>
+      <w:pPr>
+        <w:tabs>
+          <w:tab w:val="num" w:pos="5040"/>
+        </w:tabs>
+        <w:ind w:left="5040" w:hanging="360"/>
+      </w:pPr>
+      <w:rPr>
+        <w:rFonts w:ascii="Wingdings" w:hAnsi="Wingdings" w:hint="default"/>
+        <w:sz w:val="20"/>
+      </w:rPr>
+    </w:lvl>
+    <w:lvl w:ilvl="7" w:tentative="1">
+      <w:start w:val="1"/>
+      <w:numFmt w:val="bullet"/>
+      <w:lvlText w:val=""/>
+      <w:lvlJc w:val="left"/>
+      <w:pPr>
+        <w:tabs>
+          <w:tab w:val="num" w:pos="5760"/>
+        </w:tabs>
+        <w:ind w:left="5760" w:hanging="360"/>
+      </w:pPr>
+      <w:rPr>
+        <w:rFonts w:ascii="Wingdings" w:hAnsi="Wingdings" w:hint="default"/>
+        <w:sz w:val="20"/>
+      </w:rPr>
+    </w:lvl>
+    <w:lvl w:ilvl="8" w:tentative="1">
+      <w:start w:val="1"/>
+      <w:numFmt w:val="bullet"/>
+      <w:lvlText w:val=""/>
+      <w:lvlJc w:val="left"/>
+      <w:pPr>
+        <w:tabs>
+          <w:tab w:val="num" w:pos="6480"/>
+        </w:tabs>
+        <w:ind w:left="6480" w:hanging="360"/>
+      </w:pPr>
+      <w:rPr>
+        <w:rFonts w:ascii="Wingdings" w:hAnsi="Wingdings" w:hint="default"/>
+        <w:sz w:val="20"/>
+      </w:rPr>
+    </w:lvl>
+  </w:abstractNum>
+  <w:abstractNum w:abstractNumId="6" w15:restartNumberingAfterBreak="0">
+    <w:nsid w:val="17EE4B0E"/>
+    <w:multiLevelType w:val="multilevel"/>
+    <w:tmpl w:val="427CE978"/>
+    <w:lvl w:ilvl="0">
+      <w:start w:val="1"/>
+      <w:numFmt w:val="bullet"/>
+      <w:lvlText w:val=""/>
+      <w:lvlJc w:val="left"/>
+      <w:pPr>
+        <w:tabs>
+          <w:tab w:val="num" w:pos="720"/>
+        </w:tabs>
+        <w:ind w:left="720" w:hanging="360"/>
+      </w:pPr>
+      <w:rPr>
+        <w:rFonts w:ascii="Symbol" w:hAnsi="Symbol" w:hint="default"/>
+        <w:sz w:val="20"/>
+      </w:rPr>
+    </w:lvl>
+    <w:lvl w:ilvl="1" w:tentative="1">
+      <w:start w:val="1"/>
+      <w:numFmt w:val="bullet"/>
+      <w:lvlText w:val="o"/>
+      <w:lvlJc w:val="left"/>
+      <w:pPr>
+        <w:tabs>
+          <w:tab w:val="num" w:pos="1440"/>
+        </w:tabs>
+        <w:ind w:left="1440" w:hanging="360"/>
+      </w:pPr>
+      <w:rPr>
+        <w:rFonts w:ascii="Courier New" w:hAnsi="Courier New" w:hint="default"/>
+        <w:sz w:val="20"/>
+      </w:rPr>
+    </w:lvl>
+    <w:lvl w:ilvl="2" w:tentative="1">
+      <w:start w:val="1"/>
+      <w:numFmt w:val="bullet"/>
+      <w:lvlText w:val=""/>
+      <w:lvlJc w:val="left"/>
+      <w:pPr>
+        <w:tabs>
+          <w:tab w:val="num" w:pos="2160"/>
+        </w:tabs>
+        <w:ind w:left="2160" w:hanging="360"/>
+      </w:pPr>
+      <w:rPr>
+        <w:rFonts w:ascii="Wingdings" w:hAnsi="Wingdings" w:hint="default"/>
+        <w:sz w:val="20"/>
+      </w:rPr>
+    </w:lvl>
+    <w:lvl w:ilvl="3" w:tentative="1">
+      <w:start w:val="1"/>
+      <w:numFmt w:val="bullet"/>
+      <w:lvlText w:val=""/>
+      <w:lvlJc w:val="left"/>
+      <w:pPr>
+        <w:tabs>
+          <w:tab w:val="num" w:pos="2880"/>
+        </w:tabs>
+        <w:ind w:left="2880" w:hanging="360"/>
+      </w:pPr>
+      <w:rPr>
+        <w:rFonts w:ascii="Wingdings" w:hAnsi="Wingdings" w:hint="default"/>
+        <w:sz w:val="20"/>
+      </w:rPr>
+    </w:lvl>
+    <w:lvl w:ilvl="4" w:tentative="1">
+      <w:start w:val="1"/>
+      <w:numFmt w:val="bullet"/>
+      <w:lvlText w:val=""/>
+      <w:lvlJc w:val="left"/>
+      <w:pPr>
+        <w:tabs>
+          <w:tab w:val="num" w:pos="3600"/>
+        </w:tabs>
+        <w:ind w:left="3600" w:hanging="360"/>
+      </w:pPr>
+      <w:rPr>
+        <w:rFonts w:ascii="Wingdings" w:hAnsi="Wingdings" w:hint="default"/>
+        <w:sz w:val="20"/>
+      </w:rPr>
+    </w:lvl>
+    <w:lvl w:ilvl="5" w:tentative="1">
+      <w:start w:val="1"/>
+      <w:numFmt w:val="bullet"/>
+      <w:lvlText w:val=""/>
+      <w:lvlJc w:val="left"/>
+      <w:pPr>
+        <w:tabs>
+          <w:tab w:val="num" w:pos="4320"/>
+        </w:tabs>
+        <w:ind w:left="4320" w:hanging="360"/>
+      </w:pPr>
+      <w:rPr>
+        <w:rFonts w:ascii="Wingdings" w:hAnsi="Wingdings" w:hint="default"/>
+        <w:sz w:val="20"/>
+      </w:rPr>
+    </w:lvl>
+    <w:lvl w:ilvl="6" w:tentative="1">
+      <w:start w:val="1"/>
+      <w:numFmt w:val="bullet"/>
+      <w:lvlText w:val=""/>
+      <w:lvlJc w:val="left"/>
+      <w:pPr>
+        <w:tabs>
+          <w:tab w:val="num" w:pos="5040"/>
+        </w:tabs>
+        <w:ind w:left="5040" w:hanging="360"/>
+      </w:pPr>
+      <w:rPr>
+        <w:rFonts w:ascii="Wingdings" w:hAnsi="Wingdings" w:hint="default"/>
+        <w:sz w:val="20"/>
+      </w:rPr>
+    </w:lvl>
+    <w:lvl w:ilvl="7" w:tentative="1">
+      <w:start w:val="1"/>
+      <w:numFmt w:val="bullet"/>
+      <w:lvlText w:val=""/>
+      <w:lvlJc w:val="left"/>
+      <w:pPr>
+        <w:tabs>
+          <w:tab w:val="num" w:pos="5760"/>
+        </w:tabs>
+        <w:ind w:left="5760" w:hanging="360"/>
+      </w:pPr>
+      <w:rPr>
+        <w:rFonts w:ascii="Wingdings" w:hAnsi="Wingdings" w:hint="default"/>
+        <w:sz w:val="20"/>
+      </w:rPr>
+    </w:lvl>
+    <w:lvl w:ilvl="8" w:tentative="1">
+      <w:start w:val="1"/>
+      <w:numFmt w:val="bullet"/>
+      <w:lvlText w:val=""/>
+      <w:lvlJc w:val="left"/>
+      <w:pPr>
+        <w:tabs>
+          <w:tab w:val="num" w:pos="6480"/>
+        </w:tabs>
+        <w:ind w:left="6480" w:hanging="360"/>
+      </w:pPr>
+      <w:rPr>
+        <w:rFonts w:ascii="Wingdings" w:hAnsi="Wingdings" w:hint="default"/>
+        <w:sz w:val="20"/>
+      </w:rPr>
+    </w:lvl>
+  </w:abstractNum>
+  <w:abstractNum w:abstractNumId="7" w15:restartNumberingAfterBreak="0">
+    <w:nsid w:val="1AA8523B"/>
+    <w:multiLevelType w:val="hybridMultilevel"/>
+    <w:tmpl w:val="CDC45946"/>
+    <w:lvl w:ilvl="0" w:tplc="40090001">
+      <w:start w:val="1"/>
+      <w:numFmt w:val="bullet"/>
+      <w:lvlText w:val=""/>
+      <w:lvlJc w:val="left"/>
+      <w:pPr>
+        <w:ind w:left="1080" w:hanging="360"/>
+      </w:pPr>
+      <w:rPr>
+        <w:rFonts w:ascii="Symbol" w:hAnsi="Symbol" w:hint="default"/>
+      </w:rPr>
+    </w:lvl>
+    <w:lvl w:ilvl="1" w:tplc="40090003" w:tentative="1">
+      <w:start w:val="1"/>
+      <w:numFmt w:val="bullet"/>
+      <w:lvlText w:val="o"/>
+      <w:lvlJc w:val="left"/>
+      <w:pPr>
+        <w:ind w:left="1800" w:hanging="360"/>
+      </w:pPr>
+      <w:rPr>
+        <w:rFonts w:ascii="Courier New" w:hAnsi="Courier New" w:cs="Courier New" w:hint="default"/>
+      </w:rPr>
+    </w:lvl>
+    <w:lvl w:ilvl="2" w:tplc="40090005" w:tentative="1">
+      <w:start w:val="1"/>
+      <w:numFmt w:val="bullet"/>
+      <w:lvlText w:val=""/>
+      <w:lvlJc w:val="left"/>
+      <w:pPr>
+        <w:ind w:left="2520" w:hanging="360"/>
+      </w:pPr>
+      <w:rPr>
+        <w:rFonts w:ascii="Wingdings" w:hAnsi="Wingdings" w:hint="default"/>
+      </w:rPr>
+    </w:lvl>
+    <w:lvl w:ilvl="3" w:tplc="40090001" w:tentative="1">
+      <w:start w:val="1"/>
+      <w:numFmt w:val="bullet"/>
+      <w:lvlText w:val=""/>
+      <w:lvlJc w:val="left"/>
+      <w:pPr>
+        <w:ind w:left="3240" w:hanging="360"/>
+      </w:pPr>
+      <w:rPr>
+        <w:rFonts w:ascii="Symbol" w:hAnsi="Symbol" w:hint="default"/>
+      </w:rPr>
+    </w:lvl>
+    <w:lvl w:ilvl="4" w:tplc="40090003" w:tentative="1">
+      <w:start w:val="1"/>
+      <w:numFmt w:val="bullet"/>
+      <w:lvlText w:val="o"/>
+      <w:lvlJc w:val="left"/>
+      <w:pPr>
+        <w:ind w:left="3960" w:hanging="360"/>
+      </w:pPr>
+      <w:rPr>
+        <w:rFonts w:ascii="Courier New" w:hAnsi="Courier New" w:cs="Courier New" w:hint="default"/>
+      </w:rPr>
+    </w:lvl>
+    <w:lvl w:ilvl="5" w:tplc="40090005" w:tentative="1">
+      <w:start w:val="1"/>
+      <w:numFmt w:val="bullet"/>
+      <w:lvlText w:val=""/>
+      <w:lvlJc w:val="left"/>
+      <w:pPr>
+        <w:ind w:left="4680" w:hanging="360"/>
+      </w:pPr>
+      <w:rPr>
+        <w:rFonts w:ascii="Wingdings" w:hAnsi="Wingdings" w:hint="default"/>
+      </w:rPr>
+    </w:lvl>
+    <w:lvl w:ilvl="6" w:tplc="40090001" w:tentative="1">
+      <w:start w:val="1"/>
+      <w:numFmt w:val="bullet"/>
+      <w:lvlText w:val=""/>
+      <w:lvlJc w:val="left"/>
+      <w:pPr>
+        <w:ind w:left="5400" w:hanging="360"/>
+      </w:pPr>
+      <w:rPr>
+        <w:rFonts w:ascii="Symbol" w:hAnsi="Symbol" w:hint="default"/>
+      </w:rPr>
+    </w:lvl>
+    <w:lvl w:ilvl="7" w:tplc="40090003" w:tentative="1">
+      <w:start w:val="1"/>
+      <w:numFmt w:val="bullet"/>
+      <w:lvlText w:val="o"/>
+      <w:lvlJc w:val="left"/>
+      <w:pPr>
+        <w:ind w:left="6120" w:hanging="360"/>
+      </w:pPr>
+      <w:rPr>
+        <w:rFonts w:ascii="Courier New" w:hAnsi="Courier New" w:cs="Courier New" w:hint="default"/>
+      </w:rPr>
+    </w:lvl>
+    <w:lvl w:ilvl="8" w:tplc="40090005" w:tentative="1">
+      <w:start w:val="1"/>
+      <w:numFmt w:val="bullet"/>
+      <w:lvlText w:val=""/>
+      <w:lvlJc w:val="left"/>
+      <w:pPr>
+        <w:ind w:left="6840" w:hanging="360"/>
+      </w:pPr>
+      <w:rPr>
+        <w:rFonts w:ascii="Wingdings" w:hAnsi="Wingdings" w:hint="default"/>
+      </w:rPr>
+    </w:lvl>
+  </w:abstractNum>
+  <w:abstractNum w:abstractNumId="8" w15:restartNumberingAfterBreak="0">
     <w:nsid w:val="1D6602B0"/>
     <w:multiLevelType w:val="multilevel"/>
     <w:tmpl w:val="86C010C2"/>
@@ -7544,7 +9205,7 @@
       </w:pPr>
     </w:lvl>
   </w:abstractNum>
-  <w:abstractNum w:abstractNumId="6" w15:restartNumberingAfterBreak="0">
+  <w:abstractNum w:abstractNumId="9" w15:restartNumberingAfterBreak="0">
     <w:nsid w:val="21F019D2"/>
     <w:multiLevelType w:val="hybridMultilevel"/>
     <w:tmpl w:val="8B1293FA"/>
@@ -7657,7 +9318,7 @@
       </w:rPr>
     </w:lvl>
   </w:abstractNum>
-  <w:abstractNum w:abstractNumId="7" w15:restartNumberingAfterBreak="0">
+  <w:abstractNum w:abstractNumId="10" w15:restartNumberingAfterBreak="0">
     <w:nsid w:val="23EE07D8"/>
     <w:multiLevelType w:val="hybridMultilevel"/>
     <w:tmpl w:val="268C12A4"/>
@@ -7769,7 +9430,7 @@
       </w:rPr>
     </w:lvl>
   </w:abstractNum>
-  <w:abstractNum w:abstractNumId="8" w15:restartNumberingAfterBreak="0">
+  <w:abstractNum w:abstractNumId="11" w15:restartNumberingAfterBreak="0">
     <w:nsid w:val="2664764D"/>
     <w:multiLevelType w:val="multilevel"/>
     <w:tmpl w:val="8BDCF71E"/>
@@ -7918,7 +9579,156 @@
       </w:rPr>
     </w:lvl>
   </w:abstractNum>
-  <w:abstractNum w:abstractNumId="9" w15:restartNumberingAfterBreak="0">
+  <w:abstractNum w:abstractNumId="12" w15:restartNumberingAfterBreak="0">
+    <w:nsid w:val="294C75E0"/>
+    <w:multiLevelType w:val="multilevel"/>
+    <w:tmpl w:val="C1BE4768"/>
+    <w:lvl w:ilvl="0">
+      <w:start w:val="1"/>
+      <w:numFmt w:val="bullet"/>
+      <w:lvlText w:val=""/>
+      <w:lvlJc w:val="left"/>
+      <w:pPr>
+        <w:tabs>
+          <w:tab w:val="num" w:pos="720"/>
+        </w:tabs>
+        <w:ind w:left="720" w:hanging="360"/>
+      </w:pPr>
+      <w:rPr>
+        <w:rFonts w:ascii="Symbol" w:hAnsi="Symbol" w:hint="default"/>
+        <w:sz w:val="20"/>
+      </w:rPr>
+    </w:lvl>
+    <w:lvl w:ilvl="1" w:tentative="1">
+      <w:start w:val="1"/>
+      <w:numFmt w:val="bullet"/>
+      <w:lvlText w:val="o"/>
+      <w:lvlJc w:val="left"/>
+      <w:pPr>
+        <w:tabs>
+          <w:tab w:val="num" w:pos="1440"/>
+        </w:tabs>
+        <w:ind w:left="1440" w:hanging="360"/>
+      </w:pPr>
+      <w:rPr>
+        <w:rFonts w:ascii="Courier New" w:hAnsi="Courier New" w:hint="default"/>
+        <w:sz w:val="20"/>
+      </w:rPr>
+    </w:lvl>
+    <w:lvl w:ilvl="2" w:tentative="1">
+      <w:start w:val="1"/>
+      <w:numFmt w:val="bullet"/>
+      <w:lvlText w:val=""/>
+      <w:lvlJc w:val="left"/>
+      <w:pPr>
+        <w:tabs>
+          <w:tab w:val="num" w:pos="2160"/>
+        </w:tabs>
+        <w:ind w:left="2160" w:hanging="360"/>
+      </w:pPr>
+      <w:rPr>
+        <w:rFonts w:ascii="Wingdings" w:hAnsi="Wingdings" w:hint="default"/>
+        <w:sz w:val="20"/>
+      </w:rPr>
+    </w:lvl>
+    <w:lvl w:ilvl="3" w:tentative="1">
+      <w:start w:val="1"/>
+      <w:numFmt w:val="bullet"/>
+      <w:lvlText w:val=""/>
+      <w:lvlJc w:val="left"/>
+      <w:pPr>
+        <w:tabs>
+          <w:tab w:val="num" w:pos="2880"/>
+        </w:tabs>
+        <w:ind w:left="2880" w:hanging="360"/>
+      </w:pPr>
+      <w:rPr>
+        <w:rFonts w:ascii="Wingdings" w:hAnsi="Wingdings" w:hint="default"/>
+        <w:sz w:val="20"/>
+      </w:rPr>
+    </w:lvl>
+    <w:lvl w:ilvl="4" w:tentative="1">
+      <w:start w:val="1"/>
+      <w:numFmt w:val="bullet"/>
+      <w:lvlText w:val=""/>
+      <w:lvlJc w:val="left"/>
+      <w:pPr>
+        <w:tabs>
+          <w:tab w:val="num" w:pos="3600"/>
+        </w:tabs>
+        <w:ind w:left="3600" w:hanging="360"/>
+      </w:pPr>
+      <w:rPr>
+        <w:rFonts w:ascii="Wingdings" w:hAnsi="Wingdings" w:hint="default"/>
+        <w:sz w:val="20"/>
+      </w:rPr>
+    </w:lvl>
+    <w:lvl w:ilvl="5" w:tentative="1">
+      <w:start w:val="1"/>
+      <w:numFmt w:val="bullet"/>
+      <w:lvlText w:val=""/>
+      <w:lvlJc w:val="left"/>
+      <w:pPr>
+        <w:tabs>
+          <w:tab w:val="num" w:pos="4320"/>
+        </w:tabs>
+        <w:ind w:left="4320" w:hanging="360"/>
+      </w:pPr>
+      <w:rPr>
+        <w:rFonts w:ascii="Wingdings" w:hAnsi="Wingdings" w:hint="default"/>
+        <w:sz w:val="20"/>
+      </w:rPr>
+    </w:lvl>
+    <w:lvl w:ilvl="6" w:tentative="1">
+      <w:start w:val="1"/>
+      <w:numFmt w:val="bullet"/>
+      <w:lvlText w:val=""/>
+      <w:lvlJc w:val="left"/>
+      <w:pPr>
+        <w:tabs>
+          <w:tab w:val="num" w:pos="5040"/>
+        </w:tabs>
+        <w:ind w:left="5040" w:hanging="360"/>
+      </w:pPr>
+      <w:rPr>
+        <w:rFonts w:ascii="Wingdings" w:hAnsi="Wingdings" w:hint="default"/>
+        <w:sz w:val="20"/>
+      </w:rPr>
+    </w:lvl>
+    <w:lvl w:ilvl="7" w:tentative="1">
+      <w:start w:val="1"/>
+      <w:numFmt w:val="bullet"/>
+      <w:lvlText w:val=""/>
+      <w:lvlJc w:val="left"/>
+      <w:pPr>
+        <w:tabs>
+          <w:tab w:val="num" w:pos="5760"/>
+        </w:tabs>
+        <w:ind w:left="5760" w:hanging="360"/>
+      </w:pPr>
+      <w:rPr>
+        <w:rFonts w:ascii="Wingdings" w:hAnsi="Wingdings" w:hint="default"/>
+        <w:sz w:val="20"/>
+      </w:rPr>
+    </w:lvl>
+    <w:lvl w:ilvl="8" w:tentative="1">
+      <w:start w:val="1"/>
+      <w:numFmt w:val="bullet"/>
+      <w:lvlText w:val=""/>
+      <w:lvlJc w:val="left"/>
+      <w:pPr>
+        <w:tabs>
+          <w:tab w:val="num" w:pos="6480"/>
+        </w:tabs>
+        <w:ind w:left="6480" w:hanging="360"/>
+      </w:pPr>
+      <w:rPr>
+        <w:rFonts w:ascii="Wingdings" w:hAnsi="Wingdings" w:hint="default"/>
+        <w:sz w:val="20"/>
+      </w:rPr>
+    </w:lvl>
+  </w:abstractNum>
+  <w:abstractNum w:abstractNumId="13" w15:restartNumberingAfterBreak="0">
     <w:nsid w:val="2AE42C60"/>
     <w:multiLevelType w:val="multilevel"/>
     <w:tmpl w:val="241A3D38"/>
@@ -8067,7 +9877,120 @@
       </w:rPr>
     </w:lvl>
   </w:abstractNum>
-  <w:abstractNum w:abstractNumId="10" w15:restartNumberingAfterBreak="0">
+  <w:abstractNum w:abstractNumId="14" w15:restartNumberingAfterBreak="0">
+    <w:nsid w:val="2E2D22F4"/>
+    <w:multiLevelType w:val="hybridMultilevel"/>
+    <w:tmpl w:val="36D05A0E"/>
+    <w:lvl w:ilvl="0" w:tplc="40090001">
+      <w:start w:val="1"/>
+      <w:numFmt w:val="bullet"/>
+      <w:lvlText w:val=""/>
+      <w:lvlJc w:val="left"/>
+      <w:pPr>
+        <w:ind w:left="720" w:hanging="360"/>
+      </w:pPr>
+      <w:rPr>
+        <w:rFonts w:ascii="Symbol" w:hAnsi="Symbol" w:hint="default"/>
+      </w:rPr>
+    </w:lvl>
+    <w:lvl w:ilvl="1" w:tplc="40090003" w:tentative="1">
+      <w:start w:val="1"/>
+      <w:numFmt w:val="bullet"/>
+      <w:lvlText w:val="o"/>
+      <w:lvlJc w:val="left"/>
+      <w:pPr>
+        <w:ind w:left="1440" w:hanging="360"/>
+      </w:pPr>
+      <w:rPr>
+        <w:rFonts w:ascii="Courier New" w:hAnsi="Courier New" w:cs="Courier New" w:hint="default"/>
+      </w:rPr>
+    </w:lvl>
+    <w:lvl w:ilvl="2" w:tplc="40090005" w:tentative="1">
+      <w:start w:val="1"/>
+      <w:numFmt w:val="bullet"/>
+      <w:lvlText w:val=""/>
+      <w:lvlJc w:val="left"/>
+      <w:pPr>
+        <w:ind w:left="2160" w:hanging="360"/>
+      </w:pPr>
+      <w:rPr>
+        <w:rFonts w:ascii="Wingdings" w:hAnsi="Wingdings" w:hint="default"/>
+      </w:rPr>
+    </w:lvl>
+    <w:lvl w:ilvl="3" w:tplc="40090001" w:tentative="1">
+      <w:start w:val="1"/>
+      <w:numFmt w:val="bullet"/>
+      <w:lvlText w:val=""/>
+      <w:lvlJc w:val="left"/>
+      <w:pPr>
+        <w:ind w:left="2880" w:hanging="360"/>
+      </w:pPr>
+      <w:rPr>
+        <w:rFonts w:ascii="Symbol" w:hAnsi="Symbol" w:hint="default"/>
+      </w:rPr>
+    </w:lvl>
+    <w:lvl w:ilvl="4" w:tplc="40090003" w:tentative="1">
+      <w:start w:val="1"/>
+      <w:numFmt w:val="bullet"/>
+      <w:lvlText w:val="o"/>
+      <w:lvlJc w:val="left"/>
+      <w:pPr>
+        <w:ind w:left="3600" w:hanging="360"/>
+      </w:pPr>
+      <w:rPr>
+        <w:rFonts w:ascii="Courier New" w:hAnsi="Courier New" w:cs="Courier New" w:hint="default"/>
+      </w:rPr>
+    </w:lvl>
+    <w:lvl w:ilvl="5" w:tplc="40090005" w:tentative="1">
+      <w:start w:val="1"/>
+      <w:numFmt w:val="bullet"/>
+      <w:lvlText w:val=""/>
+      <w:lvlJc w:val="left"/>
+      <w:pPr>
+        <w:ind w:left="4320" w:hanging="360"/>
+      </w:pPr>
+      <w:rPr>
+        <w:rFonts w:ascii="Wingdings" w:hAnsi="Wingdings" w:hint="default"/>
+      </w:rPr>
+    </w:lvl>
+    <w:lvl w:ilvl="6" w:tplc="40090001" w:tentative="1">
+      <w:start w:val="1"/>
+      <w:numFmt w:val="bullet"/>
+      <w:lvlText w:val=""/>
+      <w:lvlJc w:val="left"/>
+      <w:pPr>
+        <w:ind w:left="5040" w:hanging="360"/>
+      </w:pPr>
+      <w:rPr>
+        <w:rFonts w:ascii="Symbol" w:hAnsi="Symbol" w:hint="default"/>
+      </w:rPr>
+    </w:lvl>
+    <w:lvl w:ilvl="7" w:tplc="40090003" w:tentative="1">
+      <w:start w:val="1"/>
+      <w:numFmt w:val="bullet"/>
+      <w:lvlText w:val="o"/>
+      <w:lvlJc w:val="left"/>
+      <w:pPr>
+        <w:ind w:left="5760" w:hanging="360"/>
+      </w:pPr>
+      <w:rPr>
+        <w:rFonts w:ascii="Courier New" w:hAnsi="Courier New" w:cs="Courier New" w:hint="default"/>
+      </w:rPr>
+    </w:lvl>
+    <w:lvl w:ilvl="8" w:tplc="40090005" w:tentative="1">
+      <w:start w:val="1"/>
+      <w:numFmt w:val="bullet"/>
+      <w:lvlText w:val=""/>
+      <w:lvlJc w:val="left"/>
+      <w:pPr>
+        <w:ind w:left="6480" w:hanging="360"/>
+      </w:pPr>
+      <w:rPr>
+        <w:rFonts w:ascii="Wingdings" w:hAnsi="Wingdings" w:hint="default"/>
+      </w:rPr>
+    </w:lvl>
+  </w:abstractNum>
+  <w:abstractNum w:abstractNumId="15" w15:restartNumberingAfterBreak="0">
     <w:nsid w:val="2E425CCA"/>
     <w:multiLevelType w:val="hybridMultilevel"/>
     <w:tmpl w:val="D8446760"/>
@@ -8153,7 +10076,156 @@
       </w:pPr>
     </w:lvl>
   </w:abstractNum>
-  <w:abstractNum w:abstractNumId="11" w15:restartNumberingAfterBreak="0">
+  <w:abstractNum w:abstractNumId="16" w15:restartNumberingAfterBreak="0">
+    <w:nsid w:val="33130F80"/>
+    <w:multiLevelType w:val="multilevel"/>
+    <w:tmpl w:val="8A1CF35A"/>
+    <w:lvl w:ilvl="0">
+      <w:start w:val="1"/>
+      <w:numFmt w:val="bullet"/>
+      <w:lvlText w:val=""/>
+      <w:lvlJc w:val="left"/>
+      <w:pPr>
+        <w:tabs>
+          <w:tab w:val="num" w:pos="720"/>
+        </w:tabs>
+        <w:ind w:left="720" w:hanging="360"/>
+      </w:pPr>
+      <w:rPr>
+        <w:rFonts w:ascii="Symbol" w:hAnsi="Symbol" w:hint="default"/>
+        <w:sz w:val="20"/>
+      </w:rPr>
+    </w:lvl>
+    <w:lvl w:ilvl="1" w:tentative="1">
+      <w:start w:val="1"/>
+      <w:numFmt w:val="bullet"/>
+      <w:lvlText w:val="o"/>
+      <w:lvlJc w:val="left"/>
+      <w:pPr>
+        <w:tabs>
+          <w:tab w:val="num" w:pos="1440"/>
+        </w:tabs>
+        <w:ind w:left="1440" w:hanging="360"/>
+      </w:pPr>
+      <w:rPr>
+        <w:rFonts w:ascii="Courier New" w:hAnsi="Courier New" w:hint="default"/>
+        <w:sz w:val="20"/>
+      </w:rPr>
+    </w:lvl>
+    <w:lvl w:ilvl="2" w:tentative="1">
+      <w:start w:val="1"/>
+      <w:numFmt w:val="bullet"/>
+      <w:lvlText w:val=""/>
+      <w:lvlJc w:val="left"/>
+      <w:pPr>
+        <w:tabs>
+          <w:tab w:val="num" w:pos="2160"/>
+        </w:tabs>
+        <w:ind w:left="2160" w:hanging="360"/>
+      </w:pPr>
+      <w:rPr>
+        <w:rFonts w:ascii="Wingdings" w:hAnsi="Wingdings" w:hint="default"/>
+        <w:sz w:val="20"/>
+      </w:rPr>
+    </w:lvl>
+    <w:lvl w:ilvl="3" w:tentative="1">
+      <w:start w:val="1"/>
+      <w:numFmt w:val="bullet"/>
+      <w:lvlText w:val=""/>
+      <w:lvlJc w:val="left"/>
+      <w:pPr>
+        <w:tabs>
+          <w:tab w:val="num" w:pos="2880"/>
+        </w:tabs>
+        <w:ind w:left="2880" w:hanging="360"/>
+      </w:pPr>
+      <w:rPr>
+        <w:rFonts w:ascii="Wingdings" w:hAnsi="Wingdings" w:hint="default"/>
+        <w:sz w:val="20"/>
+      </w:rPr>
+    </w:lvl>
+    <w:lvl w:ilvl="4" w:tentative="1">
+      <w:start w:val="1"/>
+      <w:numFmt w:val="bullet"/>
+      <w:lvlText w:val=""/>
+      <w:lvlJc w:val="left"/>
+      <w:pPr>
+        <w:tabs>
+          <w:tab w:val="num" w:pos="3600"/>
+        </w:tabs>
+        <w:ind w:left="3600" w:hanging="360"/>
+      </w:pPr>
+      <w:rPr>
+        <w:rFonts w:ascii="Wingdings" w:hAnsi="Wingdings" w:hint="default"/>
+        <w:sz w:val="20"/>
+      </w:rPr>
+    </w:lvl>
+    <w:lvl w:ilvl="5" w:tentative="1">
+      <w:start w:val="1"/>
+      <w:numFmt w:val="bullet"/>
+      <w:lvlText w:val=""/>
+      <w:lvlJc w:val="left"/>
+      <w:pPr>
+        <w:tabs>
+          <w:tab w:val="num" w:pos="4320"/>
+        </w:tabs>
+        <w:ind w:left="4320" w:hanging="360"/>
+      </w:pPr>
+      <w:rPr>
+        <w:rFonts w:ascii="Wingdings" w:hAnsi="Wingdings" w:hint="default"/>
+        <w:sz w:val="20"/>
+      </w:rPr>
+    </w:lvl>
+    <w:lvl w:ilvl="6" w:tentative="1">
+      <w:start w:val="1"/>
+      <w:numFmt w:val="bullet"/>
+      <w:lvlText w:val=""/>
+      <w:lvlJc w:val="left"/>
+      <w:pPr>
+        <w:tabs>
+          <w:tab w:val="num" w:pos="5040"/>
+        </w:tabs>
+        <w:ind w:left="5040" w:hanging="360"/>
+      </w:pPr>
+      <w:rPr>
+        <w:rFonts w:ascii="Wingdings" w:hAnsi="Wingdings" w:hint="default"/>
+        <w:sz w:val="20"/>
+      </w:rPr>
+    </w:lvl>
+    <w:lvl w:ilvl="7" w:tentative="1">
+      <w:start w:val="1"/>
+      <w:numFmt w:val="bullet"/>
+      <w:lvlText w:val=""/>
+      <w:lvlJc w:val="left"/>
+      <w:pPr>
+        <w:tabs>
+          <w:tab w:val="num" w:pos="5760"/>
+        </w:tabs>
+        <w:ind w:left="5760" w:hanging="360"/>
+      </w:pPr>
+      <w:rPr>
+        <w:rFonts w:ascii="Wingdings" w:hAnsi="Wingdings" w:hint="default"/>
+        <w:sz w:val="20"/>
+      </w:rPr>
+    </w:lvl>
+    <w:lvl w:ilvl="8" w:tentative="1">
+      <w:start w:val="1"/>
+      <w:numFmt w:val="bullet"/>
+      <w:lvlText w:val=""/>
+      <w:lvlJc w:val="left"/>
+      <w:pPr>
+        <w:tabs>
+          <w:tab w:val="num" w:pos="6480"/>
+        </w:tabs>
+        <w:ind w:left="6480" w:hanging="360"/>
+      </w:pPr>
+      <w:rPr>
+        <w:rFonts w:ascii="Wingdings" w:hAnsi="Wingdings" w:hint="default"/>
+        <w:sz w:val="20"/>
+      </w:rPr>
+    </w:lvl>
+  </w:abstractNum>
+  <w:abstractNum w:abstractNumId="17" w15:restartNumberingAfterBreak="0">
     <w:nsid w:val="3FC80A4D"/>
     <w:multiLevelType w:val="hybridMultilevel"/>
     <w:tmpl w:val="DB2479A8"/>
@@ -8239,7 +10311,7 @@
       </w:pPr>
     </w:lvl>
   </w:abstractNum>
-  <w:abstractNum w:abstractNumId="12" w15:restartNumberingAfterBreak="0">
+  <w:abstractNum w:abstractNumId="18" w15:restartNumberingAfterBreak="0">
     <w:nsid w:val="49446F50"/>
     <w:multiLevelType w:val="multilevel"/>
     <w:tmpl w:val="37484588"/>
@@ -8388,7 +10460,156 @@
       </w:rPr>
     </w:lvl>
   </w:abstractNum>
-  <w:abstractNum w:abstractNumId="13" w15:restartNumberingAfterBreak="0">
+  <w:abstractNum w:abstractNumId="19" w15:restartNumberingAfterBreak="0">
+    <w:nsid w:val="4E525854"/>
+    <w:multiLevelType w:val="multilevel"/>
+    <w:tmpl w:val="C71AEA22"/>
+    <w:lvl w:ilvl="0">
+      <w:start w:val="1"/>
+      <w:numFmt w:val="bullet"/>
+      <w:lvlText w:val=""/>
+      <w:lvlJc w:val="left"/>
+      <w:pPr>
+        <w:tabs>
+          <w:tab w:val="num" w:pos="720"/>
+        </w:tabs>
+        <w:ind w:left="720" w:hanging="360"/>
+      </w:pPr>
+      <w:rPr>
+        <w:rFonts w:ascii="Symbol" w:hAnsi="Symbol" w:hint="default"/>
+        <w:sz w:val="20"/>
+      </w:rPr>
+    </w:lvl>
+    <w:lvl w:ilvl="1" w:tentative="1">
+      <w:start w:val="1"/>
+      <w:numFmt w:val="bullet"/>
+      <w:lvlText w:val="o"/>
+      <w:lvlJc w:val="left"/>
+      <w:pPr>
+        <w:tabs>
+          <w:tab w:val="num" w:pos="1440"/>
+        </w:tabs>
+        <w:ind w:left="1440" w:hanging="360"/>
+      </w:pPr>
+      <w:rPr>
+        <w:rFonts w:ascii="Courier New" w:hAnsi="Courier New" w:hint="default"/>
+        <w:sz w:val="20"/>
+      </w:rPr>
+    </w:lvl>
+    <w:lvl w:ilvl="2" w:tentative="1">
+      <w:start w:val="1"/>
+      <w:numFmt w:val="bullet"/>
+      <w:lvlText w:val=""/>
+      <w:lvlJc w:val="left"/>
+      <w:pPr>
+        <w:tabs>
+          <w:tab w:val="num" w:pos="2160"/>
+        </w:tabs>
+        <w:ind w:left="2160" w:hanging="360"/>
+      </w:pPr>
+      <w:rPr>
+        <w:rFonts w:ascii="Wingdings" w:hAnsi="Wingdings" w:hint="default"/>
+        <w:sz w:val="20"/>
+      </w:rPr>
+    </w:lvl>
+    <w:lvl w:ilvl="3" w:tentative="1">
+      <w:start w:val="1"/>
+      <w:numFmt w:val="bullet"/>
+      <w:lvlText w:val=""/>
+      <w:lvlJc w:val="left"/>
+      <w:pPr>
+        <w:tabs>
+          <w:tab w:val="num" w:pos="2880"/>
+        </w:tabs>
+        <w:ind w:left="2880" w:hanging="360"/>
+      </w:pPr>
+      <w:rPr>
+        <w:rFonts w:ascii="Wingdings" w:hAnsi="Wingdings" w:hint="default"/>
+        <w:sz w:val="20"/>
+      </w:rPr>
+    </w:lvl>
+    <w:lvl w:ilvl="4" w:tentative="1">
+      <w:start w:val="1"/>
+      <w:numFmt w:val="bullet"/>
+      <w:lvlText w:val=""/>
+      <w:lvlJc w:val="left"/>
+      <w:pPr>
+        <w:tabs>
+          <w:tab w:val="num" w:pos="3600"/>
+        </w:tabs>
+        <w:ind w:left="3600" w:hanging="360"/>
+      </w:pPr>
+      <w:rPr>
+        <w:rFonts w:ascii="Wingdings" w:hAnsi="Wingdings" w:hint="default"/>
+        <w:sz w:val="20"/>
+      </w:rPr>
+    </w:lvl>
+    <w:lvl w:ilvl="5" w:tentative="1">
+      <w:start w:val="1"/>
+      <w:numFmt w:val="bullet"/>
+      <w:lvlText w:val=""/>
+      <w:lvlJc w:val="left"/>
+      <w:pPr>
+        <w:tabs>
+          <w:tab w:val="num" w:pos="4320"/>
+        </w:tabs>
+        <w:ind w:left="4320" w:hanging="360"/>
+      </w:pPr>
+      <w:rPr>
+        <w:rFonts w:ascii="Wingdings" w:hAnsi="Wingdings" w:hint="default"/>
+        <w:sz w:val="20"/>
+      </w:rPr>
+    </w:lvl>
+    <w:lvl w:ilvl="6" w:tentative="1">
+      <w:start w:val="1"/>
+      <w:numFmt w:val="bullet"/>
+      <w:lvlText w:val=""/>
+      <w:lvlJc w:val="left"/>
+      <w:pPr>
+        <w:tabs>
+          <w:tab w:val="num" w:pos="5040"/>
+        </w:tabs>
+        <w:ind w:left="5040" w:hanging="360"/>
+      </w:pPr>
+      <w:rPr>
+        <w:rFonts w:ascii="Wingdings" w:hAnsi="Wingdings" w:hint="default"/>
+        <w:sz w:val="20"/>
+      </w:rPr>
+    </w:lvl>
+    <w:lvl w:ilvl="7" w:tentative="1">
+      <w:start w:val="1"/>
+      <w:numFmt w:val="bullet"/>
+      <w:lvlText w:val=""/>
+      <w:lvlJc w:val="left"/>
+      <w:pPr>
+        <w:tabs>
+          <w:tab w:val="num" w:pos="5760"/>
+        </w:tabs>
+        <w:ind w:left="5760" w:hanging="360"/>
+      </w:pPr>
+      <w:rPr>
+        <w:rFonts w:ascii="Wingdings" w:hAnsi="Wingdings" w:hint="default"/>
+        <w:sz w:val="20"/>
+      </w:rPr>
+    </w:lvl>
+    <w:lvl w:ilvl="8" w:tentative="1">
+      <w:start w:val="1"/>
+      <w:numFmt w:val="bullet"/>
+      <w:lvlText w:val=""/>
+      <w:lvlJc w:val="left"/>
+      <w:pPr>
+        <w:tabs>
+          <w:tab w:val="num" w:pos="6480"/>
+        </w:tabs>
+        <w:ind w:left="6480" w:hanging="360"/>
+      </w:pPr>
+      <w:rPr>
+        <w:rFonts w:ascii="Wingdings" w:hAnsi="Wingdings" w:hint="default"/>
+        <w:sz w:val="20"/>
+      </w:rPr>
+    </w:lvl>
+  </w:abstractNum>
+  <w:abstractNum w:abstractNumId="20" w15:restartNumberingAfterBreak="0">
     <w:nsid w:val="5AB7692A"/>
     <w:multiLevelType w:val="hybridMultilevel"/>
     <w:tmpl w:val="56EE4ED4"/>
@@ -8501,7 +10722,7 @@
       </w:rPr>
     </w:lvl>
   </w:abstractNum>
-  <w:abstractNum w:abstractNumId="14" w15:restartNumberingAfterBreak="0">
+  <w:abstractNum w:abstractNumId="21" w15:restartNumberingAfterBreak="0">
     <w:nsid w:val="667551ED"/>
     <w:multiLevelType w:val="multilevel"/>
     <w:tmpl w:val="85FC8020"/>
@@ -8614,7 +10835,7 @@
       </w:pPr>
     </w:lvl>
   </w:abstractNum>
-  <w:abstractNum w:abstractNumId="15" w15:restartNumberingAfterBreak="0">
+  <w:abstractNum w:abstractNumId="22" w15:restartNumberingAfterBreak="0">
     <w:nsid w:val="6E712858"/>
     <w:multiLevelType w:val="hybridMultilevel"/>
     <w:tmpl w:val="ED92BA3E"/>
@@ -8727,7 +10948,156 @@
       </w:rPr>
     </w:lvl>
   </w:abstractNum>
-  <w:abstractNum w:abstractNumId="16" w15:restartNumberingAfterBreak="0">
+  <w:abstractNum w:abstractNumId="23" w15:restartNumberingAfterBreak="0">
+    <w:nsid w:val="75DF2D72"/>
+    <w:multiLevelType w:val="multilevel"/>
+    <w:tmpl w:val="3FFC30A4"/>
+    <w:lvl w:ilvl="0">
+      <w:start w:val="1"/>
+      <w:numFmt w:val="bullet"/>
+      <w:lvlText w:val=""/>
+      <w:lvlJc w:val="left"/>
+      <w:pPr>
+        <w:tabs>
+          <w:tab w:val="num" w:pos="720"/>
+        </w:tabs>
+        <w:ind w:left="720" w:hanging="360"/>
+      </w:pPr>
+      <w:rPr>
+        <w:rFonts w:ascii="Symbol" w:hAnsi="Symbol" w:hint="default"/>
+        <w:sz w:val="20"/>
+      </w:rPr>
+    </w:lvl>
+    <w:lvl w:ilvl="1" w:tentative="1">
+      <w:start w:val="1"/>
+      <w:numFmt w:val="bullet"/>
+      <w:lvlText w:val="o"/>
+      <w:lvlJc w:val="left"/>
+      <w:pPr>
+        <w:tabs>
+          <w:tab w:val="num" w:pos="1440"/>
+        </w:tabs>
+        <w:ind w:left="1440" w:hanging="360"/>
+      </w:pPr>
+      <w:rPr>
+        <w:rFonts w:ascii="Courier New" w:hAnsi="Courier New" w:hint="default"/>
+        <w:sz w:val="20"/>
+      </w:rPr>
+    </w:lvl>
+    <w:lvl w:ilvl="2" w:tentative="1">
+      <w:start w:val="1"/>
+      <w:numFmt w:val="bullet"/>
+      <w:lvlText w:val=""/>
+      <w:lvlJc w:val="left"/>
+      <w:pPr>
+        <w:tabs>
+          <w:tab w:val="num" w:pos="2160"/>
+        </w:tabs>
+        <w:ind w:left="2160" w:hanging="360"/>
+      </w:pPr>
+      <w:rPr>
+        <w:rFonts w:ascii="Wingdings" w:hAnsi="Wingdings" w:hint="default"/>
+        <w:sz w:val="20"/>
+      </w:rPr>
+    </w:lvl>
+    <w:lvl w:ilvl="3" w:tentative="1">
+      <w:start w:val="1"/>
+      <w:numFmt w:val="bullet"/>
+      <w:lvlText w:val=""/>
+      <w:lvlJc w:val="left"/>
+      <w:pPr>
+        <w:tabs>
+          <w:tab w:val="num" w:pos="2880"/>
+        </w:tabs>
+        <w:ind w:left="2880" w:hanging="360"/>
+      </w:pPr>
+      <w:rPr>
+        <w:rFonts w:ascii="Wingdings" w:hAnsi="Wingdings" w:hint="default"/>
+        <w:sz w:val="20"/>
+      </w:rPr>
+    </w:lvl>
+    <w:lvl w:ilvl="4" w:tentative="1">
+      <w:start w:val="1"/>
+      <w:numFmt w:val="bullet"/>
+      <w:lvlText w:val=""/>
+      <w:lvlJc w:val="left"/>
+      <w:pPr>
+        <w:tabs>
+          <w:tab w:val="num" w:pos="3600"/>
+        </w:tabs>
+        <w:ind w:left="3600" w:hanging="360"/>
+      </w:pPr>
+      <w:rPr>
+        <w:rFonts w:ascii="Wingdings" w:hAnsi="Wingdings" w:hint="default"/>
+        <w:sz w:val="20"/>
+      </w:rPr>
+    </w:lvl>
+    <w:lvl w:ilvl="5" w:tentative="1">
+      <w:start w:val="1"/>
+      <w:numFmt w:val="bullet"/>
+      <w:lvlText w:val=""/>
+      <w:lvlJc w:val="left"/>
+      <w:pPr>
+        <w:tabs>
+          <w:tab w:val="num" w:pos="4320"/>
+        </w:tabs>
+        <w:ind w:left="4320" w:hanging="360"/>
+      </w:pPr>
+      <w:rPr>
+        <w:rFonts w:ascii="Wingdings" w:hAnsi="Wingdings" w:hint="default"/>
+        <w:sz w:val="20"/>
+      </w:rPr>
+    </w:lvl>
+    <w:lvl w:ilvl="6" w:tentative="1">
+      <w:start w:val="1"/>
+      <w:numFmt w:val="bullet"/>
+      <w:lvlText w:val=""/>
+      <w:lvlJc w:val="left"/>
+      <w:pPr>
+        <w:tabs>
+          <w:tab w:val="num" w:pos="5040"/>
+        </w:tabs>
+        <w:ind w:left="5040" w:hanging="360"/>
+      </w:pPr>
+      <w:rPr>
+        <w:rFonts w:ascii="Wingdings" w:hAnsi="Wingdings" w:hint="default"/>
+        <w:sz w:val="20"/>
+      </w:rPr>
+    </w:lvl>
+    <w:lvl w:ilvl="7" w:tentative="1">
+      <w:start w:val="1"/>
+      <w:numFmt w:val="bullet"/>
+      <w:lvlText w:val=""/>
+      <w:lvlJc w:val="left"/>
+      <w:pPr>
+        <w:tabs>
+          <w:tab w:val="num" w:pos="5760"/>
+        </w:tabs>
+        <w:ind w:left="5760" w:hanging="360"/>
+      </w:pPr>
+      <w:rPr>
+        <w:rFonts w:ascii="Wingdings" w:hAnsi="Wingdings" w:hint="default"/>
+        <w:sz w:val="20"/>
+      </w:rPr>
+    </w:lvl>
+    <w:lvl w:ilvl="8" w:tentative="1">
+      <w:start w:val="1"/>
+      <w:numFmt w:val="bullet"/>
+      <w:lvlText w:val=""/>
+      <w:lvlJc w:val="left"/>
+      <w:pPr>
+        <w:tabs>
+          <w:tab w:val="num" w:pos="6480"/>
+        </w:tabs>
+        <w:ind w:left="6480" w:hanging="360"/>
+      </w:pPr>
+      <w:rPr>
+        <w:rFonts w:ascii="Wingdings" w:hAnsi="Wingdings" w:hint="default"/>
+        <w:sz w:val="20"/>
+      </w:rPr>
+    </w:lvl>
+  </w:abstractNum>
+  <w:abstractNum w:abstractNumId="24" w15:restartNumberingAfterBreak="0">
     <w:nsid w:val="76492119"/>
     <w:multiLevelType w:val="multilevel"/>
     <w:tmpl w:val="EB78E420"/>
@@ -8877,55 +11247,79 @@
     </w:lvl>
   </w:abstractNum>
   <w:num w:numId="1" w16cid:durableId="1968198454">
-    <w:abstractNumId w:val="8"/>
+    <w:abstractNumId w:val="11"/>
   </w:num>
   <w:num w:numId="2" w16cid:durableId="2012024033">
-    <w:abstractNumId w:val="14"/>
+    <w:abstractNumId w:val="21"/>
   </w:num>
   <w:num w:numId="3" w16cid:durableId="1962572885">
     <w:abstractNumId w:val="0"/>
   </w:num>
   <w:num w:numId="4" w16cid:durableId="580800023">
-    <w:abstractNumId w:val="5"/>
+    <w:abstractNumId w:val="8"/>
   </w:num>
   <w:num w:numId="5" w16cid:durableId="1753159644">
-    <w:abstractNumId w:val="12"/>
+    <w:abstractNumId w:val="18"/>
   </w:num>
   <w:num w:numId="6" w16cid:durableId="270629183">
-    <w:abstractNumId w:val="10"/>
+    <w:abstractNumId w:val="15"/>
   </w:num>
   <w:num w:numId="7" w16cid:durableId="1182934409">
-    <w:abstractNumId w:val="11"/>
+    <w:abstractNumId w:val="17"/>
   </w:num>
   <w:num w:numId="8" w16cid:durableId="1578319114">
-    <w:abstractNumId w:val="15"/>
+    <w:abstractNumId w:val="22"/>
   </w:num>
   <w:num w:numId="9" w16cid:durableId="1361273920">
     <w:abstractNumId w:val="3"/>
   </w:num>
   <w:num w:numId="10" w16cid:durableId="474689253">
-    <w:abstractNumId w:val="16"/>
+    <w:abstractNumId w:val="24"/>
   </w:num>
   <w:num w:numId="11" w16cid:durableId="2067333460">
-    <w:abstractNumId w:val="7"/>
+    <w:abstractNumId w:val="10"/>
   </w:num>
   <w:num w:numId="12" w16cid:durableId="781607905">
     <w:abstractNumId w:val="1"/>
   </w:num>
   <w:num w:numId="13" w16cid:durableId="1190948575">
-    <w:abstractNumId w:val="6"/>
+    <w:abstractNumId w:val="9"/>
   </w:num>
   <w:num w:numId="14" w16cid:durableId="1570531150">
-    <w:abstractNumId w:val="13"/>
+    <w:abstractNumId w:val="20"/>
   </w:num>
   <w:num w:numId="15" w16cid:durableId="1837837704">
-    <w:abstractNumId w:val="9"/>
+    <w:abstractNumId w:val="13"/>
   </w:num>
   <w:num w:numId="16" w16cid:durableId="1291979006">
     <w:abstractNumId w:val="2"/>
   </w:num>
   <w:num w:numId="17" w16cid:durableId="434592014">
     <w:abstractNumId w:val="4"/>
+  </w:num>
+  <w:num w:numId="18" w16cid:durableId="456682839">
+    <w:abstractNumId w:val="6"/>
+  </w:num>
+  <w:num w:numId="19" w16cid:durableId="2058163365">
+    <w:abstractNumId w:val="12"/>
+  </w:num>
+  <w:num w:numId="20" w16cid:durableId="1078819538">
+    <w:abstractNumId w:val="16"/>
+  </w:num>
+  <w:num w:numId="21" w16cid:durableId="62067928">
+    <w:abstractNumId w:val="5"/>
+  </w:num>
+  <w:num w:numId="22" w16cid:durableId="1068386968">
+    <w:abstractNumId w:val="23"/>
+  </w:num>
+  <w:num w:numId="23" w16cid:durableId="1867480409">
+    <w:abstractNumId w:val="19"/>
+  </w:num>
+  <w:num w:numId="24" w16cid:durableId="4601767">
+    <w:abstractNumId w:val="14"/>
+  </w:num>
+  <w:num w:numId="25" w16cid:durableId="1825782841">
+    <w:abstractNumId w:val="7"/>
   </w:num>
 </w:numbering>
 </file>
@@ -9358,7 +11752,6 @@
     <w:next w:val="Normal"/>
     <w:link w:val="Heading2Char"/>
     <w:uiPriority w:val="9"/>
-    <w:semiHidden/>
     <w:unhideWhenUsed/>
     <w:qFormat/>
     <w:rsid w:val="00066C80"/>
@@ -9573,7 +11966,6 @@
     <w:basedOn w:val="DefaultParagraphFont"/>
     <w:link w:val="Heading2"/>
     <w:uiPriority w:val="9"/>
-    <w:semiHidden/>
     <w:rsid w:val="00066C80"/>
     <w:rPr>
       <w:rFonts w:asciiTheme="majorHAnsi" w:eastAsiaTheme="majorEastAsia" w:hAnsiTheme="majorHAnsi" w:cstheme="majorBidi"/>
